--- a/notebooks/quarto_pdf/relatorio_completo.docx
+++ b/notebooks/quarto_pdf/relatorio_completo.docx
@@ -2589,7 +2589,7 @@
       <w:r>
         <w:drawing>
           <wp:inline>
-            <wp:extent cx="5334000" cy="2888523"/>
+            <wp:extent cx="5334000" cy="2916202"/>
             <wp:effectExtent b="0" l="0" r="0" t="0"/>
             <wp:docPr descr="Evolução Temporal" title="" id="52" name="Picture"/>
             <a:graphic>
@@ -2610,7 +2610,7 @@
                   <pic:spPr bwMode="auto">
                     <a:xfrm>
                       <a:off x="0" y="0"/>
-                      <a:ext cx="5334000" cy="2888523"/>
+                      <a:ext cx="5334000" cy="2916202"/>
                     </a:xfrm>
                     <a:prstGeom prst="rect">
                       <a:avLst/>
@@ -4075,7 +4075,7 @@
       <w:r>
         <w:drawing>
           <wp:inline>
-            <wp:extent cx="5334000" cy="3076571"/>
+            <wp:extent cx="5334000" cy="3188901"/>
             <wp:effectExtent b="0" l="0" r="0" t="0"/>
             <wp:docPr descr="Eficiencia Marketing" title="" id="75" name="Picture"/>
             <a:graphic>
@@ -4096,7 +4096,7 @@
                   <pic:spPr bwMode="auto">
                     <a:xfrm>
                       <a:off x="0" y="0"/>
-                      <a:ext cx="5334000" cy="3076571"/>
+                      <a:ext cx="5334000" cy="3188901"/>
                     </a:xfrm>
                     <a:prstGeom prst="rect">
                       <a:avLst/>
@@ -5207,80 +5207,256 @@
     <w:bookmarkEnd w:id="101"/>
     <w:bookmarkEnd w:id="102"/>
     <w:bookmarkEnd w:id="103"/>
-    <w:bookmarkStart w:id="213" w:name="tier-2---growth-engine-1"/>
+    <w:bookmarkStart w:id="225" w:name="X7b5f94ead66b372632379da54374257d3ba39e2"/>
     <w:p>
       <w:pPr>
         <w:pStyle w:val="Heading1"/>
       </w:pPr>
       <w:r>
-        <w:t xml:space="preserve">TIER 2 - Growth Engine</w:t>
+        <w:t xml:space="preserve">TIER 2 - A MÁQUINA DE CRESCIMENTO (Growth Engine)</w:t>
+      </w:r>
+    </w:p>
+    <w:p>
+      <w:r>
+        <w:pict>
+          <v:rect style="width:0;height:1.5pt" o:hralign="center" o:hrstd="t" o:hr="t"/>
+        </w:pict>
+      </w:r>
+    </w:p>
+    <w:bookmarkStart w:id="105" w:name="introdução-estratégica"/>
+    <w:p>
+      <w:pPr>
+        <w:pStyle w:val="Heading2"/>
+      </w:pPr>
+      <w:r>
+        <w:t xml:space="preserve">🚀 INTRODUÇÃO ESTRATÉGICA</w:t>
       </w:r>
     </w:p>
     <w:p>
       <w:pPr>
         <w:pStyle w:val="FirstParagraph"/>
       </w:pPr>
+      <w:r>
+        <w:t xml:space="preserve">O</w:t>
+      </w:r>
+      <w:r>
+        <w:t xml:space="preserve"> </w:t>
+      </w:r>
       <w:r>
         <w:rPr>
           <w:b/>
           <w:bCs/>
         </w:rPr>
-        <w:t xml:space="preserve">Objetivo:</w:t>
-      </w:r>
-      <w:r>
-        <w:t xml:space="preserve"> </w:t>
-      </w:r>
-      <w:r>
-        <w:t xml:space="preserve">Demonstrar eficiencia da maquina de aquisicao, identificar gargalos e quantificar oportunidades de melhoria.</w:t>
-      </w:r>
-    </w:p>
-    <w:bookmarkStart w:id="212" w:name="tier2"/>
-    <w:bookmarkStart w:id="105" w:name="tier2-1"/>
-    <w:bookmarkStart w:id="104" w:name="X96d6a4908f818785dc42f1f396f7aa04f444d62"/>
-    <w:p>
-      <w:pPr>
-        <w:pStyle w:val="Heading2"/>
-      </w:pPr>
-      <w:r>
-        <w:t xml:space="preserve">O volume de vendas sustenta a operação no cenário conservador?</w:t>
+        <w:t xml:space="preserve">Tier 2</w:t>
+      </w:r>
+      <w:r>
+        <w:t xml:space="preserve"> </w:t>
+      </w:r>
+      <w:r>
+        <w:t xml:space="preserve">aprofunda a análise na eficiência operacional da aquisição de clientes. Enquanto o Tier 1 mostrou</w:t>
+      </w:r>
+      <w:r>
+        <w:t xml:space="preserve"> </w:t>
+      </w:r>
+      <w:r>
+        <w:rPr>
+          <w:i/>
+          <w:iCs/>
+        </w:rPr>
+        <w:t xml:space="preserve">o que</w:t>
+      </w:r>
+      <w:r>
+        <w:t xml:space="preserve"> </w:t>
+      </w:r>
+      <w:r>
+        <w:t xml:space="preserve">aconteceu (Resultado), o Tier 2 explica</w:t>
+      </w:r>
+      <w:r>
+        <w:t xml:space="preserve"> </w:t>
+      </w:r>
+      <w:r>
+        <w:rPr>
+          <w:i/>
+          <w:iCs/>
+        </w:rPr>
+        <w:t xml:space="preserve">como</w:t>
+      </w:r>
+      <w:r>
+        <w:t xml:space="preserve"> </w:t>
+      </w:r>
+      <w:r>
+        <w:t xml:space="preserve">e</w:t>
+      </w:r>
+      <w:r>
+        <w:t xml:space="preserve"> </w:t>
+      </w:r>
+      <w:r>
+        <w:rPr>
+          <w:i/>
+          <w:iCs/>
+        </w:rPr>
+        <w:t xml:space="preserve">por que</w:t>
+      </w:r>
+      <w:r>
+        <w:t xml:space="preserve"> </w:t>
+      </w:r>
+      <w:r>
+        <w:t xml:space="preserve">aconteceu (Causas).</w:t>
+      </w:r>
+    </w:p>
+    <w:bookmarkStart w:id="104" w:name="objetivos-desta-seção"/>
+    <w:p>
+      <w:pPr>
+        <w:pStyle w:val="Heading3"/>
+      </w:pPr>
+      <w:r>
+        <w:t xml:space="preserve">🎯 OBJETIVOS DESTA SEÇÃO:</w:t>
+      </w:r>
+    </w:p>
+    <w:p>
+      <w:pPr>
+        <w:pStyle w:val="Compact"/>
+        <w:numPr>
+          <w:ilvl w:val="0"/>
+          <w:numId w:val="1011"/>
+        </w:numPr>
+      </w:pPr>
+      <w:r>
+        <w:rPr>
+          <w:b/>
+          <w:bCs/>
+        </w:rPr>
+        <w:t xml:space="preserve">Validar a Tese de Aquisição:</w:t>
+      </w:r>
+      <w:r>
+        <w:t xml:space="preserve"> </w:t>
+      </w:r>
+      <w:r>
+        <w:t xml:space="preserve">O funil converte conforme o esperado?</w:t>
+      </w:r>
+    </w:p>
+    <w:p>
+      <w:pPr>
+        <w:pStyle w:val="Compact"/>
+        <w:numPr>
+          <w:ilvl w:val="0"/>
+          <w:numId w:val="1011"/>
+        </w:numPr>
+      </w:pPr>
+      <w:r>
+        <w:rPr>
+          <w:b/>
+          <w:bCs/>
+        </w:rPr>
+        <w:t xml:space="preserve">Auditar a Qualidade do Crescimento:</w:t>
+      </w:r>
+      <w:r>
+        <w:t xml:space="preserve"> </w:t>
+      </w:r>
+      <w:r>
+        <w:t xml:space="preserve">O LTV/CAC e o Payback suportam escala?</w:t>
+      </w:r>
+    </w:p>
+    <w:p>
+      <w:pPr>
+        <w:pStyle w:val="Compact"/>
+        <w:numPr>
+          <w:ilvl w:val="0"/>
+          <w:numId w:val="1011"/>
+        </w:numPr>
+      </w:pPr>
+      <w:r>
+        <w:rPr>
+          <w:b/>
+          <w:bCs/>
+        </w:rPr>
+        <w:t xml:space="preserve">Identificar Gargalos Táticos:</w:t>
+      </w:r>
+      <w:r>
+        <w:t xml:space="preserve"> </w:t>
+      </w:r>
+      <w:r>
+        <w:t xml:space="preserve">Onde estamos perdendo eficiência marginal?</w:t>
+      </w:r>
+    </w:p>
+    <w:p>
+      <w:pPr>
+        <w:pStyle w:val="Compact"/>
+        <w:numPr>
+          <w:ilvl w:val="0"/>
+          <w:numId w:val="1011"/>
+        </w:numPr>
+      </w:pPr>
+      <w:r>
+        <w:rPr>
+          <w:b/>
+          <w:bCs/>
+        </w:rPr>
+        <w:t xml:space="preserve">Mapear Riscos Invisíveis:</w:t>
+      </w:r>
+      <w:r>
+        <w:t xml:space="preserve"> </w:t>
+      </w:r>
+      <w:r>
+        <w:t xml:space="preserve">O churn está corroendo o valor criado?</w:t>
+      </w:r>
+    </w:p>
+    <w:p>
+      <w:r>
+        <w:pict>
+          <v:rect style="width:0;height:1.5pt" o:hralign="center" o:hrstd="t" o:hr="t"/>
+        </w:pict>
       </w:r>
     </w:p>
     <w:bookmarkEnd w:id="104"/>
     <w:bookmarkEnd w:id="105"/>
-    <w:bookmarkStart w:id="107" w:name="tier2-2"/>
-    <w:bookmarkStart w:id="106" w:name="Xf1c95410531ea9248ac1cadc3ebb6d2d0a19f37"/>
-    <w:p>
-      <w:pPr>
-        <w:pStyle w:val="Heading3"/>
-      </w:pPr>
-      <w:r>
-        <w:t xml:space="preserve">📉 Funil de Aquisição: Conservador vs Benchmark (Log Scale)</w:t>
+    <w:bookmarkStart w:id="224" w:name="tier2"/>
+    <w:bookmarkStart w:id="107" w:name="tier2-1"/>
+    <w:bookmarkStart w:id="106" w:name="X96d6a4908f818785dc42f1f396f7aa04f444d62"/>
+    <w:p>
+      <w:pPr>
+        <w:pStyle w:val="Heading2"/>
+      </w:pPr>
+      <w:r>
+        <w:t xml:space="preserve">O volume de vendas sustenta a operação no cenário conservador?</w:t>
       </w:r>
     </w:p>
     <w:bookmarkEnd w:id="106"/>
     <w:bookmarkEnd w:id="107"/>
+    <w:bookmarkStart w:id="109" w:name="tier2-2"/>
+    <w:bookmarkStart w:id="108" w:name="X27189b9416f46ea32aa0375b17e560a8347bc71"/>
+    <w:p>
+      <w:pPr>
+        <w:pStyle w:val="Heading3"/>
+      </w:pPr>
+      <w:r>
+        <w:t xml:space="preserve">📉 VIZ 2.1: Funil de Aquisição (Conservador vs Benchmark)</w:t>
+      </w:r>
+    </w:p>
+    <w:bookmarkEnd w:id="108"/>
+    <w:bookmarkEnd w:id="109"/>
     <w:p>
       <w:pPr>
         <w:pStyle w:val="FirstParagraph"/>
       </w:pPr>
-      <w:bookmarkStart w:id="111" w:name="tier2-3"/>
+      <w:bookmarkStart w:id="113" w:name="tier2-3"/>
       <w:r>
         <w:drawing>
           <wp:inline>
-            <wp:extent cx="5334000" cy="2378675"/>
+            <wp:extent cx="5334000" cy="2452905"/>
             <wp:effectExtent b="0" l="0" r="0" t="0"/>
-            <wp:docPr descr="" title="" id="109" name="Picture"/>
+            <wp:docPr descr="" title="" id="111" name="Picture"/>
             <a:graphic>
               <a:graphicData uri="http://schemas.openxmlformats.org/drawingml/2006/picture">
                 <pic:pic>
                   <pic:nvPicPr>
-                    <pic:cNvPr descr="relatorio_completo_files/figure-docx/tier2-output-3.png" id="110" name="Picture"/>
+                    <pic:cNvPr descr="relatorio_completo_files/figure-docx/tier2-output-3.png" id="112" name="Picture"/>
                     <pic:cNvPicPr>
                       <a:picLocks noChangeArrowheads="1" noChangeAspect="1"/>
                     </pic:cNvPicPr>
                   </pic:nvPicPr>
                   <pic:blipFill>
-                    <a:blip r:embed="rId108"/>
+                    <a:blip r:embed="rId110"/>
                     <a:stretch>
                       <a:fillRect/>
                     </a:stretch>
@@ -5288,7 +5464,7 @@
                   <pic:spPr bwMode="auto">
                     <a:xfrm>
                       <a:off x="0" y="0"/>
-                      <a:ext cx="5334000" cy="2378675"/>
+                      <a:ext cx="5334000" cy="2452905"/>
                     </a:xfrm>
                     <a:prstGeom prst="rect">
                       <a:avLst/>
@@ -5306,9 +5482,23 @@
           </wp:inline>
         </w:drawing>
       </w:r>
-      <w:bookmarkEnd w:id="111"/>
-    </w:p>
-    <w:bookmarkStart w:id="112" w:name="tier2-4"/>
+      <w:bookmarkEnd w:id="113"/>
+    </w:p>
+    <w:bookmarkStart w:id="114" w:name="tier2-4"/>
+    <w:p>
+      <w:pPr>
+        <w:pStyle w:val="BodyText"/>
+      </w:pPr>
+      <w:r>
+        <w:rPr>
+          <w:i/>
+          <w:iCs/>
+        </w:rPr>
+        <w:t xml:space="preserve">Fonte: df_real_m (Simulacao) vs df_ideal (Meta)</w:t>
+      </w:r>
+    </w:p>
+    <w:bookmarkEnd w:id="114"/>
+    <w:bookmarkStart w:id="115" w:name="tier2-5"/>
     <w:p>
       <w:r>
         <w:pict>
@@ -5316,79 +5506,228 @@
         </w:pict>
       </w:r>
     </w:p>
-    <w:bookmarkEnd w:id="112"/>
-    <w:bookmarkStart w:id="114" w:name="tier2-5"/>
-    <w:bookmarkStart w:id="113" w:name="como-ler-este-gráfico-2"/>
+    <w:bookmarkEnd w:id="115"/>
+    <w:bookmarkStart w:id="118" w:name="tier2-6"/>
+    <w:tbl>
+      <w:tblPr>
+        <w:tblStyle w:val="Table"/>
+        <w:tblInd w:w="164" w:type="dxa"/>
+        <w:tblBorders>
+          <w:left w:val="single" w:sz="24" w:space="0" w:color="0758E5"/>
+        </w:tblBorders>
+        <w:tblCellMar>
+          <w:left w:w="0" w:type="dxa"/>
+          <w:right w:w="0" w:type="dxa"/>
+        </w:tblCellMar>
+        <w:tblLook w:firstRow="0" w:lastRow="0" w:firstColumn="0" w:lastColumn="0" w:noHBand="0" w:noVBand="0" w:val="0000"/>
+      </w:tblPr>
+      <w:tblGrid>
+        <w:gridCol w:w="7920"/>
+      </w:tblGrid>
+      <w:tr>
+        <w:trPr>
+          <w:cantSplit/>
+        </w:trPr>
+        <w:tc>
+          <w:tcPr>
+            <w:tcMar>
+              <w:left w:w="144" w:type="dxa"/>
+              <w:right w:w="144" w:type="dxa"/>
+            </w:tcMar>
+          </w:tcPr>
+          <w:p>
+            <w:pPr>
+              <w:pStyle w:val="FirstParagraph"/>
+            </w:pPr>
+            <w:pPr>
+              <w:spacing w:before="0" w:after="8"/>
+              <w:jc w:val="center"/>
+            </w:pPr>
+            <w:r>
+              <w:drawing>
+                <wp:inline>
+                  <wp:extent cx="152400" cy="152400"/>
+                  <wp:effectExtent b="0" l="0" r="0" t="0"/>
+                  <wp:docPr descr="" title="" id="116" name="Picture"/>
+                  <a:graphic>
+                    <a:graphicData uri="http://schemas.openxmlformats.org/drawingml/2006/picture">
+                      <pic:pic>
+                        <pic:nvPicPr>
+                          <pic:cNvPr descr="C:\Users\User\AppData\Local\Programs\Quarto\share\formats\docx\note.png" id="117" name="Picture"/>
+                          <pic:cNvPicPr>
+                            <a:picLocks noChangeArrowheads="1" noChangeAspect="1"/>
+                          </pic:cNvPicPr>
+                        </pic:nvPicPr>
+                        <pic:blipFill>
+                          <a:blip r:embed="rId20"/>
+                          <a:stretch>
+                            <a:fillRect/>
+                          </a:stretch>
+                        </pic:blipFill>
+                        <pic:spPr bwMode="auto">
+                          <a:xfrm>
+                            <a:off x="0" y="0"/>
+                            <a:ext cx="152400" cy="152400"/>
+                          </a:xfrm>
+                          <a:prstGeom prst="rect">
+                            <a:avLst/>
+                          </a:prstGeom>
+                          <a:noFill/>
+                          <a:ln w="9525">
+                            <a:noFill/>
+                            <a:headEnd/>
+                            <a:tailEnd/>
+                          </a:ln>
+                        </pic:spPr>
+                      </pic:pic>
+                    </a:graphicData>
+                  </a:graphic>
+                </wp:inline>
+              </w:drawing>
+            </w:r>
+          </w:p>
+        </w:tc>
+        <w:tc>
+          <w:p>
+            <w:pPr>
+              <w:pStyle w:val="BodyText"/>
+            </w:pPr>
+            <w:pPr>
+              <w:spacing w:before="16" w:after="64"/>
+            </w:pPr>
+            <w:r>
+              <w:rPr>
+                <w:b/>
+                <w:bCs/>
+              </w:rPr>
+              <w:t xml:space="preserve">📖 COMO LER ESTE GRÁFICO</w:t>
+            </w:r>
+          </w:p>
+          <w:p>
+            <w:pPr>
+              <w:pStyle w:val="BodyText"/>
+            </w:pPr>
+            <w:pPr>
+              <w:spacing w:before="16"/>
+            </w:pPr>
+            <w:r>
+              <w:rPr>
+                <w:b/>
+                <w:bCs/>
+              </w:rPr>
+              <w:t xml:space="preserve">O QUE ESTOU VENDO?</w:t>
+            </w:r>
+            <w:r>
+              <w:t xml:space="preserve"> </w:t>
+            </w:r>
+            <w:r>
+              <w:t xml:space="preserve">Comparativo direto entre o funil realizado (Barras Escuras) e a meta estipulada (Barras Cinzas).</w:t>
+            </w:r>
+          </w:p>
+          <w:p>
+            <w:pPr>
+              <w:pStyle w:val="BodyText"/>
+            </w:pPr>
+            <w:r>
+              <w:rPr>
+                <w:b/>
+                <w:bCs/>
+              </w:rPr>
+              <w:t xml:space="preserve">ELEMENTOS VISUAIS:</w:t>
+            </w:r>
+            <w:r>
+              <w:t xml:space="preserve"> </w:t>
+            </w:r>
+            <w:r>
+              <w:t xml:space="preserve">-</w:t>
+            </w:r>
+            <w:r>
+              <w:t xml:space="preserve"> </w:t>
+            </w:r>
+            <w:r>
+              <w:rPr>
+                <w:b/>
+                <w:bCs/>
+              </w:rPr>
+              <w:t xml:space="preserve">Barras Escuras:</w:t>
+            </w:r>
+            <w:r>
+              <w:t xml:space="preserve"> </w:t>
+            </w:r>
+            <w:r>
+              <w:t xml:space="preserve">Resultados do cenário Conservador. -</w:t>
+            </w:r>
+            <w:r>
+              <w:t xml:space="preserve"> </w:t>
+            </w:r>
+            <w:r>
+              <w:rPr>
+                <w:b/>
+                <w:bCs/>
+              </w:rPr>
+              <w:t xml:space="preserve">Barras Cinza (Fundo):</w:t>
+            </w:r>
+            <w:r>
+              <w:t xml:space="preserve"> </w:t>
+            </w:r>
+            <w:r>
+              <w:t xml:space="preserve">Benchmark de mercado (Ideal). -</w:t>
+            </w:r>
+            <w:r>
+              <w:t xml:space="preserve"> </w:t>
+            </w:r>
+            <w:r>
+              <w:rPr>
+                <w:b/>
+                <w:bCs/>
+              </w:rPr>
+              <w:t xml:space="preserve">Eixo X (Log):</w:t>
+            </w:r>
+            <w:r>
+              <w:t xml:space="preserve"> </w:t>
+            </w:r>
+            <w:r>
+              <w:t xml:space="preserve">Escala exponencial para visualizar grandes discrepâncias de volume.</w:t>
+            </w:r>
+          </w:p>
+          <w:p>
+            <w:pPr>
+              <w:pStyle w:val="BodyText"/>
+            </w:pPr>
+            <w:pPr>
+              <w:spacing w:after="16"/>
+            </w:pPr>
+            <w:r>
+              <w:rPr>
+                <w:b/>
+                <w:bCs/>
+              </w:rPr>
+              <w:t xml:space="preserve">INTERPRETAÇÃO:</w:t>
+            </w:r>
+            <w:r>
+              <w:t xml:space="preserve"> </w:t>
+            </w:r>
+            <w:r>
+              <w:t xml:space="preserve">- Se a barra escura preencher completamente a cinza, a meta foi batida. Se ultrapassar, o desempenho é superior ao benchmark.</w:t>
+            </w:r>
+          </w:p>
+        </w:tc>
+      </w:tr>
+    </w:tbl>
+    <w:bookmarkEnd w:id="118"/>
+    <w:bookmarkStart w:id="120" w:name="tier2-7"/>
+    <w:bookmarkStart w:id="119" w:name="detalhamento-do-funil-real-vs-meta"/>
     <w:p>
       <w:pPr>
         <w:pStyle w:val="Heading4"/>
       </w:pPr>
       <w:r>
-        <w:t xml:space="preserve">📖 COMO LER ESTE GRÁFICO:</w:t>
-      </w:r>
-    </w:p>
-    <w:p>
-      <w:pPr>
-        <w:pStyle w:val="SourceCode"/>
-      </w:pPr>
-      <w:r>
-        <w:rPr>
-          <w:rStyle w:val="VerbatimChar"/>
-        </w:rPr>
-        <w:t xml:space="preserve">1. **Eixo Y (Esquerda):** Etapas do Funil (Visitantes -&gt; Leads -&gt; Vendas -&gt; Ativos).</w:t>
-      </w:r>
-      <w:r>
-        <w:br/>
-      </w:r>
-      <w:r>
-        <w:rPr>
-          <w:rStyle w:val="VerbatimChar"/>
-        </w:rPr>
-        <w:t xml:space="preserve">2. **Barras Escuras (Sólidas):** Valores do seu cenário conservador ("Real").</w:t>
-      </w:r>
-      <w:r>
-        <w:br/>
-      </w:r>
-      <w:r>
-        <w:rPr>
-          <w:rStyle w:val="VerbatimChar"/>
-        </w:rPr>
-        <w:t xml:space="preserve">3. **Barras Cinza (Fundo):** Benchmark de mercado ou Meta ("Ideal").</w:t>
-      </w:r>
-      <w:r>
-        <w:br/>
-      </w:r>
-      <w:r>
-        <w:rPr>
-          <w:rStyle w:val="VerbatimChar"/>
-        </w:rPr>
-        <w:t xml:space="preserve">4. **Escala Logarítmica:** O Eixo X cresce exponencialmente para permitir visualizar milhões e unidades no mesmo gráfico.</w:t>
-      </w:r>
-      <w:r>
-        <w:br/>
-      </w:r>
-      <w:r>
-        <w:rPr>
-          <w:rStyle w:val="VerbatimChar"/>
-        </w:rPr>
-        <w:t xml:space="preserve">5. **Regra de Sucesso:** Se a barra escura ultrapassar ou igualar a cinza, o benchmark foi atingido.</w:t>
-      </w:r>
-    </w:p>
-    <w:bookmarkEnd w:id="113"/>
-    <w:bookmarkEnd w:id="114"/>
-    <w:bookmarkStart w:id="116" w:name="tier2-6"/>
-    <w:bookmarkStart w:id="115" w:name="a-prova-numérica"/>
-    <w:p>
-      <w:pPr>
-        <w:pStyle w:val="Heading4"/>
-      </w:pPr>
-      <w:r>
-        <w:t xml:space="preserve">📋 A PROVA NUMÉRICA:</w:t>
-      </w:r>
-    </w:p>
-    <w:bookmarkEnd w:id="115"/>
-    <w:bookmarkEnd w:id="116"/>
-    <w:bookmarkStart w:id="117" w:name="tier2-7"/>
+        <w:t xml:space="preserve">Detalhamento do Funil (Real vs Meta)</w:t>
+      </w:r>
+    </w:p>
+    <w:bookmarkEnd w:id="119"/>
+    <w:bookmarkEnd w:id="120"/>
+    <w:bookmarkStart w:id="121" w:name="tier2-8"/>
     <w:tbl>
       <w:tblPr>
         <w:tblStyle w:val="Table"/>
@@ -5778,8 +6117,8 @@
         </w:tc>
       </w:tr>
     </w:tbl>
-    <w:bookmarkEnd w:id="117"/>
-    <w:bookmarkStart w:id="120" w:name="tier2-8"/>
+    <w:bookmarkEnd w:id="121"/>
+    <w:bookmarkStart w:id="124" w:name="tier2-9"/>
     <w:tbl>
       <w:tblPr>
         <w:tblStyle w:val="Table"/>
@@ -5821,12 +6160,12 @@
                 <wp:inline>
                   <wp:extent cx="152400" cy="152400"/>
                   <wp:effectExtent b="0" l="0" r="0" t="0"/>
-                  <wp:docPr descr="" title="" id="118" name="Picture"/>
+                  <wp:docPr descr="" title="" id="122" name="Picture"/>
                   <a:graphic>
                     <a:graphicData uri="http://schemas.openxmlformats.org/drawingml/2006/picture">
                       <pic:pic>
                         <pic:nvPicPr>
-                          <pic:cNvPr descr="C:\Users\User\AppData\Local\Programs\Quarto\share\formats\docx\tip.png" id="119" name="Picture"/>
+                          <pic:cNvPr descr="C:\Users\User\AppData\Local\Programs\Quarto\share\formats\docx\tip.png" id="123" name="Picture"/>
                           <pic:cNvPicPr>
                             <a:picLocks noChangeArrowheads="1" noChangeAspect="1"/>
                           </pic:cNvPicPr>
@@ -5886,7 +6225,7 @@
               <w:pStyle w:val="Compact"/>
               <w:numPr>
                 <w:ilvl w:val="0"/>
-                <w:numId w:val="1011"/>
+                <w:numId w:val="1012"/>
               </w:numPr>
             </w:pPr>
             <w:r>
@@ -5908,7 +6247,7 @@
               <w:pStyle w:val="Compact"/>
               <w:numPr>
                 <w:ilvl w:val="0"/>
-                <w:numId w:val="1011"/>
+                <w:numId w:val="1012"/>
               </w:numPr>
             </w:pPr>
             <w:r>
@@ -5930,7 +6269,7 @@
               <w:pStyle w:val="Compact"/>
               <w:numPr>
                 <w:ilvl w:val="0"/>
-                <w:numId w:val="1011"/>
+                <w:numId w:val="1012"/>
               </w:numPr>
             </w:pPr>
             <w:r>
@@ -5952,7 +6291,7 @@
               <w:pStyle w:val="Compact"/>
               <w:numPr>
                 <w:ilvl w:val="0"/>
-                <w:numId w:val="1011"/>
+                <w:numId w:val="1012"/>
               </w:numPr>
             </w:pPr>
             <w:r>
@@ -5973,8 +6312,8 @@
         </w:tc>
       </w:tr>
     </w:tbl>
-    <w:bookmarkEnd w:id="120"/>
-    <w:bookmarkStart w:id="123" w:name="tier2-9"/>
+    <w:bookmarkEnd w:id="124"/>
+    <w:bookmarkStart w:id="127" w:name="tier2-10"/>
     <w:tbl>
       <w:tblPr>
         <w:tblStyle w:val="Table"/>
@@ -6016,12 +6355,12 @@
                 <wp:inline>
                   <wp:extent cx="152400" cy="152400"/>
                   <wp:effectExtent b="0" l="0" r="0" t="0"/>
-                  <wp:docPr descr="" title="" id="121" name="Picture"/>
+                  <wp:docPr descr="" title="" id="125" name="Picture"/>
                   <a:graphic>
                     <a:graphicData uri="http://schemas.openxmlformats.org/drawingml/2006/picture">
                       <pic:pic>
                         <pic:nvPicPr>
-                          <pic:cNvPr descr="C:\Users\User\AppData\Local\Programs\Quarto\share\formats\docx\note.png" id="122" name="Picture"/>
+                          <pic:cNvPr descr="C:\Users\User\AppData\Local\Programs\Quarto\share\formats\docx\note.png" id="126" name="Picture"/>
                           <pic:cNvPicPr>
                             <a:picLocks noChangeArrowheads="1" noChangeAspect="1"/>
                           </pic:cNvPicPr>
@@ -6078,69 +6417,145 @@
           </w:tcPr>
           <w:p>
             <w:pPr>
-              <w:pStyle w:val="SourceCode"/>
+              <w:pStyle w:val="Compact"/>
+              <w:numPr>
+                <w:ilvl w:val="0"/>
+                <w:numId w:val="1013"/>
+              </w:numPr>
             </w:pPr>
             <w:r>
               <w:rPr>
-                <w:rStyle w:val="VerbatimChar"/>
+                <w:b/>
+                <w:bCs/>
               </w:rPr>
-              <w:t xml:space="preserve">1. **Taxa de Conversão Global** = (Novos Pagantes / Visitantes Únicos) * 100</w:t>
-            </w:r>
-            <w:r>
-              <w:br/>
-            </w:r>
+              <w:t xml:space="preserve">Taxa de Conversão Global</w:t>
+            </w:r>
+            <w:r>
+              <w:t xml:space="preserve"> </w:t>
+            </w:r>
+            <w:r>
+              <w:t xml:space="preserve">= (Novos Pagantes / Visitantes Únicos) * 100</w:t>
+            </w:r>
+          </w:p>
+          <w:p>
+            <w:pPr>
+              <w:pStyle w:val="Compact"/>
+              <w:numPr>
+                <w:ilvl w:val="0"/>
+                <w:numId w:val="1013"/>
+              </w:numPr>
+            </w:pPr>
             <w:r>
               <w:rPr>
-                <w:rStyle w:val="VerbatimChar"/>
+                <w:b/>
+                <w:bCs/>
               </w:rPr>
-              <w:t xml:space="preserve">2. **Benchmark (Ideal)**: Definido nas premissas (ex: 1.0% para SaaS B2C).</w:t>
-            </w:r>
-            <w:r>
-              <w:br/>
-            </w:r>
+              <w:t xml:space="preserve">Benchmark (Ideal)</w:t>
+            </w:r>
+            <w:r>
+              <w:t xml:space="preserve">: Definido nas premissas (ex: 1.0% para SaaS B2C).</w:t>
+            </w:r>
+          </w:p>
+          <w:p>
+            <w:pPr>
+              <w:pStyle w:val="Compact"/>
+              <w:numPr>
+                <w:ilvl w:val="0"/>
+                <w:numId w:val="1013"/>
+              </w:numPr>
+            </w:pPr>
             <w:r>
               <w:rPr>
-                <w:rStyle w:val="VerbatimChar"/>
+                <w:b/>
+                <w:bCs/>
               </w:rPr>
-              <w:t xml:space="preserve">3. **Delta**: Diferença percentual (p.p.) entre a conversão Real e a Meta.</w:t>
-            </w:r>
-            <w:r>
-              <w:br/>
-            </w:r>
+              <w:t xml:space="preserve">Delta</w:t>
+            </w:r>
+            <w:r>
+              <w:t xml:space="preserve">: Diferença percentual (p.p.) entre a conversão Real e a Meta.</w:t>
+            </w:r>
+          </w:p>
+          <w:p>
+            <w:pPr>
+              <w:pStyle w:val="Compact"/>
+              <w:numPr>
+                <w:ilvl w:val="0"/>
+                <w:numId w:val="1013"/>
+              </w:numPr>
+            </w:pPr>
             <w:r>
               <w:rPr>
-                <w:rStyle w:val="VerbatimChar"/>
+                <w:b/>
+                <w:bCs/>
               </w:rPr>
-              <w:t xml:space="preserve">4. **Fonte dos Dados**:</w:t>
-            </w:r>
-            <w:r>
-              <w:br/>
-            </w:r>
+              <w:t xml:space="preserve">Fonte dos Dados</w:t>
+            </w:r>
+            <w:r>
+              <w:t xml:space="preserve">:</w:t>
+            </w:r>
+          </w:p>
+          <w:p>
+            <w:pPr>
+              <w:pStyle w:val="Compact"/>
+              <w:numPr>
+                <w:ilvl w:val="1"/>
+                <w:numId w:val="1014"/>
+              </w:numPr>
+            </w:pPr>
             <w:r>
               <w:rPr>
-                <w:rStyle w:val="VerbatimChar"/>
+                <w:i/>
+                <w:iCs/>
               </w:rPr>
-              <w:t xml:space="preserve">   - *df_real_m*: Colunas 'trafego_total', 'novos_pagantes_total'</w:t>
-            </w:r>
-            <w:r>
-              <w:br/>
-            </w:r>
+              <w:t xml:space="preserve">df_real_m</w:t>
+            </w:r>
+            <w:r>
+              <w:t xml:space="preserve">: Colunas</w:t>
+            </w:r>
+            <w:r>
+              <w:t xml:space="preserve"> </w:t>
+            </w:r>
+            <w:r>
+              <w:t xml:space="preserve">‘trafego_total’</w:t>
+            </w:r>
+            <w:r>
+              <w:t xml:space="preserve">,</w:t>
+            </w:r>
+            <w:r>
+              <w:t xml:space="preserve"> </w:t>
+            </w:r>
+            <w:r>
+              <w:t xml:space="preserve">‘novos_pagantes_total’</w:t>
+            </w:r>
+          </w:p>
+          <w:p>
+            <w:pPr>
+              <w:pStyle w:val="Compact"/>
+              <w:numPr>
+                <w:ilvl w:val="1"/>
+                <w:numId w:val="1014"/>
+              </w:numPr>
+            </w:pPr>
             <w:r>
               <w:rPr>
-                <w:rStyle w:val="VerbatimChar"/>
+                <w:i/>
+                <w:iCs/>
               </w:rPr>
-              <w:t xml:space="preserve">   - *df_ideal*: Colunas equivalentes do cenário meta.</w:t>
+              <w:t xml:space="preserve">df_ideal</w:t>
+            </w:r>
+            <w:r>
+              <w:t xml:space="preserve">: Colunas equivalentes do cenário meta.</w:t>
             </w:r>
           </w:p>
           <w:p/>
         </w:tc>
       </w:tr>
     </w:tbl>
-    <w:bookmarkEnd w:id="123"/>
-    <w:bookmarkStart w:id="124" w:name="tier2-10"/>
-    <w:bookmarkEnd w:id="124"/>
-    <w:bookmarkStart w:id="126" w:name="tier2-11"/>
-    <w:bookmarkStart w:id="125" w:name="o-negócio-para-em-pé-saúde-unitária"/>
+    <w:bookmarkEnd w:id="127"/>
+    <w:bookmarkStart w:id="128" w:name="tier2-11"/>
+    <w:bookmarkEnd w:id="128"/>
+    <w:bookmarkStart w:id="130" w:name="tier2-12"/>
+    <w:bookmarkStart w:id="129" w:name="o-negócio-para-em-pé-saúde-unitária"/>
     <w:p>
       <w:pPr>
         <w:pStyle w:val="Heading2"/>
@@ -6149,42 +6564,42 @@
         <w:t xml:space="preserve">O negócio para em pé? (Saúde Unitária)</w:t>
       </w:r>
     </w:p>
-    <w:bookmarkEnd w:id="125"/>
-    <w:bookmarkEnd w:id="126"/>
-    <w:bookmarkStart w:id="128" w:name="tier2-12"/>
-    <w:bookmarkStart w:id="127" w:name="evolução-ltvcac-vs-zonas-de-risco"/>
+    <w:bookmarkEnd w:id="129"/>
+    <w:bookmarkEnd w:id="130"/>
+    <w:bookmarkStart w:id="132" w:name="tier2-13"/>
+    <w:bookmarkStart w:id="131" w:name="X6ca99df5184dbc833481e27a9fdaa60cd5166ea"/>
     <w:p>
       <w:pPr>
         <w:pStyle w:val="Heading3"/>
       </w:pPr>
       <w:r>
-        <w:t xml:space="preserve">📉 Evolução LTV/CAC vs Zonas de Risco</w:t>
-      </w:r>
-    </w:p>
-    <w:bookmarkEnd w:id="127"/>
-    <w:bookmarkEnd w:id="128"/>
+        <w:t xml:space="preserve">📉 VIZ 2.2: Evolução LTV/CAC vs Zonas de Risco</w:t>
+      </w:r>
+    </w:p>
+    <w:bookmarkEnd w:id="131"/>
+    <w:bookmarkEnd w:id="132"/>
     <w:p>
       <w:pPr>
         <w:pStyle w:val="FirstParagraph"/>
       </w:pPr>
-      <w:bookmarkStart w:id="132" w:name="tier2-13"/>
+      <w:bookmarkStart w:id="136" w:name="tier2-14"/>
       <w:r>
         <w:drawing>
           <wp:inline>
-            <wp:extent cx="5334000" cy="2559275"/>
+            <wp:extent cx="5334000" cy="2584583"/>
             <wp:effectExtent b="0" l="0" r="0" t="0"/>
-            <wp:docPr descr="" title="" id="130" name="Picture"/>
+            <wp:docPr descr="" title="" id="134" name="Picture"/>
             <a:graphic>
               <a:graphicData uri="http://schemas.openxmlformats.org/drawingml/2006/picture">
                 <pic:pic>
                   <pic:nvPicPr>
-                    <pic:cNvPr descr="relatorio_completo_files/figure-docx/tier2-output-13.png" id="131" name="Picture"/>
+                    <pic:cNvPr descr="relatorio_completo_files/figure-docx/tier2-output-14.png" id="135" name="Picture"/>
                     <pic:cNvPicPr>
                       <a:picLocks noChangeArrowheads="1" noChangeAspect="1"/>
                     </pic:cNvPicPr>
                   </pic:nvPicPr>
                   <pic:blipFill>
-                    <a:blip r:embed="rId129"/>
+                    <a:blip r:embed="rId133"/>
                     <a:stretch>
                       <a:fillRect/>
                     </a:stretch>
@@ -6192,7 +6607,7 @@
                   <pic:spPr bwMode="auto">
                     <a:xfrm>
                       <a:off x="0" y="0"/>
-                      <a:ext cx="5334000" cy="2559275"/>
+                      <a:ext cx="5334000" cy="2584583"/>
                     </a:xfrm>
                     <a:prstGeom prst="rect">
                       <a:avLst/>
@@ -6210,9 +6625,23 @@
           </wp:inline>
         </w:drawing>
       </w:r>
-      <w:bookmarkEnd w:id="132"/>
-    </w:p>
-    <w:bookmarkStart w:id="133" w:name="tier2-14"/>
+      <w:bookmarkEnd w:id="136"/>
+    </w:p>
+    <w:bookmarkStart w:id="137" w:name="tier2-15"/>
+    <w:p>
+      <w:pPr>
+        <w:pStyle w:val="BodyText"/>
+      </w:pPr>
+      <w:r>
+        <w:rPr>
+          <w:i/>
+          <w:iCs/>
+        </w:rPr>
+        <w:t xml:space="preserve">Fonte: df_real_m (LTV/CAC) | Benchmark: 3.0x</w:t>
+      </w:r>
+    </w:p>
+    <w:bookmarkEnd w:id="137"/>
+    <w:bookmarkStart w:id="138" w:name="tier2-16"/>
     <w:p>
       <w:r>
         <w:pict>
@@ -6220,70 +6649,228 @@
         </w:pict>
       </w:r>
     </w:p>
-    <w:bookmarkEnd w:id="133"/>
-    <w:bookmarkStart w:id="135" w:name="tier2-15"/>
-    <w:bookmarkStart w:id="134" w:name="como-ler-este-gráfico-3"/>
+    <w:bookmarkEnd w:id="138"/>
+    <w:bookmarkStart w:id="141" w:name="tier2-17"/>
+    <w:tbl>
+      <w:tblPr>
+        <w:tblStyle w:val="Table"/>
+        <w:tblInd w:w="164" w:type="dxa"/>
+        <w:tblBorders>
+          <w:left w:val="single" w:sz="24" w:space="0" w:color="0758E5"/>
+        </w:tblBorders>
+        <w:tblCellMar>
+          <w:left w:w="0" w:type="dxa"/>
+          <w:right w:w="0" w:type="dxa"/>
+        </w:tblCellMar>
+        <w:tblLook w:firstRow="0" w:lastRow="0" w:firstColumn="0" w:lastColumn="0" w:noHBand="0" w:noVBand="0" w:val="0000"/>
+      </w:tblPr>
+      <w:tblGrid>
+        <w:gridCol w:w="7920"/>
+      </w:tblGrid>
+      <w:tr>
+        <w:trPr>
+          <w:cantSplit/>
+        </w:trPr>
+        <w:tc>
+          <w:tcPr>
+            <w:tcMar>
+              <w:left w:w="144" w:type="dxa"/>
+              <w:right w:w="144" w:type="dxa"/>
+            </w:tcMar>
+          </w:tcPr>
+          <w:p>
+            <w:pPr>
+              <w:pStyle w:val="FirstParagraph"/>
+            </w:pPr>
+            <w:pPr>
+              <w:spacing w:before="0" w:after="8"/>
+              <w:jc w:val="center"/>
+            </w:pPr>
+            <w:r>
+              <w:drawing>
+                <wp:inline>
+                  <wp:extent cx="152400" cy="152400"/>
+                  <wp:effectExtent b="0" l="0" r="0" t="0"/>
+                  <wp:docPr descr="" title="" id="139" name="Picture"/>
+                  <a:graphic>
+                    <a:graphicData uri="http://schemas.openxmlformats.org/drawingml/2006/picture">
+                      <pic:pic>
+                        <pic:nvPicPr>
+                          <pic:cNvPr descr="C:\Users\User\AppData\Local\Programs\Quarto\share\formats\docx\note.png" id="140" name="Picture"/>
+                          <pic:cNvPicPr>
+                            <a:picLocks noChangeArrowheads="1" noChangeAspect="1"/>
+                          </pic:cNvPicPr>
+                        </pic:nvPicPr>
+                        <pic:blipFill>
+                          <a:blip r:embed="rId20"/>
+                          <a:stretch>
+                            <a:fillRect/>
+                          </a:stretch>
+                        </pic:blipFill>
+                        <pic:spPr bwMode="auto">
+                          <a:xfrm>
+                            <a:off x="0" y="0"/>
+                            <a:ext cx="152400" cy="152400"/>
+                          </a:xfrm>
+                          <a:prstGeom prst="rect">
+                            <a:avLst/>
+                          </a:prstGeom>
+                          <a:noFill/>
+                          <a:ln w="9525">
+                            <a:noFill/>
+                            <a:headEnd/>
+                            <a:tailEnd/>
+                          </a:ln>
+                        </pic:spPr>
+                      </pic:pic>
+                    </a:graphicData>
+                  </a:graphic>
+                </wp:inline>
+              </w:drawing>
+            </w:r>
+          </w:p>
+        </w:tc>
+        <w:tc>
+          <w:p>
+            <w:pPr>
+              <w:pStyle w:val="BodyText"/>
+            </w:pPr>
+            <w:pPr>
+              <w:spacing w:before="16" w:after="64"/>
+            </w:pPr>
+            <w:r>
+              <w:rPr>
+                <w:b/>
+                <w:bCs/>
+              </w:rPr>
+              <w:t xml:space="preserve">📖 COMO LER ESTE GRÁFICO</w:t>
+            </w:r>
+          </w:p>
+          <w:p>
+            <w:pPr>
+              <w:pStyle w:val="BodyText"/>
+            </w:pPr>
+            <w:pPr>
+              <w:spacing w:before="16"/>
+            </w:pPr>
+            <w:r>
+              <w:rPr>
+                <w:b/>
+                <w:bCs/>
+              </w:rPr>
+              <w:t xml:space="preserve">O QUE ESTOU VENDO?</w:t>
+            </w:r>
+            <w:r>
+              <w:t xml:space="preserve"> </w:t>
+            </w:r>
+            <w:r>
+              <w:t xml:space="preserve">A evolução da eficiência financeira (Quanto retorna de Valor para cada R$ 1 investido em Aquisição).</w:t>
+            </w:r>
+          </w:p>
+          <w:p>
+            <w:pPr>
+              <w:pStyle w:val="BodyText"/>
+            </w:pPr>
+            <w:r>
+              <w:rPr>
+                <w:b/>
+                <w:bCs/>
+              </w:rPr>
+              <w:t xml:space="preserve">ELEMENTOS VISUAIS:</w:t>
+            </w:r>
+            <w:r>
+              <w:t xml:space="preserve"> </w:t>
+            </w:r>
+            <w:r>
+              <w:t xml:space="preserve">-</w:t>
+            </w:r>
+            <w:r>
+              <w:t xml:space="preserve"> </w:t>
+            </w:r>
+            <w:r>
+              <w:rPr>
+                <w:b/>
+                <w:bCs/>
+              </w:rPr>
+              <w:t xml:space="preserve">Linha Azul:</w:t>
+            </w:r>
+            <w:r>
+              <w:t xml:space="preserve"> </w:t>
+            </w:r>
+            <w:r>
+              <w:t xml:space="preserve">LTV/CAC Real ao longo do tempo. -</w:t>
+            </w:r>
+            <w:r>
+              <w:t xml:space="preserve"> </w:t>
+            </w:r>
+            <w:r>
+              <w:rPr>
+                <w:b/>
+                <w:bCs/>
+              </w:rPr>
+              <w:t xml:space="preserve">Zona Verde (&gt;3x):</w:t>
+            </w:r>
+            <w:r>
+              <w:t xml:space="preserve"> </w:t>
+            </w:r>
+            <w:r>
+              <w:t xml:space="preserve">Alta eficiência (Escalável). -</w:t>
+            </w:r>
+            <w:r>
+              <w:t xml:space="preserve"> </w:t>
+            </w:r>
+            <w:r>
+              <w:rPr>
+                <w:b/>
+                <w:bCs/>
+              </w:rPr>
+              <w:t xml:space="preserve">Zona Vermelha (&lt;1x):</w:t>
+            </w:r>
+            <w:r>
+              <w:t xml:space="preserve"> </w:t>
+            </w:r>
+            <w:r>
+              <w:t xml:space="preserve">Destruição de valor (Prejuízo unitário).</w:t>
+            </w:r>
+          </w:p>
+          <w:p>
+            <w:pPr>
+              <w:pStyle w:val="BodyText"/>
+            </w:pPr>
+            <w:pPr>
+              <w:spacing w:after="16"/>
+            </w:pPr>
+            <w:r>
+              <w:rPr>
+                <w:b/>
+                <w:bCs/>
+              </w:rPr>
+              <w:t xml:space="preserve">INTERPRETAÇÃO:</w:t>
+            </w:r>
+            <w:r>
+              <w:t xml:space="preserve"> </w:t>
+            </w:r>
+            <w:r>
+              <w:t xml:space="preserve">- Mantenha a operação na zona verde ou amarela. A zona vermelha indica que custa mais trazer um cliente do que ele paga.</w:t>
+            </w:r>
+          </w:p>
+        </w:tc>
+      </w:tr>
+    </w:tbl>
+    <w:bookmarkEnd w:id="141"/>
+    <w:bookmarkStart w:id="143" w:name="tier2-18"/>
+    <w:bookmarkStart w:id="142" w:name="evolução-da-eficiência-ltvcac"/>
     <w:p>
       <w:pPr>
         <w:pStyle w:val="Heading4"/>
       </w:pPr>
       <w:r>
-        <w:t xml:space="preserve">📖 COMO LER ESTE GRÁFICO:</w:t>
-      </w:r>
-    </w:p>
-    <w:p>
-      <w:pPr>
-        <w:pStyle w:val="SourceCode"/>
-      </w:pPr>
-      <w:r>
-        <w:rPr>
-          <w:rStyle w:val="VerbatimChar"/>
-        </w:rPr>
-        <w:t xml:space="preserve">1. **Linha Azul Sólida:** Evolução do seu LTV/CAC ao longo do tempo.</w:t>
-      </w:r>
-      <w:r>
-        <w:br/>
-      </w:r>
-      <w:r>
-        <w:rPr>
-          <w:rStyle w:val="VerbatimChar"/>
-        </w:rPr>
-        <w:t xml:space="preserve">2. **Zona Verde (&gt;3x):** Ideal. Significa que cada real investido no cliente volta 3x.</w:t>
-      </w:r>
-      <w:r>
-        <w:br/>
-      </w:r>
-      <w:r>
-        <w:rPr>
-          <w:rStyle w:val="VerbatimChar"/>
-        </w:rPr>
-        <w:t xml:space="preserve">3. **Zona Amarela (1x-3x):** Operação paga as contas, mas sobra pouco para crescer.</w:t>
-      </w:r>
-      <w:r>
-        <w:br/>
-      </w:r>
-      <w:r>
-        <w:rPr>
-          <w:rStyle w:val="VerbatimChar"/>
-        </w:rPr>
-        <w:t xml:space="preserve">4. **Zona Vermelha (&lt;1x):** Prejuízo. Custa mais trazer o cliente do que ele rende.</w:t>
-      </w:r>
-    </w:p>
-    <w:bookmarkEnd w:id="134"/>
-    <w:bookmarkEnd w:id="135"/>
-    <w:bookmarkStart w:id="137" w:name="tier2-16"/>
-    <w:bookmarkStart w:id="136" w:name="a-prova-numérica-1"/>
-    <w:p>
-      <w:pPr>
-        <w:pStyle w:val="Heading4"/>
-      </w:pPr>
-      <w:r>
-        <w:t xml:space="preserve">📋 A PROVA NUMÉRICA:</w:t>
-      </w:r>
-    </w:p>
-    <w:bookmarkEnd w:id="136"/>
-    <w:bookmarkEnd w:id="137"/>
-    <w:bookmarkStart w:id="138" w:name="tier2-17"/>
+        <w:t xml:space="preserve">Evolução da Eficiência LTV/CAC</w:t>
+      </w:r>
+    </w:p>
+    <w:bookmarkEnd w:id="142"/>
+    <w:bookmarkEnd w:id="143"/>
+    <w:bookmarkStart w:id="144" w:name="tier2-19"/>
     <w:tbl>
       <w:tblPr>
         <w:tblStyle w:val="Table"/>
@@ -6612,8 +7199,8 @@
         </w:tc>
       </w:tr>
     </w:tbl>
-    <w:bookmarkEnd w:id="138"/>
-    <w:bookmarkStart w:id="141" w:name="tier2-18"/>
+    <w:bookmarkEnd w:id="144"/>
+    <w:bookmarkStart w:id="147" w:name="tier2-20"/>
     <w:tbl>
       <w:tblPr>
         <w:tblStyle w:val="Table"/>
@@ -6655,12 +7242,12 @@
                 <wp:inline>
                   <wp:extent cx="152400" cy="152400"/>
                   <wp:effectExtent b="0" l="0" r="0" t="0"/>
-                  <wp:docPr descr="" title="" id="139" name="Picture"/>
+                  <wp:docPr descr="" title="" id="145" name="Picture"/>
                   <a:graphic>
                     <a:graphicData uri="http://schemas.openxmlformats.org/drawingml/2006/picture">
                       <pic:pic>
                         <pic:nvPicPr>
-                          <pic:cNvPr descr="C:\Users\User\AppData\Local\Programs\Quarto\share\formats\docx\tip.png" id="140" name="Picture"/>
+                          <pic:cNvPr descr="C:\Users\User\AppData\Local\Programs\Quarto\share\formats\docx\tip.png" id="146" name="Picture"/>
                           <pic:cNvPicPr>
                             <a:picLocks noChangeArrowheads="1" noChangeAspect="1"/>
                           </pic:cNvPicPr>
@@ -6720,7 +7307,7 @@
               <w:pStyle w:val="Compact"/>
               <w:numPr>
                 <w:ilvl w:val="0"/>
-                <w:numId w:val="1012"/>
+                <w:numId w:val="1015"/>
               </w:numPr>
             </w:pPr>
             <w:r>
@@ -6742,7 +7329,7 @@
               <w:pStyle w:val="Compact"/>
               <w:numPr>
                 <w:ilvl w:val="0"/>
-                <w:numId w:val="1012"/>
+                <w:numId w:val="1015"/>
               </w:numPr>
             </w:pPr>
             <w:r>
@@ -6764,7 +7351,7 @@
               <w:pStyle w:val="Compact"/>
               <w:numPr>
                 <w:ilvl w:val="0"/>
-                <w:numId w:val="1012"/>
+                <w:numId w:val="1015"/>
               </w:numPr>
             </w:pPr>
             <w:r>
@@ -6786,7 +7373,7 @@
               <w:pStyle w:val="Compact"/>
               <w:numPr>
                 <w:ilvl w:val="0"/>
-                <w:numId w:val="1012"/>
+                <w:numId w:val="1015"/>
               </w:numPr>
             </w:pPr>
             <w:r>
@@ -6807,8 +7394,8 @@
         </w:tc>
       </w:tr>
     </w:tbl>
-    <w:bookmarkEnd w:id="141"/>
-    <w:bookmarkStart w:id="144" w:name="tier2-19"/>
+    <w:bookmarkEnd w:id="147"/>
+    <w:bookmarkStart w:id="150" w:name="tier2-21"/>
     <w:tbl>
       <w:tblPr>
         <w:tblStyle w:val="Table"/>
@@ -6850,12 +7437,12 @@
                 <wp:inline>
                   <wp:extent cx="152400" cy="152400"/>
                   <wp:effectExtent b="0" l="0" r="0" t="0"/>
-                  <wp:docPr descr="" title="" id="142" name="Picture"/>
+                  <wp:docPr descr="" title="" id="148" name="Picture"/>
                   <a:graphic>
                     <a:graphicData uri="http://schemas.openxmlformats.org/drawingml/2006/picture">
                       <pic:pic>
                         <pic:nvPicPr>
-                          <pic:cNvPr descr="C:\Users\User\AppData\Local\Programs\Quarto\share\formats\docx\note.png" id="143" name="Picture"/>
+                          <pic:cNvPr descr="C:\Users\User\AppData\Local\Programs\Quarto\share\formats\docx\note.png" id="149" name="Picture"/>
                           <pic:cNvPicPr>
                             <a:picLocks noChangeArrowheads="1" noChangeAspect="1"/>
                           </pic:cNvPicPr>
@@ -6912,78 +7499,131 @@
           </w:tcPr>
           <w:p>
             <w:pPr>
-              <w:pStyle w:val="SourceCode"/>
+              <w:pStyle w:val="Compact"/>
+              <w:numPr>
+                <w:ilvl w:val="0"/>
+                <w:numId w:val="1016"/>
+              </w:numPr>
             </w:pPr>
             <w:r>
               <w:rPr>
-                <w:rStyle w:val="VerbatimChar"/>
+                <w:b/>
+                <w:bCs/>
               </w:rPr>
-              <w:t xml:space="preserve">1. **LTV (Lifetime Value)** = (ARPU × Margem Bruta %) / Churn Rate</w:t>
-            </w:r>
-            <w:r>
-              <w:br/>
-            </w:r>
+              <w:t xml:space="preserve">LTV (Lifetime Value)</w:t>
+            </w:r>
+            <w:r>
+              <w:t xml:space="preserve"> </w:t>
+            </w:r>
+            <w:r>
+              <w:t xml:space="preserve">= (ARPU × Margem Bruta %) / Churn Rate</w:t>
+            </w:r>
+          </w:p>
+          <w:p>
+            <w:pPr>
+              <w:pStyle w:val="Compact"/>
+              <w:numPr>
+                <w:ilvl w:val="0"/>
+                <w:numId w:val="1016"/>
+              </w:numPr>
+            </w:pPr>
             <w:r>
               <w:rPr>
-                <w:rStyle w:val="VerbatimChar"/>
+                <w:b/>
+                <w:bCs/>
               </w:rPr>
-              <w:t xml:space="preserve">2. **CAC (Custo Aquisição)** = Gastos Marketing / Novos Clientes</w:t>
-            </w:r>
-            <w:r>
-              <w:br/>
-            </w:r>
+              <w:t xml:space="preserve">CAC (Custo Aquisição)</w:t>
+            </w:r>
+            <w:r>
+              <w:t xml:space="preserve"> </w:t>
+            </w:r>
+            <w:r>
+              <w:t xml:space="preserve">= Gastos Marketing / Novos Clientes</w:t>
+            </w:r>
+          </w:p>
+          <w:p>
+            <w:pPr>
+              <w:pStyle w:val="Compact"/>
+              <w:numPr>
+                <w:ilvl w:val="0"/>
+                <w:numId w:val="1016"/>
+              </w:numPr>
+            </w:pPr>
             <w:r>
               <w:rPr>
-                <w:rStyle w:val="VerbatimChar"/>
+                <w:b/>
+                <w:bCs/>
               </w:rPr>
-              <w:t xml:space="preserve">3. **LTV/CAC**: Razão de eficiência. Quanto retorna para cada R$ 1 investido.</w:t>
-            </w:r>
-            <w:r>
-              <w:br/>
-            </w:r>
+              <w:t xml:space="preserve">LTV/CAC</w:t>
+            </w:r>
+            <w:r>
+              <w:t xml:space="preserve">: Razão de eficiência. Quanto retorna para cada R$ 1 investido.</w:t>
+            </w:r>
+          </w:p>
+          <w:p>
+            <w:pPr>
+              <w:pStyle w:val="Compact"/>
+              <w:numPr>
+                <w:ilvl w:val="0"/>
+                <w:numId w:val="1016"/>
+              </w:numPr>
+            </w:pPr>
             <w:r>
               <w:rPr>
-                <w:rStyle w:val="VerbatimChar"/>
+                <w:b/>
+                <w:bCs/>
               </w:rPr>
-              <w:t xml:space="preserve">4. **Zonas de Risco**:</w:t>
-            </w:r>
-            <w:r>
-              <w:br/>
-            </w:r>
-            <w:r>
-              <w:rPr>
-                <w:rStyle w:val="VerbatimChar"/>
-              </w:rPr>
-              <w:t xml:space="preserve">   - 🟢 &gt; 3.0x: Alta eficiência (Escalável)</w:t>
-            </w:r>
-            <w:r>
-              <w:br/>
-            </w:r>
-            <w:r>
-              <w:rPr>
-                <w:rStyle w:val="VerbatimChar"/>
-              </w:rPr>
-              <w:t xml:space="preserve">   - 🟡 1.0x - 3.0x: Operação paga contas mas cresce devagar</w:t>
-            </w:r>
-            <w:r>
-              <w:br/>
-            </w:r>
-            <w:r>
-              <w:rPr>
-                <w:rStyle w:val="VerbatimChar"/>
-              </w:rPr>
-              <w:t xml:space="preserve">   - 🔴 &lt; 1.0x: Destruição de valor (Prejuízo unitário)</w:t>
+              <w:t xml:space="preserve">Zonas de Risco</w:t>
+            </w:r>
+            <w:r>
+              <w:t xml:space="preserve">:</w:t>
+            </w:r>
+          </w:p>
+          <w:p>
+            <w:pPr>
+              <w:pStyle w:val="Compact"/>
+              <w:numPr>
+                <w:ilvl w:val="1"/>
+                <w:numId w:val="1017"/>
+              </w:numPr>
+            </w:pPr>
+            <w:r>
+              <w:t xml:space="preserve">🟢 &gt; 3.0x: Alta eficiência (Escalável)</w:t>
+            </w:r>
+          </w:p>
+          <w:p>
+            <w:pPr>
+              <w:pStyle w:val="Compact"/>
+              <w:numPr>
+                <w:ilvl w:val="1"/>
+                <w:numId w:val="1017"/>
+              </w:numPr>
+            </w:pPr>
+            <w:r>
+              <w:t xml:space="preserve">🟡 1.0x - 3.0x: Operação paga contas mas cresce devagar</w:t>
+            </w:r>
+          </w:p>
+          <w:p>
+            <w:pPr>
+              <w:pStyle w:val="Compact"/>
+              <w:numPr>
+                <w:ilvl w:val="1"/>
+                <w:numId w:val="1017"/>
+              </w:numPr>
+            </w:pPr>
+            <w:r>
+              <w:t xml:space="preserve">🔴 &lt; 1.0x: Destruição de valor (Prejuízo unitário)</w:t>
             </w:r>
           </w:p>
           <w:p/>
         </w:tc>
       </w:tr>
     </w:tbl>
-    <w:bookmarkEnd w:id="144"/>
-    <w:bookmarkStart w:id="145" w:name="tier2-20"/>
-    <w:bookmarkEnd w:id="145"/>
-    <w:bookmarkStart w:id="147" w:name="tier2-21"/>
-    <w:bookmarkStart w:id="146" w:name="existe-descontrole-tático-de-custos"/>
+    <w:bookmarkEnd w:id="150"/>
+    <w:bookmarkStart w:id="151" w:name="tier2-22"/>
+    <w:bookmarkEnd w:id="151"/>
+    <w:bookmarkStart w:id="153" w:name="tier2-23"/>
+    <w:bookmarkStart w:id="152" w:name="existe-descontrole-tático-de-custos"/>
     <w:p>
       <w:pPr>
         <w:pStyle w:val="Heading2"/>
@@ -6992,42 +7632,42 @@
         <w:t xml:space="preserve">Existe descontrole tático de custos?</w:t>
       </w:r>
     </w:p>
-    <w:bookmarkEnd w:id="146"/>
-    <w:bookmarkEnd w:id="147"/>
-    <w:bookmarkStart w:id="149" w:name="tier2-22"/>
-    <w:bookmarkStart w:id="148" w:name="X82d8f77aa129853a76d160bc6ea826ca68c3568"/>
+    <w:bookmarkEnd w:id="152"/>
+    <w:bookmarkEnd w:id="153"/>
+    <w:bookmarkStart w:id="155" w:name="tier2-24"/>
+    <w:bookmarkStart w:id="154" w:name="viz-2.3-volatilidade-semanal-do-cac-spc"/>
     <w:p>
       <w:pPr>
         <w:pStyle w:val="Heading3"/>
       </w:pPr>
       <w:r>
-        <w:t xml:space="preserve">📉 Statistical Process Control (SPC): Volatilidade Semanal do CAC</w:t>
-      </w:r>
-    </w:p>
-    <w:bookmarkEnd w:id="148"/>
-    <w:bookmarkEnd w:id="149"/>
+        <w:t xml:space="preserve">📉 VIZ 2.3: Volatilidade Semanal do CAC (SPC)</w:t>
+      </w:r>
+    </w:p>
+    <w:bookmarkEnd w:id="154"/>
+    <w:bookmarkEnd w:id="155"/>
     <w:p>
       <w:pPr>
         <w:pStyle w:val="FirstParagraph"/>
       </w:pPr>
-      <w:bookmarkStart w:id="153" w:name="tier2-23"/>
+      <w:bookmarkStart w:id="159" w:name="tier2-25"/>
       <w:r>
         <w:drawing>
           <wp:inline>
-            <wp:extent cx="5334000" cy="2549912"/>
+            <wp:extent cx="5334000" cy="2556146"/>
             <wp:effectExtent b="0" l="0" r="0" t="0"/>
-            <wp:docPr descr="" title="" id="151" name="Picture"/>
+            <wp:docPr descr="" title="" id="157" name="Picture"/>
             <a:graphic>
               <a:graphicData uri="http://schemas.openxmlformats.org/drawingml/2006/picture">
                 <pic:pic>
                   <pic:nvPicPr>
-                    <pic:cNvPr descr="relatorio_completo_files/figure-docx/tier2-output-23.png" id="152" name="Picture"/>
+                    <pic:cNvPr descr="relatorio_completo_files/figure-docx/tier2-output-25.png" id="158" name="Picture"/>
                     <pic:cNvPicPr>
                       <a:picLocks noChangeArrowheads="1" noChangeAspect="1"/>
                     </pic:cNvPicPr>
                   </pic:nvPicPr>
                   <pic:blipFill>
-                    <a:blip r:embed="rId150"/>
+                    <a:blip r:embed="rId156"/>
                     <a:stretch>
                       <a:fillRect/>
                     </a:stretch>
@@ -7035,7 +7675,7 @@
                   <pic:spPr bwMode="auto">
                     <a:xfrm>
                       <a:off x="0" y="0"/>
-                      <a:ext cx="5334000" cy="2549912"/>
+                      <a:ext cx="5334000" cy="2556146"/>
                     </a:xfrm>
                     <a:prstGeom prst="rect">
                       <a:avLst/>
@@ -7053,9 +7693,23 @@
           </wp:inline>
         </w:drawing>
       </w:r>
-      <w:bookmarkEnd w:id="153"/>
-    </w:p>
-    <w:bookmarkStart w:id="154" w:name="tier2-24"/>
+      <w:bookmarkEnd w:id="159"/>
+    </w:p>
+    <w:bookmarkStart w:id="160" w:name="tier2-26"/>
+    <w:p>
+      <w:pPr>
+        <w:pStyle w:val="BodyText"/>
+      </w:pPr>
+      <w:r>
+        <w:rPr>
+          <w:i/>
+          <w:iCs/>
+        </w:rPr>
+        <w:t xml:space="preserve">Fonte: df_real_s (CAC Semanal) | Media: R$ 439</w:t>
+      </w:r>
+    </w:p>
+    <w:bookmarkEnd w:id="160"/>
+    <w:bookmarkStart w:id="161" w:name="tier2-27"/>
     <w:p>
       <w:r>
         <w:pict>
@@ -7063,70 +7717,228 @@
         </w:pict>
       </w:r>
     </w:p>
-    <w:bookmarkEnd w:id="154"/>
-    <w:bookmarkStart w:id="156" w:name="tier2-25"/>
-    <w:bookmarkStart w:id="155" w:name="como-ler-este-gráfico-4"/>
+    <w:bookmarkEnd w:id="161"/>
+    <w:bookmarkStart w:id="164" w:name="tier2-28"/>
+    <w:tbl>
+      <w:tblPr>
+        <w:tblStyle w:val="Table"/>
+        <w:tblInd w:w="164" w:type="dxa"/>
+        <w:tblBorders>
+          <w:left w:val="single" w:sz="24" w:space="0" w:color="0758E5"/>
+        </w:tblBorders>
+        <w:tblCellMar>
+          <w:left w:w="0" w:type="dxa"/>
+          <w:right w:w="0" w:type="dxa"/>
+        </w:tblCellMar>
+        <w:tblLook w:firstRow="0" w:lastRow="0" w:firstColumn="0" w:lastColumn="0" w:noHBand="0" w:noVBand="0" w:val="0000"/>
+      </w:tblPr>
+      <w:tblGrid>
+        <w:gridCol w:w="7920"/>
+      </w:tblGrid>
+      <w:tr>
+        <w:trPr>
+          <w:cantSplit/>
+        </w:trPr>
+        <w:tc>
+          <w:tcPr>
+            <w:tcMar>
+              <w:left w:w="144" w:type="dxa"/>
+              <w:right w:w="144" w:type="dxa"/>
+            </w:tcMar>
+          </w:tcPr>
+          <w:p>
+            <w:pPr>
+              <w:pStyle w:val="FirstParagraph"/>
+            </w:pPr>
+            <w:pPr>
+              <w:spacing w:before="0" w:after="8"/>
+              <w:jc w:val="center"/>
+            </w:pPr>
+            <w:r>
+              <w:drawing>
+                <wp:inline>
+                  <wp:extent cx="152400" cy="152400"/>
+                  <wp:effectExtent b="0" l="0" r="0" t="0"/>
+                  <wp:docPr descr="" title="" id="162" name="Picture"/>
+                  <a:graphic>
+                    <a:graphicData uri="http://schemas.openxmlformats.org/drawingml/2006/picture">
+                      <pic:pic>
+                        <pic:nvPicPr>
+                          <pic:cNvPr descr="C:\Users\User\AppData\Local\Programs\Quarto\share\formats\docx\note.png" id="163" name="Picture"/>
+                          <pic:cNvPicPr>
+                            <a:picLocks noChangeArrowheads="1" noChangeAspect="1"/>
+                          </pic:cNvPicPr>
+                        </pic:nvPicPr>
+                        <pic:blipFill>
+                          <a:blip r:embed="rId20"/>
+                          <a:stretch>
+                            <a:fillRect/>
+                          </a:stretch>
+                        </pic:blipFill>
+                        <pic:spPr bwMode="auto">
+                          <a:xfrm>
+                            <a:off x="0" y="0"/>
+                            <a:ext cx="152400" cy="152400"/>
+                          </a:xfrm>
+                          <a:prstGeom prst="rect">
+                            <a:avLst/>
+                          </a:prstGeom>
+                          <a:noFill/>
+                          <a:ln w="9525">
+                            <a:noFill/>
+                            <a:headEnd/>
+                            <a:tailEnd/>
+                          </a:ln>
+                        </pic:spPr>
+                      </pic:pic>
+                    </a:graphicData>
+                  </a:graphic>
+                </wp:inline>
+              </w:drawing>
+            </w:r>
+          </w:p>
+        </w:tc>
+        <w:tc>
+          <w:p>
+            <w:pPr>
+              <w:pStyle w:val="BodyText"/>
+            </w:pPr>
+            <w:pPr>
+              <w:spacing w:before="16" w:after="64"/>
+            </w:pPr>
+            <w:r>
+              <w:rPr>
+                <w:b/>
+                <w:bCs/>
+              </w:rPr>
+              <w:t xml:space="preserve">📖 COMO LER ESTE GRÁFICO</w:t>
+            </w:r>
+          </w:p>
+          <w:p>
+            <w:pPr>
+              <w:pStyle w:val="BodyText"/>
+            </w:pPr>
+            <w:pPr>
+              <w:spacing w:before="16"/>
+            </w:pPr>
+            <w:r>
+              <w:rPr>
+                <w:b/>
+                <w:bCs/>
+              </w:rPr>
+              <w:t xml:space="preserve">O QUE ESTOU VENDO?</w:t>
+            </w:r>
+            <w:r>
+              <w:t xml:space="preserve"> </w:t>
+            </w:r>
+            <w:r>
+              <w:t xml:space="preserve">Monitoramento tático de curto prazo para identificar disparadas anormais no Custo de Aquisição (CAC).</w:t>
+            </w:r>
+          </w:p>
+          <w:p>
+            <w:pPr>
+              <w:pStyle w:val="BodyText"/>
+            </w:pPr>
+            <w:r>
+              <w:rPr>
+                <w:b/>
+                <w:bCs/>
+              </w:rPr>
+              <w:t xml:space="preserve">ELEMENTOS VISUAIS:</w:t>
+            </w:r>
+            <w:r>
+              <w:t xml:space="preserve"> </w:t>
+            </w:r>
+            <w:r>
+              <w:t xml:space="preserve">-</w:t>
+            </w:r>
+            <w:r>
+              <w:t xml:space="preserve"> </w:t>
+            </w:r>
+            <w:r>
+              <w:rPr>
+                <w:b/>
+                <w:bCs/>
+              </w:rPr>
+              <w:t xml:space="preserve">Linha Preta:</w:t>
+            </w:r>
+            <w:r>
+              <w:t xml:space="preserve"> </w:t>
+            </w:r>
+            <w:r>
+              <w:t xml:space="preserve">Custo real da semana. -</w:t>
+            </w:r>
+            <w:r>
+              <w:t xml:space="preserve"> </w:t>
+            </w:r>
+            <w:r>
+              <w:rPr>
+                <w:b/>
+                <w:bCs/>
+              </w:rPr>
+              <w:t xml:space="preserve">Faixa Cinza:</w:t>
+            </w:r>
+            <w:r>
+              <w:t xml:space="preserve"> </w:t>
+            </w:r>
+            <w:r>
+              <w:t xml:space="preserve">Variação estatística aceitável (Túnel de Controle). -</w:t>
+            </w:r>
+            <w:r>
+              <w:t xml:space="preserve"> </w:t>
+            </w:r>
+            <w:r>
+              <w:rPr>
+                <w:b/>
+                <w:bCs/>
+              </w:rPr>
+              <w:t xml:space="preserve">Pontos Vermelhos:</w:t>
+            </w:r>
+            <w:r>
+              <w:t xml:space="preserve"> </w:t>
+            </w:r>
+            <w:r>
+              <w:t xml:space="preserve">Anomalias graves.</w:t>
+            </w:r>
+          </w:p>
+          <w:p>
+            <w:pPr>
+              <w:pStyle w:val="BodyText"/>
+            </w:pPr>
+            <w:pPr>
+              <w:spacing w:after="16"/>
+            </w:pPr>
+            <w:r>
+              <w:rPr>
+                <w:b/>
+                <w:bCs/>
+              </w:rPr>
+              <w:t xml:space="preserve">INTERPRETAÇÃO:</w:t>
+            </w:r>
+            <w:r>
+              <w:t xml:space="preserve"> </w:t>
+            </w:r>
+            <w:r>
+              <w:t xml:space="preserve">- Se a linha preta sair do túnel cinza, investigue imediatamente a causa raiz (Bug, Campanha, Sazonalidade).</w:t>
+            </w:r>
+          </w:p>
+        </w:tc>
+      </w:tr>
+    </w:tbl>
+    <w:bookmarkEnd w:id="164"/>
+    <w:bookmarkStart w:id="166" w:name="tier2-29"/>
+    <w:bookmarkStart w:id="165" w:name="monitoramento-de-anomalias-semanal"/>
     <w:p>
       <w:pPr>
         <w:pStyle w:val="Heading4"/>
       </w:pPr>
       <w:r>
-        <w:t xml:space="preserve">📖 COMO LER ESTE GRÁFICO:</w:t>
-      </w:r>
-    </w:p>
-    <w:p>
-      <w:pPr>
-        <w:pStyle w:val="SourceCode"/>
-      </w:pPr>
-      <w:r>
-        <w:rPr>
-          <w:rStyle w:val="VerbatimChar"/>
-        </w:rPr>
-        <w:t xml:space="preserve">1. **Linha Preta:** O valor do CAC medido naquela semana específica.</w:t>
-      </w:r>
-      <w:r>
-        <w:br/>
-      </w:r>
-      <w:r>
-        <w:rPr>
-          <w:rStyle w:val="VerbatimChar"/>
-        </w:rPr>
-        <w:t xml:space="preserve">2. **Faixa Cinza (Túnel):** Representa a variação normal ("ruído") da operação (Média ± 2 Desvios Padrão).</w:t>
-      </w:r>
-      <w:r>
-        <w:br/>
-      </w:r>
-      <w:r>
-        <w:rPr>
-          <w:rStyle w:val="VerbatimChar"/>
-        </w:rPr>
-        <w:t xml:space="preserve">3. **Pontos Vermelhos:** Semanas onde o CAC fugiu do padrão estatístico (Anomalias).</w:t>
-      </w:r>
-      <w:r>
-        <w:br/>
-      </w:r>
-      <w:r>
-        <w:rPr>
-          <w:rStyle w:val="VerbatimChar"/>
-        </w:rPr>
-        <w:t xml:space="preserve">4. **Objetivo:** Manter a linha preta dentro do túnel cinza.</w:t>
-      </w:r>
-    </w:p>
-    <w:bookmarkEnd w:id="155"/>
-    <w:bookmarkEnd w:id="156"/>
-    <w:bookmarkStart w:id="158" w:name="tier2-26"/>
-    <w:bookmarkStart w:id="157" w:name="a-prova-numérica-2"/>
-    <w:p>
-      <w:pPr>
-        <w:pStyle w:val="Heading4"/>
-      </w:pPr>
-      <w:r>
-        <w:t xml:space="preserve">📋 A PROVA NUMÉRICA:</w:t>
-      </w:r>
-    </w:p>
-    <w:bookmarkEnd w:id="157"/>
-    <w:bookmarkEnd w:id="158"/>
-    <w:bookmarkStart w:id="159" w:name="tier2-27"/>
+        <w:t xml:space="preserve">Monitoramento de Anomalias (Semanal)</w:t>
+      </w:r>
+    </w:p>
+    <w:bookmarkEnd w:id="165"/>
+    <w:bookmarkEnd w:id="166"/>
+    <w:bookmarkStart w:id="167" w:name="tier2-30"/>
     <w:tbl>
       <w:tblPr>
         <w:tblStyle w:val="Table"/>
@@ -7517,8 +8329,8 @@
         </w:tc>
       </w:tr>
     </w:tbl>
-    <w:bookmarkEnd w:id="159"/>
-    <w:bookmarkStart w:id="162" w:name="tier2-28"/>
+    <w:bookmarkEnd w:id="167"/>
+    <w:bookmarkStart w:id="170" w:name="tier2-31"/>
     <w:tbl>
       <w:tblPr>
         <w:tblStyle w:val="Table"/>
@@ -7560,12 +8372,12 @@
                 <wp:inline>
                   <wp:extent cx="152400" cy="152400"/>
                   <wp:effectExtent b="0" l="0" r="0" t="0"/>
-                  <wp:docPr descr="" title="" id="160" name="Picture"/>
+                  <wp:docPr descr="" title="" id="168" name="Picture"/>
                   <a:graphic>
                     <a:graphicData uri="http://schemas.openxmlformats.org/drawingml/2006/picture">
                       <pic:pic>
                         <pic:nvPicPr>
-                          <pic:cNvPr descr="C:\Users\User\AppData\Local\Programs\Quarto\share\formats\docx\tip.png" id="161" name="Picture"/>
+                          <pic:cNvPr descr="C:\Users\User\AppData\Local\Programs\Quarto\share\formats\docx\tip.png" id="169" name="Picture"/>
                           <pic:cNvPicPr>
                             <a:picLocks noChangeArrowheads="1" noChangeAspect="1"/>
                           </pic:cNvPicPr>
@@ -7625,7 +8437,7 @@
               <w:pStyle w:val="Compact"/>
               <w:numPr>
                 <w:ilvl w:val="0"/>
-                <w:numId w:val="1013"/>
+                <w:numId w:val="1018"/>
               </w:numPr>
             </w:pPr>
             <w:r>
@@ -7647,7 +8459,7 @@
               <w:pStyle w:val="Compact"/>
               <w:numPr>
                 <w:ilvl w:val="0"/>
-                <w:numId w:val="1013"/>
+                <w:numId w:val="1018"/>
               </w:numPr>
             </w:pPr>
             <w:r>
@@ -7669,7 +8481,7 @@
               <w:pStyle w:val="Compact"/>
               <w:numPr>
                 <w:ilvl w:val="0"/>
-                <w:numId w:val="1013"/>
+                <w:numId w:val="1018"/>
               </w:numPr>
             </w:pPr>
             <w:r>
@@ -7691,7 +8503,7 @@
               <w:pStyle w:val="Compact"/>
               <w:numPr>
                 <w:ilvl w:val="0"/>
-                <w:numId w:val="1013"/>
+                <w:numId w:val="1018"/>
               </w:numPr>
             </w:pPr>
             <w:r>
@@ -7712,8 +8524,8 @@
         </w:tc>
       </w:tr>
     </w:tbl>
-    <w:bookmarkEnd w:id="162"/>
-    <w:bookmarkStart w:id="165" w:name="tier2-29"/>
+    <w:bookmarkEnd w:id="170"/>
+    <w:bookmarkStart w:id="173" w:name="tier2-32"/>
     <w:tbl>
       <w:tblPr>
         <w:tblStyle w:val="Table"/>
@@ -7755,12 +8567,12 @@
                 <wp:inline>
                   <wp:extent cx="152400" cy="152400"/>
                   <wp:effectExtent b="0" l="0" r="0" t="0"/>
-                  <wp:docPr descr="" title="" id="163" name="Picture"/>
+                  <wp:docPr descr="" title="" id="171" name="Picture"/>
                   <a:graphic>
                     <a:graphicData uri="http://schemas.openxmlformats.org/drawingml/2006/picture">
                       <pic:pic>
                         <pic:nvPicPr>
-                          <pic:cNvPr descr="C:\Users\User\AppData\Local\Programs\Quarto\share\formats\docx\note.png" id="164" name="Picture"/>
+                          <pic:cNvPr descr="C:\Users\User\AppData\Local\Programs\Quarto\share\formats\docx\note.png" id="172" name="Picture"/>
                           <pic:cNvPicPr>
                             <a:picLocks noChangeArrowheads="1" noChangeAspect="1"/>
                           </pic:cNvPicPr>
@@ -7817,69 +8629,139 @@
           </w:tcPr>
           <w:p>
             <w:pPr>
-              <w:pStyle w:val="SourceCode"/>
+              <w:pStyle w:val="Compact"/>
+              <w:numPr>
+                <w:ilvl w:val="0"/>
+                <w:numId w:val="1019"/>
+              </w:numPr>
             </w:pPr>
             <w:r>
               <w:rPr>
-                <w:rStyle w:val="VerbatimChar"/>
+                <w:b/>
+                <w:bCs/>
               </w:rPr>
-              <w:t xml:space="preserve">1. **CAC Semanal** = Custo Marketing da Semana / Novos Clientes da Semana</w:t>
-            </w:r>
-            <w:r>
-              <w:br/>
-            </w:r>
+              <w:t xml:space="preserve">CAC Semanal</w:t>
+            </w:r>
+            <w:r>
+              <w:t xml:space="preserve"> </w:t>
+            </w:r>
+            <w:r>
+              <w:t xml:space="preserve">= Custo Marketing da Semana / Novos Clientes da Semana</w:t>
+            </w:r>
+          </w:p>
+          <w:p>
+            <w:pPr>
+              <w:pStyle w:val="Compact"/>
+              <w:numPr>
+                <w:ilvl w:val="0"/>
+                <w:numId w:val="1019"/>
+              </w:numPr>
+            </w:pPr>
             <w:r>
               <w:rPr>
-                <w:rStyle w:val="VerbatimChar"/>
+                <w:b/>
+                <w:bCs/>
               </w:rPr>
-              <w:t xml:space="preserve">2. **Média (Central)** = Média aritmética de todas as semanas observadas.</w:t>
-            </w:r>
-            <w:r>
-              <w:br/>
-            </w:r>
+              <w:t xml:space="preserve">Média (Central)</w:t>
+            </w:r>
+            <w:r>
+              <w:t xml:space="preserve"> </w:t>
+            </w:r>
+            <w:r>
+              <w:t xml:space="preserve">= Média aritmética de todas as semanas observadas.</w:t>
+            </w:r>
+          </w:p>
+          <w:p>
+            <w:pPr>
+              <w:pStyle w:val="Compact"/>
+              <w:numPr>
+                <w:ilvl w:val="0"/>
+                <w:numId w:val="1019"/>
+              </w:numPr>
+            </w:pPr>
             <w:r>
               <w:rPr>
-                <w:rStyle w:val="VerbatimChar"/>
+                <w:b/>
+                <w:bCs/>
               </w:rPr>
-              <w:t xml:space="preserve">3. **Limites de Controle (SPC)**:</w:t>
-            </w:r>
-            <w:r>
-              <w:br/>
-            </w:r>
+              <w:t xml:space="preserve">Limites de Controle (SPC)</w:t>
+            </w:r>
+            <w:r>
+              <w:t xml:space="preserve">:</w:t>
+            </w:r>
+          </w:p>
+          <w:p>
+            <w:pPr>
+              <w:pStyle w:val="Compact"/>
+              <w:numPr>
+                <w:ilvl w:val="1"/>
+                <w:numId w:val="1020"/>
+              </w:numPr>
+            </w:pPr>
             <w:r>
               <w:rPr>
-                <w:rStyle w:val="VerbatimChar"/>
+                <w:i/>
+                <w:iCs/>
               </w:rPr>
-              <w:t xml:space="preserve">   - *UCL (Alto)* = Média + (2 × Desvio Padrão)</w:t>
-            </w:r>
-            <w:r>
-              <w:br/>
-            </w:r>
+              <w:t xml:space="preserve">UCL (Alto)</w:t>
+            </w:r>
+            <w:r>
+              <w:t xml:space="preserve"> </w:t>
+            </w:r>
+            <w:r>
+              <w:t xml:space="preserve">= Média + (2 × Desvio Padrão)</w:t>
+            </w:r>
+          </w:p>
+          <w:p>
+            <w:pPr>
+              <w:pStyle w:val="Compact"/>
+              <w:numPr>
+                <w:ilvl w:val="1"/>
+                <w:numId w:val="1020"/>
+              </w:numPr>
+            </w:pPr>
             <w:r>
               <w:rPr>
-                <w:rStyle w:val="VerbatimChar"/>
+                <w:i/>
+                <w:iCs/>
               </w:rPr>
-              <w:t xml:space="preserve">   - *LCL (Baixo)* = Média - (2 × Desvio Padrão)</w:t>
-            </w:r>
-            <w:r>
-              <w:br/>
-            </w:r>
+              <w:t xml:space="preserve">LCL (Baixo)</w:t>
+            </w:r>
+            <w:r>
+              <w:t xml:space="preserve"> </w:t>
+            </w:r>
+            <w:r>
+              <w:t xml:space="preserve">= Média - (2 × Desvio Padrão)</w:t>
+            </w:r>
+          </w:p>
+          <w:p>
+            <w:pPr>
+              <w:pStyle w:val="Compact"/>
+              <w:numPr>
+                <w:ilvl w:val="0"/>
+                <w:numId w:val="1019"/>
+              </w:numPr>
+            </w:pPr>
             <w:r>
               <w:rPr>
-                <w:rStyle w:val="VerbatimChar"/>
+                <w:b/>
+                <w:bCs/>
               </w:rPr>
-              <w:t xml:space="preserve">4. **Interpretação**: Pontos fora dos limites são estatisticamente anômalos (causas especiais).</w:t>
+              <w:t xml:space="preserve">Interpretação</w:t>
+            </w:r>
+            <w:r>
+              <w:t xml:space="preserve">: Pontos fora dos limites são estatisticamente anômalos (causas especiais).</w:t>
             </w:r>
           </w:p>
           <w:p/>
         </w:tc>
       </w:tr>
     </w:tbl>
-    <w:bookmarkEnd w:id="165"/>
-    <w:bookmarkStart w:id="166" w:name="tier2-30"/>
-    <w:bookmarkEnd w:id="166"/>
-    <w:bookmarkStart w:id="168" w:name="tier2-31"/>
-    <w:bookmarkStart w:id="167" w:name="se-dobrar-o-marketing-dobra-a-venda"/>
+    <w:bookmarkEnd w:id="173"/>
+    <w:bookmarkStart w:id="174" w:name="tier2-33"/>
+    <w:bookmarkEnd w:id="174"/>
+    <w:bookmarkStart w:id="176" w:name="tier2-34"/>
+    <w:bookmarkStart w:id="175" w:name="se-dobrar-o-marketing-dobra-a-venda"/>
     <w:p>
       <w:pPr>
         <w:pStyle w:val="Heading2"/>
@@ -7888,42 +8770,42 @@
         <w:t xml:space="preserve">Se dobrar o marketing, dobra a venda?</w:t>
       </w:r>
     </w:p>
-    <w:bookmarkEnd w:id="167"/>
-    <w:bookmarkEnd w:id="168"/>
-    <w:bookmarkStart w:id="170" w:name="tier2-32"/>
-    <w:bookmarkStart w:id="169" w:name="curva-de-escala-e-elasticidade-de-canal"/>
+    <w:bookmarkEnd w:id="175"/>
+    <w:bookmarkEnd w:id="176"/>
+    <w:bookmarkStart w:id="178" w:name="tier2-35"/>
+    <w:bookmarkStart w:id="177" w:name="X47e36e4358bac78457fb10215c4b9b69a1abe83"/>
     <w:p>
       <w:pPr>
         <w:pStyle w:val="Heading3"/>
       </w:pPr>
       <w:r>
-        <w:t xml:space="preserve">📉 Curva de Escala e Elasticidade de Canal</w:t>
-      </w:r>
-    </w:p>
-    <w:bookmarkEnd w:id="169"/>
-    <w:bookmarkEnd w:id="170"/>
+        <w:t xml:space="preserve">📉 VIZ 2.4: Curva de Escala e Elasticidade de Canal</w:t>
+      </w:r>
+    </w:p>
+    <w:bookmarkEnd w:id="177"/>
+    <w:bookmarkEnd w:id="178"/>
     <w:p>
       <w:pPr>
         <w:pStyle w:val="FirstParagraph"/>
       </w:pPr>
-      <w:bookmarkStart w:id="174" w:name="tier2-33"/>
+      <w:bookmarkStart w:id="182" w:name="tier2-36"/>
       <w:r>
         <w:drawing>
           <wp:inline>
-            <wp:extent cx="5334000" cy="2729671"/>
+            <wp:extent cx="5334000" cy="2751000"/>
             <wp:effectExtent b="0" l="0" r="0" t="0"/>
-            <wp:docPr descr="" title="" id="172" name="Picture"/>
+            <wp:docPr descr="" title="" id="180" name="Picture"/>
             <a:graphic>
               <a:graphicData uri="http://schemas.openxmlformats.org/drawingml/2006/picture">
                 <pic:pic>
                   <pic:nvPicPr>
-                    <pic:cNvPr descr="relatorio_completo_files/figure-docx/tier2-output-33.png" id="173" name="Picture"/>
+                    <pic:cNvPr descr="relatorio_completo_files/figure-docx/tier2-output-36.png" id="181" name="Picture"/>
                     <pic:cNvPicPr>
                       <a:picLocks noChangeArrowheads="1" noChangeAspect="1"/>
                     </pic:cNvPicPr>
                   </pic:nvPicPr>
                   <pic:blipFill>
-                    <a:blip r:embed="rId171"/>
+                    <a:blip r:embed="rId179"/>
                     <a:stretch>
                       <a:fillRect/>
                     </a:stretch>
@@ -7931,7 +8813,7 @@
                   <pic:spPr bwMode="auto">
                     <a:xfrm>
                       <a:off x="0" y="0"/>
-                      <a:ext cx="5334000" cy="2729671"/>
+                      <a:ext cx="5334000" cy="2751000"/>
                     </a:xfrm>
                     <a:prstGeom prst="rect">
                       <a:avLst/>
@@ -7949,9 +8831,23 @@
           </wp:inline>
         </w:drawing>
       </w:r>
-      <w:bookmarkEnd w:id="174"/>
-    </w:p>
-    <w:bookmarkStart w:id="175" w:name="tier2-34"/>
+      <w:bookmarkEnd w:id="182"/>
+    </w:p>
+    <w:bookmarkStart w:id="183" w:name="tier2-37"/>
+    <w:p>
+      <w:pPr>
+        <w:pStyle w:val="BodyText"/>
+      </w:pPr>
+      <w:r>
+        <w:rPr>
+          <w:i/>
+          <w:iCs/>
+        </w:rPr>
+        <w:t xml:space="preserve">Fonte: df_real_m (Marketing vs Vendas) | Regressão Polinomial (Grau 2)</w:t>
+      </w:r>
+    </w:p>
+    <w:bookmarkEnd w:id="183"/>
+    <w:bookmarkStart w:id="184" w:name="tier2-38"/>
     <w:p>
       <w:r>
         <w:pict>
@@ -7959,106 +8855,508 @@
         </w:pict>
       </w:r>
     </w:p>
-    <w:bookmarkEnd w:id="175"/>
-    <w:bookmarkStart w:id="177" w:name="tier2-35"/>
-    <w:bookmarkStart w:id="176" w:name="como-ler-este-gráfico-5"/>
+    <w:bookmarkEnd w:id="184"/>
+    <w:bookmarkStart w:id="187" w:name="tier2-39"/>
+    <w:tbl>
+      <w:tblPr>
+        <w:tblStyle w:val="Table"/>
+        <w:tblInd w:w="164" w:type="dxa"/>
+        <w:tblBorders>
+          <w:left w:val="single" w:sz="24" w:space="0" w:color="0758E5"/>
+        </w:tblBorders>
+        <w:tblCellMar>
+          <w:left w:w="0" w:type="dxa"/>
+          <w:right w:w="0" w:type="dxa"/>
+        </w:tblCellMar>
+        <w:tblLook w:firstRow="0" w:lastRow="0" w:firstColumn="0" w:lastColumn="0" w:noHBand="0" w:noVBand="0" w:val="0000"/>
+      </w:tblPr>
+      <w:tblGrid>
+        <w:gridCol w:w="7920"/>
+      </w:tblGrid>
+      <w:tr>
+        <w:trPr>
+          <w:cantSplit/>
+        </w:trPr>
+        <w:tc>
+          <w:tcPr>
+            <w:tcMar>
+              <w:left w:w="144" w:type="dxa"/>
+              <w:right w:w="144" w:type="dxa"/>
+            </w:tcMar>
+          </w:tcPr>
+          <w:p>
+            <w:pPr>
+              <w:pStyle w:val="FirstParagraph"/>
+            </w:pPr>
+            <w:pPr>
+              <w:spacing w:before="0" w:after="8"/>
+              <w:jc w:val="center"/>
+            </w:pPr>
+            <w:r>
+              <w:drawing>
+                <wp:inline>
+                  <wp:extent cx="152400" cy="152400"/>
+                  <wp:effectExtent b="0" l="0" r="0" t="0"/>
+                  <wp:docPr descr="" title="" id="185" name="Picture"/>
+                  <a:graphic>
+                    <a:graphicData uri="http://schemas.openxmlformats.org/drawingml/2006/picture">
+                      <pic:pic>
+                        <pic:nvPicPr>
+                          <pic:cNvPr descr="C:\Users\User\AppData\Local\Programs\Quarto\share\formats\docx\note.png" id="186" name="Picture"/>
+                          <pic:cNvPicPr>
+                            <a:picLocks noChangeArrowheads="1" noChangeAspect="1"/>
+                          </pic:cNvPicPr>
+                        </pic:nvPicPr>
+                        <pic:blipFill>
+                          <a:blip r:embed="rId20"/>
+                          <a:stretch>
+                            <a:fillRect/>
+                          </a:stretch>
+                        </pic:blipFill>
+                        <pic:spPr bwMode="auto">
+                          <a:xfrm>
+                            <a:off x="0" y="0"/>
+                            <a:ext cx="152400" cy="152400"/>
+                          </a:xfrm>
+                          <a:prstGeom prst="rect">
+                            <a:avLst/>
+                          </a:prstGeom>
+                          <a:noFill/>
+                          <a:ln w="9525">
+                            <a:noFill/>
+                            <a:headEnd/>
+                            <a:tailEnd/>
+                          </a:ln>
+                        </pic:spPr>
+                      </pic:pic>
+                    </a:graphicData>
+                  </a:graphic>
+                </wp:inline>
+              </w:drawing>
+            </w:r>
+          </w:p>
+        </w:tc>
+        <w:tc>
+          <w:p>
+            <w:pPr>
+              <w:pStyle w:val="BodyText"/>
+            </w:pPr>
+            <w:pPr>
+              <w:spacing w:before="16" w:after="64"/>
+            </w:pPr>
+            <w:r>
+              <w:rPr>
+                <w:b/>
+                <w:bCs/>
+              </w:rPr>
+              <w:t xml:space="preserve">📖 COMO LER ESTE GRÁFICO</w:t>
+            </w:r>
+          </w:p>
+          <w:p>
+            <w:pPr>
+              <w:pStyle w:val="BodyText"/>
+            </w:pPr>
+            <w:pPr>
+              <w:spacing w:before="16"/>
+            </w:pPr>
+            <w:r>
+              <w:rPr>
+                <w:b/>
+                <w:bCs/>
+              </w:rPr>
+              <w:t xml:space="preserve">O QUE ESTOU VENDO?</w:t>
+            </w:r>
+            <w:r>
+              <w:t xml:space="preserve"> </w:t>
+            </w:r>
+            <w:r>
+              <w:t xml:space="preserve">Teste de elasticidade de canal (Se dobrar investimento, vendas dobram?).</w:t>
+            </w:r>
+          </w:p>
+          <w:p>
+            <w:pPr>
+              <w:pStyle w:val="BodyText"/>
+            </w:pPr>
+            <w:r>
+              <w:rPr>
+                <w:b/>
+                <w:bCs/>
+              </w:rPr>
+              <w:t xml:space="preserve">ELEMENTOS VISUAIS:</w:t>
+            </w:r>
+            <w:r>
+              <w:t xml:space="preserve"> </w:t>
+            </w:r>
+            <w:r>
+              <w:t xml:space="preserve">-</w:t>
+            </w:r>
+            <w:r>
+              <w:t xml:space="preserve"> </w:t>
+            </w:r>
+            <w:r>
+              <w:rPr>
+                <w:b/>
+                <w:bCs/>
+              </w:rPr>
+              <w:t xml:space="preserve">Bolinhas Azuis:</w:t>
+            </w:r>
+            <w:r>
+              <w:t xml:space="preserve"> </w:t>
+            </w:r>
+            <w:r>
+              <w:t xml:space="preserve">Mês real (Escuro=Recente). -</w:t>
+            </w:r>
+            <w:r>
+              <w:t xml:space="preserve"> </w:t>
+            </w:r>
+            <w:r>
+              <w:rPr>
+                <w:b/>
+                <w:bCs/>
+              </w:rPr>
+              <w:t xml:space="preserve">Linha Sólida:</w:t>
+            </w:r>
+            <w:r>
+              <w:t xml:space="preserve"> </w:t>
+            </w:r>
+            <w:r>
+              <w:t xml:space="preserve">Tendência Real. -</w:t>
+            </w:r>
+            <w:r>
+              <w:t xml:space="preserve"> </w:t>
+            </w:r>
+            <w:r>
+              <w:rPr>
+                <w:b/>
+                <w:bCs/>
+              </w:rPr>
+              <w:t xml:space="preserve">Linha Tracejada:</w:t>
+            </w:r>
+            <w:r>
+              <w:t xml:space="preserve"> </w:t>
+            </w:r>
+            <w:r>
+              <w:t xml:space="preserve">Crescimento Linear Ideal.</w:t>
+            </w:r>
+          </w:p>
+          <w:p>
+            <w:pPr>
+              <w:pStyle w:val="BodyText"/>
+            </w:pPr>
+            <w:pPr>
+              <w:spacing w:after="16"/>
+            </w:pPr>
+            <w:r>
+              <w:rPr>
+                <w:b/>
+                <w:bCs/>
+              </w:rPr>
+              <w:t xml:space="preserve">INTERPRETAÇÃO:</w:t>
+            </w:r>
+            <w:r>
+              <w:t xml:space="preserve"> </w:t>
+            </w:r>
+            <w:r>
+              <w:t xml:space="preserve">- Se a linha sólida</w:t>
+            </w:r>
+            <w:r>
+              <w:t xml:space="preserve"> </w:t>
+            </w:r>
+            <w:r>
+              <w:t xml:space="preserve">“deitar”</w:t>
+            </w:r>
+            <w:r>
+              <w:t xml:space="preserve"> </w:t>
+            </w:r>
+            <w:r>
+              <w:t xml:space="preserve">(curvar para baixo), significa que o canal está saturando e o CAC marginal está subindo.</w:t>
+            </w:r>
+          </w:p>
+        </w:tc>
+      </w:tr>
+    </w:tbl>
+    <w:bookmarkEnd w:id="187"/>
+    <w:bookmarkStart w:id="189" w:name="tier2-40"/>
+    <w:bookmarkStart w:id="188" w:name="teste-de-elasticidade-de-canal"/>
     <w:p>
       <w:pPr>
         <w:pStyle w:val="Heading4"/>
       </w:pPr>
       <w:r>
-        <w:t xml:space="preserve">📖 COMO LER ESTE GRÁFICO:</w:t>
-      </w:r>
-    </w:p>
-    <w:p>
-      <w:pPr>
-        <w:pStyle w:val="SourceCode"/>
-      </w:pPr>
-      <w:r>
-        <w:rPr>
-          <w:rStyle w:val="VerbatimChar"/>
-        </w:rPr>
-        <w:t xml:space="preserve">1. **Bolinhas Azuis:** Cada bolinha é um mês real. (Mais escuro = Mais recente).</w:t>
-      </w:r>
-      <w:r>
-        <w:br/>
-      </w:r>
-      <w:r>
-        <w:rPr>
-          <w:rStyle w:val="VerbatimChar"/>
-        </w:rPr>
-        <w:t xml:space="preserve">2. **Linha Azul Sólida:** A tendência real matemática. Se curvar para baixo, estamos perdendo eficiência.</w:t>
-      </w:r>
-      <w:r>
-        <w:br/>
-      </w:r>
-      <w:r>
-        <w:rPr>
-          <w:rStyle w:val="VerbatimChar"/>
-        </w:rPr>
-        <w:t xml:space="preserve">3. **Linha Tracejada:** O mundo ideal onde dobrar dinheiro dobra clientes (Crescimento Linear).</w:t>
-      </w:r>
-      <w:r>
-        <w:br/>
-      </w:r>
-      <w:r>
-        <w:rPr>
-          <w:rStyle w:val="VerbatimChar"/>
-        </w:rPr>
-        <w:t xml:space="preserve">4. **Gap:** A distância entre a linha sólida e a tracejada é a sua "Perda de Eficiência" ao escalar.</w:t>
-      </w:r>
-    </w:p>
-    <w:bookmarkEnd w:id="176"/>
-    <w:bookmarkEnd w:id="177"/>
-    <w:bookmarkStart w:id="179" w:name="tier2-36"/>
-    <w:bookmarkStart w:id="178" w:name="a-prova-numérica-3"/>
-    <w:p>
-      <w:pPr>
-        <w:pStyle w:val="Heading4"/>
-      </w:pPr>
-      <w:r>
-        <w:t xml:space="preserve">📋 A PROVA NUMÉRICA:</w:t>
-      </w:r>
-    </w:p>
-    <w:bookmarkEnd w:id="178"/>
-    <w:bookmarkEnd w:id="179"/>
-    <w:bookmarkStart w:id="180" w:name="tier2-37"/>
-    <w:p>
-      <w:pPr>
-        <w:pStyle w:val="FirstParagraph"/>
-      </w:pPr>
-      <w:r>
-        <w:t xml:space="preserve">Investimento (R$) | Clientes Estimados | Clientes (Se Linear) | Perda Eficiência | Diagnóstico |</w:t>
-      </w:r>
-    </w:p>
-    <w:p>
-      <w:pPr>
-        <w:pStyle w:val="BodyText"/>
-      </w:pPr>
-      <w:r>
-        <w:t xml:space="preserve">|:——————–|———————:|———————–:|:——————-|:———————-|</w:t>
-      </w:r>
-      <w:r>
-        <w:t xml:space="preserve"> </w:t>
-      </w:r>
-      <w:r>
-        <w:t xml:space="preserve">| R$ 1.500,00 | 7 | 9 | 22.6% | RETORNOS DECRESCENTES |</w:t>
-      </w:r>
-      <w:r>
-        <w:t xml:space="preserve"> </w:t>
-      </w:r>
-      <w:r>
-        <w:t xml:space="preserve">| R$ 11.594,66 | 52 | 70 | 26.0% | RETORNOS DECRESCENTES |</w:t>
-      </w:r>
-      <w:r>
-        <w:t xml:space="preserve"> </w:t>
-      </w:r>
-      <w:r>
-        <w:t xml:space="preserve">| R$ 21.689,32 | 89 | 132 | 32.4% | RETORNOS DECRESCENTES |</w:t>
-      </w:r>
-    </w:p>
-    <w:bookmarkEnd w:id="180"/>
-    <w:bookmarkStart w:id="183" w:name="tier2-38"/>
+        <w:t xml:space="preserve">Teste de Elasticidade de Canal</w:t>
+      </w:r>
+    </w:p>
+    <w:bookmarkEnd w:id="188"/>
+    <w:bookmarkEnd w:id="189"/>
+    <w:bookmarkStart w:id="190" w:name="tier2-41"/>
+    <w:tbl>
+      <w:tblPr>
+        <w:tblStyle w:val="Table"/>
+        <w:tblW w:type="pct" w:w="5000"/>
+        <w:tblLayout w:type="fixed"/>
+        <w:tblLook w:firstRow="1" w:lastRow="0" w:firstColumn="0" w:lastColumn="0" w:noHBand="0" w:noVBand="0" w:val="0020"/>
+      </w:tblPr>
+      <w:tblGrid>
+        <w:gridCol w:w="1584"/>
+        <w:gridCol w:w="1584"/>
+        <w:gridCol w:w="1584"/>
+        <w:gridCol w:w="1584"/>
+        <w:gridCol w:w="1584"/>
+      </w:tblGrid>
+      <w:tr>
+        <w:trPr>
+          <w:tblHeader w:val="on"/>
+        </w:trPr>
+        <w:tc>
+          <w:tcPr/>
+          <w:p>
+            <w:pPr>
+              <w:pStyle w:val="Compact"/>
+              <w:jc w:val="left"/>
+            </w:pPr>
+            <w:r>
+              <w:t xml:space="preserve">Investimento</w:t>
+            </w:r>
+          </w:p>
+        </w:tc>
+        <w:tc>
+          <w:tcPr/>
+          <w:p>
+            <w:pPr>
+              <w:pStyle w:val="Compact"/>
+              <w:jc w:val="right"/>
+            </w:pPr>
+            <w:r>
+              <w:t xml:space="preserve">Clientes Est.</w:t>
+            </w:r>
+          </w:p>
+        </w:tc>
+        <w:tc>
+          <w:tcPr/>
+          <w:p>
+            <w:pPr>
+              <w:pStyle w:val="Compact"/>
+              <w:jc w:val="right"/>
+            </w:pPr>
+            <w:r>
+              <w:t xml:space="preserve">Linear (Ideal)</w:t>
+            </w:r>
+          </w:p>
+        </w:tc>
+        <w:tc>
+          <w:tcPr/>
+          <w:p>
+            <w:pPr>
+              <w:pStyle w:val="Compact"/>
+              <w:jc w:val="right"/>
+            </w:pPr>
+            <w:r>
+              <w:t xml:space="preserve">Perda Efic.</w:t>
+            </w:r>
+          </w:p>
+        </w:tc>
+        <w:tc>
+          <w:tcPr/>
+          <w:p>
+            <w:pPr>
+              <w:pStyle w:val="Compact"/>
+              <w:jc w:val="left"/>
+            </w:pPr>
+            <w:r>
+              <w:t xml:space="preserve">Diagnostico</w:t>
+            </w:r>
+          </w:p>
+        </w:tc>
+      </w:tr>
+      <w:tr>
+        <w:tc>
+          <w:tcPr/>
+          <w:p>
+            <w:pPr>
+              <w:pStyle w:val="Compact"/>
+              <w:jc w:val="left"/>
+            </w:pPr>
+            <w:r>
+              <w:t xml:space="preserve">R$ 1.500,00</w:t>
+            </w:r>
+          </w:p>
+        </w:tc>
+        <w:tc>
+          <w:tcPr/>
+          <w:p>
+            <w:pPr>
+              <w:pStyle w:val="Compact"/>
+              <w:jc w:val="right"/>
+            </w:pPr>
+            <w:r>
+              <w:t xml:space="preserve">7</w:t>
+            </w:r>
+          </w:p>
+        </w:tc>
+        <w:tc>
+          <w:tcPr/>
+          <w:p>
+            <w:pPr>
+              <w:pStyle w:val="Compact"/>
+              <w:jc w:val="right"/>
+            </w:pPr>
+            <w:r>
+              <w:t xml:space="preserve">9</w:t>
+            </w:r>
+          </w:p>
+        </w:tc>
+        <w:tc>
+          <w:tcPr/>
+          <w:p>
+            <w:pPr>
+              <w:pStyle w:val="Compact"/>
+              <w:jc w:val="right"/>
+            </w:pPr>
+            <w:r>
+              <w:t xml:space="preserve">22.6%</w:t>
+            </w:r>
+          </w:p>
+        </w:tc>
+        <w:tc>
+          <w:tcPr/>
+          <w:p>
+            <w:pPr>
+              <w:pStyle w:val="Compact"/>
+              <w:jc w:val="left"/>
+            </w:pPr>
+            <w:r>
+              <w:t xml:space="preserve">RETORNOS DECRESCENTES</w:t>
+            </w:r>
+          </w:p>
+        </w:tc>
+      </w:tr>
+      <w:tr>
+        <w:tc>
+          <w:tcPr/>
+          <w:p>
+            <w:pPr>
+              <w:pStyle w:val="Compact"/>
+              <w:jc w:val="left"/>
+            </w:pPr>
+            <w:r>
+              <w:t xml:space="preserve">R$ 11.594,66</w:t>
+            </w:r>
+          </w:p>
+        </w:tc>
+        <w:tc>
+          <w:tcPr/>
+          <w:p>
+            <w:pPr>
+              <w:pStyle w:val="Compact"/>
+              <w:jc w:val="right"/>
+            </w:pPr>
+            <w:r>
+              <w:t xml:space="preserve">52</w:t>
+            </w:r>
+          </w:p>
+        </w:tc>
+        <w:tc>
+          <w:tcPr/>
+          <w:p>
+            <w:pPr>
+              <w:pStyle w:val="Compact"/>
+              <w:jc w:val="right"/>
+            </w:pPr>
+            <w:r>
+              <w:t xml:space="preserve">70</w:t>
+            </w:r>
+          </w:p>
+        </w:tc>
+        <w:tc>
+          <w:tcPr/>
+          <w:p>
+            <w:pPr>
+              <w:pStyle w:val="Compact"/>
+              <w:jc w:val="right"/>
+            </w:pPr>
+            <w:r>
+              <w:t xml:space="preserve">26.0%</w:t>
+            </w:r>
+          </w:p>
+        </w:tc>
+        <w:tc>
+          <w:tcPr/>
+          <w:p>
+            <w:pPr>
+              <w:pStyle w:val="Compact"/>
+              <w:jc w:val="left"/>
+            </w:pPr>
+            <w:r>
+              <w:t xml:space="preserve">RETORNOS DECRESCENTES</w:t>
+            </w:r>
+          </w:p>
+        </w:tc>
+      </w:tr>
+      <w:tr>
+        <w:tc>
+          <w:tcPr/>
+          <w:p>
+            <w:pPr>
+              <w:pStyle w:val="Compact"/>
+              <w:jc w:val="left"/>
+            </w:pPr>
+            <w:r>
+              <w:t xml:space="preserve">R$ 21.689,32</w:t>
+            </w:r>
+          </w:p>
+        </w:tc>
+        <w:tc>
+          <w:tcPr/>
+          <w:p>
+            <w:pPr>
+              <w:pStyle w:val="Compact"/>
+              <w:jc w:val="right"/>
+            </w:pPr>
+            <w:r>
+              <w:t xml:space="preserve">89</w:t>
+            </w:r>
+          </w:p>
+        </w:tc>
+        <w:tc>
+          <w:tcPr/>
+          <w:p>
+            <w:pPr>
+              <w:pStyle w:val="Compact"/>
+              <w:jc w:val="right"/>
+            </w:pPr>
+            <w:r>
+              <w:t xml:space="preserve">132</w:t>
+            </w:r>
+          </w:p>
+        </w:tc>
+        <w:tc>
+          <w:tcPr/>
+          <w:p>
+            <w:pPr>
+              <w:pStyle w:val="Compact"/>
+              <w:jc w:val="right"/>
+            </w:pPr>
+            <w:r>
+              <w:t xml:space="preserve">32.4%</w:t>
+            </w:r>
+          </w:p>
+        </w:tc>
+        <w:tc>
+          <w:tcPr/>
+          <w:p>
+            <w:pPr>
+              <w:pStyle w:val="Compact"/>
+              <w:jc w:val="left"/>
+            </w:pPr>
+            <w:r>
+              <w:t xml:space="preserve">RETORNOS DECRESCENTES</w:t>
+            </w:r>
+          </w:p>
+        </w:tc>
+      </w:tr>
+    </w:tbl>
+    <w:bookmarkEnd w:id="190"/>
+    <w:bookmarkStart w:id="193" w:name="tier2-42"/>
     <w:tbl>
       <w:tblPr>
         <w:tblStyle w:val="Table"/>
@@ -8100,12 +9398,12 @@
                 <wp:inline>
                   <wp:extent cx="152400" cy="152400"/>
                   <wp:effectExtent b="0" l="0" r="0" t="0"/>
-                  <wp:docPr descr="" title="" id="181" name="Picture"/>
+                  <wp:docPr descr="" title="" id="191" name="Picture"/>
                   <a:graphic>
                     <a:graphicData uri="http://schemas.openxmlformats.org/drawingml/2006/picture">
                       <pic:pic>
                         <pic:nvPicPr>
-                          <pic:cNvPr descr="C:\Users\User\AppData\Local\Programs\Quarto\share\formats\docx\tip.png" id="182" name="Picture"/>
+                          <pic:cNvPr descr="C:\Users\User\AppData\Local\Programs\Quarto\share\formats\docx\tip.png" id="192" name="Picture"/>
                           <pic:cNvPicPr>
                             <a:picLocks noChangeArrowheads="1" noChangeAspect="1"/>
                           </pic:cNvPicPr>
@@ -8165,7 +9463,7 @@
               <w:pStyle w:val="Compact"/>
               <w:numPr>
                 <w:ilvl w:val="0"/>
-                <w:numId w:val="1014"/>
+                <w:numId w:val="1021"/>
               </w:numPr>
             </w:pPr>
             <w:r>
@@ -8187,7 +9485,7 @@
               <w:pStyle w:val="Compact"/>
               <w:numPr>
                 <w:ilvl w:val="0"/>
-                <w:numId w:val="1014"/>
+                <w:numId w:val="1021"/>
               </w:numPr>
             </w:pPr>
             <w:r>
@@ -8221,7 +9519,7 @@
               <w:pStyle w:val="Compact"/>
               <w:numPr>
                 <w:ilvl w:val="0"/>
-                <w:numId w:val="1014"/>
+                <w:numId w:val="1021"/>
               </w:numPr>
             </w:pPr>
             <w:r>
@@ -8243,7 +9541,7 @@
               <w:pStyle w:val="Compact"/>
               <w:numPr>
                 <w:ilvl w:val="0"/>
-                <w:numId w:val="1014"/>
+                <w:numId w:val="1021"/>
               </w:numPr>
             </w:pPr>
             <w:r>
@@ -8264,8 +9562,8 @@
         </w:tc>
       </w:tr>
     </w:tbl>
-    <w:bookmarkEnd w:id="183"/>
-    <w:bookmarkStart w:id="186" w:name="tier2-39"/>
+    <w:bookmarkEnd w:id="193"/>
+    <w:bookmarkStart w:id="196" w:name="tier2-43"/>
     <w:tbl>
       <w:tblPr>
         <w:tblStyle w:val="Table"/>
@@ -8307,12 +9605,12 @@
                 <wp:inline>
                   <wp:extent cx="152400" cy="152400"/>
                   <wp:effectExtent b="0" l="0" r="0" t="0"/>
-                  <wp:docPr descr="" title="" id="184" name="Picture"/>
+                  <wp:docPr descr="" title="" id="194" name="Picture"/>
                   <a:graphic>
                     <a:graphicData uri="http://schemas.openxmlformats.org/drawingml/2006/picture">
                       <pic:pic>
                         <pic:nvPicPr>
-                          <pic:cNvPr descr="C:\Users\User\AppData\Local\Programs\Quarto\share\formats\docx\note.png" id="185" name="Picture"/>
+                          <pic:cNvPr descr="C:\Users\User\AppData\Local\Programs\Quarto\share\formats\docx\note.png" id="195" name="Picture"/>
                           <pic:cNvPicPr>
                             <a:picLocks noChangeArrowheads="1" noChangeAspect="1"/>
                           </pic:cNvPicPr>
@@ -8369,51 +9667,126 @@
           </w:tcPr>
           <w:p>
             <w:pPr>
-              <w:pStyle w:val="SourceCode"/>
+              <w:pStyle w:val="Compact"/>
+              <w:numPr>
+                <w:ilvl w:val="0"/>
+                <w:numId w:val="1022"/>
+              </w:numPr>
             </w:pPr>
             <w:r>
               <w:rPr>
-                <w:rStyle w:val="VerbatimChar"/>
+                <w:b/>
+                <w:bCs/>
               </w:rPr>
-              <w:t xml:space="preserve">1. **Curva Saturada**: Regressão Polinomial (Grau 2) `y = ax² + bx + c` sobre os dados reais.</w:t>
-            </w:r>
-            <w:r>
-              <w:br/>
+              <w:t xml:space="preserve">Curva Saturada</w:t>
+            </w:r>
+            <w:r>
+              <w:t xml:space="preserve">: Regressão Polinomial (Grau 2)</w:t>
+            </w:r>
+            <w:r>
+              <w:t xml:space="preserve"> </w:t>
             </w:r>
             <w:r>
               <w:rPr>
-                <w:rStyle w:val="VerbatimChar"/>
+                <w:i/>
+                <w:iCs/>
               </w:rPr>
-              <w:t xml:space="preserve">2. **Crescimento Linear (Ideal)**: Projeção `y = x / CAC_minimo`. Assume que o CAC se mantém fixo infinitamente.</w:t>
-            </w:r>
-            <w:r>
-              <w:br/>
-            </w:r>
+              <w:t xml:space="preserve">y = ax² + bx + c</w:t>
+            </w:r>
+            <w:r>
+              <w:t xml:space="preserve"> </w:t>
+            </w:r>
+            <w:r>
+              <w:t xml:space="preserve">sobre os dados reais.</w:t>
+            </w:r>
+          </w:p>
+          <w:p>
+            <w:pPr>
+              <w:pStyle w:val="Compact"/>
+              <w:numPr>
+                <w:ilvl w:val="0"/>
+                <w:numId w:val="1022"/>
+              </w:numPr>
+            </w:pPr>
             <w:r>
               <w:rPr>
-                <w:rStyle w:val="VerbatimChar"/>
+                <w:b/>
+                <w:bCs/>
               </w:rPr>
-              <w:t xml:space="preserve">3. **Perda de Eficiência** = 1 - (Clientes Estimados na Curva / Clientes na Reta Linear).</w:t>
-            </w:r>
-            <w:r>
-              <w:br/>
+              <w:t xml:space="preserve">Crescimento Linear (Ideal)</w:t>
+            </w:r>
+            <w:r>
+              <w:t xml:space="preserve">: Projeção</w:t>
+            </w:r>
+            <w:r>
+              <w:t xml:space="preserve"> </w:t>
             </w:r>
             <w:r>
               <w:rPr>
-                <w:rStyle w:val="VerbatimChar"/>
+                <w:i/>
+                <w:iCs/>
               </w:rPr>
-              <w:t xml:space="preserve">   - Ex: Se perda é 30%, significa que 30% do budget extra está "virando calor" (CAC mais alto).</w:t>
+              <w:t xml:space="preserve">y = x / CAC_minimo</w:t>
+            </w:r>
+            <w:r>
+              <w:t xml:space="preserve">. Assume que o CAC se mantém fixo infinitamente.</w:t>
+            </w:r>
+          </w:p>
+          <w:p>
+            <w:pPr>
+              <w:pStyle w:val="Compact"/>
+              <w:numPr>
+                <w:ilvl w:val="0"/>
+                <w:numId w:val="1022"/>
+              </w:numPr>
+            </w:pPr>
+            <w:r>
+              <w:rPr>
+                <w:b/>
+                <w:bCs/>
+              </w:rPr>
+              <w:t xml:space="preserve">Perda de Eficiência</w:t>
+            </w:r>
+            <w:r>
+              <w:t xml:space="preserve"> </w:t>
+            </w:r>
+            <w:r>
+              <w:t xml:space="preserve">= 1 - (Clientes Estimados na Curva / Clientes na Reta Linear).</w:t>
+            </w:r>
+          </w:p>
+          <w:p>
+            <w:pPr>
+              <w:pStyle w:val="Compact"/>
+              <w:numPr>
+                <w:ilvl w:val="1"/>
+                <w:numId w:val="1023"/>
+              </w:numPr>
+            </w:pPr>
+            <w:r>
+              <w:t xml:space="preserve">Ex: Se perda é 30%, significa que 30% do budget extra está</w:t>
+            </w:r>
+            <w:r>
+              <w:t xml:space="preserve"> </w:t>
+            </w:r>
+            <w:r>
+              <w:t xml:space="preserve">“virando calor”</w:t>
+            </w:r>
+            <w:r>
+              <w:t xml:space="preserve"> </w:t>
+            </w:r>
+            <w:r>
+              <w:t xml:space="preserve">(CAC mais alto).</w:t>
             </w:r>
           </w:p>
           <w:p/>
         </w:tc>
       </w:tr>
     </w:tbl>
-    <w:bookmarkEnd w:id="186"/>
-    <w:bookmarkStart w:id="187" w:name="tier2-40"/>
-    <w:bookmarkEnd w:id="187"/>
-    <w:bookmarkStart w:id="189" w:name="tier2-41"/>
-    <w:bookmarkStart w:id="188" w:name="X0242aa2cd5c6dadfa7d222599db7f5681a7c98c"/>
+    <w:bookmarkEnd w:id="196"/>
+    <w:bookmarkStart w:id="197" w:name="tier2-44"/>
+    <w:bookmarkEnd w:id="197"/>
+    <w:bookmarkStart w:id="199" w:name="tier2-45"/>
+    <w:bookmarkStart w:id="198" w:name="X0242aa2cd5c6dadfa7d222599db7f5681a7c98c"/>
     <w:p>
       <w:pPr>
         <w:pStyle w:val="Heading2"/>
@@ -8422,42 +9795,42 @@
         <w:t xml:space="preserve">Quanto dinheiro estamos perdendo pelo ralo?</w:t>
       </w:r>
     </w:p>
-    <w:bookmarkEnd w:id="188"/>
-    <w:bookmarkEnd w:id="189"/>
-    <w:bookmarkStart w:id="191" w:name="tier2-42"/>
-    <w:bookmarkStart w:id="190" w:name="X0f5d044a9c268cebc285f0dfb09d1528caf61f7"/>
+    <w:bookmarkEnd w:id="198"/>
+    <w:bookmarkEnd w:id="199"/>
+    <w:bookmarkStart w:id="201" w:name="tier2-46"/>
+    <w:bookmarkStart w:id="200" w:name="X28479a1afd44c88cbbcc8d4015b7ba8f9fd2b68"/>
     <w:p>
       <w:pPr>
         <w:pStyle w:val="Heading3"/>
       </w:pPr>
       <w:r>
-        <w:t xml:space="preserve">📉 Análise de Vazamento: Net MRR Growth &amp; Churn Cost</w:t>
-      </w:r>
-    </w:p>
-    <w:bookmarkEnd w:id="190"/>
-    <w:bookmarkEnd w:id="191"/>
+        <w:t xml:space="preserve">📉 VIZ 2.5: Análise de Vazamento (Net Growth &amp; Churn)</w:t>
+      </w:r>
+    </w:p>
+    <w:bookmarkEnd w:id="200"/>
+    <w:bookmarkEnd w:id="201"/>
     <w:p>
       <w:pPr>
         <w:pStyle w:val="FirstParagraph"/>
       </w:pPr>
-      <w:bookmarkStart w:id="195" w:name="tier2-43"/>
+      <w:bookmarkStart w:id="205" w:name="tier2-47"/>
       <w:r>
         <w:drawing>
           <wp:inline>
-            <wp:extent cx="5334000" cy="2501110"/>
+            <wp:extent cx="5334000" cy="2519190"/>
             <wp:effectExtent b="0" l="0" r="0" t="0"/>
-            <wp:docPr descr="" title="" id="193" name="Picture"/>
+            <wp:docPr descr="" title="" id="203" name="Picture"/>
             <a:graphic>
               <a:graphicData uri="http://schemas.openxmlformats.org/drawingml/2006/picture">
                 <pic:pic>
                   <pic:nvPicPr>
-                    <pic:cNvPr descr="relatorio_completo_files/figure-docx/tier2-output-43.png" id="194" name="Picture"/>
+                    <pic:cNvPr descr="relatorio_completo_files/figure-docx/tier2-output-47.png" id="204" name="Picture"/>
                     <pic:cNvPicPr>
                       <a:picLocks noChangeArrowheads="1" noChangeAspect="1"/>
                     </pic:cNvPicPr>
                   </pic:nvPicPr>
                   <pic:blipFill>
-                    <a:blip r:embed="rId192"/>
+                    <a:blip r:embed="rId202"/>
                     <a:stretch>
                       <a:fillRect/>
                     </a:stretch>
@@ -8465,7 +9838,7 @@
                   <pic:spPr bwMode="auto">
                     <a:xfrm>
                       <a:off x="0" y="0"/>
-                      <a:ext cx="5334000" cy="2501110"/>
+                      <a:ext cx="5334000" cy="2519190"/>
                     </a:xfrm>
                     <a:prstGeom prst="rect">
                       <a:avLst/>
@@ -8483,9 +9856,23 @@
           </wp:inline>
         </w:drawing>
       </w:r>
-      <w:bookmarkEnd w:id="195"/>
-    </w:p>
-    <w:bookmarkStart w:id="196" w:name="tier2-44"/>
+      <w:bookmarkEnd w:id="205"/>
+    </w:p>
+    <w:bookmarkStart w:id="206" w:name="tier2-48"/>
+    <w:p>
+      <w:pPr>
+        <w:pStyle w:val="BodyText"/>
+      </w:pPr>
+      <w:r>
+        <w:rPr>
+          <w:i/>
+          <w:iCs/>
+        </w:rPr>
+        <w:t xml:space="preserve">Fonte: df_real_m (Churn MRR) | Benchmark: 5%</w:t>
+      </w:r>
+    </w:p>
+    <w:bookmarkEnd w:id="206"/>
+    <w:bookmarkStart w:id="207" w:name="tier2-49"/>
     <w:p>
       <w:r>
         <w:pict>
@@ -8493,70 +9880,240 @@
         </w:pict>
       </w:r>
     </w:p>
-    <w:bookmarkEnd w:id="196"/>
-    <w:bookmarkStart w:id="198" w:name="tier2-45"/>
-    <w:bookmarkStart w:id="197" w:name="como-ler-este-gráfico-6"/>
+    <w:bookmarkEnd w:id="207"/>
+    <w:bookmarkStart w:id="210" w:name="tier2-50"/>
+    <w:tbl>
+      <w:tblPr>
+        <w:tblStyle w:val="Table"/>
+        <w:tblInd w:w="164" w:type="dxa"/>
+        <w:tblBorders>
+          <w:left w:val="single" w:sz="24" w:space="0" w:color="0758E5"/>
+        </w:tblBorders>
+        <w:tblCellMar>
+          <w:left w:w="0" w:type="dxa"/>
+          <w:right w:w="0" w:type="dxa"/>
+        </w:tblCellMar>
+        <w:tblLook w:firstRow="0" w:lastRow="0" w:firstColumn="0" w:lastColumn="0" w:noHBand="0" w:noVBand="0" w:val="0000"/>
+      </w:tblPr>
+      <w:tblGrid>
+        <w:gridCol w:w="7920"/>
+      </w:tblGrid>
+      <w:tr>
+        <w:trPr>
+          <w:cantSplit/>
+        </w:trPr>
+        <w:tc>
+          <w:tcPr>
+            <w:tcMar>
+              <w:left w:w="144" w:type="dxa"/>
+              <w:right w:w="144" w:type="dxa"/>
+            </w:tcMar>
+          </w:tcPr>
+          <w:p>
+            <w:pPr>
+              <w:pStyle w:val="FirstParagraph"/>
+            </w:pPr>
+            <w:pPr>
+              <w:spacing w:before="0" w:after="8"/>
+              <w:jc w:val="center"/>
+            </w:pPr>
+            <w:r>
+              <w:drawing>
+                <wp:inline>
+                  <wp:extent cx="152400" cy="152400"/>
+                  <wp:effectExtent b="0" l="0" r="0" t="0"/>
+                  <wp:docPr descr="" title="" id="208" name="Picture"/>
+                  <a:graphic>
+                    <a:graphicData uri="http://schemas.openxmlformats.org/drawingml/2006/picture">
+                      <pic:pic>
+                        <pic:nvPicPr>
+                          <pic:cNvPr descr="C:\Users\User\AppData\Local\Programs\Quarto\share\formats\docx\note.png" id="209" name="Picture"/>
+                          <pic:cNvPicPr>
+                            <a:picLocks noChangeArrowheads="1" noChangeAspect="1"/>
+                          </pic:cNvPicPr>
+                        </pic:nvPicPr>
+                        <pic:blipFill>
+                          <a:blip r:embed="rId20"/>
+                          <a:stretch>
+                            <a:fillRect/>
+                          </a:stretch>
+                        </pic:blipFill>
+                        <pic:spPr bwMode="auto">
+                          <a:xfrm>
+                            <a:off x="0" y="0"/>
+                            <a:ext cx="152400" cy="152400"/>
+                          </a:xfrm>
+                          <a:prstGeom prst="rect">
+                            <a:avLst/>
+                          </a:prstGeom>
+                          <a:noFill/>
+                          <a:ln w="9525">
+                            <a:noFill/>
+                            <a:headEnd/>
+                            <a:tailEnd/>
+                          </a:ln>
+                        </pic:spPr>
+                      </pic:pic>
+                    </a:graphicData>
+                  </a:graphic>
+                </wp:inline>
+              </w:drawing>
+            </w:r>
+          </w:p>
+        </w:tc>
+        <w:tc>
+          <w:p>
+            <w:pPr>
+              <w:pStyle w:val="BodyText"/>
+            </w:pPr>
+            <w:pPr>
+              <w:spacing w:before="16" w:after="64"/>
+            </w:pPr>
+            <w:r>
+              <w:rPr>
+                <w:b/>
+                <w:bCs/>
+              </w:rPr>
+              <w:t xml:space="preserve">📖 COMO LER ESTE GRÁFICO</w:t>
+            </w:r>
+          </w:p>
+          <w:p>
+            <w:pPr>
+              <w:pStyle w:val="BodyText"/>
+            </w:pPr>
+            <w:pPr>
+              <w:spacing w:before="16"/>
+            </w:pPr>
+            <w:r>
+              <w:rPr>
+                <w:b/>
+                <w:bCs/>
+              </w:rPr>
+              <w:t xml:space="preserve">O QUE ESTOU VENDO?</w:t>
+            </w:r>
+            <w:r>
+              <w:t xml:space="preserve"> </w:t>
+            </w:r>
+            <w:r>
+              <w:t xml:space="preserve">Análise de vazamento de receita (Churn) vs Novos Contratos.</w:t>
+            </w:r>
+          </w:p>
+          <w:p>
+            <w:pPr>
+              <w:pStyle w:val="BodyText"/>
+            </w:pPr>
+            <w:r>
+              <w:rPr>
+                <w:b/>
+                <w:bCs/>
+              </w:rPr>
+              <w:t xml:space="preserve">ELEMENTOS VISUAIS:</w:t>
+            </w:r>
+            <w:r>
+              <w:t xml:space="preserve"> </w:t>
+            </w:r>
+            <w:r>
+              <w:t xml:space="preserve">-</w:t>
+            </w:r>
+            <w:r>
+              <w:t xml:space="preserve"> </w:t>
+            </w:r>
+            <w:r>
+              <w:rPr>
+                <w:b/>
+                <w:bCs/>
+              </w:rPr>
+              <w:t xml:space="preserve">Verde:</w:t>
+            </w:r>
+            <w:r>
+              <w:t xml:space="preserve"> </w:t>
+            </w:r>
+            <w:r>
+              <w:t xml:space="preserve">Vendas Novas (Entrada). -</w:t>
+            </w:r>
+            <w:r>
+              <w:t xml:space="preserve"> </w:t>
+            </w:r>
+            <w:r>
+              <w:rPr>
+                <w:b/>
+                <w:bCs/>
+              </w:rPr>
+              <w:t xml:space="preserve">Vermelho:</w:t>
+            </w:r>
+            <w:r>
+              <w:t xml:space="preserve"> </w:t>
+            </w:r>
+            <w:r>
+              <w:t xml:space="preserve">Cancelamentos (Saída). -</w:t>
+            </w:r>
+            <w:r>
+              <w:t xml:space="preserve"> </w:t>
+            </w:r>
+            <w:r>
+              <w:rPr>
+                <w:b/>
+                <w:bCs/>
+              </w:rPr>
+              <w:t xml:space="preserve">Cinza:</w:t>
+            </w:r>
+            <w:r>
+              <w:t xml:space="preserve"> </w:t>
+            </w:r>
+            <w:r>
+              <w:t xml:space="preserve">Perda</w:t>
+            </w:r>
+            <w:r>
+              <w:t xml:space="preserve"> </w:t>
+            </w:r>
+            <w:r>
+              <w:t xml:space="preserve">“Normal”</w:t>
+            </w:r>
+            <w:r>
+              <w:t xml:space="preserve"> </w:t>
+            </w:r>
+            <w:r>
+              <w:t xml:space="preserve">de mercado (5%).</w:t>
+            </w:r>
+          </w:p>
+          <w:p>
+            <w:pPr>
+              <w:pStyle w:val="BodyText"/>
+            </w:pPr>
+            <w:pPr>
+              <w:spacing w:after="16"/>
+            </w:pPr>
+            <w:r>
+              <w:rPr>
+                <w:b/>
+                <w:bCs/>
+              </w:rPr>
+              <w:t xml:space="preserve">INTERPRETAÇÃO:</w:t>
+            </w:r>
+            <w:r>
+              <w:t xml:space="preserve"> </w:t>
+            </w:r>
+            <w:r>
+              <w:t xml:space="preserve">- A parte vermelha que excede a sombra cinza é ineficiência de retenção que corrói o crescimento.</w:t>
+            </w:r>
+          </w:p>
+        </w:tc>
+      </w:tr>
+    </w:tbl>
+    <w:bookmarkEnd w:id="210"/>
+    <w:bookmarkStart w:id="212" w:name="tier2-51"/>
+    <w:bookmarkStart w:id="211" w:name="impacto-financeiro-do-churn"/>
     <w:p>
       <w:pPr>
         <w:pStyle w:val="Heading4"/>
       </w:pPr>
       <w:r>
-        <w:t xml:space="preserve">📖 COMO LER ESTE GRÁFICO:</w:t>
-      </w:r>
-    </w:p>
-    <w:p>
-      <w:pPr>
-        <w:pStyle w:val="SourceCode"/>
-      </w:pPr>
-      <w:r>
-        <w:rPr>
-          <w:rStyle w:val="VerbatimChar"/>
-        </w:rPr>
-        <w:t xml:space="preserve">1. **Barras Verdes (Cima):** Dinheiro novo entrando (Vendas).</w:t>
-      </w:r>
-      <w:r>
-        <w:br/>
-      </w:r>
-      <w:r>
-        <w:rPr>
-          <w:rStyle w:val="VerbatimChar"/>
-        </w:rPr>
-        <w:t xml:space="preserve">2. **Barras Vermelhas (Baixo):** Dinheiro saindo (Cancelamentos).</w:t>
-      </w:r>
-      <w:r>
-        <w:br/>
-      </w:r>
-      <w:r>
-        <w:rPr>
-          <w:rStyle w:val="VerbatimChar"/>
-        </w:rPr>
-        <w:t xml:space="preserve">3. **Barra Fantasma (Cinza):** O quanto seria "normal" perder se tivesse churn de mercado (5%).</w:t>
-      </w:r>
-      <w:r>
-        <w:br/>
-      </w:r>
-      <w:r>
-        <w:rPr>
-          <w:rStyle w:val="VerbatimChar"/>
-        </w:rPr>
-        <w:t xml:space="preserve">4. **Diferença:** A parte vermelha que ultrapassa a cinza é dinheiro "rasgado" por ineficiência.</w:t>
-      </w:r>
-    </w:p>
-    <w:bookmarkEnd w:id="197"/>
-    <w:bookmarkEnd w:id="198"/>
-    <w:bookmarkStart w:id="200" w:name="tier2-46"/>
-    <w:bookmarkStart w:id="199" w:name="a-prova-numérica-4"/>
-    <w:p>
-      <w:pPr>
-        <w:pStyle w:val="Heading4"/>
-      </w:pPr>
-      <w:r>
-        <w:t xml:space="preserve">📋 A PROVA NUMÉRICA:</w:t>
-      </w:r>
-    </w:p>
-    <w:bookmarkEnd w:id="199"/>
-    <w:bookmarkEnd w:id="200"/>
-    <w:bookmarkStart w:id="201" w:name="tier2-47"/>
+        <w:t xml:space="preserve">Impacto Financeiro do Churn</w:t>
+      </w:r>
+    </w:p>
+    <w:bookmarkEnd w:id="211"/>
+    <w:bookmarkEnd w:id="212"/>
+    <w:bookmarkStart w:id="213" w:name="tier2-52"/>
     <w:tbl>
       <w:tblPr>
         <w:tblStyle w:val="Table"/>
@@ -8946,8 +10503,8 @@
         </w:tc>
       </w:tr>
     </w:tbl>
-    <w:bookmarkEnd w:id="201"/>
-    <w:bookmarkStart w:id="204" w:name="tier2-48"/>
+    <w:bookmarkEnd w:id="213"/>
+    <w:bookmarkStart w:id="216" w:name="tier2-53"/>
     <w:tbl>
       <w:tblPr>
         <w:tblStyle w:val="Table"/>
@@ -8989,12 +10546,12 @@
                 <wp:inline>
                   <wp:extent cx="152400" cy="152400"/>
                   <wp:effectExtent b="0" l="0" r="0" t="0"/>
-                  <wp:docPr descr="" title="" id="202" name="Picture"/>
+                  <wp:docPr descr="" title="" id="214" name="Picture"/>
                   <a:graphic>
                     <a:graphicData uri="http://schemas.openxmlformats.org/drawingml/2006/picture">
                       <pic:pic>
                         <pic:nvPicPr>
-                          <pic:cNvPr descr="C:\Users\User\AppData\Local\Programs\Quarto\share\formats\docx\tip.png" id="203" name="Picture"/>
+                          <pic:cNvPr descr="C:\Users\User\AppData\Local\Programs\Quarto\share\formats\docx\tip.png" id="215" name="Picture"/>
                           <pic:cNvPicPr>
                             <a:picLocks noChangeArrowheads="1" noChangeAspect="1"/>
                           </pic:cNvPicPr>
@@ -9054,7 +10611,7 @@
               <w:pStyle w:val="Compact"/>
               <w:numPr>
                 <w:ilvl w:val="0"/>
-                <w:numId w:val="1015"/>
+                <w:numId w:val="1024"/>
               </w:numPr>
             </w:pPr>
             <w:r>
@@ -9076,7 +10633,7 @@
               <w:pStyle w:val="Compact"/>
               <w:numPr>
                 <w:ilvl w:val="0"/>
-                <w:numId w:val="1015"/>
+                <w:numId w:val="1024"/>
               </w:numPr>
             </w:pPr>
             <w:r>
@@ -9098,7 +10655,7 @@
               <w:pStyle w:val="Compact"/>
               <w:numPr>
                 <w:ilvl w:val="0"/>
-                <w:numId w:val="1015"/>
+                <w:numId w:val="1024"/>
               </w:numPr>
             </w:pPr>
             <w:r>
@@ -9120,7 +10677,7 @@
               <w:pStyle w:val="Compact"/>
               <w:numPr>
                 <w:ilvl w:val="0"/>
-                <w:numId w:val="1015"/>
+                <w:numId w:val="1024"/>
               </w:numPr>
             </w:pPr>
             <w:r>
@@ -9141,8 +10698,8 @@
         </w:tc>
       </w:tr>
     </w:tbl>
-    <w:bookmarkEnd w:id="204"/>
-    <w:bookmarkStart w:id="207" w:name="tier2-49"/>
+    <w:bookmarkEnd w:id="216"/>
+    <w:bookmarkStart w:id="219" w:name="tier2-54"/>
     <w:tbl>
       <w:tblPr>
         <w:tblStyle w:val="Table"/>
@@ -9184,12 +10741,12 @@
                 <wp:inline>
                   <wp:extent cx="152400" cy="152400"/>
                   <wp:effectExtent b="0" l="0" r="0" t="0"/>
-                  <wp:docPr descr="" title="" id="205" name="Picture"/>
+                  <wp:docPr descr="" title="" id="217" name="Picture"/>
                   <a:graphic>
                     <a:graphicData uri="http://schemas.openxmlformats.org/drawingml/2006/picture">
                       <pic:pic>
                         <pic:nvPicPr>
-                          <pic:cNvPr descr="C:\Users\User\AppData\Local\Programs\Quarto\share\formats\docx\note.png" id="206" name="Picture"/>
+                          <pic:cNvPr descr="C:\Users\User\AppData\Local\Programs\Quarto\share\formats\docx\note.png" id="218" name="Picture"/>
                           <pic:cNvPicPr>
                             <a:picLocks noChangeArrowheads="1" noChangeAspect="1"/>
                           </pic:cNvPicPr>
@@ -9246,59 +10803,124 @@
           </w:tcPr>
           <w:p>
             <w:pPr>
-              <w:pStyle w:val="SourceCode"/>
+              <w:pStyle w:val="Compact"/>
+              <w:numPr>
+                <w:ilvl w:val="0"/>
+                <w:numId w:val="1025"/>
+              </w:numPr>
             </w:pPr>
             <w:r>
               <w:rPr>
-                <w:rStyle w:val="VerbatimChar"/>
+                <w:b/>
+                <w:bCs/>
               </w:rPr>
-              <w:t xml:space="preserve">1. **Churn Rate Real** = Clientes Cancelados / Clientes Ativos Iniciais</w:t>
-            </w:r>
-            <w:r>
-              <w:br/>
-            </w:r>
+              <w:t xml:space="preserve">Churn Rate Real</w:t>
+            </w:r>
+            <w:r>
+              <w:t xml:space="preserve"> </w:t>
+            </w:r>
+            <w:r>
+              <w:t xml:space="preserve">= Clientes Cancelados / Clientes Ativos Iniciais</w:t>
+            </w:r>
+          </w:p>
+          <w:p>
+            <w:pPr>
+              <w:pStyle w:val="Compact"/>
+              <w:numPr>
+                <w:ilvl w:val="0"/>
+                <w:numId w:val="1025"/>
+              </w:numPr>
+            </w:pPr>
             <w:r>
               <w:rPr>
-                <w:rStyle w:val="VerbatimChar"/>
+                <w:b/>
+                <w:bCs/>
               </w:rPr>
-              <w:t xml:space="preserve">2. **Perda Real (Churn MRR)** = Valor somado dos contratos cancelados no mês.</w:t>
-            </w:r>
-            <w:r>
-              <w:br/>
-            </w:r>
+              <w:t xml:space="preserve">Perda Real (Churn MRR)</w:t>
+            </w:r>
+            <w:r>
+              <w:t xml:space="preserve"> </w:t>
+            </w:r>
+            <w:r>
+              <w:t xml:space="preserve">= Valor somado dos contratos cancelados no mês.</w:t>
+            </w:r>
+          </w:p>
+          <w:p>
+            <w:pPr>
+              <w:pStyle w:val="Compact"/>
+              <w:numPr>
+                <w:ilvl w:val="0"/>
+                <w:numId w:val="1025"/>
+              </w:numPr>
+            </w:pPr>
             <w:r>
               <w:rPr>
-                <w:rStyle w:val="VerbatimChar"/>
+                <w:b/>
+                <w:bCs/>
               </w:rPr>
-              <w:t xml:space="preserve">3. **Perda Aceitável (Benchmark)** = MRR Inicial × 5.0% (Meta de Mercado).</w:t>
-            </w:r>
-            <w:r>
-              <w:br/>
-            </w:r>
+              <w:t xml:space="preserve">Perda Aceitável (Benchmark)</w:t>
+            </w:r>
+            <w:r>
+              <w:t xml:space="preserve"> </w:t>
+            </w:r>
+            <w:r>
+              <w:t xml:space="preserve">= MRR Inicial × 5.0% (Meta de Mercado).</w:t>
+            </w:r>
+          </w:p>
+          <w:p>
+            <w:pPr>
+              <w:pStyle w:val="Compact"/>
+              <w:numPr>
+                <w:ilvl w:val="0"/>
+                <w:numId w:val="1025"/>
+              </w:numPr>
+            </w:pPr>
             <w:r>
               <w:rPr>
-                <w:rStyle w:val="VerbatimChar"/>
+                <w:b/>
+                <w:bCs/>
               </w:rPr>
-              <w:t xml:space="preserve">4. **Dinheiro Rasgado (Waste)** = Perda Real - Perda Aceitável.</w:t>
-            </w:r>
-            <w:r>
-              <w:br/>
-            </w:r>
-            <w:r>
-              <w:rPr>
-                <w:rStyle w:val="VerbatimChar"/>
-              </w:rPr>
-              <w:t xml:space="preserve">   - Se negativo, significa que estamos perdendo mais dinheiro do que o "normal" para o setor.</w:t>
+              <w:t xml:space="preserve">Dinheiro Rasgado (Waste)</w:t>
+            </w:r>
+            <w:r>
+              <w:t xml:space="preserve"> </w:t>
+            </w:r>
+            <w:r>
+              <w:t xml:space="preserve">= Perda Real - Perda Aceitável.</w:t>
+            </w:r>
+          </w:p>
+          <w:p>
+            <w:pPr>
+              <w:pStyle w:val="Compact"/>
+              <w:numPr>
+                <w:ilvl w:val="1"/>
+                <w:numId w:val="1026"/>
+              </w:numPr>
+            </w:pPr>
+            <w:r>
+              <w:t xml:space="preserve">Se negativo, significa que estamos perdendo mais dinheiro do que o</w:t>
+            </w:r>
+            <w:r>
+              <w:t xml:space="preserve"> </w:t>
+            </w:r>
+            <w:r>
+              <w:t xml:space="preserve">“normal”</w:t>
+            </w:r>
+            <w:r>
+              <w:t xml:space="preserve"> </w:t>
+            </w:r>
+            <w:r>
+              <w:t xml:space="preserve">para o setor.</w:t>
             </w:r>
           </w:p>
           <w:p/>
         </w:tc>
       </w:tr>
     </w:tbl>
-    <w:bookmarkEnd w:id="207"/>
-    <w:bookmarkStart w:id="208" w:name="tier2-50"/>
-    <w:bookmarkEnd w:id="208"/>
-    <w:bookmarkStart w:id="211" w:name="tier2-51"/>
+    <w:bookmarkEnd w:id="219"/>
+    <w:bookmarkStart w:id="220" w:name="tier2-55"/>
+    <w:bookmarkEnd w:id="220"/>
+    <w:bookmarkStart w:id="223" w:name="tier2-56"/>
     <w:tbl>
       <w:tblPr>
         <w:tblStyle w:val="Table"/>
@@ -9340,12 +10962,12 @@
                 <wp:inline>
                   <wp:extent cx="152400" cy="152400"/>
                   <wp:effectExtent b="0" l="0" r="0" t="0"/>
-                  <wp:docPr descr="" title="" id="209" name="Picture"/>
+                  <wp:docPr descr="" title="" id="221" name="Picture"/>
                   <a:graphic>
                     <a:graphicData uri="http://schemas.openxmlformats.org/drawingml/2006/picture">
                       <pic:pic>
                         <pic:nvPicPr>
-                          <pic:cNvPr descr="C:\Users\User\AppData\Local\Programs\Quarto\share\formats\docx\important.png" id="210" name="Picture"/>
+                          <pic:cNvPr descr="C:\Users\User\AppData\Local\Programs\Quarto\share\formats\docx\important.png" id="222" name="Picture"/>
                           <pic:cNvPicPr>
                             <a:picLocks noChangeArrowheads="1" noChangeAspect="1"/>
                           </pic:cNvPicPr>
@@ -9415,7 +11037,7 @@
             <w:pPr>
               <w:numPr>
                 <w:ilvl w:val="0"/>
-                <w:numId w:val="1016"/>
+                <w:numId w:val="1027"/>
               </w:numPr>
             </w:pPr>
             <w:r>
@@ -9436,7 +11058,7 @@
             <w:pPr>
               <w:numPr>
                 <w:ilvl w:val="0"/>
-                <w:numId w:val="1016"/>
+                <w:numId w:val="1027"/>
               </w:numPr>
             </w:pPr>
             <w:r>
@@ -9457,7 +11079,7 @@
             <w:pPr>
               <w:numPr>
                 <w:ilvl w:val="0"/>
-                <w:numId w:val="1016"/>
+                <w:numId w:val="1027"/>
               </w:numPr>
             </w:pPr>
             <w:r>
@@ -9478,7 +11100,7 @@
             <w:pPr>
               <w:numPr>
                 <w:ilvl w:val="0"/>
-                <w:numId w:val="1016"/>
+                <w:numId w:val="1027"/>
               </w:numPr>
             </w:pPr>
             <w:r>
@@ -9499,7 +11121,7 @@
             <w:pPr>
               <w:numPr>
                 <w:ilvl w:val="0"/>
-                <w:numId w:val="1016"/>
+                <w:numId w:val="1027"/>
               </w:numPr>
             </w:pPr>
             <w:r>
@@ -9520,10 +11142,10 @@
         </w:tc>
       </w:tr>
     </w:tbl>
-    <w:bookmarkEnd w:id="211"/>
-    <w:bookmarkEnd w:id="212"/>
-    <w:bookmarkEnd w:id="213"/>
-    <w:bookmarkStart w:id="214" w:name="tier-3---financeiro-completo"/>
+    <w:bookmarkEnd w:id="223"/>
+    <w:bookmarkEnd w:id="224"/>
+    <w:bookmarkEnd w:id="225"/>
+    <w:bookmarkStart w:id="226" w:name="tier-3---financeiro-completo"/>
     <w:p>
       <w:pPr>
         <w:pStyle w:val="Heading1"/>
@@ -9550,10 +11172,10 @@
         <w:t xml:space="preserve">Validar a saude financeira atraves da DRE, fluxo de caixa e estrutura de custos.</w:t>
       </w:r>
     </w:p>
-    <w:bookmarkEnd w:id="214"/>
-    <w:bookmarkStart w:id="324" w:name="tier3"/>
-    <w:bookmarkStart w:id="216" w:name="tier3-1"/>
-    <w:bookmarkStart w:id="215" w:name="página-3-análise-financeira"/>
+    <w:bookmarkEnd w:id="226"/>
+    <w:bookmarkStart w:id="336" w:name="tier3"/>
+    <w:bookmarkStart w:id="228" w:name="tier3-1"/>
+    <w:bookmarkStart w:id="227" w:name="página-3-análise-financeira"/>
     <w:p>
       <w:pPr>
         <w:pStyle w:val="Heading1"/>
@@ -9562,9 +11184,9 @@
         <w:t xml:space="preserve">💰 PÁGINA 3: ANÁLISE FINANCEIRA</w:t>
       </w:r>
     </w:p>
-    <w:bookmarkEnd w:id="215"/>
-    <w:bookmarkEnd w:id="216"/>
-    <w:bookmarkStart w:id="217" w:name="tier3-2"/>
+    <w:bookmarkEnd w:id="227"/>
+    <w:bookmarkEnd w:id="228"/>
+    <w:bookmarkStart w:id="229" w:name="tier3-2"/>
     <w:p>
       <w:pPr>
         <w:pStyle w:val="FirstParagraph"/>
@@ -9583,8 +11205,8 @@
         <w:t xml:space="preserve">Provar que a conta fecha no cenário conservador vs benchmark.</w:t>
       </w:r>
     </w:p>
-    <w:bookmarkEnd w:id="217"/>
-    <w:bookmarkStart w:id="218" w:name="tier3-3"/>
+    <w:bookmarkEnd w:id="229"/>
+    <w:bookmarkStart w:id="230" w:name="tier3-3"/>
     <w:p>
       <w:r>
         <w:pict>
@@ -9592,8 +11214,8 @@
         </w:pict>
       </w:r>
     </w:p>
-    <w:bookmarkEnd w:id="218"/>
-    <w:bookmarkStart w:id="219" w:name="tier3-4"/>
+    <w:bookmarkEnd w:id="230"/>
+    <w:bookmarkStart w:id="231" w:name="tier3-4"/>
     <w:p>
       <w:r>
         <w:pict>
@@ -9601,9 +11223,9 @@
         </w:pict>
       </w:r>
     </w:p>
-    <w:bookmarkEnd w:id="219"/>
-    <w:bookmarkStart w:id="221" w:name="tier3-5"/>
-    <w:bookmarkStart w:id="220" w:name="viz-3.1-evolucao-financeira"/>
+    <w:bookmarkEnd w:id="231"/>
+    <w:bookmarkStart w:id="233" w:name="tier3-5"/>
+    <w:bookmarkStart w:id="232" w:name="viz-3.1-evolucao-financeira"/>
     <w:p>
       <w:pPr>
         <w:pStyle w:val="Heading2"/>
@@ -9612,9 +11234,9 @@
         <w:t xml:space="preserve">VIZ 3.1: Evolucao Financeira</w:t>
       </w:r>
     </w:p>
-    <w:bookmarkEnd w:id="220"/>
-    <w:bookmarkEnd w:id="221"/>
-    <w:bookmarkStart w:id="222" w:name="tier3-6"/>
+    <w:bookmarkEnd w:id="232"/>
+    <w:bookmarkEnd w:id="233"/>
+    <w:bookmarkStart w:id="234" w:name="tier3-6"/>
     <w:p>
       <w:pPr>
         <w:pStyle w:val="FirstParagraph"/>
@@ -9633,9 +11255,9 @@
         <w:t xml:space="preserve">A empresa caminha para o break-even? Quando o caixa fica positivo?</w:t>
       </w:r>
     </w:p>
-    <w:bookmarkEnd w:id="222"/>
-    <w:bookmarkStart w:id="224" w:name="tier3-7"/>
-    <w:bookmarkStart w:id="223" w:name="X956f84e40a9d956acab6cfa28d3784cb24056b8"/>
+    <w:bookmarkEnd w:id="234"/>
+    <w:bookmarkStart w:id="236" w:name="tier3-7"/>
+    <w:bookmarkStart w:id="235" w:name="X956f84e40a9d956acab6cfa28d3784cb24056b8"/>
     <w:p>
       <w:pPr>
         <w:pStyle w:val="Heading3"/>
@@ -9644,9 +11266,9 @@
         <w:t xml:space="preserve">📊 DRE - Demonstração de Resultado (Marcos Principais)</w:t>
       </w:r>
     </w:p>
-    <w:bookmarkEnd w:id="223"/>
-    <w:bookmarkEnd w:id="224"/>
-    <w:bookmarkStart w:id="225" w:name="tier3-8"/>
+    <w:bookmarkEnd w:id="235"/>
+    <w:bookmarkEnd w:id="236"/>
+    <w:bookmarkStart w:id="237" w:name="tier3-8"/>
     <w:p>
       <w:pPr>
         <w:pStyle w:val="FirstParagraph"/>
@@ -9659,8 +11281,8 @@
         <w:t xml:space="preserve">Esta é a primeira tabela que mostra o LUCRO REAL da operação.</w:t>
       </w:r>
     </w:p>
-    <w:bookmarkEnd w:id="225"/>
-    <w:bookmarkStart w:id="226" w:name="tier3-9"/>
+    <w:bookmarkEnd w:id="237"/>
+    <w:bookmarkStart w:id="238" w:name="tier3-9"/>
     <w:tbl>
       <w:tblPr>
         <w:tblStyle w:val="Table"/>
@@ -10660,31 +12282,31 @@
         </w:tc>
       </w:tr>
     </w:tbl>
-    <w:bookmarkEnd w:id="226"/>
-    <w:bookmarkStart w:id="227" w:name="tier3-10"/>
-    <w:bookmarkEnd w:id="227"/>
+    <w:bookmarkEnd w:id="238"/>
+    <w:bookmarkStart w:id="239" w:name="tier3-10"/>
+    <w:bookmarkEnd w:id="239"/>
     <w:p>
       <w:pPr>
         <w:pStyle w:val="BodyText"/>
       </w:pPr>
-      <w:bookmarkStart w:id="231" w:name="tier3-11"/>
+      <w:bookmarkStart w:id="243" w:name="tier3-11"/>
       <w:r>
         <w:drawing>
           <wp:inline>
-            <wp:extent cx="5334000" cy="2751410"/>
+            <wp:extent cx="5334000" cy="2755002"/>
             <wp:effectExtent b="0" l="0" r="0" t="0"/>
-            <wp:docPr descr="" title="" id="229" name="Picture"/>
+            <wp:docPr descr="" title="" id="241" name="Picture"/>
             <a:graphic>
               <a:graphicData uri="http://schemas.openxmlformats.org/drawingml/2006/picture">
                 <pic:pic>
                   <pic:nvPicPr>
-                    <pic:cNvPr descr="relatorio_completo_files/figure-docx/tier3-output-11.png" id="230" name="Picture"/>
+                    <pic:cNvPr descr="relatorio_completo_files/figure-docx/tier3-output-11.png" id="242" name="Picture"/>
                     <pic:cNvPicPr>
                       <a:picLocks noChangeArrowheads="1" noChangeAspect="1"/>
                     </pic:cNvPicPr>
                   </pic:nvPicPr>
                   <pic:blipFill>
-                    <a:blip r:embed="rId228"/>
+                    <a:blip r:embed="rId240"/>
                     <a:stretch>
                       <a:fillRect/>
                     </a:stretch>
@@ -10692,7 +12314,7 @@
                   <pic:spPr bwMode="auto">
                     <a:xfrm>
                       <a:off x="0" y="0"/>
-                      <a:ext cx="5334000" cy="2751410"/>
+                      <a:ext cx="5334000" cy="2755002"/>
                     </a:xfrm>
                     <a:prstGeom prst="rect">
                       <a:avLst/>
@@ -10710,9 +12332,9 @@
           </wp:inline>
         </w:drawing>
       </w:r>
-      <w:bookmarkEnd w:id="231"/>
-    </w:p>
-    <w:bookmarkStart w:id="232" w:name="tier3-12"/>
+      <w:bookmarkEnd w:id="243"/>
+    </w:p>
+    <w:bookmarkStart w:id="244" w:name="tier3-12"/>
     <w:p>
       <w:pPr>
         <w:pStyle w:val="BodyText"/>
@@ -10991,10 +12613,10 @@
         <w:t xml:space="preserve">Ponto onde receita = despesas, sem lucro nem prejuizo</w:t>
       </w:r>
     </w:p>
-    <w:bookmarkEnd w:id="232"/>
-    <w:bookmarkStart w:id="233" w:name="tier3-13"/>
-    <w:bookmarkEnd w:id="233"/>
-    <w:bookmarkStart w:id="236" w:name="tier3-14"/>
+    <w:bookmarkEnd w:id="244"/>
+    <w:bookmarkStart w:id="245" w:name="tier3-13"/>
+    <w:bookmarkEnd w:id="245"/>
+    <w:bookmarkStart w:id="248" w:name="tier3-14"/>
     <w:tbl>
       <w:tblPr>
         <w:tblStyle w:val="Table"/>
@@ -11036,12 +12658,12 @@
                 <wp:inline>
                   <wp:extent cx="152400" cy="152400"/>
                   <wp:effectExtent b="0" l="0" r="0" t="0"/>
-                  <wp:docPr descr="" title="" id="234" name="Picture"/>
+                  <wp:docPr descr="" title="" id="246" name="Picture"/>
                   <a:graphic>
                     <a:graphicData uri="http://schemas.openxmlformats.org/drawingml/2006/picture">
                       <pic:pic>
                         <pic:nvPicPr>
-                          <pic:cNvPr descr="C:\Users\User\AppData\Local\Programs\Quarto\share\formats\docx\tip.png" id="235" name="Picture"/>
+                          <pic:cNvPr descr="C:\Users\User\AppData\Local\Programs\Quarto\share\formats\docx\tip.png" id="247" name="Picture"/>
                           <pic:cNvPicPr>
                             <a:picLocks noChangeArrowheads="1" noChangeAspect="1"/>
                           </pic:cNvPicPr>
@@ -11101,7 +12723,7 @@
               <w:pStyle w:val="Compact"/>
               <w:numPr>
                 <w:ilvl w:val="0"/>
-                <w:numId w:val="1017"/>
+                <w:numId w:val="1028"/>
               </w:numPr>
             </w:pPr>
             <w:r>
@@ -11123,7 +12745,7 @@
               <w:pStyle w:val="Compact"/>
               <w:numPr>
                 <w:ilvl w:val="0"/>
-                <w:numId w:val="1017"/>
+                <w:numId w:val="1028"/>
               </w:numPr>
             </w:pPr>
             <w:r>
@@ -11145,7 +12767,7 @@
               <w:pStyle w:val="Compact"/>
               <w:numPr>
                 <w:ilvl w:val="0"/>
-                <w:numId w:val="1017"/>
+                <w:numId w:val="1028"/>
               </w:numPr>
             </w:pPr>
             <w:r>
@@ -11167,7 +12789,7 @@
               <w:pStyle w:val="Compact"/>
               <w:numPr>
                 <w:ilvl w:val="0"/>
-                <w:numId w:val="1017"/>
+                <w:numId w:val="1028"/>
               </w:numPr>
             </w:pPr>
             <w:r>
@@ -11188,8 +12810,8 @@
         </w:tc>
       </w:tr>
     </w:tbl>
-    <w:bookmarkEnd w:id="236"/>
-    <w:bookmarkStart w:id="239" w:name="tier3-15"/>
+    <w:bookmarkEnd w:id="248"/>
+    <w:bookmarkStart w:id="251" w:name="tier3-15"/>
     <w:tbl>
       <w:tblPr>
         <w:tblStyle w:val="Table"/>
@@ -11231,12 +12853,12 @@
                 <wp:inline>
                   <wp:extent cx="152400" cy="152400"/>
                   <wp:effectExtent b="0" l="0" r="0" t="0"/>
-                  <wp:docPr descr="" title="" id="237" name="Picture"/>
+                  <wp:docPr descr="" title="" id="249" name="Picture"/>
                   <a:graphic>
                     <a:graphicData uri="http://schemas.openxmlformats.org/drawingml/2006/picture">
                       <pic:pic>
                         <pic:nvPicPr>
-                          <pic:cNvPr descr="C:\Users\User\AppData\Local\Programs\Quarto\share\formats\docx\note.png" id="238" name="Picture"/>
+                          <pic:cNvPr descr="C:\Users\User\AppData\Local\Programs\Quarto\share\formats\docx\note.png" id="250" name="Picture"/>
                           <pic:cNvPicPr>
                             <a:picLocks noChangeArrowheads="1" noChangeAspect="1"/>
                           </pic:cNvPicPr>
@@ -11349,8 +12971,8 @@
         </w:tc>
       </w:tr>
     </w:tbl>
-    <w:bookmarkEnd w:id="239"/>
-    <w:bookmarkStart w:id="240" w:name="tier3-16"/>
+    <w:bookmarkEnd w:id="251"/>
+    <w:bookmarkStart w:id="252" w:name="tier3-16"/>
     <w:p>
       <w:r>
         <w:pict>
@@ -11358,9 +12980,9 @@
         </w:pict>
       </w:r>
     </w:p>
-    <w:bookmarkEnd w:id="240"/>
-    <w:bookmarkStart w:id="242" w:name="tier3-17"/>
-    <w:bookmarkStart w:id="241" w:name="viz-3.2-estrutura-de-custos"/>
+    <w:bookmarkEnd w:id="252"/>
+    <w:bookmarkStart w:id="254" w:name="tier3-17"/>
+    <w:bookmarkStart w:id="253" w:name="viz-3.2-estrutura-de-custos"/>
     <w:p>
       <w:pPr>
         <w:pStyle w:val="Heading2"/>
@@ -11369,9 +12991,9 @@
         <w:t xml:space="preserve">VIZ 3.2: Estrutura de Custos</w:t>
       </w:r>
     </w:p>
-    <w:bookmarkEnd w:id="241"/>
-    <w:bookmarkEnd w:id="242"/>
-    <w:bookmarkStart w:id="243" w:name="tier3-18"/>
+    <w:bookmarkEnd w:id="253"/>
+    <w:bookmarkEnd w:id="254"/>
+    <w:bookmarkStart w:id="255" w:name="tier3-18"/>
     <w:p>
       <w:pPr>
         <w:pStyle w:val="FirstParagraph"/>
@@ -11390,9 +13012,9 @@
         <w:t xml:space="preserve">Onde esta o dinheiro? A estrutura de custos e saudavel?</w:t>
       </w:r>
     </w:p>
-    <w:bookmarkEnd w:id="243"/>
-    <w:bookmarkStart w:id="245" w:name="tier3-19"/>
-    <w:bookmarkStart w:id="244" w:name="decomposição-da-dre-m36"/>
+    <w:bookmarkEnd w:id="255"/>
+    <w:bookmarkStart w:id="257" w:name="tier3-19"/>
+    <w:bookmarkStart w:id="256" w:name="decomposição-da-dre-m36"/>
     <w:p>
       <w:pPr>
         <w:pStyle w:val="Heading3"/>
@@ -11401,9 +13023,9 @@
         <w:t xml:space="preserve">📊 DECOMPOSIÇÃO DA DRE (M36)</w:t>
       </w:r>
     </w:p>
-    <w:bookmarkEnd w:id="244"/>
-    <w:bookmarkEnd w:id="245"/>
-    <w:bookmarkStart w:id="246" w:name="tier3-20"/>
+    <w:bookmarkEnd w:id="256"/>
+    <w:bookmarkEnd w:id="257"/>
+    <w:bookmarkStart w:id="258" w:name="tier3-20"/>
     <w:tbl>
       <w:tblPr>
         <w:tblStyle w:val="Table"/>
@@ -11820,31 +13442,31 @@
         </w:tc>
       </w:tr>
     </w:tbl>
-    <w:bookmarkEnd w:id="246"/>
-    <w:bookmarkStart w:id="247" w:name="tier3-21"/>
-    <w:bookmarkEnd w:id="247"/>
+    <w:bookmarkEnd w:id="258"/>
+    <w:bookmarkStart w:id="259" w:name="tier3-21"/>
+    <w:bookmarkEnd w:id="259"/>
     <w:p>
       <w:pPr>
         <w:pStyle w:val="BodyText"/>
       </w:pPr>
-      <w:bookmarkStart w:id="251" w:name="tier3-22"/>
+      <w:bookmarkStart w:id="263" w:name="tier3-22"/>
       <w:r>
         <w:drawing>
           <wp:inline>
             <wp:extent cx="5334000" cy="2755002"/>
             <wp:effectExtent b="0" l="0" r="0" t="0"/>
-            <wp:docPr descr="" title="" id="249" name="Picture"/>
+            <wp:docPr descr="" title="" id="261" name="Picture"/>
             <a:graphic>
               <a:graphicData uri="http://schemas.openxmlformats.org/drawingml/2006/picture">
                 <pic:pic>
                   <pic:nvPicPr>
-                    <pic:cNvPr descr="relatorio_completo_files/figure-docx/tier3-output-22.png" id="250" name="Picture"/>
+                    <pic:cNvPr descr="relatorio_completo_files/figure-docx/tier3-output-22.png" id="262" name="Picture"/>
                     <pic:cNvPicPr>
                       <a:picLocks noChangeArrowheads="1" noChangeAspect="1"/>
                     </pic:cNvPicPr>
                   </pic:nvPicPr>
                   <pic:blipFill>
-                    <a:blip r:embed="rId248"/>
+                    <a:blip r:embed="rId260"/>
                     <a:stretch>
                       <a:fillRect/>
                     </a:stretch>
@@ -11870,9 +13492,9 @@
           </wp:inline>
         </w:drawing>
       </w:r>
-      <w:bookmarkEnd w:id="251"/>
-    </w:p>
-    <w:bookmarkStart w:id="252" w:name="tier3-23"/>
+      <w:bookmarkEnd w:id="263"/>
+    </w:p>
+    <w:bookmarkStart w:id="264" w:name="tier3-23"/>
     <w:p>
       <w:pPr>
         <w:pStyle w:val="BodyText"/>
@@ -11890,7 +13512,7 @@
         <w:pStyle w:val="Compact"/>
         <w:numPr>
           <w:ilvl w:val="0"/>
-          <w:numId w:val="1018"/>
+          <w:numId w:val="1029"/>
         </w:numPr>
       </w:pPr>
       <w:r>
@@ -11912,7 +13534,7 @@
         <w:pStyle w:val="Compact"/>
         <w:numPr>
           <w:ilvl w:val="0"/>
-          <w:numId w:val="1018"/>
+          <w:numId w:val="1029"/>
         </w:numPr>
       </w:pPr>
       <w:r>
@@ -11934,7 +13556,7 @@
         <w:pStyle w:val="Compact"/>
         <w:numPr>
           <w:ilvl w:val="0"/>
-          <w:numId w:val="1018"/>
+          <w:numId w:val="1029"/>
         </w:numPr>
       </w:pPr>
       <w:r>
@@ -11956,7 +13578,7 @@
         <w:pStyle w:val="Compact"/>
         <w:numPr>
           <w:ilvl w:val="0"/>
-          <w:numId w:val="1018"/>
+          <w:numId w:val="1029"/>
         </w:numPr>
       </w:pPr>
       <w:r>
@@ -11973,9 +13595,9 @@
         <w:t xml:space="preserve">Barra final deve ser verde e representar &gt;20% da receita</w:t>
       </w:r>
     </w:p>
-    <w:bookmarkEnd w:id="252"/>
-    <w:bookmarkStart w:id="254" w:name="tier3-24"/>
-    <w:bookmarkStart w:id="253" w:name="breakdown-detalhado-de-custos-m36"/>
+    <w:bookmarkEnd w:id="264"/>
+    <w:bookmarkStart w:id="266" w:name="tier3-24"/>
+    <w:bookmarkStart w:id="265" w:name="breakdown-detalhado-de-custos-m36"/>
     <w:p>
       <w:pPr>
         <w:pStyle w:val="Heading3"/>
@@ -11984,9 +13606,9 @@
         <w:t xml:space="preserve">💰 BREAKDOWN DETALHADO DE CUSTOS (M36)</w:t>
       </w:r>
     </w:p>
-    <w:bookmarkEnd w:id="253"/>
-    <w:bookmarkEnd w:id="254"/>
-    <w:bookmarkStart w:id="255" w:name="tier3-25"/>
+    <w:bookmarkEnd w:id="265"/>
+    <w:bookmarkEnd w:id="266"/>
+    <w:bookmarkStart w:id="267" w:name="tier3-25"/>
     <w:p>
       <w:pPr>
         <w:pStyle w:val="FirstParagraph"/>
@@ -11999,8 +13621,8 @@
         <w:t xml:space="preserve">Decomposição completa de COGS e OPEX por canal/categoria.</w:t>
       </w:r>
     </w:p>
-    <w:bookmarkEnd w:id="255"/>
-    <w:bookmarkStart w:id="256" w:name="tier3-26"/>
+    <w:bookmarkEnd w:id="267"/>
+    <w:bookmarkStart w:id="268" w:name="tier3-26"/>
     <w:tbl>
       <w:tblPr>
         <w:tblStyle w:val="Table"/>
@@ -12815,31 +14437,31 @@
         </w:tc>
       </w:tr>
     </w:tbl>
-    <w:bookmarkEnd w:id="256"/>
-    <w:bookmarkStart w:id="257" w:name="tier3-27"/>
-    <w:bookmarkEnd w:id="257"/>
+    <w:bookmarkEnd w:id="268"/>
+    <w:bookmarkStart w:id="269" w:name="tier3-27"/>
+    <w:bookmarkEnd w:id="269"/>
     <w:p>
       <w:pPr>
         <w:pStyle w:val="BodyText"/>
       </w:pPr>
-      <w:bookmarkStart w:id="261" w:name="tier3-28"/>
+      <w:bookmarkStart w:id="273" w:name="tier3-28"/>
       <w:r>
         <w:drawing>
           <wp:inline>
-            <wp:extent cx="5334000" cy="2845295"/>
+            <wp:extent cx="5334000" cy="2854974"/>
             <wp:effectExtent b="0" l="0" r="0" t="0"/>
-            <wp:docPr descr="" title="" id="259" name="Picture"/>
+            <wp:docPr descr="" title="" id="271" name="Picture"/>
             <a:graphic>
               <a:graphicData uri="http://schemas.openxmlformats.org/drawingml/2006/picture">
                 <pic:pic>
                   <pic:nvPicPr>
-                    <pic:cNvPr descr="relatorio_completo_files/figure-docx/tier3-output-28.png" id="260" name="Picture"/>
+                    <pic:cNvPr descr="relatorio_completo_files/figure-docx/tier3-output-28.png" id="272" name="Picture"/>
                     <pic:cNvPicPr>
                       <a:picLocks noChangeArrowheads="1" noChangeAspect="1"/>
                     </pic:cNvPicPr>
                   </pic:nvPicPr>
                   <pic:blipFill>
-                    <a:blip r:embed="rId258"/>
+                    <a:blip r:embed="rId270"/>
                     <a:stretch>
                       <a:fillRect/>
                     </a:stretch>
@@ -12847,7 +14469,7 @@
                   <pic:spPr bwMode="auto">
                     <a:xfrm>
                       <a:off x="0" y="0"/>
-                      <a:ext cx="5334000" cy="2845295"/>
+                      <a:ext cx="5334000" cy="2854974"/>
                     </a:xfrm>
                     <a:prstGeom prst="rect">
                       <a:avLst/>
@@ -12865,11 +14487,11 @@
           </wp:inline>
         </w:drawing>
       </w:r>
-      <w:bookmarkEnd w:id="261"/>
-    </w:p>
-    <w:bookmarkStart w:id="262" w:name="tier3-29"/>
-    <w:bookmarkEnd w:id="262"/>
-    <w:bookmarkStart w:id="265" w:name="tier3-30"/>
+      <w:bookmarkEnd w:id="273"/>
+    </w:p>
+    <w:bookmarkStart w:id="274" w:name="tier3-29"/>
+    <w:bookmarkEnd w:id="274"/>
+    <w:bookmarkStart w:id="277" w:name="tier3-30"/>
     <w:tbl>
       <w:tblPr>
         <w:tblStyle w:val="Table"/>
@@ -12911,12 +14533,12 @@
                 <wp:inline>
                   <wp:extent cx="152400" cy="152400"/>
                   <wp:effectExtent b="0" l="0" r="0" t="0"/>
-                  <wp:docPr descr="" title="" id="263" name="Picture"/>
+                  <wp:docPr descr="" title="" id="275" name="Picture"/>
                   <a:graphic>
                     <a:graphicData uri="http://schemas.openxmlformats.org/drawingml/2006/picture">
                       <pic:pic>
                         <pic:nvPicPr>
-                          <pic:cNvPr descr="C:\Users\User\AppData\Local\Programs\Quarto\share\formats\docx\tip.png" id="264" name="Picture"/>
+                          <pic:cNvPr descr="C:\Users\User\AppData\Local\Programs\Quarto\share\formats\docx\tip.png" id="276" name="Picture"/>
                           <pic:cNvPicPr>
                             <a:picLocks noChangeArrowheads="1" noChangeAspect="1"/>
                           </pic:cNvPicPr>
@@ -12976,7 +14598,7 @@
               <w:pStyle w:val="Compact"/>
               <w:numPr>
                 <w:ilvl w:val="0"/>
-                <w:numId w:val="1019"/>
+                <w:numId w:val="1030"/>
               </w:numPr>
             </w:pPr>
             <w:r>
@@ -12998,7 +14620,7 @@
               <w:pStyle w:val="Compact"/>
               <w:numPr>
                 <w:ilvl w:val="0"/>
-                <w:numId w:val="1019"/>
+                <w:numId w:val="1030"/>
               </w:numPr>
             </w:pPr>
             <w:r>
@@ -13020,7 +14642,7 @@
               <w:pStyle w:val="Compact"/>
               <w:numPr>
                 <w:ilvl w:val="0"/>
-                <w:numId w:val="1019"/>
+                <w:numId w:val="1030"/>
               </w:numPr>
             </w:pPr>
             <w:r>
@@ -13042,7 +14664,7 @@
               <w:pStyle w:val="Compact"/>
               <w:numPr>
                 <w:ilvl w:val="0"/>
-                <w:numId w:val="1019"/>
+                <w:numId w:val="1030"/>
               </w:numPr>
             </w:pPr>
             <w:r>
@@ -13063,8 +14685,8 @@
         </w:tc>
       </w:tr>
     </w:tbl>
-    <w:bookmarkEnd w:id="265"/>
-    <w:bookmarkStart w:id="268" w:name="tier3-31"/>
+    <w:bookmarkEnd w:id="277"/>
+    <w:bookmarkStart w:id="280" w:name="tier3-31"/>
     <w:tbl>
       <w:tblPr>
         <w:tblStyle w:val="Table"/>
@@ -13106,12 +14728,12 @@
                 <wp:inline>
                   <wp:extent cx="152400" cy="152400"/>
                   <wp:effectExtent b="0" l="0" r="0" t="0"/>
-                  <wp:docPr descr="" title="" id="266" name="Picture"/>
+                  <wp:docPr descr="" title="" id="278" name="Picture"/>
                   <a:graphic>
                     <a:graphicData uri="http://schemas.openxmlformats.org/drawingml/2006/picture">
                       <pic:pic>
                         <pic:nvPicPr>
-                          <pic:cNvPr descr="C:\Users\User\AppData\Local\Programs\Quarto\share\formats\docx\note.png" id="267" name="Picture"/>
+                          <pic:cNvPr descr="C:\Users\User\AppData\Local\Programs\Quarto\share\formats\docx\note.png" id="279" name="Picture"/>
                           <pic:cNvPicPr>
                             <a:picLocks noChangeArrowheads="1" noChangeAspect="1"/>
                           </pic:cNvPicPr>
@@ -13224,8 +14846,8 @@
         </w:tc>
       </w:tr>
     </w:tbl>
-    <w:bookmarkEnd w:id="268"/>
-    <w:bookmarkStart w:id="269" w:name="tier3-32"/>
+    <w:bookmarkEnd w:id="280"/>
+    <w:bookmarkStart w:id="281" w:name="tier3-32"/>
     <w:p>
       <w:r>
         <w:pict>
@@ -13233,9 +14855,9 @@
         </w:pict>
       </w:r>
     </w:p>
-    <w:bookmarkEnd w:id="269"/>
-    <w:bookmarkStart w:id="271" w:name="tier3-33"/>
-    <w:bookmarkStart w:id="270" w:name="viz-3.3-fluxo-de-caixa-semanal"/>
+    <w:bookmarkEnd w:id="281"/>
+    <w:bookmarkStart w:id="283" w:name="tier3-33"/>
+    <w:bookmarkStart w:id="282" w:name="viz-3.3-fluxo-de-caixa-semanal"/>
     <w:p>
       <w:pPr>
         <w:pStyle w:val="Heading2"/>
@@ -13244,9 +14866,9 @@
         <w:t xml:space="preserve">VIZ 3.3: Fluxo de Caixa Semanal</w:t>
       </w:r>
     </w:p>
-    <w:bookmarkEnd w:id="270"/>
-    <w:bookmarkEnd w:id="271"/>
-    <w:bookmarkStart w:id="272" w:name="tier3-34"/>
+    <w:bookmarkEnd w:id="282"/>
+    <w:bookmarkEnd w:id="283"/>
+    <w:bookmarkStart w:id="284" w:name="tier3-34"/>
     <w:p>
       <w:pPr>
         <w:pStyle w:val="FirstParagraph"/>
@@ -13265,29 +14887,29 @@
         <w:t xml:space="preserve">O caixa sobrevive ao ramp-up? Qual o momento mais critico?</w:t>
       </w:r>
     </w:p>
-    <w:bookmarkEnd w:id="272"/>
+    <w:bookmarkEnd w:id="284"/>
     <w:p>
       <w:pPr>
         <w:pStyle w:val="BodyText"/>
       </w:pPr>
-      <w:bookmarkStart w:id="276" w:name="tier3-35"/>
+      <w:bookmarkStart w:id="288" w:name="tier3-35"/>
       <w:r>
         <w:drawing>
           <wp:inline>
-            <wp:extent cx="5334000" cy="2755002"/>
+            <wp:extent cx="5334000" cy="2758593"/>
             <wp:effectExtent b="0" l="0" r="0" t="0"/>
-            <wp:docPr descr="" title="" id="274" name="Picture"/>
+            <wp:docPr descr="" title="" id="286" name="Picture"/>
             <a:graphic>
               <a:graphicData uri="http://schemas.openxmlformats.org/drawingml/2006/picture">
                 <pic:pic>
                   <pic:nvPicPr>
-                    <pic:cNvPr descr="relatorio_completo_files/figure-docx/tier3-output-35.png" id="275" name="Picture"/>
+                    <pic:cNvPr descr="relatorio_completo_files/figure-docx/tier3-output-35.png" id="287" name="Picture"/>
                     <pic:cNvPicPr>
                       <a:picLocks noChangeArrowheads="1" noChangeAspect="1"/>
                     </pic:cNvPicPr>
                   </pic:nvPicPr>
                   <pic:blipFill>
-                    <a:blip r:embed="rId273"/>
+                    <a:blip r:embed="rId285"/>
                     <a:stretch>
                       <a:fillRect/>
                     </a:stretch>
@@ -13295,7 +14917,7 @@
                   <pic:spPr bwMode="auto">
                     <a:xfrm>
                       <a:off x="0" y="0"/>
-                      <a:ext cx="5334000" cy="2755002"/>
+                      <a:ext cx="5334000" cy="2758593"/>
                     </a:xfrm>
                     <a:prstGeom prst="rect">
                       <a:avLst/>
@@ -13313,9 +14935,9 @@
           </wp:inline>
         </w:drawing>
       </w:r>
-      <w:bookmarkEnd w:id="276"/>
-    </w:p>
-    <w:bookmarkStart w:id="277" w:name="tier3-36"/>
+      <w:bookmarkEnd w:id="288"/>
+    </w:p>
+    <w:bookmarkStart w:id="289" w:name="tier3-36"/>
     <w:p>
       <w:pPr>
         <w:pStyle w:val="BodyText"/>
@@ -13333,7 +14955,7 @@
         <w:pStyle w:val="Compact"/>
         <w:numPr>
           <w:ilvl w:val="0"/>
-          <w:numId w:val="1020"/>
+          <w:numId w:val="1031"/>
         </w:numPr>
       </w:pPr>
       <w:r>
@@ -13355,7 +14977,7 @@
         <w:pStyle w:val="Compact"/>
         <w:numPr>
           <w:ilvl w:val="0"/>
-          <w:numId w:val="1020"/>
+          <w:numId w:val="1031"/>
         </w:numPr>
       </w:pPr>
       <w:r>
@@ -13377,7 +14999,7 @@
         <w:pStyle w:val="Compact"/>
         <w:numPr>
           <w:ilvl w:val="0"/>
-          <w:numId w:val="1020"/>
+          <w:numId w:val="1031"/>
         </w:numPr>
       </w:pPr>
       <w:r>
@@ -13399,7 +15021,7 @@
         <w:pStyle w:val="Compact"/>
         <w:numPr>
           <w:ilvl w:val="0"/>
-          <w:numId w:val="1020"/>
+          <w:numId w:val="1031"/>
         </w:numPr>
       </w:pPr>
       <w:r>
@@ -13421,7 +15043,7 @@
         <w:pStyle w:val="Compact"/>
         <w:numPr>
           <w:ilvl w:val="0"/>
-          <w:numId w:val="1020"/>
+          <w:numId w:val="1031"/>
         </w:numPr>
       </w:pPr>
       <w:r>
@@ -13443,7 +15065,7 @@
         <w:pStyle w:val="Compact"/>
         <w:numPr>
           <w:ilvl w:val="0"/>
-          <w:numId w:val="1020"/>
+          <w:numId w:val="1031"/>
         </w:numPr>
       </w:pPr>
       <w:r>
@@ -13460,8 +15082,8 @@
         <w:t xml:space="preserve">Manter caixa sempre acima da linha vermelha</w:t>
       </w:r>
     </w:p>
-    <w:bookmarkEnd w:id="277"/>
-    <w:bookmarkStart w:id="278" w:name="tier3-37"/>
+    <w:bookmarkEnd w:id="289"/>
+    <w:bookmarkStart w:id="290" w:name="tier3-37"/>
     <w:tbl>
       <w:tblPr>
         <w:tblStyle w:val="Table"/>
@@ -13998,8 +15620,8 @@
         </w:tc>
       </w:tr>
     </w:tbl>
-    <w:bookmarkEnd w:id="278"/>
-    <w:bookmarkStart w:id="279" w:name="tier3-38"/>
+    <w:bookmarkEnd w:id="290"/>
+    <w:bookmarkStart w:id="291" w:name="tier3-38"/>
     <w:p>
       <w:pPr>
         <w:pStyle w:val="BodyText"/>
@@ -14012,8 +15634,8 @@
         <w:t xml:space="preserve">Fonte: Celulas 5A/5B | df_real_m interpolado para granularidade semanal</w:t>
       </w:r>
     </w:p>
-    <w:bookmarkEnd w:id="279"/>
-    <w:bookmarkStart w:id="280" w:name="tier3-39"/>
+    <w:bookmarkEnd w:id="291"/>
+    <w:bookmarkStart w:id="292" w:name="tier3-39"/>
     <w:p>
       <w:pPr>
         <w:pStyle w:val="BodyText"/>
@@ -14306,12 +15928,12 @@
         <w:t xml:space="preserve">Reserva minima para emergencias (2 semanas de despesas)</w:t>
       </w:r>
     </w:p>
-    <w:bookmarkEnd w:id="280"/>
-    <w:bookmarkStart w:id="281" w:name="tier3-40"/>
-    <w:bookmarkEnd w:id="281"/>
-    <w:bookmarkStart w:id="282" w:name="tier3-41"/>
-    <w:bookmarkEnd w:id="282"/>
-    <w:bookmarkStart w:id="285" w:name="tier3-42"/>
+    <w:bookmarkEnd w:id="292"/>
+    <w:bookmarkStart w:id="293" w:name="tier3-40"/>
+    <w:bookmarkEnd w:id="293"/>
+    <w:bookmarkStart w:id="294" w:name="tier3-41"/>
+    <w:bookmarkEnd w:id="294"/>
+    <w:bookmarkStart w:id="297" w:name="tier3-42"/>
     <w:tbl>
       <w:tblPr>
         <w:tblStyle w:val="Table"/>
@@ -14353,12 +15975,12 @@
                 <wp:inline>
                   <wp:extent cx="152400" cy="152400"/>
                   <wp:effectExtent b="0" l="0" r="0" t="0"/>
-                  <wp:docPr descr="" title="" id="283" name="Picture"/>
+                  <wp:docPr descr="" title="" id="295" name="Picture"/>
                   <a:graphic>
                     <a:graphicData uri="http://schemas.openxmlformats.org/drawingml/2006/picture">
                       <pic:pic>
                         <pic:nvPicPr>
-                          <pic:cNvPr descr="C:\Users\User\AppData\Local\Programs\Quarto\share\formats\docx\warning.png" id="284" name="Picture"/>
+                          <pic:cNvPr descr="C:\Users\User\AppData\Local\Programs\Quarto\share\formats\docx\warning.png" id="296" name="Picture"/>
                           <pic:cNvPicPr>
                             <a:picLocks noChangeArrowheads="1" noChangeAspect="1"/>
                           </pic:cNvPicPr>
@@ -14418,7 +16040,7 @@
               <w:pStyle w:val="Compact"/>
               <w:numPr>
                 <w:ilvl w:val="0"/>
-                <w:numId w:val="1021"/>
+                <w:numId w:val="1032"/>
               </w:numPr>
             </w:pPr>
             <w:r>
@@ -14440,7 +16062,7 @@
               <w:pStyle w:val="Compact"/>
               <w:numPr>
                 <w:ilvl w:val="0"/>
-                <w:numId w:val="1021"/>
+                <w:numId w:val="1032"/>
               </w:numPr>
             </w:pPr>
             <w:r>
@@ -14462,7 +16084,7 @@
               <w:pStyle w:val="Compact"/>
               <w:numPr>
                 <w:ilvl w:val="0"/>
-                <w:numId w:val="1021"/>
+                <w:numId w:val="1032"/>
               </w:numPr>
             </w:pPr>
             <w:r>
@@ -14484,7 +16106,7 @@
               <w:pStyle w:val="Compact"/>
               <w:numPr>
                 <w:ilvl w:val="0"/>
-                <w:numId w:val="1021"/>
+                <w:numId w:val="1032"/>
               </w:numPr>
             </w:pPr>
             <w:r>
@@ -14505,8 +16127,8 @@
         </w:tc>
       </w:tr>
     </w:tbl>
-    <w:bookmarkEnd w:id="285"/>
-    <w:bookmarkStart w:id="288" w:name="tier3-43"/>
+    <w:bookmarkEnd w:id="297"/>
+    <w:bookmarkStart w:id="300" w:name="tier3-43"/>
     <w:tbl>
       <w:tblPr>
         <w:tblStyle w:val="Table"/>
@@ -14548,12 +16170,12 @@
                 <wp:inline>
                   <wp:extent cx="152400" cy="152400"/>
                   <wp:effectExtent b="0" l="0" r="0" t="0"/>
-                  <wp:docPr descr="" title="" id="286" name="Picture"/>
+                  <wp:docPr descr="" title="" id="298" name="Picture"/>
                   <a:graphic>
                     <a:graphicData uri="http://schemas.openxmlformats.org/drawingml/2006/picture">
                       <pic:pic>
                         <pic:nvPicPr>
-                          <pic:cNvPr descr="C:\Users\User\AppData\Local\Programs\Quarto\share\formats\docx\note.png" id="287" name="Picture"/>
+                          <pic:cNvPr descr="C:\Users\User\AppData\Local\Programs\Quarto\share\formats\docx\note.png" id="299" name="Picture"/>
                           <pic:cNvPicPr>
                             <a:picLocks noChangeArrowheads="1" noChangeAspect="1"/>
                           </pic:cNvPicPr>
@@ -14666,8 +16288,8 @@
         </w:tc>
       </w:tr>
     </w:tbl>
-    <w:bookmarkEnd w:id="288"/>
-    <w:bookmarkStart w:id="289" w:name="tier3-44"/>
+    <w:bookmarkEnd w:id="300"/>
+    <w:bookmarkStart w:id="301" w:name="tier3-44"/>
     <w:p>
       <w:r>
         <w:pict>
@@ -14675,9 +16297,9 @@
         </w:pict>
       </w:r>
     </w:p>
-    <w:bookmarkEnd w:id="289"/>
-    <w:bookmarkStart w:id="291" w:name="tier3-45"/>
-    <w:bookmarkStart w:id="290" w:name="viz-3.4-alavancagem-operacional"/>
+    <w:bookmarkEnd w:id="301"/>
+    <w:bookmarkStart w:id="303" w:name="tier3-45"/>
+    <w:bookmarkStart w:id="302" w:name="viz-3.4-alavancagem-operacional"/>
     <w:p>
       <w:pPr>
         <w:pStyle w:val="Heading2"/>
@@ -14686,9 +16308,9 @@
         <w:t xml:space="preserve">VIZ 3.4: Alavancagem Operacional</w:t>
       </w:r>
     </w:p>
-    <w:bookmarkEnd w:id="290"/>
-    <w:bookmarkEnd w:id="291"/>
-    <w:bookmarkStart w:id="292" w:name="tier3-46"/>
+    <w:bookmarkEnd w:id="302"/>
+    <w:bookmarkEnd w:id="303"/>
+    <w:bookmarkStart w:id="304" w:name="tier3-46"/>
     <w:p>
       <w:pPr>
         <w:pStyle w:val="FirstParagraph"/>
@@ -14707,29 +16329,29 @@
         <w:t xml:space="preserve">A empresa escala de forma eficiente?</w:t>
       </w:r>
     </w:p>
-    <w:bookmarkEnd w:id="292"/>
+    <w:bookmarkEnd w:id="304"/>
     <w:p>
       <w:pPr>
         <w:pStyle w:val="BodyText"/>
       </w:pPr>
-      <w:bookmarkStart w:id="296" w:name="tier3-47"/>
+      <w:bookmarkStart w:id="308" w:name="tier3-47"/>
       <w:r>
         <w:drawing>
           <wp:inline>
-            <wp:extent cx="5334000" cy="2968924"/>
+            <wp:extent cx="5334000" cy="2983621"/>
             <wp:effectExtent b="0" l="0" r="0" t="0"/>
-            <wp:docPr descr="" title="" id="294" name="Picture"/>
+            <wp:docPr descr="" title="" id="306" name="Picture"/>
             <a:graphic>
               <a:graphicData uri="http://schemas.openxmlformats.org/drawingml/2006/picture">
                 <pic:pic>
                   <pic:nvPicPr>
-                    <pic:cNvPr descr="relatorio_completo_files/figure-docx/tier3-output-47.png" id="295" name="Picture"/>
+                    <pic:cNvPr descr="relatorio_completo_files/figure-docx/tier3-output-47.png" id="307" name="Picture"/>
                     <pic:cNvPicPr>
                       <a:picLocks noChangeArrowheads="1" noChangeAspect="1"/>
                     </pic:cNvPicPr>
                   </pic:nvPicPr>
                   <pic:blipFill>
-                    <a:blip r:embed="rId293"/>
+                    <a:blip r:embed="rId305"/>
                     <a:stretch>
                       <a:fillRect/>
                     </a:stretch>
@@ -14737,7 +16359,7 @@
                   <pic:spPr bwMode="auto">
                     <a:xfrm>
                       <a:off x="0" y="0"/>
-                      <a:ext cx="5334000" cy="2968924"/>
+                      <a:ext cx="5334000" cy="2983621"/>
                     </a:xfrm>
                     <a:prstGeom prst="rect">
                       <a:avLst/>
@@ -14755,9 +16377,9 @@
           </wp:inline>
         </w:drawing>
       </w:r>
-      <w:bookmarkEnd w:id="296"/>
-    </w:p>
-    <w:bookmarkStart w:id="297" w:name="tier3-48"/>
+      <w:bookmarkEnd w:id="308"/>
+    </w:p>
+    <w:bookmarkStart w:id="309" w:name="tier3-48"/>
     <w:p>
       <w:pPr>
         <w:pStyle w:val="BodyText"/>
@@ -15128,10 +16750,10 @@
         <w:t xml:space="preserve">Lucro operacional dividido pela receita, em percentual</w:t>
       </w:r>
     </w:p>
-    <w:bookmarkEnd w:id="297"/>
-    <w:bookmarkStart w:id="298" w:name="tier3-49"/>
-    <w:bookmarkEnd w:id="298"/>
-    <w:bookmarkStart w:id="301" w:name="tier3-50"/>
+    <w:bookmarkEnd w:id="309"/>
+    <w:bookmarkStart w:id="310" w:name="tier3-49"/>
+    <w:bookmarkEnd w:id="310"/>
+    <w:bookmarkStart w:id="313" w:name="tier3-50"/>
     <w:tbl>
       <w:tblPr>
         <w:tblStyle w:val="Table"/>
@@ -15173,12 +16795,12 @@
                 <wp:inline>
                   <wp:extent cx="152400" cy="152400"/>
                   <wp:effectExtent b="0" l="0" r="0" t="0"/>
-                  <wp:docPr descr="" title="" id="299" name="Picture"/>
+                  <wp:docPr descr="" title="" id="311" name="Picture"/>
                   <a:graphic>
                     <a:graphicData uri="http://schemas.openxmlformats.org/drawingml/2006/picture">
                       <pic:pic>
                         <pic:nvPicPr>
-                          <pic:cNvPr descr="C:\Users\User\AppData\Local\Programs\Quarto\share\formats\docx\tip.png" id="300" name="Picture"/>
+                          <pic:cNvPr descr="C:\Users\User\AppData\Local\Programs\Quarto\share\formats\docx\tip.png" id="312" name="Picture"/>
                           <pic:cNvPicPr>
                             <a:picLocks noChangeArrowheads="1" noChangeAspect="1"/>
                           </pic:cNvPicPr>
@@ -15238,7 +16860,7 @@
               <w:pStyle w:val="Compact"/>
               <w:numPr>
                 <w:ilvl w:val="0"/>
-                <w:numId w:val="1022"/>
+                <w:numId w:val="1033"/>
               </w:numPr>
             </w:pPr>
             <w:r>
@@ -15260,7 +16882,7 @@
               <w:pStyle w:val="Compact"/>
               <w:numPr>
                 <w:ilvl w:val="0"/>
-                <w:numId w:val="1022"/>
+                <w:numId w:val="1033"/>
               </w:numPr>
             </w:pPr>
             <w:r>
@@ -15282,7 +16904,7 @@
               <w:pStyle w:val="Compact"/>
               <w:numPr>
                 <w:ilvl w:val="0"/>
-                <w:numId w:val="1022"/>
+                <w:numId w:val="1033"/>
               </w:numPr>
             </w:pPr>
             <w:r>
@@ -15304,7 +16926,7 @@
               <w:pStyle w:val="Compact"/>
               <w:numPr>
                 <w:ilvl w:val="0"/>
-                <w:numId w:val="1022"/>
+                <w:numId w:val="1033"/>
               </w:numPr>
             </w:pPr>
             <w:r>
@@ -15325,8 +16947,8 @@
         </w:tc>
       </w:tr>
     </w:tbl>
-    <w:bookmarkEnd w:id="301"/>
-    <w:bookmarkStart w:id="304" w:name="tier3-51"/>
+    <w:bookmarkEnd w:id="313"/>
+    <w:bookmarkStart w:id="316" w:name="tier3-51"/>
     <w:tbl>
       <w:tblPr>
         <w:tblStyle w:val="Table"/>
@@ -15368,12 +16990,12 @@
                 <wp:inline>
                   <wp:extent cx="152400" cy="152400"/>
                   <wp:effectExtent b="0" l="0" r="0" t="0"/>
-                  <wp:docPr descr="" title="" id="302" name="Picture"/>
+                  <wp:docPr descr="" title="" id="314" name="Picture"/>
                   <a:graphic>
                     <a:graphicData uri="http://schemas.openxmlformats.org/drawingml/2006/picture">
                       <pic:pic>
                         <pic:nvPicPr>
-                          <pic:cNvPr descr="C:\Users\User\AppData\Local\Programs\Quarto\share\formats\docx\note.png" id="303" name="Picture"/>
+                          <pic:cNvPr descr="C:\Users\User\AppData\Local\Programs\Quarto\share\formats\docx\note.png" id="315" name="Picture"/>
                           <pic:cNvPicPr>
                             <a:picLocks noChangeArrowheads="1" noChangeAspect="1"/>
                           </pic:cNvPicPr>
@@ -15486,8 +17108,8 @@
         </w:tc>
       </w:tr>
     </w:tbl>
-    <w:bookmarkEnd w:id="304"/>
-    <w:bookmarkStart w:id="305" w:name="tier3-52"/>
+    <w:bookmarkEnd w:id="316"/>
+    <w:bookmarkStart w:id="317" w:name="tier3-52"/>
     <w:p>
       <w:r>
         <w:pict>
@@ -15495,9 +17117,9 @@
         </w:pict>
       </w:r>
     </w:p>
-    <w:bookmarkEnd w:id="305"/>
-    <w:bookmarkStart w:id="307" w:name="tier3-53"/>
-    <w:bookmarkStart w:id="306" w:name="viz-3.5-evolucao-dre---real-vs-ideal"/>
+    <w:bookmarkEnd w:id="317"/>
+    <w:bookmarkStart w:id="319" w:name="tier3-53"/>
+    <w:bookmarkStart w:id="318" w:name="viz-3.5-evolucao-dre---real-vs-ideal"/>
     <w:p>
       <w:pPr>
         <w:pStyle w:val="Heading2"/>
@@ -15506,9 +17128,9 @@
         <w:t xml:space="preserve">VIZ 3.5: Evolucao DRE - Real vs Ideal</w:t>
       </w:r>
     </w:p>
-    <w:bookmarkEnd w:id="306"/>
-    <w:bookmarkEnd w:id="307"/>
-    <w:bookmarkStart w:id="308" w:name="tier3-54"/>
+    <w:bookmarkEnd w:id="318"/>
+    <w:bookmarkEnd w:id="319"/>
+    <w:bookmarkStart w:id="320" w:name="tier3-54"/>
     <w:p>
       <w:pPr>
         <w:pStyle w:val="FirstParagraph"/>
@@ -15527,29 +17149,29 @@
         <w:t xml:space="preserve">Estamos convergindo para o cenario ideal?</w:t>
       </w:r>
     </w:p>
-    <w:bookmarkEnd w:id="308"/>
+    <w:bookmarkEnd w:id="320"/>
     <w:p>
       <w:pPr>
         <w:pStyle w:val="BodyText"/>
       </w:pPr>
-      <w:bookmarkStart w:id="312" w:name="tier3-55"/>
+      <w:bookmarkStart w:id="324" w:name="tier3-55"/>
       <w:r>
         <w:drawing>
           <wp:inline>
-            <wp:extent cx="5334000" cy="2282594"/>
+            <wp:extent cx="5334000" cy="2283023"/>
             <wp:effectExtent b="0" l="0" r="0" t="0"/>
-            <wp:docPr descr="" title="" id="310" name="Picture"/>
+            <wp:docPr descr="" title="" id="322" name="Picture"/>
             <a:graphic>
               <a:graphicData uri="http://schemas.openxmlformats.org/drawingml/2006/picture">
                 <pic:pic>
                   <pic:nvPicPr>
-                    <pic:cNvPr descr="relatorio_completo_files/figure-docx/tier3-output-55.png" id="311" name="Picture"/>
+                    <pic:cNvPr descr="relatorio_completo_files/figure-docx/tier3-output-55.png" id="323" name="Picture"/>
                     <pic:cNvPicPr>
                       <a:picLocks noChangeArrowheads="1" noChangeAspect="1"/>
                     </pic:cNvPicPr>
                   </pic:nvPicPr>
                   <pic:blipFill>
-                    <a:blip r:embed="rId309"/>
+                    <a:blip r:embed="rId321"/>
                     <a:stretch>
                       <a:fillRect/>
                     </a:stretch>
@@ -15557,7 +17179,7 @@
                   <pic:spPr bwMode="auto">
                     <a:xfrm>
                       <a:off x="0" y="0"/>
-                      <a:ext cx="5334000" cy="2282594"/>
+                      <a:ext cx="5334000" cy="2283023"/>
                     </a:xfrm>
                     <a:prstGeom prst="rect">
                       <a:avLst/>
@@ -15575,9 +17197,9 @@
           </wp:inline>
         </w:drawing>
       </w:r>
-      <w:bookmarkEnd w:id="312"/>
-    </w:p>
-    <w:bookmarkStart w:id="313" w:name="tier3-56"/>
+      <w:bookmarkEnd w:id="324"/>
+    </w:p>
+    <w:bookmarkStart w:id="325" w:name="tier3-56"/>
     <w:p>
       <w:pPr>
         <w:pStyle w:val="BodyText"/>
@@ -15778,10 +17400,10 @@
         <w:t xml:space="preserve">.</w:t>
       </w:r>
     </w:p>
-    <w:bookmarkEnd w:id="313"/>
-    <w:bookmarkStart w:id="314" w:name="tier3-57"/>
-    <w:bookmarkEnd w:id="314"/>
-    <w:bookmarkStart w:id="317" w:name="tier3-58"/>
+    <w:bookmarkEnd w:id="325"/>
+    <w:bookmarkStart w:id="326" w:name="tier3-57"/>
+    <w:bookmarkEnd w:id="326"/>
+    <w:bookmarkStart w:id="329" w:name="tier3-58"/>
     <w:tbl>
       <w:tblPr>
         <w:tblStyle w:val="Table"/>
@@ -15823,12 +17445,12 @@
                 <wp:inline>
                   <wp:extent cx="152400" cy="152400"/>
                   <wp:effectExtent b="0" l="0" r="0" t="0"/>
-                  <wp:docPr descr="" title="" id="315" name="Picture"/>
+                  <wp:docPr descr="" title="" id="327" name="Picture"/>
                   <a:graphic>
                     <a:graphicData uri="http://schemas.openxmlformats.org/drawingml/2006/picture">
                       <pic:pic>
                         <pic:nvPicPr>
-                          <pic:cNvPr descr="C:\Users\User\AppData\Local\Programs\Quarto\share\formats\docx\note.png" id="316" name="Picture"/>
+                          <pic:cNvPr descr="C:\Users\User\AppData\Local\Programs\Quarto\share\formats\docx\note.png" id="328" name="Picture"/>
                           <pic:cNvPicPr>
                             <a:picLocks noChangeArrowheads="1" noChangeAspect="1"/>
                           </pic:cNvPicPr>
@@ -15888,7 +17510,7 @@
               <w:pStyle w:val="Compact"/>
               <w:numPr>
                 <w:ilvl w:val="0"/>
-                <w:numId w:val="1023"/>
+                <w:numId w:val="1034"/>
               </w:numPr>
             </w:pPr>
             <w:r>
@@ -15910,7 +17532,7 @@
               <w:pStyle w:val="Compact"/>
               <w:numPr>
                 <w:ilvl w:val="0"/>
-                <w:numId w:val="1023"/>
+                <w:numId w:val="1034"/>
               </w:numPr>
             </w:pPr>
             <w:r>
@@ -15932,7 +17554,7 @@
               <w:pStyle w:val="Compact"/>
               <w:numPr>
                 <w:ilvl w:val="0"/>
-                <w:numId w:val="1023"/>
+                <w:numId w:val="1034"/>
               </w:numPr>
             </w:pPr>
             <w:r>
@@ -15954,7 +17576,7 @@
               <w:pStyle w:val="Compact"/>
               <w:numPr>
                 <w:ilvl w:val="0"/>
-                <w:numId w:val="1023"/>
+                <w:numId w:val="1034"/>
               </w:numPr>
             </w:pPr>
             <w:r>
@@ -15975,8 +17597,8 @@
         </w:tc>
       </w:tr>
     </w:tbl>
-    <w:bookmarkEnd w:id="317"/>
-    <w:bookmarkStart w:id="320" w:name="tier3-59"/>
+    <w:bookmarkEnd w:id="329"/>
+    <w:bookmarkStart w:id="332" w:name="tier3-59"/>
     <w:tbl>
       <w:tblPr>
         <w:tblStyle w:val="Table"/>
@@ -16018,12 +17640,12 @@
                 <wp:inline>
                   <wp:extent cx="152400" cy="152400"/>
                   <wp:effectExtent b="0" l="0" r="0" t="0"/>
-                  <wp:docPr descr="" title="" id="318" name="Picture"/>
+                  <wp:docPr descr="" title="" id="330" name="Picture"/>
                   <a:graphic>
                     <a:graphicData uri="http://schemas.openxmlformats.org/drawingml/2006/picture">
                       <pic:pic>
                         <pic:nvPicPr>
-                          <pic:cNvPr descr="C:\Users\User\AppData\Local\Programs\Quarto\share\formats\docx\note.png" id="319" name="Picture"/>
+                          <pic:cNvPr descr="C:\Users\User\AppData\Local\Programs\Quarto\share\formats\docx\note.png" id="331" name="Picture"/>
                           <pic:cNvPicPr>
                             <a:picLocks noChangeArrowheads="1" noChangeAspect="1"/>
                           </pic:cNvPicPr>
@@ -16136,8 +17758,8 @@
         </w:tc>
       </w:tr>
     </w:tbl>
-    <w:bookmarkEnd w:id="320"/>
-    <w:bookmarkStart w:id="323" w:name="tier3-60"/>
+    <w:bookmarkEnd w:id="332"/>
+    <w:bookmarkStart w:id="335" w:name="tier3-60"/>
     <w:tbl>
       <w:tblPr>
         <w:tblStyle w:val="Table"/>
@@ -16179,12 +17801,12 @@
                 <wp:inline>
                   <wp:extent cx="152400" cy="152400"/>
                   <wp:effectExtent b="0" l="0" r="0" t="0"/>
-                  <wp:docPr descr="" title="" id="321" name="Picture"/>
+                  <wp:docPr descr="" title="" id="333" name="Picture"/>
                   <a:graphic>
                     <a:graphicData uri="http://schemas.openxmlformats.org/drawingml/2006/picture">
                       <pic:pic>
                         <pic:nvPicPr>
-                          <pic:cNvPr descr="C:\Users\User\AppData\Local\Programs\Quarto\share\formats\docx\important.png" id="322" name="Picture"/>
+                          <pic:cNvPr descr="C:\Users\User\AppData\Local\Programs\Quarto\share\formats\docx\important.png" id="334" name="Picture"/>
                           <pic:cNvPicPr>
                             <a:picLocks noChangeArrowheads="1" noChangeAspect="1"/>
                           </pic:cNvPicPr>
@@ -16259,7 +17881,7 @@
               <w:pStyle w:val="Compact"/>
               <w:numPr>
                 <w:ilvl w:val="0"/>
-                <w:numId w:val="1024"/>
+                <w:numId w:val="1035"/>
               </w:numPr>
             </w:pPr>
             <w:r>
@@ -16281,7 +17903,7 @@
               <w:pStyle w:val="Compact"/>
               <w:numPr>
                 <w:ilvl w:val="0"/>
-                <w:numId w:val="1024"/>
+                <w:numId w:val="1035"/>
               </w:numPr>
             </w:pPr>
             <w:r>
@@ -16303,7 +17925,7 @@
               <w:pStyle w:val="Compact"/>
               <w:numPr>
                 <w:ilvl w:val="0"/>
-                <w:numId w:val="1024"/>
+                <w:numId w:val="1035"/>
               </w:numPr>
             </w:pPr>
             <w:r>
@@ -16325,7 +17947,7 @@
               <w:pStyle w:val="Compact"/>
               <w:numPr>
                 <w:ilvl w:val="0"/>
-                <w:numId w:val="1024"/>
+                <w:numId w:val="1035"/>
               </w:numPr>
             </w:pPr>
             <w:r>
@@ -16347,7 +17969,7 @@
               <w:pStyle w:val="Compact"/>
               <w:numPr>
                 <w:ilvl w:val="0"/>
-                <w:numId w:val="1024"/>
+                <w:numId w:val="1035"/>
               </w:numPr>
             </w:pPr>
             <w:r>
@@ -16405,15 +18027,819 @@
         </w:tc>
       </w:tr>
     </w:tbl>
-    <w:bookmarkEnd w:id="323"/>
-    <w:bookmarkEnd w:id="324"/>
-    <w:bookmarkStart w:id="325" w:name="metodologia-completa"/>
+    <w:bookmarkEnd w:id="335"/>
+    <w:bookmarkEnd w:id="336"/>
+    <w:bookmarkStart w:id="337" w:name="tier-4---unit-economics-operação"/>
     <w:p>
       <w:pPr>
         <w:pStyle w:val="Heading1"/>
       </w:pPr>
       <w:r>
-        <w:t xml:space="preserve">Metodologia Completa</w:t>
+        <w:t xml:space="preserve">TIER 4 - UNIT ECONOMICS &amp; OPERAÇÃO</w:t>
+      </w:r>
+    </w:p>
+    <w:p>
+      <w:pPr>
+        <w:pStyle w:val="FirstParagraph"/>
+      </w:pPr>
+      <w:r>
+        <w:rPr>
+          <w:b/>
+          <w:bCs/>
+        </w:rPr>
+        <w:t xml:space="preserve">Objetivo:</w:t>
+      </w:r>
+      <w:r>
+        <w:t xml:space="preserve"> </w:t>
+      </w:r>
+      <w:r>
+        <w:t xml:space="preserve">Validar a saúde da unidade econômica (Cliente) e a eficiência operacional da escala.</w:t>
+      </w:r>
+    </w:p>
+    <w:bookmarkEnd w:id="337"/>
+    <w:bookmarkStart w:id="357" w:name="tier4"/>
+    <w:bookmarkStart w:id="339" w:name="tier4-1"/>
+    <w:bookmarkStart w:id="338" w:name="página-4-unit-economics-operação"/>
+    <w:p>
+      <w:pPr>
+        <w:pStyle w:val="Heading1"/>
+      </w:pPr>
+      <w:r>
+        <w:t xml:space="preserve">PÁGINA 4: UNIT ECONOMICS &amp; OPERAÇÃO</w:t>
+      </w:r>
+    </w:p>
+    <w:bookmarkEnd w:id="338"/>
+    <w:bookmarkEnd w:id="339"/>
+    <w:bookmarkStart w:id="340" w:name="tier4-2"/>
+    <w:p>
+      <w:pPr>
+        <w:pStyle w:val="FirstParagraph"/>
+      </w:pPr>
+      <w:r>
+        <w:rPr>
+          <w:b/>
+          <w:bCs/>
+        </w:rPr>
+        <w:t xml:space="preserve">Objetivo:</w:t>
+      </w:r>
+      <w:r>
+        <w:t xml:space="preserve"> </w:t>
+      </w:r>
+      <w:r>
+        <w:t xml:space="preserve">Validar se a unidade econômica (Cliente) é saudável e escalável.</w:t>
+      </w:r>
+    </w:p>
+    <w:bookmarkEnd w:id="340"/>
+    <w:bookmarkStart w:id="341" w:name="tier4-3"/>
+    <w:p>
+      <w:r>
+        <w:pict>
+          <v:rect style="width:0;height:1.5pt" o:hralign="center" o:hrstd="t" o:hr="t"/>
+        </w:pict>
+      </w:r>
+    </w:p>
+    <w:bookmarkEnd w:id="341"/>
+    <w:bookmarkStart w:id="342" w:name="tier4-4"/>
+    <w:p>
+      <w:r>
+        <w:pict>
+          <v:rect style="width:0;height:1.5pt" o:hralign="center" o:hrstd="t" o:hr="t"/>
+        </w:pict>
+      </w:r>
+    </w:p>
+    <w:bookmarkEnd w:id="342"/>
+    <w:bookmarkStart w:id="344" w:name="tier4-5"/>
+    <w:bookmarkStart w:id="343" w:name="viz-4.1-ltv-vs-cac-a-regua-de-ouro"/>
+    <w:p>
+      <w:pPr>
+        <w:pStyle w:val="Heading2"/>
+      </w:pPr>
+      <w:r>
+        <w:t xml:space="preserve">VIZ 4.1: LTV vs CAC (A</w:t>
+      </w:r>
+      <w:r>
+        <w:t xml:space="preserve"> </w:t>
+      </w:r>
+      <w:r>
+        <w:t xml:space="preserve">‘Regua de Ouro’</w:t>
+      </w:r>
+      <w:r>
+        <w:t xml:space="preserve">)</w:t>
+      </w:r>
+    </w:p>
+    <w:bookmarkEnd w:id="343"/>
+    <w:bookmarkEnd w:id="344"/>
+    <w:bookmarkStart w:id="345" w:name="tier4-6"/>
+    <w:p>
+      <w:pPr>
+        <w:pStyle w:val="FirstParagraph"/>
+      </w:pPr>
+      <w:r>
+        <w:rPr>
+          <w:b/>
+          <w:bCs/>
+        </w:rPr>
+        <w:t xml:space="preserve">Pergunta:</w:t>
+      </w:r>
+      <w:r>
+        <w:t xml:space="preserve"> </w:t>
+      </w:r>
+      <w:r>
+        <w:t xml:space="preserve">O valor que o cliente deixa paga o custo de traze-lo?</w:t>
+      </w:r>
+    </w:p>
+    <w:bookmarkEnd w:id="345"/>
+    <w:p>
+      <w:pPr>
+        <w:pStyle w:val="BodyText"/>
+      </w:pPr>
+      <w:bookmarkStart w:id="349" w:name="tier4-7"/>
+      <w:r>
+        <w:drawing>
+          <wp:inline>
+            <wp:extent cx="5334000" cy="3154637"/>
+            <wp:effectExtent b="0" l="0" r="0" t="0"/>
+            <wp:docPr descr="" title="" id="347" name="Picture"/>
+            <a:graphic>
+              <a:graphicData uri="http://schemas.openxmlformats.org/drawingml/2006/picture">
+                <pic:pic>
+                  <pic:nvPicPr>
+                    <pic:cNvPr descr="relatorio_completo_files/figure-docx/tier4-output-7.png" id="348" name="Picture"/>
+                    <pic:cNvPicPr>
+                      <a:picLocks noChangeArrowheads="1" noChangeAspect="1"/>
+                    </pic:cNvPicPr>
+                  </pic:nvPicPr>
+                  <pic:blipFill>
+                    <a:blip r:embed="rId346"/>
+                    <a:stretch>
+                      <a:fillRect/>
+                    </a:stretch>
+                  </pic:blipFill>
+                  <pic:spPr bwMode="auto">
+                    <a:xfrm>
+                      <a:off x="0" y="0"/>
+                      <a:ext cx="5334000" cy="3154637"/>
+                    </a:xfrm>
+                    <a:prstGeom prst="rect">
+                      <a:avLst/>
+                    </a:prstGeom>
+                    <a:noFill/>
+                    <a:ln w="9525">
+                      <a:noFill/>
+                      <a:headEnd/>
+                      <a:tailEnd/>
+                    </a:ln>
+                  </pic:spPr>
+                </pic:pic>
+              </a:graphicData>
+            </a:graphic>
+          </wp:inline>
+        </w:drawing>
+      </w:r>
+      <w:bookmarkEnd w:id="349"/>
+    </w:p>
+    <w:bookmarkStart w:id="350" w:name="tier4-8"/>
+    <w:p>
+      <w:pPr>
+        <w:pStyle w:val="BodyText"/>
+      </w:pPr>
+      <w:r>
+        <w:rPr>
+          <w:b/>
+          <w:bCs/>
+        </w:rPr>
+        <w:t xml:space="preserve">📖 COMO LER ESTE GRÁFICO:</w:t>
+      </w:r>
+    </w:p>
+    <w:p>
+      <w:pPr>
+        <w:pStyle w:val="BodyText"/>
+      </w:pPr>
+      <w:r>
+        <w:rPr>
+          <w:b/>
+          <w:bCs/>
+        </w:rPr>
+        <w:t xml:space="preserve">O QUE ESTOU VENDO?</w:t>
+      </w:r>
+      <w:r>
+        <w:t xml:space="preserve"> </w:t>
+      </w:r>
+      <w:r>
+        <w:t xml:space="preserve">A</w:t>
+      </w:r>
+      <w:r>
+        <w:t xml:space="preserve"> </w:t>
+      </w:r>
+      <w:r>
+        <w:t xml:space="preserve">“corrida”</w:t>
+      </w:r>
+      <w:r>
+        <w:t xml:space="preserve"> </w:t>
+      </w:r>
+      <w:r>
+        <w:t xml:space="preserve">financeira entre quanto custa trazer um cliente (Linha Vermelha) e quanto lucro esse cliente gera ao longo da vida (Linha Verde).</w:t>
+      </w:r>
+    </w:p>
+    <w:p>
+      <w:pPr>
+        <w:pStyle w:val="BodyText"/>
+      </w:pPr>
+      <w:r>
+        <w:rPr>
+          <w:b/>
+          <w:bCs/>
+        </w:rPr>
+        <w:t xml:space="preserve">ELEMENTOS DO GRÁFICO:</w:t>
+      </w:r>
+      <w:r>
+        <w:t xml:space="preserve"> </w:t>
+      </w:r>
+      <w:r>
+        <w:t xml:space="preserve">-</w:t>
+      </w:r>
+      <w:r>
+        <w:t xml:space="preserve"> </w:t>
+      </w:r>
+      <w:r>
+        <w:rPr>
+          <w:b/>
+          <w:bCs/>
+        </w:rPr>
+        <w:t xml:space="preserve">Linha Verde (LTV):</w:t>
+      </w:r>
+      <w:r>
+        <w:t xml:space="preserve"> </w:t>
+      </w:r>
+      <w:r>
+        <w:t xml:space="preserve">Lifetime Value - lucro bruto total que um cliente deixa na empresa.</w:t>
+      </w:r>
+      <w:r>
+        <w:t xml:space="preserve"> </w:t>
+      </w:r>
+      <w:r>
+        <w:t xml:space="preserve">-</w:t>
+      </w:r>
+      <w:r>
+        <w:t xml:space="preserve"> </w:t>
+      </w:r>
+      <w:r>
+        <w:rPr>
+          <w:b/>
+          <w:bCs/>
+        </w:rPr>
+        <w:t xml:space="preserve">Linha Vermelha (CAC):</w:t>
+      </w:r>
+      <w:r>
+        <w:t xml:space="preserve"> </w:t>
+      </w:r>
+      <w:r>
+        <w:t xml:space="preserve">Custo de Aquisição - quanto gastamos para fechar um contrato.</w:t>
+      </w:r>
+      <w:r>
+        <w:t xml:space="preserve"> </w:t>
+      </w:r>
+      <w:r>
+        <w:t xml:space="preserve">-</w:t>
+      </w:r>
+      <w:r>
+        <w:t xml:space="preserve"> </w:t>
+      </w:r>
+      <w:r>
+        <w:rPr>
+          <w:b/>
+          <w:bCs/>
+        </w:rPr>
+        <w:t xml:space="preserve">Área Sombreada Verde:</w:t>
+      </w:r>
+      <w:r>
+        <w:t xml:space="preserve"> </w:t>
+      </w:r>
+      <w:r>
+        <w:t xml:space="preserve">Lucro Líquido por cliente.</w:t>
+      </w:r>
+      <w:r>
+        <w:t xml:space="preserve"> </w:t>
+      </w:r>
+      <w:r>
+        <w:t xml:space="preserve">-</w:t>
+      </w:r>
+      <w:r>
+        <w:t xml:space="preserve"> </w:t>
+      </w:r>
+      <w:r>
+        <w:rPr>
+          <w:b/>
+          <w:bCs/>
+        </w:rPr>
+        <w:t xml:space="preserve">Múltiplo (Seta):</w:t>
+      </w:r>
+      <w:r>
+        <w:t xml:space="preserve"> </w:t>
+      </w:r>
+      <w:r>
+        <w:t xml:space="preserve">Quantas vezes o valor do cliente cobre o custo (Ideal &gt; 3x).</w:t>
+      </w:r>
+    </w:p>
+    <w:p>
+      <w:pPr>
+        <w:pStyle w:val="BodyText"/>
+      </w:pPr>
+      <w:r>
+        <w:rPr>
+          <w:b/>
+          <w:bCs/>
+        </w:rPr>
+        <w:t xml:space="preserve">COMO INTERPRETAR:</w:t>
+      </w:r>
+      <w:r>
+        <w:t xml:space="preserve"> </w:t>
+      </w:r>
+      <w:r>
+        <w:t xml:space="preserve">-</w:t>
+      </w:r>
+      <w:r>
+        <w:t xml:space="preserve"> </w:t>
+      </w:r>
+      <w:r>
+        <w:rPr>
+          <w:b/>
+          <w:bCs/>
+        </w:rPr>
+        <w:t xml:space="preserve">Boca de Jacaré:</w:t>
+      </w:r>
+      <w:r>
+        <w:t xml:space="preserve"> </w:t>
+      </w:r>
+      <w:r>
+        <w:t xml:space="preserve">Queremos que a linha Verde se afaste da Vermelha para cima.</w:t>
+      </w:r>
+      <w:r>
+        <w:t xml:space="preserve"> </w:t>
+      </w:r>
+      <w:r>
+        <w:t xml:space="preserve">-</w:t>
+      </w:r>
+      <w:r>
+        <w:t xml:space="preserve"> </w:t>
+      </w:r>
+      <w:r>
+        <w:rPr>
+          <w:b/>
+          <w:bCs/>
+        </w:rPr>
+        <w:t xml:space="preserve">Cruzamento:</w:t>
+      </w:r>
+      <w:r>
+        <w:t xml:space="preserve"> </w:t>
+      </w:r>
+      <w:r>
+        <w:t xml:space="preserve">Se a vermelha estiver acima da verde, cada venda gera prejuízo.</w:t>
+      </w:r>
+    </w:p>
+    <w:bookmarkEnd w:id="350"/>
+    <w:bookmarkStart w:id="352" w:name="tier4-9"/>
+    <w:bookmarkStart w:id="351" w:name="X04168d23aafc485bd1ad7ac085c394593879498"/>
+    <w:p>
+      <w:pPr>
+        <w:pStyle w:val="Heading4"/>
+      </w:pPr>
+      <w:r>
+        <w:t xml:space="preserve">📋 DETALHAMENTO DA EFICIÊNCIA UNITÁRIA (LTV/CAC)</w:t>
+      </w:r>
+    </w:p>
+    <w:bookmarkEnd w:id="351"/>
+    <w:bookmarkEnd w:id="352"/>
+    <w:bookmarkStart w:id="353" w:name="tier4-10"/>
+    <w:tbl>
+      <w:tblPr>
+        <w:tblStyle w:val="Table"/>
+        <w:tblW w:type="auto" w:w="0"/>
+        <w:tblLook w:firstRow="1" w:lastRow="0" w:firstColumn="0" w:lastColumn="0" w:noHBand="0" w:noVBand="0" w:val="0020"/>
+      </w:tblPr>
+      <w:tblGrid>
+        <w:gridCol w:w="1584"/>
+        <w:gridCol w:w="1584"/>
+        <w:gridCol w:w="1584"/>
+        <w:gridCol w:w="1584"/>
+        <w:gridCol w:w="1584"/>
+      </w:tblGrid>
+      <w:tr>
+        <w:trPr>
+          <w:tblHeader w:val="on"/>
+        </w:trPr>
+        <w:tc>
+          <w:tcPr/>
+          <w:p>
+            <w:pPr>
+              <w:pStyle w:val="Compact"/>
+              <w:jc w:val="left"/>
+            </w:pPr>
+            <w:r>
+              <w:t xml:space="preserve">Período</w:t>
+            </w:r>
+          </w:p>
+        </w:tc>
+        <w:tc>
+          <w:tcPr/>
+          <w:p>
+            <w:pPr>
+              <w:pStyle w:val="Compact"/>
+              <w:jc w:val="right"/>
+            </w:pPr>
+            <w:r>
+              <w:t xml:space="preserve">LTV (R</w:t>
+            </w:r>
+            <m:oMath>
+              <m:r>
+                <m:rPr>
+                  <m:sty m:val="p"/>
+                </m:rPr>
+                <m:t>)</m:t>
+              </m:r>
+              <m:r>
+                <m:rPr>
+                  <m:sty m:val="p"/>
+                </m:rPr>
+                <m:t>|</m:t>
+              </m:r>
+              <m:r>
+                <m:t>C</m:t>
+              </m:r>
+              <m:r>
+                <m:t>A</m:t>
+              </m:r>
+              <m:r>
+                <m:t>C</m:t>
+              </m:r>
+              <m:r>
+                <m:rPr>
+                  <m:sty m:val="p"/>
+                </m:rPr>
+                <m:t>(</m:t>
+              </m:r>
+              <m:r>
+                <m:t>R</m:t>
+              </m:r>
+            </m:oMath>
+            <w:r>
+              <w:t xml:space="preserve">)</w:t>
+            </w:r>
+          </w:p>
+        </w:tc>
+        <w:tc>
+          <w:tcPr/>
+          <w:p>
+            <w:pPr>
+              <w:pStyle w:val="Compact"/>
+              <w:jc w:val="right"/>
+            </w:pPr>
+            <w:r>
+              <w:t xml:space="preserve">Múltiplo</w:t>
+            </w:r>
+          </w:p>
+        </w:tc>
+        <w:tc>
+          <w:tcPr/>
+          <w:p>
+            <w:pPr>
+              <w:pStyle w:val="Compact"/>
+              <w:jc w:val="right"/>
+            </w:pPr>
+            <w:r>
+              <w:t xml:space="preserve">Status</w:t>
+            </w:r>
+          </w:p>
+        </w:tc>
+        <w:tc>
+          <w:tcPr/>
+          <w:p>
+            <w:pPr>
+              <w:pStyle w:val="Compact"/>
+            </w:pPr>
+          </w:p>
+        </w:tc>
+      </w:tr>
+      <w:tr>
+        <w:tc>
+          <w:tcPr/>
+          <w:p>
+            <w:pPr>
+              <w:pStyle w:val="Compact"/>
+              <w:jc w:val="left"/>
+            </w:pPr>
+            <w:r>
+              <w:t xml:space="preserve">M1</w:t>
+            </w:r>
+          </w:p>
+        </w:tc>
+        <w:tc>
+          <w:tcPr/>
+          <w:p>
+            <w:pPr>
+              <w:pStyle w:val="Compact"/>
+              <w:jc w:val="right"/>
+            </w:pPr>
+            <w:r>
+              <w:t xml:space="preserve">R$ 626,25</w:t>
+            </w:r>
+          </w:p>
+        </w:tc>
+        <w:tc>
+          <w:tcPr/>
+          <w:p>
+            <w:pPr>
+              <w:pStyle w:val="Compact"/>
+              <w:jc w:val="right"/>
+            </w:pPr>
+            <w:r>
+              <w:t xml:space="preserve">R$ 500,00</w:t>
+            </w:r>
+          </w:p>
+        </w:tc>
+        <w:tc>
+          <w:tcPr/>
+          <w:p>
+            <w:pPr>
+              <w:pStyle w:val="Compact"/>
+              <w:jc w:val="right"/>
+            </w:pPr>
+            <w:r>
+              <w:t xml:space="preserve">1.3x</w:t>
+            </w:r>
+          </w:p>
+        </w:tc>
+        <w:tc>
+          <w:tcPr/>
+          <w:p>
+            <w:pPr>
+              <w:pStyle w:val="Compact"/>
+              <w:jc w:val="left"/>
+            </w:pPr>
+            <w:r>
+              <w:t xml:space="preserve">🟡 ATENÇÃO</w:t>
+            </w:r>
+          </w:p>
+        </w:tc>
+      </w:tr>
+      <w:tr>
+        <w:tc>
+          <w:tcPr/>
+          <w:p>
+            <w:pPr>
+              <w:pStyle w:val="Compact"/>
+              <w:jc w:val="left"/>
+            </w:pPr>
+            <w:r>
+              <w:t xml:space="preserve">M6</w:t>
+            </w:r>
+          </w:p>
+        </w:tc>
+        <w:tc>
+          <w:tcPr/>
+          <w:p>
+            <w:pPr>
+              <w:pStyle w:val="Compact"/>
+              <w:jc w:val="right"/>
+            </w:pPr>
+            <w:r>
+              <w:t xml:space="preserve">R$ 688,08</w:t>
+            </w:r>
+          </w:p>
+        </w:tc>
+        <w:tc>
+          <w:tcPr/>
+          <w:p>
+            <w:pPr>
+              <w:pStyle w:val="Compact"/>
+              <w:jc w:val="right"/>
+            </w:pPr>
+            <w:r>
+              <w:t xml:space="preserve">R$ 250,00</w:t>
+            </w:r>
+          </w:p>
+        </w:tc>
+        <w:tc>
+          <w:tcPr/>
+          <w:p>
+            <w:pPr>
+              <w:pStyle w:val="Compact"/>
+              <w:jc w:val="right"/>
+            </w:pPr>
+            <w:r>
+              <w:t xml:space="preserve">2.8x</w:t>
+            </w:r>
+          </w:p>
+        </w:tc>
+        <w:tc>
+          <w:tcPr/>
+          <w:p>
+            <w:pPr>
+              <w:pStyle w:val="Compact"/>
+              <w:jc w:val="left"/>
+            </w:pPr>
+            <w:r>
+              <w:t xml:space="preserve">🟡 ATENÇÃO</w:t>
+            </w:r>
+          </w:p>
+        </w:tc>
+      </w:tr>
+      <w:tr>
+        <w:tc>
+          <w:tcPr/>
+          <w:p>
+            <w:pPr>
+              <w:pStyle w:val="Compact"/>
+              <w:jc w:val="left"/>
+            </w:pPr>
+            <w:r>
+              <w:t xml:space="preserve">M12</w:t>
+            </w:r>
+          </w:p>
+        </w:tc>
+        <w:tc>
+          <w:tcPr/>
+          <w:p>
+            <w:pPr>
+              <w:pStyle w:val="Compact"/>
+              <w:jc w:val="right"/>
+            </w:pPr>
+            <w:r>
+              <w:t xml:space="preserve">R$ 734,90</w:t>
+            </w:r>
+          </w:p>
+        </w:tc>
+        <w:tc>
+          <w:tcPr/>
+          <w:p>
+            <w:pPr>
+              <w:pStyle w:val="Compact"/>
+              <w:jc w:val="right"/>
+            </w:pPr>
+            <w:r>
+              <w:t xml:space="preserve">R$ 172,18</w:t>
+            </w:r>
+          </w:p>
+        </w:tc>
+        <w:tc>
+          <w:tcPr/>
+          <w:p>
+            <w:pPr>
+              <w:pStyle w:val="Compact"/>
+              <w:jc w:val="right"/>
+            </w:pPr>
+            <w:r>
+              <w:t xml:space="preserve">4.3x</w:t>
+            </w:r>
+          </w:p>
+        </w:tc>
+        <w:tc>
+          <w:tcPr/>
+          <w:p>
+            <w:pPr>
+              <w:pStyle w:val="Compact"/>
+              <w:jc w:val="left"/>
+            </w:pPr>
+            <w:r>
+              <w:t xml:space="preserve">🟢 EXCELENTE</w:t>
+            </w:r>
+          </w:p>
+        </w:tc>
+      </w:tr>
+      <w:tr>
+        <w:tc>
+          <w:tcPr/>
+          <w:p>
+            <w:pPr>
+              <w:pStyle w:val="Compact"/>
+              <w:jc w:val="left"/>
+            </w:pPr>
+            <w:r>
+              <w:t xml:space="preserve">M24</w:t>
+            </w:r>
+          </w:p>
+        </w:tc>
+        <w:tc>
+          <w:tcPr/>
+          <w:p>
+            <w:pPr>
+              <w:pStyle w:val="Compact"/>
+              <w:jc w:val="right"/>
+            </w:pPr>
+            <w:r>
+              <w:t xml:space="preserve">R$ 897,35</w:t>
+            </w:r>
+          </w:p>
+        </w:tc>
+        <w:tc>
+          <w:tcPr/>
+          <w:p>
+            <w:pPr>
+              <w:pStyle w:val="Compact"/>
+              <w:jc w:val="right"/>
+            </w:pPr>
+            <w:r>
+              <w:t xml:space="preserve">R$ 214,15</w:t>
+            </w:r>
+          </w:p>
+        </w:tc>
+        <w:tc>
+          <w:tcPr/>
+          <w:p>
+            <w:pPr>
+              <w:pStyle w:val="Compact"/>
+              <w:jc w:val="right"/>
+            </w:pPr>
+            <w:r>
+              <w:t xml:space="preserve">4.2x</w:t>
+            </w:r>
+          </w:p>
+        </w:tc>
+        <w:tc>
+          <w:tcPr/>
+          <w:p>
+            <w:pPr>
+              <w:pStyle w:val="Compact"/>
+              <w:jc w:val="left"/>
+            </w:pPr>
+            <w:r>
+              <w:t xml:space="preserve">🟢 EXCELENTE</w:t>
+            </w:r>
+          </w:p>
+        </w:tc>
+      </w:tr>
+      <w:tr>
+        <w:tc>
+          <w:tcPr/>
+          <w:p>
+            <w:pPr>
+              <w:pStyle w:val="Compact"/>
+              <w:jc w:val="left"/>
+            </w:pPr>
+            <w:r>
+              <w:t xml:space="preserve">M36</w:t>
+            </w:r>
+          </w:p>
+        </w:tc>
+        <w:tc>
+          <w:tcPr/>
+          <w:p>
+            <w:pPr>
+              <w:pStyle w:val="Compact"/>
+              <w:jc w:val="right"/>
+            </w:pPr>
+            <w:r>
+              <w:t xml:space="preserve">R$ 1.135,54</w:t>
+            </w:r>
+          </w:p>
+        </w:tc>
+        <w:tc>
+          <w:tcPr/>
+          <w:p>
+            <w:pPr>
+              <w:pStyle w:val="Compact"/>
+              <w:jc w:val="right"/>
+            </w:pPr>
+            <w:r>
+              <w:t xml:space="preserve">R$ 235,75</w:t>
+            </w:r>
+          </w:p>
+        </w:tc>
+        <w:tc>
+          <w:tcPr/>
+          <w:p>
+            <w:pPr>
+              <w:pStyle w:val="Compact"/>
+              <w:jc w:val="right"/>
+            </w:pPr>
+            <w:r>
+              <w:t xml:space="preserve">4.8x</w:t>
+            </w:r>
+          </w:p>
+        </w:tc>
+        <w:tc>
+          <w:tcPr/>
+          <w:p>
+            <w:pPr>
+              <w:pStyle w:val="Compact"/>
+              <w:jc w:val="left"/>
+            </w:pPr>
+            <w:r>
+              <w:t xml:space="preserve">🟢 EXCELENTE</w:t>
+            </w:r>
+          </w:p>
+        </w:tc>
+      </w:tr>
+    </w:tbl>
+    <w:bookmarkEnd w:id="353"/>
+    <w:bookmarkStart w:id="355" w:name="tier4-11"/>
+    <w:bookmarkStart w:id="354" w:name="insight-rentabilidade-do-cliente"/>
+    <w:p>
+      <w:pPr>
+        <w:pStyle w:val="Heading2"/>
+      </w:pPr>
+      <w:r>
+        <w:t xml:space="preserve">💡 INSIGHT: Rentabilidade do Cliente</w:t>
       </w:r>
     </w:p>
     <w:p>
@@ -16421,7 +18847,2417 @@
         <w:pStyle w:val="Compact"/>
         <w:numPr>
           <w:ilvl w:val="0"/>
-          <w:numId w:val="1025"/>
+          <w:numId w:val="1036"/>
+        </w:numPr>
+      </w:pPr>
+      <w:r>
+        <w:rPr>
+          <w:b/>
+          <w:bCs/>
+        </w:rPr>
+        <w:t xml:space="preserve">FATO:</w:t>
+      </w:r>
+      <w:r>
+        <w:t xml:space="preserve"> </w:t>
+      </w:r>
+      <w:r>
+        <w:t xml:space="preserve">Múltiplo LTV/CAC atinge 4.8x no M36.</w:t>
+      </w:r>
+    </w:p>
+    <w:p>
+      <w:pPr>
+        <w:pStyle w:val="Compact"/>
+        <w:numPr>
+          <w:ilvl w:val="0"/>
+          <w:numId w:val="1036"/>
+        </w:numPr>
+      </w:pPr>
+      <w:r>
+        <w:rPr>
+          <w:b/>
+          <w:bCs/>
+        </w:rPr>
+        <w:t xml:space="preserve">CAUSA:</w:t>
+      </w:r>
+      <w:r>
+        <w:t xml:space="preserve"> </w:t>
+      </w:r>
+      <w:r>
+        <w:t xml:space="preserve">Resultado combinado de expansão do LTV e otimização do CAC.</w:t>
+      </w:r>
+    </w:p>
+    <w:p>
+      <w:pPr>
+        <w:pStyle w:val="Compact"/>
+        <w:numPr>
+          <w:ilvl w:val="0"/>
+          <w:numId w:val="1036"/>
+        </w:numPr>
+      </w:pPr>
+      <w:r>
+        <w:rPr>
+          <w:b/>
+          <w:bCs/>
+        </w:rPr>
+        <w:t xml:space="preserve">IMPLICAÇÃO:</w:t>
+      </w:r>
+      <w:r>
+        <w:t xml:space="preserve"> </w:t>
+      </w:r>
+      <w:r>
+        <w:t xml:space="preserve">Cada R$ 1 investido em marketing retorna R$ 4.82 de margem bruta.</w:t>
+      </w:r>
+    </w:p>
+    <w:p>
+      <w:pPr>
+        <w:pStyle w:val="Compact"/>
+        <w:numPr>
+          <w:ilvl w:val="0"/>
+          <w:numId w:val="1036"/>
+        </w:numPr>
+      </w:pPr>
+      <w:r>
+        <w:rPr>
+          <w:b/>
+          <w:bCs/>
+        </w:rPr>
+        <w:t xml:space="preserve">AÇÃO:</w:t>
+      </w:r>
+      <w:r>
+        <w:t xml:space="preserve"> </w:t>
+      </w:r>
+      <w:r>
+        <w:t xml:space="preserve">Acelerar investimento em aquisição (Growth) pois a unidade é lucrativa.</w:t>
+      </w:r>
+    </w:p>
+    <w:bookmarkEnd w:id="354"/>
+    <w:bookmarkEnd w:id="355"/>
+    <w:bookmarkStart w:id="356" w:name="tier4-12"/>
+    <w:p>
+      <w:pPr>
+        <w:pStyle w:val="FirstParagraph"/>
+      </w:pPr>
+      <w:r>
+        <w:t xml:space="preserve">:::.callout-note collapse=</w:t>
+      </w:r>
+      <w:r>
+        <w:t xml:space="preserve">“true”</w:t>
+      </w:r>
+      <w:r>
+        <w:t xml:space="preserve"> </w:t>
+      </w:r>
+      <w:r>
+        <w:t xml:space="preserve">## 🔍 AUDITORIA &amp; FÓRMULAS</w:t>
+      </w:r>
+      <w:r>
+        <w:t xml:space="preserve"> </w:t>
+      </w:r>
+      <w:r>
+        <w:rPr>
+          <w:b/>
+          <w:bCs/>
+        </w:rPr>
+        <w:t xml:space="preserve">Fonte:</w:t>
+      </w:r>
+      <w:r>
+        <w:t xml:space="preserve"> </w:t>
+      </w:r>
+      <w:r>
+        <w:t xml:space="preserve">df_real_m (Célula 5A)</w:t>
+      </w:r>
+    </w:p>
+    <w:p>
+      <w:pPr>
+        <w:pStyle w:val="BodyText"/>
+      </w:pPr>
+      <w:r>
+        <w:rPr>
+          <w:b/>
+          <w:bCs/>
+        </w:rPr>
+        <w:t xml:space="preserve">Fórmulas:</w:t>
+      </w:r>
+      <w:r>
+        <w:t xml:space="preserve"> </w:t>
+      </w:r>
+      <w:r>
+        <w:t xml:space="preserve">-</w:t>
+      </w:r>
+      <w:r>
+        <w:t xml:space="preserve"> </w:t>
+      </w:r>
+      <w:r>
+        <w:rPr>
+          <w:b/>
+          <w:bCs/>
+        </w:rPr>
+        <w:t xml:space="preserve">LTV</w:t>
+      </w:r>
+      <w:r>
+        <w:t xml:space="preserve"> </w:t>
+      </w:r>
+      <w:r>
+        <w:t xml:space="preserve">= (ARPU × Margem Bruta %) / Churn Rate</w:t>
+      </w:r>
+      <w:r>
+        <w:t xml:space="preserve"> </w:t>
+      </w:r>
+      <w:r>
+        <w:t xml:space="preserve">-</w:t>
+      </w:r>
+      <w:r>
+        <w:t xml:space="preserve"> </w:t>
+      </w:r>
+      <w:r>
+        <w:rPr>
+          <w:b/>
+          <w:bCs/>
+        </w:rPr>
+        <w:t xml:space="preserve">CAC</w:t>
+      </w:r>
+      <w:r>
+        <w:t xml:space="preserve"> </w:t>
+      </w:r>
+      <w:r>
+        <w:t xml:space="preserve">= (Gasto Marketing + Gasto Vendas) / Novos Clientes</w:t>
+      </w:r>
+      <w:r>
+        <w:t xml:space="preserve"> </w:t>
+      </w:r>
+      <w:r>
+        <w:t xml:space="preserve">-</w:t>
+      </w:r>
+      <w:r>
+        <w:t xml:space="preserve"> </w:t>
+      </w:r>
+      <w:r>
+        <w:rPr>
+          <w:b/>
+          <w:bCs/>
+        </w:rPr>
+        <w:t xml:space="preserve">Múltiplo</w:t>
+      </w:r>
+      <w:r>
+        <w:t xml:space="preserve"> </w:t>
+      </w:r>
+      <w:r>
+        <w:t xml:space="preserve">= LTV / CAC</w:t>
+      </w:r>
+    </w:p>
+    <w:bookmarkEnd w:id="356"/>
+    <w:bookmarkEnd w:id="357"/>
+    <w:bookmarkStart w:id="358" w:name="tier4-13"/>
+    <w:p>
+      <w:pPr>
+        <w:pStyle w:val="BodyText"/>
+      </w:pPr>
+      <w:r>
+        <w:t xml:space="preserve">ewpage</w:t>
+      </w:r>
+    </w:p>
+    <w:bookmarkEnd w:id="358"/>
+    <w:bookmarkStart w:id="359" w:name="tier4-14"/>
+    <w:p>
+      <w:r>
+        <w:pict>
+          <v:rect style="width:0;height:1.5pt" o:hralign="center" o:hrstd="t" o:hr="t"/>
+        </w:pict>
+      </w:r>
+    </w:p>
+    <w:bookmarkEnd w:id="359"/>
+    <w:bookmarkStart w:id="361" w:name="tier4-15"/>
+    <w:bookmarkStart w:id="360" w:name="X90d44cb56484c462aa50f4465114995792b2c29"/>
+    <w:p>
+      <w:pPr>
+        <w:pStyle w:val="Heading2"/>
+      </w:pPr>
+      <w:r>
+        <w:t xml:space="preserve">VIZ 4.2: Cohort Analysis (Retencao por Safra)</w:t>
+      </w:r>
+    </w:p>
+    <w:bookmarkEnd w:id="360"/>
+    <w:bookmarkEnd w:id="361"/>
+    <w:bookmarkStart w:id="362" w:name="tier4-16"/>
+    <w:p>
+      <w:pPr>
+        <w:pStyle w:val="FirstParagraph"/>
+      </w:pPr>
+      <w:r>
+        <w:rPr>
+          <w:b/>
+          <w:bCs/>
+        </w:rPr>
+        <w:t xml:space="preserve">Pergunta:</w:t>
+      </w:r>
+      <w:r>
+        <w:t xml:space="preserve"> </w:t>
+      </w:r>
+      <w:r>
+        <w:t xml:space="preserve">Os clientes antigos continuam pagando ao longo do tempo?</w:t>
+      </w:r>
+    </w:p>
+    <w:bookmarkEnd w:id="362"/>
+    <w:p>
+      <w:pPr>
+        <w:pStyle w:val="BodyText"/>
+      </w:pPr>
+      <w:bookmarkStart w:id="366" w:name="tier4-17"/>
+      <w:r>
+        <w:drawing>
+          <wp:inline>
+            <wp:extent cx="5334000" cy="3850656"/>
+            <wp:effectExtent b="0" l="0" r="0" t="0"/>
+            <wp:docPr descr="" title="" id="364" name="Picture"/>
+            <a:graphic>
+              <a:graphicData uri="http://schemas.openxmlformats.org/drawingml/2006/picture">
+                <pic:pic>
+                  <pic:nvPicPr>
+                    <pic:cNvPr descr="relatorio_completo_files/figure-docx/tier4-output-17.png" id="365" name="Picture"/>
+                    <pic:cNvPicPr>
+                      <a:picLocks noChangeArrowheads="1" noChangeAspect="1"/>
+                    </pic:cNvPicPr>
+                  </pic:nvPicPr>
+                  <pic:blipFill>
+                    <a:blip r:embed="rId363"/>
+                    <a:stretch>
+                      <a:fillRect/>
+                    </a:stretch>
+                  </pic:blipFill>
+                  <pic:spPr bwMode="auto">
+                    <a:xfrm>
+                      <a:off x="0" y="0"/>
+                      <a:ext cx="5334000" cy="3850656"/>
+                    </a:xfrm>
+                    <a:prstGeom prst="rect">
+                      <a:avLst/>
+                    </a:prstGeom>
+                    <a:noFill/>
+                    <a:ln w="9525">
+                      <a:noFill/>
+                      <a:headEnd/>
+                      <a:tailEnd/>
+                    </a:ln>
+                  </pic:spPr>
+                </pic:pic>
+              </a:graphicData>
+            </a:graphic>
+          </wp:inline>
+        </w:drawing>
+      </w:r>
+      <w:bookmarkEnd w:id="366"/>
+    </w:p>
+    <w:bookmarkStart w:id="367" w:name="tier4-18"/>
+    <w:p>
+      <w:pPr>
+        <w:pStyle w:val="BodyText"/>
+      </w:pPr>
+      <w:r>
+        <w:rPr>
+          <w:b/>
+          <w:bCs/>
+        </w:rPr>
+        <w:t xml:space="preserve">📖 COMO LER ESTE GRÁFICO:</w:t>
+      </w:r>
+    </w:p>
+    <w:p>
+      <w:pPr>
+        <w:pStyle w:val="BodyText"/>
+      </w:pPr>
+      <w:r>
+        <w:rPr>
+          <w:b/>
+          <w:bCs/>
+        </w:rPr>
+        <w:t xml:space="preserve">O QUE ESTOU VENDO?</w:t>
+      </w:r>
+      <w:r>
+        <w:t xml:space="preserve"> </w:t>
+      </w:r>
+      <w:r>
+        <w:t xml:space="preserve">A porcentagem de clientes originais que continuam pagando após X meses.</w:t>
+      </w:r>
+    </w:p>
+    <w:p>
+      <w:pPr>
+        <w:pStyle w:val="BodyText"/>
+      </w:pPr>
+      <w:r>
+        <w:rPr>
+          <w:b/>
+          <w:bCs/>
+        </w:rPr>
+        <w:t xml:space="preserve">ELEMENTOS:</w:t>
+      </w:r>
+      <w:r>
+        <w:t xml:space="preserve"> </w:t>
+      </w:r>
+      <w:r>
+        <w:t xml:space="preserve">-</w:t>
+      </w:r>
+      <w:r>
+        <w:t xml:space="preserve"> </w:t>
+      </w:r>
+      <w:r>
+        <w:rPr>
+          <w:b/>
+          <w:bCs/>
+        </w:rPr>
+        <w:t xml:space="preserve">Linhas (Safras):</w:t>
+      </w:r>
+      <w:r>
+        <w:t xml:space="preserve"> </w:t>
+      </w:r>
+      <w:r>
+        <w:t xml:space="preserve">Grupos de clientes que entraram no mesmo mês.</w:t>
+      </w:r>
+      <w:r>
+        <w:t xml:space="preserve"> </w:t>
+      </w:r>
+      <w:r>
+        <w:t xml:space="preserve">-</w:t>
+      </w:r>
+      <w:r>
+        <w:t xml:space="preserve"> </w:t>
+      </w:r>
+      <w:r>
+        <w:rPr>
+          <w:b/>
+          <w:bCs/>
+        </w:rPr>
+        <w:t xml:space="preserve">Colunas (Idade):</w:t>
+      </w:r>
+      <w:r>
+        <w:t xml:space="preserve"> </w:t>
+      </w:r>
+      <w:r>
+        <w:t xml:space="preserve">Meses de vida do cliente.</w:t>
+      </w:r>
+      <w:r>
+        <w:t xml:space="preserve"> </w:t>
+      </w:r>
+      <w:r>
+        <w:t xml:space="preserve">-</w:t>
+      </w:r>
+      <w:r>
+        <w:t xml:space="preserve"> </w:t>
+      </w:r>
+      <w:r>
+        <w:rPr>
+          <w:b/>
+          <w:bCs/>
+        </w:rPr>
+        <w:t xml:space="preserve">Cores:</w:t>
+      </w:r>
+      <w:r>
+        <w:t xml:space="preserve"> </w:t>
+      </w:r>
+      <w:r>
+        <w:t xml:space="preserve">Verde = Alta Retenção | Vermelho = Alta Evasão.</w:t>
+      </w:r>
+    </w:p>
+    <w:p>
+      <w:pPr>
+        <w:pStyle w:val="BodyText"/>
+      </w:pPr>
+      <w:r>
+        <w:rPr>
+          <w:b/>
+          <w:bCs/>
+        </w:rPr>
+        <w:t xml:space="preserve">INTERPRETAÇÃO:</w:t>
+      </w:r>
+      <w:r>
+        <w:t xml:space="preserve"> </w:t>
+      </w:r>
+      <w:r>
+        <w:t xml:space="preserve">- Se as safras mais recentes (linhas de baixo) são mais verdes, o produto está melhorando.</w:t>
+      </w:r>
+    </w:p>
+    <w:bookmarkEnd w:id="367"/>
+    <w:bookmarkStart w:id="369" w:name="tier4-19"/>
+    <w:bookmarkStart w:id="368" w:name="insight-estabilidade-da-base"/>
+    <w:p>
+      <w:pPr>
+        <w:pStyle w:val="Heading2"/>
+      </w:pPr>
+      <w:r>
+        <w:t xml:space="preserve">💡 INSIGHT: Estabilidade da Base</w:t>
+      </w:r>
+    </w:p>
+    <w:p>
+      <w:pPr>
+        <w:pStyle w:val="Compact"/>
+        <w:numPr>
+          <w:ilvl w:val="0"/>
+          <w:numId w:val="1037"/>
+        </w:numPr>
+      </w:pPr>
+      <w:r>
+        <w:rPr>
+          <w:b/>
+          <w:bCs/>
+        </w:rPr>
+        <w:t xml:space="preserve">FATO:</w:t>
+      </w:r>
+      <w:r>
+        <w:t xml:space="preserve"> </w:t>
+      </w:r>
+      <w:r>
+        <w:t xml:space="preserve">Retenção média no mês 12 (M12) é de 31.2%.</w:t>
+      </w:r>
+    </w:p>
+    <w:p>
+      <w:pPr>
+        <w:pStyle w:val="Compact"/>
+        <w:numPr>
+          <w:ilvl w:val="0"/>
+          <w:numId w:val="1037"/>
+        </w:numPr>
+      </w:pPr>
+      <w:r>
+        <w:rPr>
+          <w:b/>
+          <w:bCs/>
+        </w:rPr>
+        <w:t xml:space="preserve">CAUSA:</w:t>
+      </w:r>
+      <w:r>
+        <w:t xml:space="preserve"> </w:t>
+      </w:r>
+      <w:r>
+        <w:t xml:space="preserve">Taxa de churn mensal estabilizada em torno de 9.4%.</w:t>
+      </w:r>
+    </w:p>
+    <w:p>
+      <w:pPr>
+        <w:pStyle w:val="Compact"/>
+        <w:numPr>
+          <w:ilvl w:val="0"/>
+          <w:numId w:val="1037"/>
+        </w:numPr>
+      </w:pPr>
+      <w:r>
+        <w:rPr>
+          <w:b/>
+          <w:bCs/>
+        </w:rPr>
+        <w:t xml:space="preserve">IMPLICAÇÃO:</w:t>
+      </w:r>
+      <w:r>
+        <w:t xml:space="preserve"> </w:t>
+      </w:r>
+      <w:r>
+        <w:t xml:space="preserve">A base de clientes renova seu valor quase integralmente ano a ano.</w:t>
+      </w:r>
+    </w:p>
+    <w:p>
+      <w:pPr>
+        <w:pStyle w:val="Compact"/>
+        <w:numPr>
+          <w:ilvl w:val="0"/>
+          <w:numId w:val="1037"/>
+        </w:numPr>
+      </w:pPr>
+      <w:r>
+        <w:rPr>
+          <w:b/>
+          <w:bCs/>
+        </w:rPr>
+        <w:t xml:space="preserve">AÇÃO:</w:t>
+      </w:r>
+      <w:r>
+        <w:t xml:space="preserve"> </w:t>
+      </w:r>
+      <w:r>
+        <w:t xml:space="preserve">Focar em expansão (Upsell) nas cohorts antigas (M12+) para aumentar LTV.</w:t>
+      </w:r>
+    </w:p>
+    <w:bookmarkEnd w:id="368"/>
+    <w:bookmarkEnd w:id="369"/>
+    <w:bookmarkStart w:id="370" w:name="tier4-20"/>
+    <w:p>
+      <w:pPr>
+        <w:pStyle w:val="FirstParagraph"/>
+      </w:pPr>
+      <w:r>
+        <w:t xml:space="preserve">:::.callout-note collapse=</w:t>
+      </w:r>
+      <w:r>
+        <w:t xml:space="preserve">“true”</w:t>
+      </w:r>
+      <w:r>
+        <w:t xml:space="preserve"> </w:t>
+      </w:r>
+      <w:r>
+        <w:t xml:space="preserve">## 🔍 AUDITORIA &amp; FÓRMULAS</w:t>
+      </w:r>
+      <w:r>
+        <w:t xml:space="preserve"> </w:t>
+      </w:r>
+      <w:r>
+        <w:rPr>
+          <w:b/>
+          <w:bCs/>
+        </w:rPr>
+        <w:t xml:space="preserve">Fonte:</w:t>
+      </w:r>
+      <w:r>
+        <w:t xml:space="preserve"> </w:t>
+      </w:r>
+      <w:r>
+        <w:t xml:space="preserve">df_real[</w:t>
+      </w:r>
+      <w:r>
+        <w:t xml:space="preserve">‘churn_rate’</w:t>
+      </w:r>
+      <w:r>
+        <w:t xml:space="preserve">] (Célula 5A)</w:t>
+      </w:r>
+    </w:p>
+    <w:p>
+      <w:pPr>
+        <w:pStyle w:val="BodyText"/>
+      </w:pPr>
+      <w:r>
+        <w:rPr>
+          <w:b/>
+          <w:bCs/>
+        </w:rPr>
+        <w:t xml:space="preserve">Metodologia (Simulação):</w:t>
+      </w:r>
+      <w:r>
+        <w:t xml:space="preserve"> </w:t>
+      </w:r>
+      <w:r>
+        <w:t xml:space="preserve">- Retenção(Safra, Mês) = Retenção(Safra, Mês-1) × (1 - Churn Global do Mês)</w:t>
+      </w:r>
+    </w:p>
+    <w:bookmarkEnd w:id="370"/>
+    <w:p>
+      <w:pPr>
+        <w:pStyle w:val="BodyText"/>
+      </w:pPr>
+      <w:r>
+        <w:t xml:space="preserve">:::</w:t>
+      </w:r>
+    </w:p>
+    <w:bookmarkStart w:id="371" w:name="tier4-21"/>
+    <w:p>
+      <w:pPr>
+        <w:pStyle w:val="BodyText"/>
+      </w:pPr>
+      <w:r>
+        <w:t xml:space="preserve">ewpage</w:t>
+      </w:r>
+    </w:p>
+    <w:bookmarkEnd w:id="371"/>
+    <w:bookmarkStart w:id="372" w:name="tier4-22"/>
+    <w:p>
+      <w:r>
+        <w:pict>
+          <v:rect style="width:0;height:1.5pt" o:hralign="center" o:hrstd="t" o:hr="t"/>
+        </w:pict>
+      </w:r>
+    </w:p>
+    <w:bookmarkEnd w:id="372"/>
+    <w:bookmarkStart w:id="374" w:name="tier4-23"/>
+    <w:bookmarkStart w:id="373" w:name="X97ebd93841a54ce581192cd9f09ffe9a1199e11"/>
+    <w:p>
+      <w:pPr>
+        <w:pStyle w:val="Heading2"/>
+      </w:pPr>
+      <w:r>
+        <w:t xml:space="preserve">VIZ 4.3: Produtividade (Revenue per Employee)</w:t>
+      </w:r>
+    </w:p>
+    <w:bookmarkEnd w:id="373"/>
+    <w:bookmarkEnd w:id="374"/>
+    <w:bookmarkStart w:id="375" w:name="tier4-24"/>
+    <w:p>
+      <w:pPr>
+        <w:pStyle w:val="FirstParagraph"/>
+      </w:pPr>
+      <w:r>
+        <w:rPr>
+          <w:b/>
+          <w:bCs/>
+        </w:rPr>
+        <w:t xml:space="preserve">Pergunta:</w:t>
+      </w:r>
+      <w:r>
+        <w:t xml:space="preserve"> </w:t>
+      </w:r>
+      <w:r>
+        <w:t xml:space="preserve">O time esta escalando ou apenas inchando?</w:t>
+      </w:r>
+    </w:p>
+    <w:bookmarkEnd w:id="375"/>
+    <w:p>
+      <w:pPr>
+        <w:pStyle w:val="BodyText"/>
+      </w:pPr>
+      <w:bookmarkStart w:id="379" w:name="tier4-25"/>
+      <w:r>
+        <w:drawing>
+          <wp:inline>
+            <wp:extent cx="5334000" cy="3213391"/>
+            <wp:effectExtent b="0" l="0" r="0" t="0"/>
+            <wp:docPr descr="" title="" id="377" name="Picture"/>
+            <a:graphic>
+              <a:graphicData uri="http://schemas.openxmlformats.org/drawingml/2006/picture">
+                <pic:pic>
+                  <pic:nvPicPr>
+                    <pic:cNvPr descr="relatorio_completo_files/figure-docx/tier4-output-25.png" id="378" name="Picture"/>
+                    <pic:cNvPicPr>
+                      <a:picLocks noChangeArrowheads="1" noChangeAspect="1"/>
+                    </pic:cNvPicPr>
+                  </pic:nvPicPr>
+                  <pic:blipFill>
+                    <a:blip r:embed="rId376"/>
+                    <a:stretch>
+                      <a:fillRect/>
+                    </a:stretch>
+                  </pic:blipFill>
+                  <pic:spPr bwMode="auto">
+                    <a:xfrm>
+                      <a:off x="0" y="0"/>
+                      <a:ext cx="5334000" cy="3213391"/>
+                    </a:xfrm>
+                    <a:prstGeom prst="rect">
+                      <a:avLst/>
+                    </a:prstGeom>
+                    <a:noFill/>
+                    <a:ln w="9525">
+                      <a:noFill/>
+                      <a:headEnd/>
+                      <a:tailEnd/>
+                    </a:ln>
+                  </pic:spPr>
+                </pic:pic>
+              </a:graphicData>
+            </a:graphic>
+          </wp:inline>
+        </w:drawing>
+      </w:r>
+      <w:bookmarkEnd w:id="379"/>
+    </w:p>
+    <w:bookmarkStart w:id="380" w:name="tier4-26"/>
+    <w:p>
+      <w:pPr>
+        <w:pStyle w:val="BodyText"/>
+      </w:pPr>
+      <w:r>
+        <w:rPr>
+          <w:b/>
+          <w:bCs/>
+        </w:rPr>
+        <w:t xml:space="preserve">📖 COMO LER ESTE GRÁFICO:</w:t>
+      </w:r>
+    </w:p>
+    <w:p>
+      <w:pPr>
+        <w:pStyle w:val="BodyText"/>
+      </w:pPr>
+      <w:r>
+        <w:rPr>
+          <w:b/>
+          <w:bCs/>
+        </w:rPr>
+        <w:t xml:space="preserve">O QUE ESTOU VENDO?</w:t>
+      </w:r>
+      <w:r>
+        <w:t xml:space="preserve"> </w:t>
+      </w:r>
+      <w:r>
+        <w:t xml:space="preserve">Quanto de receita anual (ARR) cada pessoa do time gera.</w:t>
+      </w:r>
+      <w:r>
+        <w:t xml:space="preserve"> </w:t>
+      </w:r>
+      <w:r>
+        <w:rPr>
+          <w:i/>
+          <w:iCs/>
+        </w:rPr>
+        <w:t xml:space="preserve">Nota: Se o headcount for 0 (apenas sócios sem salário), o cálculo considera 1 pessoa para evitar divisão por zero.</w:t>
+      </w:r>
+    </w:p>
+    <w:p>
+      <w:pPr>
+        <w:pStyle w:val="BodyText"/>
+      </w:pPr>
+      <w:r>
+        <w:rPr>
+          <w:b/>
+          <w:bCs/>
+        </w:rPr>
+        <w:t xml:space="preserve">ELEMENTOS:</w:t>
+      </w:r>
+      <w:r>
+        <w:t xml:space="preserve"> </w:t>
+      </w:r>
+      <w:r>
+        <w:t xml:space="preserve">-</w:t>
+      </w:r>
+      <w:r>
+        <w:t xml:space="preserve"> </w:t>
+      </w:r>
+      <w:r>
+        <w:rPr>
+          <w:b/>
+          <w:bCs/>
+        </w:rPr>
+        <w:t xml:space="preserve">Linha Azul:</w:t>
+      </w:r>
+      <w:r>
+        <w:t xml:space="preserve"> </w:t>
+      </w:r>
+      <w:r>
+        <w:t xml:space="preserve">Valor gerado por pessoa.</w:t>
+      </w:r>
+      <w:r>
+        <w:t xml:space="preserve"> </w:t>
+      </w:r>
+      <w:r>
+        <w:t xml:space="preserve">-</w:t>
+      </w:r>
+      <w:r>
+        <w:t xml:space="preserve"> </w:t>
+      </w:r>
+      <w:r>
+        <w:rPr>
+          <w:b/>
+          <w:bCs/>
+        </w:rPr>
+        <w:t xml:space="preserve">Faixa Verde:</w:t>
+      </w:r>
+      <w:r>
+        <w:t xml:space="preserve"> </w:t>
+      </w:r>
+      <w:r>
+        <w:t xml:space="preserve">R$ 300k-600k (Padrão SaaS Eficiente).</w:t>
+      </w:r>
+      <w:r>
+        <w:t xml:space="preserve"> </w:t>
+      </w:r>
+      <w:r>
+        <w:t xml:space="preserve">-</w:t>
+      </w:r>
+      <w:r>
+        <w:t xml:space="preserve"> </w:t>
+      </w:r>
+      <w:r>
+        <w:rPr>
+          <w:b/>
+          <w:bCs/>
+        </w:rPr>
+        <w:t xml:space="preserve">Abaixo de 100k:</w:t>
+      </w:r>
+      <w:r>
+        <w:t xml:space="preserve"> </w:t>
+      </w:r>
+      <w:r>
+        <w:t xml:space="preserve">Time inchado (muita gente, pouca receita).</w:t>
+      </w:r>
+    </w:p>
+    <w:bookmarkEnd w:id="380"/>
+    <w:bookmarkStart w:id="382" w:name="tier4-27"/>
+    <w:bookmarkStart w:id="381" w:name="evolução-da-eficiência-por-colaborador"/>
+    <w:p>
+      <w:pPr>
+        <w:pStyle w:val="Heading4"/>
+      </w:pPr>
+      <w:r>
+        <w:t xml:space="preserve">📋 EVOLUÇÃO DA EFICIÊNCIA POR COLABORADOR</w:t>
+      </w:r>
+    </w:p>
+    <w:bookmarkEnd w:id="381"/>
+    <w:bookmarkEnd w:id="382"/>
+    <w:bookmarkStart w:id="383" w:name="tier4-28"/>
+    <w:tbl>
+      <w:tblPr>
+        <w:tblStyle w:val="Table"/>
+        <w:tblW w:type="auto" w:w="0"/>
+        <w:tblLook w:firstRow="1" w:lastRow="0" w:firstColumn="0" w:lastColumn="0" w:noHBand="0" w:noVBand="0" w:val="0020"/>
+      </w:tblPr>
+      <w:tblGrid>
+        <w:gridCol w:w="1584"/>
+        <w:gridCol w:w="1584"/>
+        <w:gridCol w:w="1584"/>
+        <w:gridCol w:w="1584"/>
+        <w:gridCol w:w="1584"/>
+      </w:tblGrid>
+      <w:tr>
+        <w:trPr>
+          <w:tblHeader w:val="on"/>
+        </w:trPr>
+        <w:tc>
+          <w:tcPr/>
+          <w:p>
+            <w:pPr>
+              <w:pStyle w:val="Compact"/>
+              <w:jc w:val="left"/>
+            </w:pPr>
+            <w:r>
+              <w:t xml:space="preserve">Período</w:t>
+            </w:r>
+          </w:p>
+        </w:tc>
+        <w:tc>
+          <w:tcPr/>
+          <w:p>
+            <w:pPr>
+              <w:pStyle w:val="Compact"/>
+              <w:jc w:val="right"/>
+            </w:pPr>
+            <w:r>
+              <w:t xml:space="preserve">Headcount</w:t>
+            </w:r>
+          </w:p>
+        </w:tc>
+        <w:tc>
+          <w:tcPr/>
+          <w:p>
+            <w:pPr>
+              <w:pStyle w:val="Compact"/>
+              <w:jc w:val="right"/>
+            </w:pPr>
+            <w:r>
+              <w:t xml:space="preserve">ARR Total</w:t>
+            </w:r>
+          </w:p>
+        </w:tc>
+        <w:tc>
+          <w:tcPr/>
+          <w:p>
+            <w:pPr>
+              <w:pStyle w:val="Compact"/>
+              <w:jc w:val="right"/>
+            </w:pPr>
+            <w:r>
+              <w:t xml:space="preserve">RPE (Por Pessoa)</w:t>
+            </w:r>
+          </w:p>
+        </w:tc>
+        <w:tc>
+          <w:tcPr/>
+          <w:p>
+            <w:pPr>
+              <w:pStyle w:val="Compact"/>
+              <w:jc w:val="left"/>
+            </w:pPr>
+            <w:r>
+              <w:t xml:space="preserve">Status</w:t>
+            </w:r>
+          </w:p>
+        </w:tc>
+      </w:tr>
+      <w:tr>
+        <w:tc>
+          <w:tcPr/>
+          <w:p>
+            <w:pPr>
+              <w:pStyle w:val="Compact"/>
+              <w:jc w:val="left"/>
+            </w:pPr>
+            <w:r>
+              <w:t xml:space="preserve">M1</w:t>
+            </w:r>
+          </w:p>
+        </w:tc>
+        <w:tc>
+          <w:tcPr/>
+          <w:p>
+            <w:pPr>
+              <w:pStyle w:val="Compact"/>
+              <w:jc w:val="right"/>
+            </w:pPr>
+            <w:r>
+              <w:t xml:space="preserve">0</w:t>
+            </w:r>
+          </w:p>
+        </w:tc>
+        <w:tc>
+          <w:tcPr/>
+          <w:p>
+            <w:pPr>
+              <w:pStyle w:val="Compact"/>
+              <w:jc w:val="right"/>
+            </w:pPr>
+            <w:r>
+              <w:t xml:space="preserve">R$ 8.990,40</w:t>
+            </w:r>
+          </w:p>
+        </w:tc>
+        <w:tc>
+          <w:tcPr/>
+          <w:p>
+            <w:pPr>
+              <w:pStyle w:val="Compact"/>
+              <w:jc w:val="right"/>
+            </w:pPr>
+            <w:r>
+              <w:t xml:space="preserve">R$ 8.990,40</w:t>
+            </w:r>
+          </w:p>
+        </w:tc>
+        <w:tc>
+          <w:tcPr/>
+          <w:p>
+            <w:pPr>
+              <w:pStyle w:val="Compact"/>
+              <w:jc w:val="left"/>
+            </w:pPr>
+            <w:r>
+              <w:t xml:space="preserve">🔴 PESADO</w:t>
+            </w:r>
+          </w:p>
+        </w:tc>
+      </w:tr>
+      <w:tr>
+        <w:tc>
+          <w:tcPr/>
+          <w:p>
+            <w:pPr>
+              <w:pStyle w:val="Compact"/>
+              <w:jc w:val="left"/>
+            </w:pPr>
+            <w:r>
+              <w:t xml:space="preserve">M12</w:t>
+            </w:r>
+          </w:p>
+        </w:tc>
+        <w:tc>
+          <w:tcPr/>
+          <w:p>
+            <w:pPr>
+              <w:pStyle w:val="Compact"/>
+              <w:jc w:val="right"/>
+            </w:pPr>
+            <w:r>
+              <w:t xml:space="preserve">0</w:t>
+            </w:r>
+          </w:p>
+        </w:tc>
+        <w:tc>
+          <w:tcPr/>
+          <w:p>
+            <w:pPr>
+              <w:pStyle w:val="Compact"/>
+              <w:jc w:val="right"/>
+            </w:pPr>
+            <w:r>
+              <w:t xml:space="preserve">R$ 63.772,80</w:t>
+            </w:r>
+          </w:p>
+        </w:tc>
+        <w:tc>
+          <w:tcPr/>
+          <w:p>
+            <w:pPr>
+              <w:pStyle w:val="Compact"/>
+              <w:jc w:val="right"/>
+            </w:pPr>
+            <w:r>
+              <w:t xml:space="preserve">R$ 63.772,80</w:t>
+            </w:r>
+          </w:p>
+        </w:tc>
+        <w:tc>
+          <w:tcPr/>
+          <w:p>
+            <w:pPr>
+              <w:pStyle w:val="Compact"/>
+              <w:jc w:val="left"/>
+            </w:pPr>
+            <w:r>
+              <w:t xml:space="preserve">🔴 PESADO</w:t>
+            </w:r>
+          </w:p>
+        </w:tc>
+      </w:tr>
+      <w:tr>
+        <w:tc>
+          <w:tcPr/>
+          <w:p>
+            <w:pPr>
+              <w:pStyle w:val="Compact"/>
+              <w:jc w:val="left"/>
+            </w:pPr>
+            <w:r>
+              <w:t xml:space="preserve">M24</w:t>
+            </w:r>
+          </w:p>
+        </w:tc>
+        <w:tc>
+          <w:tcPr/>
+          <w:p>
+            <w:pPr>
+              <w:pStyle w:val="Compact"/>
+              <w:jc w:val="right"/>
+            </w:pPr>
+            <w:r>
+              <w:t xml:space="preserve">0</w:t>
+            </w:r>
+          </w:p>
+        </w:tc>
+        <w:tc>
+          <w:tcPr/>
+          <w:p>
+            <w:pPr>
+              <w:pStyle w:val="Compact"/>
+              <w:jc w:val="right"/>
+            </w:pPr>
+            <w:r>
+              <w:t xml:space="preserve">R$ 226.443,60</w:t>
+            </w:r>
+          </w:p>
+        </w:tc>
+        <w:tc>
+          <w:tcPr/>
+          <w:p>
+            <w:pPr>
+              <w:pStyle w:val="Compact"/>
+              <w:jc w:val="right"/>
+            </w:pPr>
+            <w:r>
+              <w:t xml:space="preserve">R$ 226.443,60</w:t>
+            </w:r>
+          </w:p>
+        </w:tc>
+        <w:tc>
+          <w:tcPr/>
+          <w:p>
+            <w:pPr>
+              <w:pStyle w:val="Compact"/>
+              <w:jc w:val="left"/>
+            </w:pPr>
+            <w:r>
+              <w:t xml:space="preserve">🟡 EM RAMPA</w:t>
+            </w:r>
+          </w:p>
+        </w:tc>
+      </w:tr>
+      <w:tr>
+        <w:tc>
+          <w:tcPr/>
+          <w:p>
+            <w:pPr>
+              <w:pStyle w:val="Compact"/>
+              <w:jc w:val="left"/>
+            </w:pPr>
+            <w:r>
+              <w:t xml:space="preserve">M36</w:t>
+            </w:r>
+          </w:p>
+        </w:tc>
+        <w:tc>
+          <w:tcPr/>
+          <w:p>
+            <w:pPr>
+              <w:pStyle w:val="Compact"/>
+              <w:jc w:val="right"/>
+            </w:pPr>
+            <w:r>
+              <w:t xml:space="preserve">1</w:t>
+            </w:r>
+          </w:p>
+        </w:tc>
+        <w:tc>
+          <w:tcPr/>
+          <w:p>
+            <w:pPr>
+              <w:pStyle w:val="Compact"/>
+              <w:jc w:val="right"/>
+            </w:pPr>
+            <w:r>
+              <w:t xml:space="preserve">R$ 716.491,20</w:t>
+            </w:r>
+          </w:p>
+        </w:tc>
+        <w:tc>
+          <w:tcPr/>
+          <w:p>
+            <w:pPr>
+              <w:pStyle w:val="Compact"/>
+              <w:jc w:val="right"/>
+            </w:pPr>
+            <w:r>
+              <w:t xml:space="preserve">R$ 716.491,20</w:t>
+            </w:r>
+          </w:p>
+        </w:tc>
+        <w:tc>
+          <w:tcPr/>
+          <w:p>
+            <w:pPr>
+              <w:pStyle w:val="Compact"/>
+              <w:jc w:val="left"/>
+            </w:pPr>
+            <w:r>
+              <w:t xml:space="preserve">🟢 ESCALÁVEL</w:t>
+            </w:r>
+          </w:p>
+        </w:tc>
+      </w:tr>
+    </w:tbl>
+    <w:bookmarkEnd w:id="383"/>
+    <w:bookmarkStart w:id="385" w:name="tier4-29"/>
+    <w:bookmarkStart w:id="384" w:name="insight-produtividade"/>
+    <w:p>
+      <w:pPr>
+        <w:pStyle w:val="Heading2"/>
+      </w:pPr>
+      <w:r>
+        <w:t xml:space="preserve">💡 INSIGHT: Produtividade</w:t>
+      </w:r>
+    </w:p>
+    <w:p>
+      <w:pPr>
+        <w:pStyle w:val="Compact"/>
+        <w:numPr>
+          <w:ilvl w:val="0"/>
+          <w:numId w:val="1038"/>
+        </w:numPr>
+      </w:pPr>
+      <w:r>
+        <w:rPr>
+          <w:b/>
+          <w:bCs/>
+        </w:rPr>
+        <w:t xml:space="preserve">FATO:</w:t>
+      </w:r>
+      <w:r>
+        <w:t xml:space="preserve"> </w:t>
+      </w:r>
+      <w:r>
+        <w:t xml:space="preserve">Time termina com 1 pessoas gerando R$ 716.491,20/ano cada.</w:t>
+      </w:r>
+    </w:p>
+    <w:p>
+      <w:pPr>
+        <w:pStyle w:val="Compact"/>
+        <w:numPr>
+          <w:ilvl w:val="0"/>
+          <w:numId w:val="1038"/>
+        </w:numPr>
+      </w:pPr>
+      <w:r>
+        <w:rPr>
+          <w:b/>
+          <w:bCs/>
+        </w:rPr>
+        <w:t xml:space="preserve">CAUSA:</w:t>
+      </w:r>
+      <w:r>
+        <w:t xml:space="preserve"> </w:t>
+      </w:r>
+      <w:r>
+        <w:t xml:space="preserve">Relação entre crescimento de receita e contratações.</w:t>
+      </w:r>
+    </w:p>
+    <w:p>
+      <w:pPr>
+        <w:pStyle w:val="Compact"/>
+        <w:numPr>
+          <w:ilvl w:val="0"/>
+          <w:numId w:val="1038"/>
+        </w:numPr>
+      </w:pPr>
+      <w:r>
+        <w:rPr>
+          <w:b/>
+          <w:bCs/>
+        </w:rPr>
+        <w:t xml:space="preserve">IMPLICAÇÃO:</w:t>
+      </w:r>
+      <w:r>
+        <w:t xml:space="preserve"> </w:t>
+      </w:r>
+      <w:r>
+        <w:t xml:space="preserve">Indicador de alavancagem operacional.</w:t>
+      </w:r>
+    </w:p>
+    <w:p>
+      <w:pPr>
+        <w:pStyle w:val="Compact"/>
+        <w:numPr>
+          <w:ilvl w:val="0"/>
+          <w:numId w:val="1038"/>
+        </w:numPr>
+      </w:pPr>
+      <w:r>
+        <w:rPr>
+          <w:b/>
+          <w:bCs/>
+        </w:rPr>
+        <w:t xml:space="preserve">AÇÃO:</w:t>
+      </w:r>
+      <w:r>
+        <w:t xml:space="preserve"> </w:t>
+      </w:r>
+      <w:r>
+        <w:t xml:space="preserve">Liberar contratações estratégicas.</w:t>
+      </w:r>
+    </w:p>
+    <w:bookmarkEnd w:id="384"/>
+    <w:bookmarkEnd w:id="385"/>
+    <w:bookmarkStart w:id="386" w:name="tier4-30"/>
+    <w:p>
+      <w:pPr>
+        <w:pStyle w:val="FirstParagraph"/>
+      </w:pPr>
+      <w:r>
+        <w:t xml:space="preserve">:::.callout-note collapse=</w:t>
+      </w:r>
+      <w:r>
+        <w:t xml:space="preserve">“true”</w:t>
+      </w:r>
+      <w:r>
+        <w:t xml:space="preserve"> </w:t>
+      </w:r>
+      <w:r>
+        <w:t xml:space="preserve">## 🔍 AUDITORIA &amp; FÓRMULAS</w:t>
+      </w:r>
+      <w:r>
+        <w:t xml:space="preserve"> </w:t>
+      </w:r>
+      <w:r>
+        <w:rPr>
+          <w:b/>
+          <w:bCs/>
+        </w:rPr>
+        <w:t xml:space="preserve">Fonte:</w:t>
+      </w:r>
+      <w:r>
+        <w:t xml:space="preserve"> </w:t>
+      </w:r>
+      <w:r>
+        <w:t xml:space="preserve">df_real[</w:t>
+      </w:r>
+      <w:r>
+        <w:t xml:space="preserve">‘arr’</w:t>
+      </w:r>
+      <w:r>
+        <w:t xml:space="preserve">], df_real[</w:t>
+      </w:r>
+      <w:r>
+        <w:t xml:space="preserve">‘headcount_total’</w:t>
+      </w:r>
+      <w:r>
+        <w:t xml:space="preserve">]</w:t>
+      </w:r>
+    </w:p>
+    <w:p>
+      <w:pPr>
+        <w:pStyle w:val="BodyText"/>
+      </w:pPr>
+      <w:r>
+        <w:rPr>
+          <w:b/>
+          <w:bCs/>
+        </w:rPr>
+        <w:t xml:space="preserve">Fórmulas:</w:t>
+      </w:r>
+      <w:r>
+        <w:t xml:space="preserve"> </w:t>
+      </w:r>
+      <w:r>
+        <w:t xml:space="preserve">-</w:t>
+      </w:r>
+      <w:r>
+        <w:t xml:space="preserve"> </w:t>
+      </w:r>
+      <w:r>
+        <w:rPr>
+          <w:b/>
+          <w:bCs/>
+        </w:rPr>
+        <w:t xml:space="preserve">RPE</w:t>
+      </w:r>
+      <w:r>
+        <w:t xml:space="preserve"> </w:t>
+      </w:r>
+      <w:r>
+        <w:t xml:space="preserve">= ARR Total / Headcount Efetivo</w:t>
+      </w:r>
+      <w:r>
+        <w:t xml:space="preserve"> </w:t>
+      </w:r>
+      <w:r>
+        <w:t xml:space="preserve">-</w:t>
+      </w:r>
+      <w:r>
+        <w:t xml:space="preserve"> </w:t>
+      </w:r>
+      <w:r>
+        <w:rPr>
+          <w:i/>
+          <w:iCs/>
+        </w:rPr>
+        <w:t xml:space="preserve">Nota: Se headcount=0, usa-se 1 para base de cálculo.</w:t>
+      </w:r>
+    </w:p>
+    <w:bookmarkEnd w:id="386"/>
+    <w:p>
+      <w:pPr>
+        <w:pStyle w:val="BodyText"/>
+      </w:pPr>
+      <w:r>
+        <w:t xml:space="preserve">:::</w:t>
+      </w:r>
+    </w:p>
+    <w:bookmarkStart w:id="387" w:name="tier4-31"/>
+    <w:p>
+      <w:pPr>
+        <w:pStyle w:val="BodyText"/>
+      </w:pPr>
+      <w:r>
+        <w:t xml:space="preserve">ewpage</w:t>
+      </w:r>
+    </w:p>
+    <w:bookmarkEnd w:id="387"/>
+    <w:bookmarkStart w:id="388" w:name="tier4-32"/>
+    <w:p>
+      <w:r>
+        <w:pict>
+          <v:rect style="width:0;height:1.5pt" o:hralign="center" o:hrstd="t" o:hr="t"/>
+        </w:pict>
+      </w:r>
+    </w:p>
+    <w:bookmarkEnd w:id="388"/>
+    <w:bookmarkStart w:id="390" w:name="tier4-33"/>
+    <w:bookmarkStart w:id="389" w:name="viz-4.4-impacto-do-trafego-organico-cac"/>
+    <w:p>
+      <w:pPr>
+        <w:pStyle w:val="Heading2"/>
+      </w:pPr>
+      <w:r>
+        <w:t xml:space="preserve">VIZ 4.4: Impacto do Trafego Organico (CAC)</w:t>
+      </w:r>
+    </w:p>
+    <w:bookmarkEnd w:id="389"/>
+    <w:bookmarkEnd w:id="390"/>
+    <w:bookmarkStart w:id="391" w:name="tier4-34"/>
+    <w:p>
+      <w:pPr>
+        <w:pStyle w:val="FirstParagraph"/>
+      </w:pPr>
+      <w:r>
+        <w:rPr>
+          <w:b/>
+          <w:bCs/>
+        </w:rPr>
+        <w:t xml:space="preserve">Pergunta:</w:t>
+      </w:r>
+      <w:r>
+        <w:t xml:space="preserve"> </w:t>
+      </w:r>
+      <w:r>
+        <w:t xml:space="preserve">O organico esta ajudando a reduzir a conta de marketing?</w:t>
+      </w:r>
+    </w:p>
+    <w:bookmarkEnd w:id="391"/>
+    <w:p>
+      <w:pPr>
+        <w:pStyle w:val="BodyText"/>
+      </w:pPr>
+      <w:bookmarkStart w:id="395" w:name="tier4-35"/>
+      <w:r>
+        <w:drawing>
+          <wp:inline>
+            <wp:extent cx="5334000" cy="3234242"/>
+            <wp:effectExtent b="0" l="0" r="0" t="0"/>
+            <wp:docPr descr="" title="" id="393" name="Picture"/>
+            <a:graphic>
+              <a:graphicData uri="http://schemas.openxmlformats.org/drawingml/2006/picture">
+                <pic:pic>
+                  <pic:nvPicPr>
+                    <pic:cNvPr descr="relatorio_completo_files/figure-docx/tier4-output-35.png" id="394" name="Picture"/>
+                    <pic:cNvPicPr>
+                      <a:picLocks noChangeArrowheads="1" noChangeAspect="1"/>
+                    </pic:cNvPicPr>
+                  </pic:nvPicPr>
+                  <pic:blipFill>
+                    <a:blip r:embed="rId392"/>
+                    <a:stretch>
+                      <a:fillRect/>
+                    </a:stretch>
+                  </pic:blipFill>
+                  <pic:spPr bwMode="auto">
+                    <a:xfrm>
+                      <a:off x="0" y="0"/>
+                      <a:ext cx="5334000" cy="3234242"/>
+                    </a:xfrm>
+                    <a:prstGeom prst="rect">
+                      <a:avLst/>
+                    </a:prstGeom>
+                    <a:noFill/>
+                    <a:ln w="9525">
+                      <a:noFill/>
+                      <a:headEnd/>
+                      <a:tailEnd/>
+                    </a:ln>
+                  </pic:spPr>
+                </pic:pic>
+              </a:graphicData>
+            </a:graphic>
+          </wp:inline>
+        </w:drawing>
+      </w:r>
+      <w:bookmarkEnd w:id="395"/>
+    </w:p>
+    <w:bookmarkStart w:id="396" w:name="tier4-36"/>
+    <w:p>
+      <w:pPr>
+        <w:pStyle w:val="BodyText"/>
+      </w:pPr>
+      <w:r>
+        <w:rPr>
+          <w:b/>
+          <w:bCs/>
+        </w:rPr>
+        <w:t xml:space="preserve">📖 COMO LER ESTE GRÁFICO:</w:t>
+      </w:r>
+    </w:p>
+    <w:p>
+      <w:pPr>
+        <w:pStyle w:val="BodyText"/>
+      </w:pPr>
+      <w:r>
+        <w:rPr>
+          <w:b/>
+          <w:bCs/>
+        </w:rPr>
+        <w:t xml:space="preserve">O QUE ESTOU VENDO?</w:t>
+      </w:r>
+      <w:r>
+        <w:t xml:space="preserve"> </w:t>
+      </w:r>
+      <w:r>
+        <w:t xml:space="preserve">A diferença entre comprar clientes (CAC Pago) e o custo médio real (CAC Blended), que inclui clientes</w:t>
+      </w:r>
+      <w:r>
+        <w:t xml:space="preserve"> </w:t>
+      </w:r>
+      <w:r>
+        <w:t xml:space="preserve">“grátis”</w:t>
+      </w:r>
+      <w:r>
+        <w:t xml:space="preserve"> </w:t>
+      </w:r>
+      <w:r>
+        <w:t xml:space="preserve">(Orgânico).</w:t>
+      </w:r>
+    </w:p>
+    <w:p>
+      <w:pPr>
+        <w:pStyle w:val="BodyText"/>
+      </w:pPr>
+      <w:r>
+        <w:rPr>
+          <w:b/>
+          <w:bCs/>
+        </w:rPr>
+        <w:t xml:space="preserve">ELEMENTOS:</w:t>
+      </w:r>
+      <w:r>
+        <w:t xml:space="preserve"> </w:t>
+      </w:r>
+      <w:r>
+        <w:t xml:space="preserve">-</w:t>
+      </w:r>
+      <w:r>
+        <w:t xml:space="preserve"> </w:t>
+      </w:r>
+      <w:r>
+        <w:rPr>
+          <w:b/>
+          <w:bCs/>
+        </w:rPr>
+        <w:t xml:space="preserve">Linha Vermelha (Pago):</w:t>
+      </w:r>
+      <w:r>
+        <w:t xml:space="preserve"> </w:t>
+      </w:r>
+      <w:r>
+        <w:t xml:space="preserve">Custo se vivêssemos só de anúncios.</w:t>
+      </w:r>
+      <w:r>
+        <w:t xml:space="preserve"> </w:t>
+      </w:r>
+      <w:r>
+        <w:t xml:space="preserve">-</w:t>
+      </w:r>
+      <w:r>
+        <w:t xml:space="preserve"> </w:t>
+      </w:r>
+      <w:r>
+        <w:rPr>
+          <w:b/>
+          <w:bCs/>
+        </w:rPr>
+        <w:t xml:space="preserve">Linha Azul (Blended):</w:t>
+      </w:r>
+      <w:r>
+        <w:t xml:space="preserve"> </w:t>
+      </w:r>
+      <w:r>
+        <w:t xml:space="preserve">Quanto realmente pagamos na média.</w:t>
+      </w:r>
+      <w:r>
+        <w:t xml:space="preserve"> </w:t>
+      </w:r>
+      <w:r>
+        <w:t xml:space="preserve">-</w:t>
+      </w:r>
+      <w:r>
+        <w:t xml:space="preserve"> </w:t>
+      </w:r>
+      <w:r>
+        <w:rPr>
+          <w:b/>
+          <w:bCs/>
+        </w:rPr>
+        <w:t xml:space="preserve">Área Sombreada:</w:t>
+      </w:r>
+      <w:r>
+        <w:t xml:space="preserve"> </w:t>
+      </w:r>
+      <w:r>
+        <w:t xml:space="preserve">Economia gerada por marca/SEO.</w:t>
+      </w:r>
+    </w:p>
+    <w:p>
+      <w:pPr>
+        <w:pStyle w:val="BodyText"/>
+      </w:pPr>
+      <w:r>
+        <w:rPr>
+          <w:b/>
+          <w:bCs/>
+        </w:rPr>
+        <w:t xml:space="preserve">INTERPRETAÇÃO:</w:t>
+      </w:r>
+      <w:r>
+        <w:t xml:space="preserve"> </w:t>
+      </w:r>
+      <w:r>
+        <w:t xml:space="preserve">-</w:t>
+      </w:r>
+      <w:r>
+        <w:t xml:space="preserve"> </w:t>
+      </w:r>
+      <w:r>
+        <w:rPr>
+          <w:b/>
+          <w:bCs/>
+        </w:rPr>
+        <w:t xml:space="preserve">Gap Grande:</w:t>
+      </w:r>
+      <w:r>
+        <w:t xml:space="preserve"> </w:t>
+      </w:r>
+      <w:r>
+        <w:t xml:space="preserve">Orgânico forte.</w:t>
+      </w:r>
+      <w:r>
+        <w:t xml:space="preserve"> </w:t>
+      </w:r>
+      <w:r>
+        <w:t xml:space="preserve">-</w:t>
+      </w:r>
+      <w:r>
+        <w:t xml:space="preserve"> </w:t>
+      </w:r>
+      <w:r>
+        <w:rPr>
+          <w:b/>
+          <w:bCs/>
+        </w:rPr>
+        <w:t xml:space="preserve">Linhas Coladas:</w:t>
+      </w:r>
+      <w:r>
+        <w:t xml:space="preserve"> </w:t>
+      </w:r>
+      <w:r>
+        <w:t xml:space="preserve">Dependência total de anúncios.</w:t>
+      </w:r>
+    </w:p>
+    <w:bookmarkEnd w:id="396"/>
+    <w:bookmarkStart w:id="398" w:name="tier4-37"/>
+    <w:bookmarkStart w:id="397" w:name="economia-gerada-pelo-orgânico"/>
+    <w:p>
+      <w:pPr>
+        <w:pStyle w:val="Heading4"/>
+      </w:pPr>
+      <w:r>
+        <w:t xml:space="preserve">📋 ECONOMIA GERADA PELO ORGÂNICO</w:t>
+      </w:r>
+    </w:p>
+    <w:bookmarkEnd w:id="397"/>
+    <w:bookmarkEnd w:id="398"/>
+    <w:bookmarkStart w:id="399" w:name="tier4-38"/>
+    <w:tbl>
+      <w:tblPr>
+        <w:tblStyle w:val="Table"/>
+        <w:tblW w:type="pct" w:w="5000"/>
+        <w:tblLayout w:type="fixed"/>
+        <w:tblLook w:firstRow="1" w:lastRow="0" w:firstColumn="0" w:lastColumn="0" w:noHBand="0" w:noVBand="0" w:val="0020"/>
+      </w:tblPr>
+      <w:tblGrid>
+        <w:gridCol w:w="1584"/>
+        <w:gridCol w:w="1584"/>
+        <w:gridCol w:w="1584"/>
+        <w:gridCol w:w="1584"/>
+        <w:gridCol w:w="1584"/>
+      </w:tblGrid>
+      <w:tr>
+        <w:trPr>
+          <w:tblHeader w:val="on"/>
+        </w:trPr>
+        <w:tc>
+          <w:tcPr/>
+          <w:p>
+            <w:pPr>
+              <w:pStyle w:val="Compact"/>
+              <w:jc w:val="left"/>
+            </w:pPr>
+            <w:r>
+              <w:t xml:space="preserve">Período</w:t>
+            </w:r>
+          </w:p>
+        </w:tc>
+        <w:tc>
+          <w:tcPr/>
+          <w:p>
+            <w:pPr>
+              <w:pStyle w:val="Compact"/>
+              <w:jc w:val="right"/>
+            </w:pPr>
+            <w:r>
+              <w:t xml:space="preserve">CAC Pago</w:t>
+            </w:r>
+          </w:p>
+        </w:tc>
+        <w:tc>
+          <w:tcPr/>
+          <w:p>
+            <w:pPr>
+              <w:pStyle w:val="Compact"/>
+              <w:jc w:val="right"/>
+            </w:pPr>
+            <w:r>
+              <w:t xml:space="preserve">CAC Blended</w:t>
+            </w:r>
+          </w:p>
+        </w:tc>
+        <w:tc>
+          <w:tcPr/>
+          <w:p>
+            <w:pPr>
+              <w:pStyle w:val="Compact"/>
+              <w:jc w:val="right"/>
+            </w:pPr>
+            <w:r>
+              <w:t xml:space="preserve">Economia/Cliente</w:t>
+            </w:r>
+          </w:p>
+        </w:tc>
+        <w:tc>
+          <w:tcPr/>
+          <w:p>
+            <w:pPr>
+              <w:pStyle w:val="Compact"/>
+              <w:jc w:val="right"/>
+            </w:pPr>
+            <w:r>
+              <w:t xml:space="preserve">Total Economizado</w:t>
+            </w:r>
+          </w:p>
+        </w:tc>
+      </w:tr>
+      <w:tr>
+        <w:tc>
+          <w:tcPr/>
+          <w:p>
+            <w:pPr>
+              <w:pStyle w:val="Compact"/>
+              <w:jc w:val="left"/>
+            </w:pPr>
+            <w:r>
+              <w:t xml:space="preserve">M6</w:t>
+            </w:r>
+          </w:p>
+        </w:tc>
+        <w:tc>
+          <w:tcPr/>
+          <w:p>
+            <w:pPr>
+              <w:pStyle w:val="Compact"/>
+              <w:jc w:val="right"/>
+            </w:pPr>
+            <w:r>
+              <w:t xml:space="preserve">R$ 375,00</w:t>
+            </w:r>
+          </w:p>
+        </w:tc>
+        <w:tc>
+          <w:tcPr/>
+          <w:p>
+            <w:pPr>
+              <w:pStyle w:val="Compact"/>
+              <w:jc w:val="right"/>
+            </w:pPr>
+            <w:r>
+              <w:t xml:space="preserve">R$ 250,00</w:t>
+            </w:r>
+          </w:p>
+        </w:tc>
+        <w:tc>
+          <w:tcPr/>
+          <w:p>
+            <w:pPr>
+              <w:pStyle w:val="Compact"/>
+              <w:jc w:val="right"/>
+            </w:pPr>
+            <w:r>
+              <w:t xml:space="preserve">R$ 125,00</w:t>
+            </w:r>
+          </w:p>
+        </w:tc>
+        <w:tc>
+          <w:tcPr/>
+          <w:p>
+            <w:pPr>
+              <w:pStyle w:val="Compact"/>
+              <w:jc w:val="right"/>
+            </w:pPr>
+            <w:r>
+              <w:t xml:space="preserve">R$ 750,00</w:t>
+            </w:r>
+          </w:p>
+        </w:tc>
+      </w:tr>
+      <w:tr>
+        <w:tc>
+          <w:tcPr/>
+          <w:p>
+            <w:pPr>
+              <w:pStyle w:val="Compact"/>
+              <w:jc w:val="left"/>
+            </w:pPr>
+            <w:r>
+              <w:t xml:space="preserve">M12</w:t>
+            </w:r>
+          </w:p>
+        </w:tc>
+        <w:tc>
+          <w:tcPr/>
+          <w:p>
+            <w:pPr>
+              <w:pStyle w:val="Compact"/>
+              <w:jc w:val="right"/>
+            </w:pPr>
+            <w:r>
+              <w:t xml:space="preserve">R$ 315,67</w:t>
+            </w:r>
+          </w:p>
+        </w:tc>
+        <w:tc>
+          <w:tcPr/>
+          <w:p>
+            <w:pPr>
+              <w:pStyle w:val="Compact"/>
+              <w:jc w:val="right"/>
+            </w:pPr>
+            <w:r>
+              <w:t xml:space="preserve">R$ 172,18</w:t>
+            </w:r>
+          </w:p>
+        </w:tc>
+        <w:tc>
+          <w:tcPr/>
+          <w:p>
+            <w:pPr>
+              <w:pStyle w:val="Compact"/>
+              <w:jc w:val="right"/>
+            </w:pPr>
+            <w:r>
+              <w:t xml:space="preserve">R$ 143,48</w:t>
+            </w:r>
+          </w:p>
+        </w:tc>
+        <w:tc>
+          <w:tcPr/>
+          <w:p>
+            <w:pPr>
+              <w:pStyle w:val="Compact"/>
+              <w:jc w:val="right"/>
+            </w:pPr>
+            <w:r>
+              <w:t xml:space="preserve">R$ 1.578,33</w:t>
+            </w:r>
+          </w:p>
+        </w:tc>
+      </w:tr>
+      <w:tr>
+        <w:tc>
+          <w:tcPr/>
+          <w:p>
+            <w:pPr>
+              <w:pStyle w:val="Compact"/>
+              <w:jc w:val="left"/>
+            </w:pPr>
+            <w:r>
+              <w:t xml:space="preserve">M24</w:t>
+            </w:r>
+          </w:p>
+        </w:tc>
+        <w:tc>
+          <w:tcPr/>
+          <w:p>
+            <w:pPr>
+              <w:pStyle w:val="Compact"/>
+              <w:jc w:val="right"/>
+            </w:pPr>
+            <w:r>
+              <w:t xml:space="preserve">R$ 297,95</w:t>
+            </w:r>
+          </w:p>
+        </w:tc>
+        <w:tc>
+          <w:tcPr/>
+          <w:p>
+            <w:pPr>
+              <w:pStyle w:val="Compact"/>
+              <w:jc w:val="right"/>
+            </w:pPr>
+            <w:r>
+              <w:t xml:space="preserve">R$ 214,15</w:t>
+            </w:r>
+          </w:p>
+        </w:tc>
+        <w:tc>
+          <w:tcPr/>
+          <w:p>
+            <w:pPr>
+              <w:pStyle w:val="Compact"/>
+              <w:jc w:val="right"/>
+            </w:pPr>
+            <w:r>
+              <w:t xml:space="preserve">R$ 83,80</w:t>
+            </w:r>
+          </w:p>
+        </w:tc>
+        <w:tc>
+          <w:tcPr/>
+          <w:p>
+            <w:pPr>
+              <w:pStyle w:val="Compact"/>
+              <w:jc w:val="right"/>
+            </w:pPr>
+            <w:r>
+              <w:t xml:space="preserve">R$ 2.681,55</w:t>
+            </w:r>
+          </w:p>
+        </w:tc>
+      </w:tr>
+      <w:tr>
+        <w:tc>
+          <w:tcPr/>
+          <w:p>
+            <w:pPr>
+              <w:pStyle w:val="Compact"/>
+              <w:jc w:val="left"/>
+            </w:pPr>
+            <w:r>
+              <w:t xml:space="preserve">M36</w:t>
+            </w:r>
+          </w:p>
+        </w:tc>
+        <w:tc>
+          <w:tcPr/>
+          <w:p>
+            <w:pPr>
+              <w:pStyle w:val="Compact"/>
+              <w:jc w:val="right"/>
+            </w:pPr>
+            <w:r>
+              <w:t xml:space="preserve">R$ 293,10</w:t>
+            </w:r>
+          </w:p>
+        </w:tc>
+        <w:tc>
+          <w:tcPr/>
+          <w:p>
+            <w:pPr>
+              <w:pStyle w:val="Compact"/>
+              <w:jc w:val="right"/>
+            </w:pPr>
+            <w:r>
+              <w:t xml:space="preserve">R$ 235,75</w:t>
+            </w:r>
+          </w:p>
+        </w:tc>
+        <w:tc>
+          <w:tcPr/>
+          <w:p>
+            <w:pPr>
+              <w:pStyle w:val="Compact"/>
+              <w:jc w:val="right"/>
+            </w:pPr>
+            <w:r>
+              <w:t xml:space="preserve">R$ 57,35</w:t>
+            </w:r>
+          </w:p>
+        </w:tc>
+        <w:tc>
+          <w:tcPr/>
+          <w:p>
+            <w:pPr>
+              <w:pStyle w:val="Compact"/>
+              <w:jc w:val="right"/>
+            </w:pPr>
+            <w:r>
+              <w:t xml:space="preserve">R$ 5.275,78</w:t>
+            </w:r>
+          </w:p>
+        </w:tc>
+      </w:tr>
+    </w:tbl>
+    <w:bookmarkEnd w:id="399"/>
+    <w:bookmarkStart w:id="401" w:name="tier4-39"/>
+    <w:bookmarkStart w:id="400" w:name="insight-poder-da-marca"/>
+    <w:p>
+      <w:pPr>
+        <w:pStyle w:val="Heading2"/>
+      </w:pPr>
+      <w:r>
+        <w:t xml:space="preserve">💡 INSIGHT: Poder da Marca</w:t>
+      </w:r>
+    </w:p>
+    <w:p>
+      <w:pPr>
+        <w:pStyle w:val="Compact"/>
+        <w:numPr>
+          <w:ilvl w:val="0"/>
+          <w:numId w:val="1039"/>
+        </w:numPr>
+      </w:pPr>
+      <w:r>
+        <w:rPr>
+          <w:b/>
+          <w:bCs/>
+        </w:rPr>
+        <w:t xml:space="preserve">FATO:</w:t>
+      </w:r>
+      <w:r>
+        <w:t xml:space="preserve"> </w:t>
+      </w:r>
+      <w:r>
+        <w:t xml:space="preserve">No M36, o tráfego orgânico reduz o CAC em R$ 57,35 por cliente.</w:t>
+      </w:r>
+    </w:p>
+    <w:p>
+      <w:pPr>
+        <w:pStyle w:val="Compact"/>
+        <w:numPr>
+          <w:ilvl w:val="0"/>
+          <w:numId w:val="1039"/>
+        </w:numPr>
+      </w:pPr>
+      <w:r>
+        <w:rPr>
+          <w:b/>
+          <w:bCs/>
+        </w:rPr>
+        <w:t xml:space="preserve">CAUSA:</w:t>
+      </w:r>
+      <w:r>
+        <w:t xml:space="preserve"> </w:t>
+      </w:r>
+      <w:r>
+        <w:t xml:space="preserve">Diferença entre o custo de mídia paga e o custo médio (blended).</w:t>
+      </w:r>
+    </w:p>
+    <w:p>
+      <w:pPr>
+        <w:pStyle w:val="Compact"/>
+        <w:numPr>
+          <w:ilvl w:val="0"/>
+          <w:numId w:val="1039"/>
+        </w:numPr>
+      </w:pPr>
+      <w:r>
+        <w:rPr>
+          <w:b/>
+          <w:bCs/>
+        </w:rPr>
+        <w:t xml:space="preserve">IMPLICAÇÃO:</w:t>
+      </w:r>
+      <w:r>
+        <w:t xml:space="preserve"> </w:t>
+      </w:r>
+      <w:r>
+        <w:t xml:space="preserve">Vantagem competitiva contra concorrentes dependentes de Ads.</w:t>
+      </w:r>
+    </w:p>
+    <w:p>
+      <w:pPr>
+        <w:pStyle w:val="Compact"/>
+        <w:numPr>
+          <w:ilvl w:val="0"/>
+          <w:numId w:val="1039"/>
+        </w:numPr>
+      </w:pPr>
+      <w:r>
+        <w:rPr>
+          <w:b/>
+          <w:bCs/>
+        </w:rPr>
+        <w:t xml:space="preserve">AÇÃO:</w:t>
+      </w:r>
+      <w:r>
+        <w:t xml:space="preserve"> </w:t>
+      </w:r>
+      <w:r>
+        <w:t xml:space="preserve">Reinvestir parte da economia em Brand Awareness.</w:t>
+      </w:r>
+    </w:p>
+    <w:bookmarkEnd w:id="400"/>
+    <w:bookmarkEnd w:id="401"/>
+    <w:bookmarkStart w:id="402" w:name="tier4-40"/>
+    <w:p>
+      <w:pPr>
+        <w:pStyle w:val="FirstParagraph"/>
+      </w:pPr>
+      <w:r>
+        <w:t xml:space="preserve">:::.callout-note collapse=</w:t>
+      </w:r>
+      <w:r>
+        <w:t xml:space="preserve">“true”</w:t>
+      </w:r>
+      <w:r>
+        <w:t xml:space="preserve"> </w:t>
+      </w:r>
+      <w:r>
+        <w:t xml:space="preserve">## 🔍 AUDITORIA &amp; FÓRMULAS</w:t>
+      </w:r>
+      <w:r>
+        <w:t xml:space="preserve"> </w:t>
+      </w:r>
+      <w:r>
+        <w:rPr>
+          <w:b/>
+          <w:bCs/>
+        </w:rPr>
+        <w:t xml:space="preserve">Fonte:</w:t>
+      </w:r>
+      <w:r>
+        <w:t xml:space="preserve"> </w:t>
+      </w:r>
+      <w:r>
+        <w:t xml:space="preserve">df_real[</w:t>
+      </w:r>
+      <w:r>
+        <w:t xml:space="preserve">‘cac_blended’</w:t>
+      </w:r>
+      <w:r>
+        <w:t xml:space="preserve">], df_real[</w:t>
+      </w:r>
+      <w:r>
+        <w:t xml:space="preserve">‘cac_paid’</w:t>
+      </w:r>
+      <w:r>
+        <w:t xml:space="preserve">] (ou derivado de</w:t>
+      </w:r>
+      <w:r>
+        <w:t xml:space="preserve"> </w:t>
+      </w:r>
+      <w:r>
+        <w:t xml:space="preserve">‘gasto_marketing’</w:t>
+      </w:r>
+      <w:r>
+        <w:t xml:space="preserve">/</w:t>
+      </w:r>
+      <w:r>
+        <w:t xml:space="preserve">‘novos_ads’</w:t>
+      </w:r>
+      <w:r>
+        <w:t xml:space="preserve">)</w:t>
+      </w:r>
+    </w:p>
+    <w:p>
+      <w:pPr>
+        <w:pStyle w:val="BodyText"/>
+      </w:pPr>
+      <w:r>
+        <w:rPr>
+          <w:b/>
+          <w:bCs/>
+        </w:rPr>
+        <w:t xml:space="preserve">Fórmulas:</w:t>
+      </w:r>
+      <w:r>
+        <w:t xml:space="preserve"> </w:t>
+      </w:r>
+      <w:r>
+        <w:t xml:space="preserve">-</w:t>
+      </w:r>
+      <w:r>
+        <w:t xml:space="preserve"> </w:t>
+      </w:r>
+      <w:r>
+        <w:rPr>
+          <w:b/>
+          <w:bCs/>
+        </w:rPr>
+        <w:t xml:space="preserve">Economia</w:t>
+      </w:r>
+      <w:r>
+        <w:t xml:space="preserve"> </w:t>
+      </w:r>
+      <w:r>
+        <w:t xml:space="preserve">= CAC Pago - CAC Blended</w:t>
+      </w:r>
+      <w:r>
+        <w:t xml:space="preserve"> </w:t>
+      </w:r>
+      <w:r>
+        <w:t xml:space="preserve">-</w:t>
+      </w:r>
+      <w:r>
+        <w:t xml:space="preserve"> </w:t>
+      </w:r>
+      <w:r>
+        <w:rPr>
+          <w:b/>
+          <w:bCs/>
+        </w:rPr>
+        <w:t xml:space="preserve">Total Economizado</w:t>
+      </w:r>
+      <w:r>
+        <w:t xml:space="preserve"> </w:t>
+      </w:r>
+      <w:r>
+        <w:t xml:space="preserve">= Economia unitária × Novos Clientes Totais</w:t>
+      </w:r>
+    </w:p>
+    <w:bookmarkEnd w:id="402"/>
+    <w:p>
+      <w:pPr>
+        <w:pStyle w:val="BodyText"/>
+      </w:pPr>
+      <w:r>
+        <w:t xml:space="preserve">:::</w:t>
+      </w:r>
+    </w:p>
+    <w:bookmarkStart w:id="403" w:name="tier4-41"/>
+    <w:p>
+      <w:pPr>
+        <w:pStyle w:val="BodyText"/>
+      </w:pPr>
+      <w:r>
+        <w:t xml:space="preserve">ewpage</w:t>
+      </w:r>
+    </w:p>
+    <w:bookmarkEnd w:id="403"/>
+    <w:bookmarkStart w:id="404" w:name="tier4-42"/>
+    <w:p>
+      <w:pPr>
+        <w:pStyle w:val="BodyText"/>
+      </w:pPr>
+      <w:r>
+        <w:rPr>
+          <w:b/>
+          <w:bCs/>
+        </w:rPr>
+        <w:t xml:space="preserve">🔍 VEREDITO UNIT ECONOMICS: APROVADO (ESCALÁVEL)</w:t>
+      </w:r>
+    </w:p>
+    <w:p>
+      <w:pPr>
+        <w:pStyle w:val="BodyText"/>
+      </w:pPr>
+      <w:r>
+        <w:t xml:space="preserve">“Nesta análise de Unit Economics, nós provamos que:</w:t>
+      </w:r>
+    </w:p>
+    <w:p>
+      <w:pPr>
+        <w:pStyle w:val="Compact"/>
+        <w:numPr>
+          <w:ilvl w:val="0"/>
+          <w:numId w:val="1040"/>
+        </w:numPr>
+      </w:pPr>
+      <w:r>
+        <w:rPr>
+          <w:b/>
+          <w:bCs/>
+        </w:rPr>
+        <w:t xml:space="preserve">O cliente é lucrativo (Viz 4.1):</w:t>
+      </w:r>
+      <w:r>
+        <w:t xml:space="preserve"> </w:t>
+      </w:r>
+      <w:r>
+        <w:t xml:space="preserve">Cada venda gera</w:t>
+      </w:r>
+      <w:r>
+        <w:t xml:space="preserve"> </w:t>
+      </w:r>
+      <w:r>
+        <w:rPr>
+          <w:b/>
+          <w:bCs/>
+        </w:rPr>
+        <w:t xml:space="preserve">4.8x</w:t>
+      </w:r>
+      <w:r>
+        <w:t xml:space="preserve"> </w:t>
+      </w:r>
+      <w:r>
+        <w:t xml:space="preserve">o custo de aquisição (Meta &gt;3x).</w:t>
+      </w:r>
+    </w:p>
+    <w:p>
+      <w:pPr>
+        <w:pStyle w:val="Compact"/>
+        <w:numPr>
+          <w:ilvl w:val="0"/>
+          <w:numId w:val="1040"/>
+        </w:numPr>
+      </w:pPr>
+      <w:r>
+        <w:rPr>
+          <w:b/>
+          <w:bCs/>
+        </w:rPr>
+        <w:t xml:space="preserve">A retenção sustenta o valor (Viz 4.2):</w:t>
+      </w:r>
+      <w:r>
+        <w:t xml:space="preserve"> </w:t>
+      </w:r>
+      <w:r>
+        <w:t xml:space="preserve">O churn final de</w:t>
+      </w:r>
+      <w:r>
+        <w:t xml:space="preserve"> </w:t>
+      </w:r>
+      <w:r>
+        <w:rPr>
+          <w:b/>
+          <w:bCs/>
+        </w:rPr>
+        <w:t xml:space="preserve">6.8%</w:t>
+      </w:r>
+      <w:r>
+        <w:t xml:space="preserve"> </w:t>
+      </w:r>
+      <w:r>
+        <w:t xml:space="preserve">preserva o LTV das safras antigas.</w:t>
+      </w:r>
+    </w:p>
+    <w:p>
+      <w:pPr>
+        <w:pStyle w:val="Compact"/>
+        <w:numPr>
+          <w:ilvl w:val="0"/>
+          <w:numId w:val="1040"/>
+        </w:numPr>
+      </w:pPr>
+      <w:r>
+        <w:rPr>
+          <w:b/>
+          <w:bCs/>
+        </w:rPr>
+        <w:t xml:space="preserve">O time ganha eficiência (Viz 4.3):</w:t>
+      </w:r>
+      <w:r>
+        <w:t xml:space="preserve"> </w:t>
+      </w:r>
+      <w:r>
+        <w:t xml:space="preserve">A produtividade acompanha o crescimento da receita.</w:t>
+      </w:r>
+    </w:p>
+    <w:p>
+      <w:pPr>
+        <w:pStyle w:val="Compact"/>
+        <w:numPr>
+          <w:ilvl w:val="0"/>
+          <w:numId w:val="1040"/>
+        </w:numPr>
+      </w:pPr>
+      <w:r>
+        <w:rPr>
+          <w:b/>
+          <w:bCs/>
+        </w:rPr>
+        <w:t xml:space="preserve">O orgânico funciona (Viz 4.4):</w:t>
+      </w:r>
+      <w:r>
+        <w:t xml:space="preserve"> </w:t>
+      </w:r>
+      <w:r>
+        <w:t xml:space="preserve">Existe uma defesa clara contra a inflação de mídia paga.</w:t>
+      </w:r>
+    </w:p>
+    <w:p>
+      <w:pPr>
+        <w:pStyle w:val="FirstParagraph"/>
+      </w:pPr>
+      <w:r>
+        <w:rPr>
+          <w:b/>
+          <w:bCs/>
+        </w:rPr>
+        <w:t xml:space="preserve">Conclusão:</w:t>
+      </w:r>
+      <w:r>
+        <w:t xml:space="preserve"> </w:t>
+      </w:r>
+      <w:r>
+        <w:t xml:space="preserve">A</w:t>
+      </w:r>
+      <w:r>
+        <w:t xml:space="preserve"> </w:t>
+      </w:r>
+      <w:r>
+        <w:t xml:space="preserve">‘máquina de vendas’</w:t>
+      </w:r>
+      <w:r>
+        <w:t xml:space="preserve"> </w:t>
+      </w:r>
+      <w:r>
+        <w:t xml:space="preserve">está calibrada e pronta para receber mais combustível (Capital).”</w:t>
+      </w:r>
+    </w:p>
+    <w:bookmarkEnd w:id="404"/>
+    <w:p>
+      <w:pPr>
+        <w:pStyle w:val="BodyText"/>
+      </w:pPr>
+      <w:r>
+        <w:t xml:space="preserve">:::</w:t>
+      </w:r>
+    </w:p>
+    <w:bookmarkStart w:id="405" w:name="metodologia-completa"/>
+    <w:p>
+      <w:pPr>
+        <w:pStyle w:val="Heading1"/>
+      </w:pPr>
+      <w:r>
+        <w:t xml:space="preserve">Metodologia Completa</w:t>
+      </w:r>
+    </w:p>
+    <w:p>
+      <w:pPr>
+        <w:pStyle w:val="Compact"/>
+        <w:numPr>
+          <w:ilvl w:val="0"/>
+          <w:numId w:val="1041"/>
         </w:numPr>
       </w:pPr>
       <w:r>
@@ -16443,7 +21279,7 @@
         <w:pStyle w:val="Compact"/>
         <w:numPr>
           <w:ilvl w:val="0"/>
-          <w:numId w:val="1025"/>
+          <w:numId w:val="1041"/>
         </w:numPr>
       </w:pPr>
       <w:r>
@@ -16465,7 +21301,7 @@
         <w:pStyle w:val="Compact"/>
         <w:numPr>
           <w:ilvl w:val="0"/>
-          <w:numId w:val="1025"/>
+          <w:numId w:val="1041"/>
         </w:numPr>
       </w:pPr>
       <w:r>
@@ -16487,7 +21323,7 @@
         <w:pStyle w:val="Compact"/>
         <w:numPr>
           <w:ilvl w:val="0"/>
-          <w:numId w:val="1025"/>
+          <w:numId w:val="1041"/>
         </w:numPr>
       </w:pPr>
       <w:r>
@@ -16509,7 +21345,7 @@
         <w:pStyle w:val="Compact"/>
         <w:numPr>
           <w:ilvl w:val="0"/>
-          <w:numId w:val="1025"/>
+          <w:numId w:val="1041"/>
         </w:numPr>
       </w:pPr>
       <w:r>
@@ -16531,7 +21367,7 @@
         <w:pStyle w:val="Compact"/>
         <w:numPr>
           <w:ilvl w:val="0"/>
-          <w:numId w:val="1025"/>
+          <w:numId w:val="1041"/>
         </w:numPr>
       </w:pPr>
       <w:r>
@@ -16566,8 +21402,8 @@
         <w:t xml:space="preserve">Celulas 5A (Cenario Real) e 5B (Cenario Ideal)</w:t>
       </w:r>
     </w:p>
-    <w:bookmarkEnd w:id="325"/>
-    <w:bookmarkStart w:id="327" w:name="premissas-chave"/>
+    <w:bookmarkEnd w:id="405"/>
+    <w:bookmarkStart w:id="407" w:name="premissas-chave"/>
     <w:p>
       <w:pPr>
         <w:pStyle w:val="Heading1"/>
@@ -16576,7 +21412,7 @@
         <w:t xml:space="preserve">Premissas-Chave</w:t>
       </w:r>
     </w:p>
-    <w:bookmarkStart w:id="326" w:name="premissas"/>
+    <w:bookmarkStart w:id="406" w:name="premissas"/>
     <w:tbl>
       <w:tblPr>
         <w:tblStyle w:val="Table"/>
@@ -16743,9 +21579,9 @@
         </w:tc>
       </w:tr>
     </w:tbl>
-    <w:bookmarkEnd w:id="326"/>
-    <w:bookmarkEnd w:id="327"/>
-    <w:bookmarkStart w:id="330" w:name="conclusoes-executivas"/>
+    <w:bookmarkEnd w:id="406"/>
+    <w:bookmarkEnd w:id="407"/>
+    <w:bookmarkStart w:id="410" w:name="conclusoes-executivas"/>
     <w:p>
       <w:pPr>
         <w:pStyle w:val="Heading1"/>
@@ -16795,12 +21631,12 @@
                 <wp:inline>
                   <wp:extent cx="152400" cy="152400"/>
                   <wp:effectExtent b="0" l="0" r="0" t="0"/>
-                  <wp:docPr descr="" title="" id="328" name="Picture"/>
+                  <wp:docPr descr="" title="" id="408" name="Picture"/>
                   <a:graphic>
                     <a:graphicData uri="http://schemas.openxmlformats.org/drawingml/2006/picture">
                       <pic:pic>
                         <pic:nvPicPr>
-                          <pic:cNvPr descr="C:\Users\User\AppData\Local\Programs\Quarto\share\formats\docx\important.png" id="329" name="Picture"/>
+                          <pic:cNvPr descr="C:\Users\User\AppData\Local\Programs\Quarto\share\formats\docx\important.png" id="409" name="Picture"/>
                           <pic:cNvPicPr>
                             <a:picLocks noChangeArrowheads="1" noChangeAspect="1"/>
                           </pic:cNvPicPr>
@@ -16860,7 +21696,7 @@
               <w:pStyle w:val="Compact"/>
               <w:numPr>
                 <w:ilvl w:val="0"/>
-                <w:numId w:val="1026"/>
+                <w:numId w:val="1042"/>
               </w:numPr>
             </w:pPr>
             <w:r>
@@ -16872,7 +21708,7 @@
               <w:pStyle w:val="Compact"/>
               <w:numPr>
                 <w:ilvl w:val="0"/>
-                <w:numId w:val="1026"/>
+                <w:numId w:val="1042"/>
               </w:numPr>
             </w:pPr>
             <w:r>
@@ -16884,7 +21720,7 @@
               <w:pStyle w:val="Compact"/>
               <w:numPr>
                 <w:ilvl w:val="0"/>
-                <w:numId w:val="1026"/>
+                <w:numId w:val="1042"/>
               </w:numPr>
             </w:pPr>
             <w:r>
@@ -16896,7 +21732,7 @@
               <w:pStyle w:val="Compact"/>
               <w:numPr>
                 <w:ilvl w:val="1"/>
-                <w:numId w:val="1027"/>
+                <w:numId w:val="1043"/>
               </w:numPr>
             </w:pPr>
             <w:r>
@@ -16908,7 +21744,7 @@
               <w:pStyle w:val="Compact"/>
               <w:numPr>
                 <w:ilvl w:val="1"/>
-                <w:numId w:val="1027"/>
+                <w:numId w:val="1043"/>
               </w:numPr>
             </w:pPr>
             <w:r>
@@ -16920,7 +21756,7 @@
               <w:pStyle w:val="Compact"/>
               <w:numPr>
                 <w:ilvl w:val="1"/>
-                <w:numId w:val="1027"/>
+                <w:numId w:val="1043"/>
               </w:numPr>
             </w:pPr>
             <w:r>
@@ -16932,7 +21768,7 @@
               <w:pStyle w:val="Compact"/>
               <w:numPr>
                 <w:ilvl w:val="1"/>
-                <w:numId w:val="1027"/>
+                <w:numId w:val="1043"/>
               </w:numPr>
             </w:pPr>
             <w:r>
@@ -16944,7 +21780,7 @@
               <w:pStyle w:val="Compact"/>
               <w:numPr>
                 <w:ilvl w:val="0"/>
-                <w:numId w:val="1026"/>
+                <w:numId w:val="1042"/>
               </w:numPr>
             </w:pPr>
             <w:r>
@@ -16986,7 +21822,7 @@
         <w:t xml:space="preserve">Documento estruturado segundo padroes internacionais de reporting executivo.</w:t>
       </w:r>
     </w:p>
-    <w:bookmarkEnd w:id="330"/>
+    <w:bookmarkEnd w:id="410"/>
     <w:sectPr>
       <w:footnotePr>
         <w:numRestart w:val="eachSect"/>
@@ -17346,13 +22182,67 @@
     </w:lvlOverride>
   </w:num>
   <w:num w:numId="1011">
-    <w:abstractNumId w:val="991"/>
+    <w:abstractNumId w:val="99411"/>
+    <w:lvlOverride w:ilvl="0">
+      <w:startOverride w:val="1"/>
+    </w:lvlOverride>
+    <w:lvlOverride w:ilvl="1">
+      <w:startOverride w:val="1"/>
+    </w:lvlOverride>
+    <w:lvlOverride w:ilvl="2">
+      <w:startOverride w:val="1"/>
+    </w:lvlOverride>
+    <w:lvlOverride w:ilvl="3">
+      <w:startOverride w:val="1"/>
+    </w:lvlOverride>
+    <w:lvlOverride w:ilvl="4">
+      <w:startOverride w:val="1"/>
+    </w:lvlOverride>
+    <w:lvlOverride w:ilvl="5">
+      <w:startOverride w:val="1"/>
+    </w:lvlOverride>
+    <w:lvlOverride w:ilvl="6">
+      <w:startOverride w:val="1"/>
+    </w:lvlOverride>
+    <w:lvlOverride w:ilvl="7">
+      <w:startOverride w:val="1"/>
+    </w:lvlOverride>
+    <w:lvlOverride w:ilvl="8">
+      <w:startOverride w:val="1"/>
+    </w:lvlOverride>
   </w:num>
   <w:num w:numId="1012">
     <w:abstractNumId w:val="991"/>
   </w:num>
   <w:num w:numId="1013">
-    <w:abstractNumId w:val="991"/>
+    <w:abstractNumId w:val="99411"/>
+    <w:lvlOverride w:ilvl="0">
+      <w:startOverride w:val="1"/>
+    </w:lvlOverride>
+    <w:lvlOverride w:ilvl="1">
+      <w:startOverride w:val="1"/>
+    </w:lvlOverride>
+    <w:lvlOverride w:ilvl="2">
+      <w:startOverride w:val="1"/>
+    </w:lvlOverride>
+    <w:lvlOverride w:ilvl="3">
+      <w:startOverride w:val="1"/>
+    </w:lvlOverride>
+    <w:lvlOverride w:ilvl="4">
+      <w:startOverride w:val="1"/>
+    </w:lvlOverride>
+    <w:lvlOverride w:ilvl="5">
+      <w:startOverride w:val="1"/>
+    </w:lvlOverride>
+    <w:lvlOverride w:ilvl="6">
+      <w:startOverride w:val="1"/>
+    </w:lvlOverride>
+    <w:lvlOverride w:ilvl="7">
+      <w:startOverride w:val="1"/>
+    </w:lvlOverride>
+    <w:lvlOverride w:ilvl="8">
+      <w:startOverride w:val="1"/>
+    </w:lvlOverride>
   </w:num>
   <w:num w:numId="1014">
     <w:abstractNumId w:val="991"/>
@@ -17394,6 +22284,9 @@
     <w:abstractNumId w:val="991"/>
   </w:num>
   <w:num w:numId="1018">
+    <w:abstractNumId w:val="991"/>
+  </w:num>
+  <w:num w:numId="1019">
     <w:abstractNumId w:val="99411"/>
     <w:lvlOverride w:ilvl="0">
       <w:startOverride w:val="1"/>
@@ -17423,10 +22316,13 @@
       <w:startOverride w:val="1"/>
     </w:lvlOverride>
   </w:num>
-  <w:num w:numId="1019">
+  <w:num w:numId="1020">
     <w:abstractNumId w:val="991"/>
   </w:num>
-  <w:num w:numId="1020">
+  <w:num w:numId="1021">
+    <w:abstractNumId w:val="991"/>
+  </w:num>
+  <w:num w:numId="1022">
     <w:abstractNumId w:val="99411"/>
     <w:lvlOverride w:ilvl="0">
       <w:startOverride w:val="1"/>
@@ -17456,44 +22352,11 @@
       <w:startOverride w:val="1"/>
     </w:lvlOverride>
   </w:num>
-  <w:num w:numId="1021">
-    <w:abstractNumId w:val="991"/>
-  </w:num>
-  <w:num w:numId="1022">
-    <w:abstractNumId w:val="991"/>
-  </w:num>
   <w:num w:numId="1023">
     <w:abstractNumId w:val="991"/>
   </w:num>
   <w:num w:numId="1024">
-    <w:abstractNumId w:val="99411"/>
-    <w:lvlOverride w:ilvl="0">
-      <w:startOverride w:val="1"/>
-    </w:lvlOverride>
-    <w:lvlOverride w:ilvl="1">
-      <w:startOverride w:val="1"/>
-    </w:lvlOverride>
-    <w:lvlOverride w:ilvl="2">
-      <w:startOverride w:val="1"/>
-    </w:lvlOverride>
-    <w:lvlOverride w:ilvl="3">
-      <w:startOverride w:val="1"/>
-    </w:lvlOverride>
-    <w:lvlOverride w:ilvl="4">
-      <w:startOverride w:val="1"/>
-    </w:lvlOverride>
-    <w:lvlOverride w:ilvl="5">
-      <w:startOverride w:val="1"/>
-    </w:lvlOverride>
-    <w:lvlOverride w:ilvl="6">
-      <w:startOverride w:val="1"/>
-    </w:lvlOverride>
-    <w:lvlOverride w:ilvl="7">
-      <w:startOverride w:val="1"/>
-    </w:lvlOverride>
-    <w:lvlOverride w:ilvl="8">
-      <w:startOverride w:val="1"/>
-    </w:lvlOverride>
+    <w:abstractNumId w:val="991"/>
   </w:num>
   <w:num w:numId="1025">
     <w:abstractNumId w:val="99411"/>
@@ -17526,6 +22389,9 @@
     </w:lvlOverride>
   </w:num>
   <w:num w:numId="1026">
+    <w:abstractNumId w:val="991"/>
+  </w:num>
+  <w:num w:numId="1027">
     <w:abstractNumId w:val="99411"/>
     <w:lvlOverride w:ilvl="0">
       <w:startOverride w:val="1"/>
@@ -17555,7 +22421,214 @@
       <w:startOverride w:val="1"/>
     </w:lvlOverride>
   </w:num>
-  <w:num w:numId="1027">
+  <w:num w:numId="1028">
+    <w:abstractNumId w:val="991"/>
+  </w:num>
+  <w:num w:numId="1029">
+    <w:abstractNumId w:val="99411"/>
+    <w:lvlOverride w:ilvl="0">
+      <w:startOverride w:val="1"/>
+    </w:lvlOverride>
+    <w:lvlOverride w:ilvl="1">
+      <w:startOverride w:val="1"/>
+    </w:lvlOverride>
+    <w:lvlOverride w:ilvl="2">
+      <w:startOverride w:val="1"/>
+    </w:lvlOverride>
+    <w:lvlOverride w:ilvl="3">
+      <w:startOverride w:val="1"/>
+    </w:lvlOverride>
+    <w:lvlOverride w:ilvl="4">
+      <w:startOverride w:val="1"/>
+    </w:lvlOverride>
+    <w:lvlOverride w:ilvl="5">
+      <w:startOverride w:val="1"/>
+    </w:lvlOverride>
+    <w:lvlOverride w:ilvl="6">
+      <w:startOverride w:val="1"/>
+    </w:lvlOverride>
+    <w:lvlOverride w:ilvl="7">
+      <w:startOverride w:val="1"/>
+    </w:lvlOverride>
+    <w:lvlOverride w:ilvl="8">
+      <w:startOverride w:val="1"/>
+    </w:lvlOverride>
+  </w:num>
+  <w:num w:numId="1030">
+    <w:abstractNumId w:val="991"/>
+  </w:num>
+  <w:num w:numId="1031">
+    <w:abstractNumId w:val="99411"/>
+    <w:lvlOverride w:ilvl="0">
+      <w:startOverride w:val="1"/>
+    </w:lvlOverride>
+    <w:lvlOverride w:ilvl="1">
+      <w:startOverride w:val="1"/>
+    </w:lvlOverride>
+    <w:lvlOverride w:ilvl="2">
+      <w:startOverride w:val="1"/>
+    </w:lvlOverride>
+    <w:lvlOverride w:ilvl="3">
+      <w:startOverride w:val="1"/>
+    </w:lvlOverride>
+    <w:lvlOverride w:ilvl="4">
+      <w:startOverride w:val="1"/>
+    </w:lvlOverride>
+    <w:lvlOverride w:ilvl="5">
+      <w:startOverride w:val="1"/>
+    </w:lvlOverride>
+    <w:lvlOverride w:ilvl="6">
+      <w:startOverride w:val="1"/>
+    </w:lvlOverride>
+    <w:lvlOverride w:ilvl="7">
+      <w:startOverride w:val="1"/>
+    </w:lvlOverride>
+    <w:lvlOverride w:ilvl="8">
+      <w:startOverride w:val="1"/>
+    </w:lvlOverride>
+  </w:num>
+  <w:num w:numId="1032">
+    <w:abstractNumId w:val="991"/>
+  </w:num>
+  <w:num w:numId="1033">
+    <w:abstractNumId w:val="991"/>
+  </w:num>
+  <w:num w:numId="1034">
+    <w:abstractNumId w:val="991"/>
+  </w:num>
+  <w:num w:numId="1035">
+    <w:abstractNumId w:val="99411"/>
+    <w:lvlOverride w:ilvl="0">
+      <w:startOverride w:val="1"/>
+    </w:lvlOverride>
+    <w:lvlOverride w:ilvl="1">
+      <w:startOverride w:val="1"/>
+    </w:lvlOverride>
+    <w:lvlOverride w:ilvl="2">
+      <w:startOverride w:val="1"/>
+    </w:lvlOverride>
+    <w:lvlOverride w:ilvl="3">
+      <w:startOverride w:val="1"/>
+    </w:lvlOverride>
+    <w:lvlOverride w:ilvl="4">
+      <w:startOverride w:val="1"/>
+    </w:lvlOverride>
+    <w:lvlOverride w:ilvl="5">
+      <w:startOverride w:val="1"/>
+    </w:lvlOverride>
+    <w:lvlOverride w:ilvl="6">
+      <w:startOverride w:val="1"/>
+    </w:lvlOverride>
+    <w:lvlOverride w:ilvl="7">
+      <w:startOverride w:val="1"/>
+    </w:lvlOverride>
+    <w:lvlOverride w:ilvl="8">
+      <w:startOverride w:val="1"/>
+    </w:lvlOverride>
+  </w:num>
+  <w:num w:numId="1036">
+    <w:abstractNumId w:val="991"/>
+  </w:num>
+  <w:num w:numId="1037">
+    <w:abstractNumId w:val="991"/>
+  </w:num>
+  <w:num w:numId="1038">
+    <w:abstractNumId w:val="991"/>
+  </w:num>
+  <w:num w:numId="1039">
+    <w:abstractNumId w:val="991"/>
+  </w:num>
+  <w:num w:numId="1040">
+    <w:abstractNumId w:val="99411"/>
+    <w:lvlOverride w:ilvl="0">
+      <w:startOverride w:val="1"/>
+    </w:lvlOverride>
+    <w:lvlOverride w:ilvl="1">
+      <w:startOverride w:val="1"/>
+    </w:lvlOverride>
+    <w:lvlOverride w:ilvl="2">
+      <w:startOverride w:val="1"/>
+    </w:lvlOverride>
+    <w:lvlOverride w:ilvl="3">
+      <w:startOverride w:val="1"/>
+    </w:lvlOverride>
+    <w:lvlOverride w:ilvl="4">
+      <w:startOverride w:val="1"/>
+    </w:lvlOverride>
+    <w:lvlOverride w:ilvl="5">
+      <w:startOverride w:val="1"/>
+    </w:lvlOverride>
+    <w:lvlOverride w:ilvl="6">
+      <w:startOverride w:val="1"/>
+    </w:lvlOverride>
+    <w:lvlOverride w:ilvl="7">
+      <w:startOverride w:val="1"/>
+    </w:lvlOverride>
+    <w:lvlOverride w:ilvl="8">
+      <w:startOverride w:val="1"/>
+    </w:lvlOverride>
+  </w:num>
+  <w:num w:numId="1041">
+    <w:abstractNumId w:val="99411"/>
+    <w:lvlOverride w:ilvl="0">
+      <w:startOverride w:val="1"/>
+    </w:lvlOverride>
+    <w:lvlOverride w:ilvl="1">
+      <w:startOverride w:val="1"/>
+    </w:lvlOverride>
+    <w:lvlOverride w:ilvl="2">
+      <w:startOverride w:val="1"/>
+    </w:lvlOverride>
+    <w:lvlOverride w:ilvl="3">
+      <w:startOverride w:val="1"/>
+    </w:lvlOverride>
+    <w:lvlOverride w:ilvl="4">
+      <w:startOverride w:val="1"/>
+    </w:lvlOverride>
+    <w:lvlOverride w:ilvl="5">
+      <w:startOverride w:val="1"/>
+    </w:lvlOverride>
+    <w:lvlOverride w:ilvl="6">
+      <w:startOverride w:val="1"/>
+    </w:lvlOverride>
+    <w:lvlOverride w:ilvl="7">
+      <w:startOverride w:val="1"/>
+    </w:lvlOverride>
+    <w:lvlOverride w:ilvl="8">
+      <w:startOverride w:val="1"/>
+    </w:lvlOverride>
+  </w:num>
+  <w:num w:numId="1042">
+    <w:abstractNumId w:val="99411"/>
+    <w:lvlOverride w:ilvl="0">
+      <w:startOverride w:val="1"/>
+    </w:lvlOverride>
+    <w:lvlOverride w:ilvl="1">
+      <w:startOverride w:val="1"/>
+    </w:lvlOverride>
+    <w:lvlOverride w:ilvl="2">
+      <w:startOverride w:val="1"/>
+    </w:lvlOverride>
+    <w:lvlOverride w:ilvl="3">
+      <w:startOverride w:val="1"/>
+    </w:lvlOverride>
+    <w:lvlOverride w:ilvl="4">
+      <w:startOverride w:val="1"/>
+    </w:lvlOverride>
+    <w:lvlOverride w:ilvl="5">
+      <w:startOverride w:val="1"/>
+    </w:lvlOverride>
+    <w:lvlOverride w:ilvl="6">
+      <w:startOverride w:val="1"/>
+    </w:lvlOverride>
+    <w:lvlOverride w:ilvl="7">
+      <w:startOverride w:val="1"/>
+    </w:lvlOverride>
+    <w:lvlOverride w:ilvl="8">
+      <w:startOverride w:val="1"/>
+    </w:lvlOverride>
+  </w:num>
+  <w:num w:numId="1043">
     <w:abstractNumId w:val="991"/>
   </w:num>
 </w:numbering>

--- a/notebooks/quarto_pdf/relatorio_completo.docx
+++ b/notebooks/quarto_pdf/relatorio_completo.docx
@@ -5665,7 +5665,7 @@
       <w:r>
         <w:drawing>
           <wp:inline>
-            <wp:extent cx="5334000" cy="2449645"/>
+            <wp:extent cx="5334000" cy="2452905"/>
             <wp:effectExtent b="0" l="0" r="0" t="0"/>
             <wp:docPr descr="" title="" id="121" name="Picture"/>
             <a:graphic>
@@ -5686,7 +5686,7 @@
                   <pic:spPr bwMode="auto">
                     <a:xfrm>
                       <a:off x="0" y="0"/>
-                      <a:ext cx="5334000" cy="2449645"/>
+                      <a:ext cx="5334000" cy="2452905"/>
                     </a:xfrm>
                     <a:prstGeom prst="rect">
                       <a:avLst/>
@@ -6819,7 +6819,7 @@
       <w:r>
         <w:drawing>
           <wp:inline>
-            <wp:extent cx="5334000" cy="2587907"/>
+            <wp:extent cx="5334000" cy="2581392"/>
             <wp:effectExtent b="0" l="0" r="0" t="0"/>
             <wp:docPr descr="" title="" id="146" name="Picture"/>
             <a:graphic>
@@ -6840,7 +6840,7 @@
                   <pic:spPr bwMode="auto">
                     <a:xfrm>
                       <a:off x="0" y="0"/>
-                      <a:ext cx="5334000" cy="2587907"/>
+                      <a:ext cx="5334000" cy="2581392"/>
                     </a:xfrm>
                     <a:prstGeom prst="rect">
                       <a:avLst/>
@@ -7898,7 +7898,7 @@
       <w:r>
         <w:drawing>
           <wp:inline>
-            <wp:extent cx="5334000" cy="2607454"/>
+            <wp:extent cx="5334000" cy="2595271"/>
             <wp:effectExtent b="0" l="0" r="0" t="0"/>
             <wp:docPr descr="" title="" id="171" name="Picture"/>
             <a:graphic>
@@ -7919,7 +7919,7 @@
                   <pic:spPr bwMode="auto">
                     <a:xfrm>
                       <a:off x="0" y="0"/>
-                      <a:ext cx="5334000" cy="2607454"/>
+                      <a:ext cx="5334000" cy="2595271"/>
                     </a:xfrm>
                     <a:prstGeom prst="rect">
                       <a:avLst/>
@@ -9059,7 +9059,7 @@
       <w:r>
         <w:drawing>
           <wp:inline>
-            <wp:extent cx="5334000" cy="2757805"/>
+            <wp:extent cx="5334000" cy="2751000"/>
             <wp:effectExtent b="0" l="0" r="0" t="0"/>
             <wp:docPr descr="" title="" id="196" name="Picture"/>
             <a:graphic>
@@ -9080,7 +9080,7 @@
                   <pic:spPr bwMode="auto">
                     <a:xfrm>
                       <a:off x="0" y="0"/>
-                      <a:ext cx="5334000" cy="2757805"/>
+                      <a:ext cx="5334000" cy="2751000"/>
                     </a:xfrm>
                     <a:prstGeom prst="rect">
                       <a:avLst/>
@@ -11093,7 +11093,7 @@
       <w:r>
         <w:drawing>
           <wp:inline>
-            <wp:extent cx="5334000" cy="2525006"/>
+            <wp:extent cx="5334000" cy="2519190"/>
             <wp:effectExtent b="0" l="0" r="0" t="0"/>
             <wp:docPr descr="" title="" id="248" name="Picture"/>
             <a:graphic>
@@ -11114,7 +11114,7 @@
                   <pic:spPr bwMode="auto">
                     <a:xfrm>
                       <a:off x="0" y="0"/>
-                      <a:ext cx="5334000" cy="2525006"/>
+                      <a:ext cx="5334000" cy="2519190"/>
                     </a:xfrm>
                     <a:prstGeom prst="rect">
                       <a:avLst/>
@@ -24090,7 +24090,7 @@
       </w:r>
     </w:p>
     <w:bookmarkEnd w:id="541"/>
-    <w:bookmarkStart w:id="737" w:name="tier5"/>
+    <w:bookmarkStart w:id="736" w:name="tier5"/>
     <w:bookmarkStart w:id="543" w:name="tier5-1"/>
     <w:bookmarkStart w:id="542" w:name="página-5-risco-cenários"/>
     <w:p>
@@ -24253,7 +24253,7 @@
                 <w:b/>
                 <w:bCs/>
               </w:rPr>
-              <w:t xml:space="preserve">92.7%</w:t>
+              <w:t xml:space="preserve">99.3%</w:t>
             </w:r>
           </w:p>
         </w:tc>
@@ -24269,7 +24269,7 @@
                 <w:b/>
                 <w:bCs/>
               </w:rPr>
-              <w:t xml:space="preserve">R$ -5.198,67</w:t>
+              <w:t xml:space="preserve">R$ 3.056,70</w:t>
             </w:r>
           </w:p>
         </w:tc>
@@ -24285,7 +24285,7 @@
                 <w:b/>
                 <w:bCs/>
               </w:rPr>
-              <w:t xml:space="preserve">777%</w:t>
+              <w:t xml:space="preserve">1094%</w:t>
             </w:r>
           </w:p>
         </w:tc>
@@ -24301,7 +24301,7 @@
                 <w:b/>
                 <w:bCs/>
               </w:rPr>
-              <w:t xml:space="preserve">8.8x</w:t>
+              <w:t xml:space="preserve">11.9x</w:t>
             </w:r>
           </w:p>
         </w:tc>
@@ -24365,7 +24365,7 @@
               <w:jc w:val="center"/>
             </w:pPr>
             <w:r>
-              <w:t xml:space="preserve">+2.7% vs meta 90%</w:t>
+              <w:t xml:space="preserve">+9.3% vs meta 90%</w:t>
             </w:r>
           </w:p>
         </w:tc>
@@ -24377,7 +24377,7 @@
               <w:jc w:val="center"/>
             </w:pPr>
             <w:r>
-              <w:t xml:space="preserve">5k vs limite -50k</w:t>
+              <w:t xml:space="preserve">3k vs limite -50k</w:t>
             </w:r>
           </w:p>
         </w:tc>
@@ -24389,7 +24389,7 @@
               <w:jc w:val="center"/>
             </w:pPr>
             <w:r>
-              <w:t xml:space="preserve">777% potencial acima mediana</w:t>
+              <w:t xml:space="preserve">1094% potencial acima mediana</w:t>
             </w:r>
           </w:p>
         </w:tc>
@@ -24667,7 +24667,7 @@
               <w:jc w:val="left"/>
             </w:pPr>
             <w:r>
-              <w:t xml:space="preserve">7.3%</w:t>
+              <w:t xml:space="preserve">0.7%</w:t>
             </w:r>
           </w:p>
         </w:tc>
@@ -24741,7 +24741,7 @@
               <w:jc w:val="left"/>
             </w:pPr>
             <w:r>
-              <w:t xml:space="preserve">26.7%</w:t>
+              <w:t xml:space="preserve">28.0%</w:t>
             </w:r>
           </w:p>
         </w:tc>
@@ -24815,7 +24815,7 @@
               <w:jc w:val="left"/>
             </w:pPr>
             <w:r>
-              <w:t xml:space="preserve">63.3%</w:t>
+              <w:t xml:space="preserve">56.0%</w:t>
             </w:r>
           </w:p>
         </w:tc>
@@ -24889,7 +24889,7 @@
               <w:jc w:val="left"/>
             </w:pPr>
             <w:r>
-              <w:t xml:space="preserve">38.0%</w:t>
+              <w:t xml:space="preserve">40.7%</w:t>
             </w:r>
           </w:p>
         </w:tc>
@@ -24963,7 +24963,7 @@
               <w:jc w:val="left"/>
             </w:pPr>
             <w:r>
-              <w:t xml:space="preserve">38.0%</w:t>
+              <w:t xml:space="preserve">34.7%</w:t>
             </w:r>
           </w:p>
         </w:tc>
@@ -25877,7 +25877,7 @@
               <w:jc w:val="left"/>
             </w:pPr>
             <w:r>
-              <w:t xml:space="preserve">R$ -5.198,67</w:t>
+              <w:t xml:space="preserve">R$ 3.056,70</w:t>
             </w:r>
           </w:p>
         </w:tc>
@@ -25951,7 +25951,7 @@
               <w:jc w:val="left"/>
             </w:pPr>
             <w:r>
-              <w:t xml:space="preserve">R$ -10.711,58</w:t>
+              <w:t xml:space="preserve">R$ 654,10</w:t>
             </w:r>
           </w:p>
         </w:tc>
@@ -26025,7 +26025,7 @@
               <w:jc w:val="left"/>
             </w:pPr>
             <w:r>
-              <w:t xml:space="preserve">R$ 197.746,61</w:t>
+              <w:t xml:space="preserve">R$ 137.084,72</w:t>
             </w:r>
           </w:p>
         </w:tc>
@@ -26099,7 +26099,7 @@
               <w:jc w:val="left"/>
             </w:pPr>
             <w:r>
-              <w:t xml:space="preserve">R$ 1.739.868,78</w:t>
+              <w:t xml:space="preserve">R$ 1.633.344,56</w:t>
             </w:r>
           </w:p>
         </w:tc>
@@ -26305,7 +26305,7 @@
               <w:t xml:space="preserve"> </w:t>
             </w:r>
             <w:r>
-              <w:t xml:space="preserve">7.3% (Atenção necessária)</w:t>
+              <w:t xml:space="preserve">0.7% (&lt; 5% - Excelente)</w:t>
             </w:r>
           </w:p>
           <w:p>
@@ -27960,7 +27960,7 @@
                 <w:b/>
                 <w:bCs/>
               </w:rPr>
-              <w:t xml:space="preserve">2.0%</w:t>
+              <w:t xml:space="preserve">0.0%</w:t>
             </w:r>
             <w:r>
               <w:t xml:space="preserve"> </w:t>
@@ -28016,7 +28016,7 @@
                 <w:b/>
                 <w:bCs/>
               </w:rPr>
-              <w:t xml:space="preserve">24.0%</w:t>
+              <w:t xml:space="preserve">27.3%</w:t>
             </w:r>
             <w:r>
               <w:t xml:space="preserve"> </w:t>
@@ -28084,7 +28084,7 @@
                 <w:b/>
                 <w:bCs/>
               </w:rPr>
-              <w:t xml:space="preserve">74.0%</w:t>
+              <w:t xml:space="preserve">72.7%</w:t>
             </w:r>
             <w:r>
               <w:t xml:space="preserve"> </w:t>
@@ -28351,103 +28351,103 @@
               <w:jc w:val="left"/>
             </w:pPr>
             <w:r>
-              <w:t xml:space="preserve">R$ -5.198,67</w:t>
-            </w:r>
-          </w:p>
-        </w:tc>
-        <w:tc>
-          <w:tcPr/>
-          <w:p>
-            <w:pPr>
-              <w:pStyle w:val="Compact"/>
-              <w:jc w:val="left"/>
-            </w:pPr>
-            <w:r>
-              <w:t xml:space="preserve">R$ 8.494,58</w:t>
-            </w:r>
-          </w:p>
-        </w:tc>
-        <w:tc>
-          <w:tcPr/>
-          <w:p>
-            <w:pPr>
-              <w:pStyle w:val="Compact"/>
-              <w:jc w:val="left"/>
-            </w:pPr>
-            <w:r>
-              <w:t xml:space="preserve">R$ 46.256,97</w:t>
-            </w:r>
-          </w:p>
-        </w:tc>
-        <w:tc>
-          <w:tcPr/>
-          <w:p>
-            <w:pPr>
-              <w:pStyle w:val="Compact"/>
-              <w:jc w:val="left"/>
-            </w:pPr>
-            <w:r>
-              <w:t xml:space="preserve">R$ 197.746,61</w:t>
-            </w:r>
-          </w:p>
-        </w:tc>
-        <w:tc>
-          <w:tcPr/>
-          <w:p>
-            <w:pPr>
-              <w:pStyle w:val="Compact"/>
-              <w:jc w:val="left"/>
-            </w:pPr>
-            <w:r>
-              <w:t xml:space="preserve">R$ 560.731,03</w:t>
-            </w:r>
-          </w:p>
-        </w:tc>
-        <w:tc>
-          <w:tcPr/>
-          <w:p>
-            <w:pPr>
-              <w:pStyle w:val="Compact"/>
-              <w:jc w:val="left"/>
-            </w:pPr>
-            <w:r>
-              <w:t xml:space="preserve">R$ 1.543.586,34</w:t>
-            </w:r>
-          </w:p>
-        </w:tc>
-        <w:tc>
-          <w:tcPr/>
-          <w:p>
-            <w:pPr>
-              <w:pStyle w:val="Compact"/>
-              <w:jc w:val="left"/>
-            </w:pPr>
-            <w:r>
-              <w:t xml:space="preserve">R$ 1.734.670,11</w:t>
-            </w:r>
-          </w:p>
-        </w:tc>
-        <w:tc>
-          <w:tcPr/>
-          <w:p>
-            <w:pPr>
-              <w:pStyle w:val="Compact"/>
-              <w:jc w:val="left"/>
-            </w:pPr>
-            <w:r>
-              <w:t xml:space="preserve">R$ 424.562,05</w:t>
-            </w:r>
-          </w:p>
-        </w:tc>
-        <w:tc>
-          <w:tcPr/>
-          <w:p>
-            <w:pPr>
-              <w:pStyle w:val="Compact"/>
-              <w:jc w:val="left"/>
-            </w:pPr>
-            <w:r>
-              <w:t xml:space="preserve">R$ 578.563,91</w:t>
+              <w:t xml:space="preserve">R$ 3.056,70</w:t>
+            </w:r>
+          </w:p>
+        </w:tc>
+        <w:tc>
+          <w:tcPr/>
+          <w:p>
+            <w:pPr>
+              <w:pStyle w:val="Compact"/>
+              <w:jc w:val="left"/>
+            </w:pPr>
+            <w:r>
+              <w:t xml:space="preserve">R$ 9.673,35</w:t>
+            </w:r>
+          </w:p>
+        </w:tc>
+        <w:tc>
+          <w:tcPr/>
+          <w:p>
+            <w:pPr>
+              <w:pStyle w:val="Compact"/>
+              <w:jc w:val="left"/>
+            </w:pPr>
+            <w:r>
+              <w:t xml:space="preserve">R$ 42.315,30</w:t>
+            </w:r>
+          </w:p>
+        </w:tc>
+        <w:tc>
+          <w:tcPr/>
+          <w:p>
+            <w:pPr>
+              <w:pStyle w:val="Compact"/>
+              <w:jc w:val="left"/>
+            </w:pPr>
+            <w:r>
+              <w:t xml:space="preserve">R$ 137.084,72</w:t>
+            </w:r>
+          </w:p>
+        </w:tc>
+        <w:tc>
+          <w:tcPr/>
+          <w:p>
+            <w:pPr>
+              <w:pStyle w:val="Compact"/>
+              <w:jc w:val="left"/>
+            </w:pPr>
+            <w:r>
+              <w:t xml:space="preserve">R$ 502.989,60</w:t>
+            </w:r>
+          </w:p>
+        </w:tc>
+        <w:tc>
+          <w:tcPr/>
+          <w:p>
+            <w:pPr>
+              <w:pStyle w:val="Compact"/>
+              <w:jc w:val="left"/>
+            </w:pPr>
+            <w:r>
+              <w:t xml:space="preserve">R$ 1.294.009,34</w:t>
+            </w:r>
+          </w:p>
+        </w:tc>
+        <w:tc>
+          <w:tcPr/>
+          <w:p>
+            <w:pPr>
+              <w:pStyle w:val="Compact"/>
+              <w:jc w:val="left"/>
+            </w:pPr>
+            <w:r>
+              <w:t xml:space="preserve">R$ 1.636.401,25</w:t>
+            </w:r>
+          </w:p>
+        </w:tc>
+        <w:tc>
+          <w:tcPr/>
+          <w:p>
+            <w:pPr>
+              <w:pStyle w:val="Compact"/>
+              <w:jc w:val="left"/>
+            </w:pPr>
+            <w:r>
+              <w:t xml:space="preserve">R$ 412.753,00</w:t>
+            </w:r>
+          </w:p>
+        </w:tc>
+        <w:tc>
+          <w:tcPr/>
+          <w:p>
+            <w:pPr>
+              <w:pStyle w:val="Compact"/>
+              <w:jc w:val="left"/>
+            </w:pPr>
+            <w:r>
+              <w:t xml:space="preserve">R$ 618.367,84</w:t>
             </w:r>
           </w:p>
         </w:tc>
@@ -28473,103 +28473,103 @@
               <w:jc w:val="left"/>
             </w:pPr>
             <w:r>
-              <w:t xml:space="preserve">R$ 31.425,06</w:t>
-            </w:r>
-          </w:p>
-        </w:tc>
-        <w:tc>
-          <w:tcPr/>
-          <w:p>
-            <w:pPr>
-              <w:pStyle w:val="Compact"/>
-              <w:jc w:val="left"/>
-            </w:pPr>
-            <w:r>
-              <w:t xml:space="preserve">R$ 60.440,04</w:t>
-            </w:r>
-          </w:p>
-        </w:tc>
-        <w:tc>
-          <w:tcPr/>
-          <w:p>
-            <w:pPr>
-              <w:pStyle w:val="Compact"/>
-              <w:jc w:val="left"/>
-            </w:pPr>
-            <w:r>
-              <w:t xml:space="preserve">R$ 181.068,90</w:t>
-            </w:r>
-          </w:p>
-        </w:tc>
-        <w:tc>
-          <w:tcPr/>
-          <w:p>
-            <w:pPr>
-              <w:pStyle w:val="Compact"/>
-              <w:jc w:val="left"/>
-            </w:pPr>
-            <w:r>
-              <w:t xml:space="preserve">R$ 684.734,40</w:t>
-            </w:r>
-          </w:p>
-        </w:tc>
-        <w:tc>
-          <w:tcPr/>
-          <w:p>
-            <w:pPr>
-              <w:pStyle w:val="Compact"/>
-              <w:jc w:val="left"/>
-            </w:pPr>
-            <w:r>
-              <w:t xml:space="preserve">R$ 1.941.312,60</w:t>
-            </w:r>
-          </w:p>
-        </w:tc>
-        <w:tc>
-          <w:tcPr/>
-          <w:p>
-            <w:pPr>
-              <w:pStyle w:val="Compact"/>
-              <w:jc w:val="left"/>
-            </w:pPr>
-            <w:r>
-              <w:t xml:space="preserve">R$ 3.222.416,40</w:t>
-            </w:r>
-          </w:p>
-        </w:tc>
-        <w:tc>
-          <w:tcPr/>
-          <w:p>
-            <w:pPr>
-              <w:pStyle w:val="Compact"/>
-              <w:jc w:val="left"/>
-            </w:pPr>
-            <w:r>
-              <w:t xml:space="preserve">R$ 3.550.149,90</w:t>
-            </w:r>
-          </w:p>
-        </w:tc>
-        <w:tc>
-          <w:tcPr/>
-          <w:p>
-            <w:pPr>
-              <w:pStyle w:val="Compact"/>
-              <w:jc w:val="left"/>
-            </w:pPr>
-            <w:r>
-              <w:t xml:space="preserve">R$ 1.133.709,70</w:t>
-            </w:r>
-          </w:p>
-        </w:tc>
-        <w:tc>
-          <w:tcPr/>
-          <w:p>
-            <w:pPr>
-              <w:pStyle w:val="Compact"/>
-              <w:jc w:val="left"/>
-            </w:pPr>
-            <w:r>
-              <w:t xml:space="preserve">R$ 1.195.419,03</w:t>
+              <w:t xml:space="preserve">R$ 47.302,08</w:t>
+            </w:r>
+          </w:p>
+        </w:tc>
+        <w:tc>
+          <w:tcPr/>
+          <w:p>
+            <w:pPr>
+              <w:pStyle w:val="Compact"/>
+              <w:jc w:val="left"/>
+            </w:pPr>
+            <w:r>
+              <w:t xml:space="preserve">R$ 72.800,64</w:t>
+            </w:r>
+          </w:p>
+        </w:tc>
+        <w:tc>
+          <w:tcPr/>
+          <w:p>
+            <w:pPr>
+              <w:pStyle w:val="Compact"/>
+              <w:jc w:val="left"/>
+            </w:pPr>
+            <w:r>
+              <w:t xml:space="preserve">R$ 151.311,90</w:t>
+            </w:r>
+          </w:p>
+        </w:tc>
+        <w:tc>
+          <w:tcPr/>
+          <w:p>
+            <w:pPr>
+              <w:pStyle w:val="Compact"/>
+              <w:jc w:val="left"/>
+            </w:pPr>
+            <w:r>
+              <w:t xml:space="preserve">R$ 395.102,40</w:t>
+            </w:r>
+          </w:p>
+        </w:tc>
+        <w:tc>
+          <w:tcPr/>
+          <w:p>
+            <w:pPr>
+              <w:pStyle w:val="Compact"/>
+              <w:jc w:val="left"/>
+            </w:pPr>
+            <w:r>
+              <w:t xml:space="preserve">R$ 1.959.189,90</w:t>
+            </w:r>
+          </w:p>
+        </w:tc>
+        <w:tc>
+          <w:tcPr/>
+          <w:p>
+            <w:pPr>
+              <w:pStyle w:val="Compact"/>
+              <w:jc w:val="left"/>
+            </w:pPr>
+            <w:r>
+              <w:t xml:space="preserve">R$ 2.893.424,88</w:t>
+            </w:r>
+          </w:p>
+        </w:tc>
+        <w:tc>
+          <w:tcPr/>
+          <w:p>
+            <w:pPr>
+              <w:pStyle w:val="Compact"/>
+              <w:jc w:val="left"/>
+            </w:pPr>
+            <w:r>
+              <w:t xml:space="preserve">R$ 3.408.333,60</w:t>
+            </w:r>
+          </w:p>
+        </w:tc>
+        <w:tc>
+          <w:tcPr/>
+          <w:p>
+            <w:pPr>
+              <w:pStyle w:val="Compact"/>
+              <w:jc w:val="left"/>
+            </w:pPr>
+            <w:r>
+              <w:t xml:space="preserve">R$ 1.101.118,28</w:t>
+            </w:r>
+          </w:p>
+        </w:tc>
+        <w:tc>
+          <w:tcPr/>
+          <w:p>
+            <w:pPr>
+              <w:pStyle w:val="Compact"/>
+              <w:jc w:val="left"/>
+            </w:pPr>
+            <w:r>
+              <w:t xml:space="preserve">R$ 1.204.439,41</w:t>
             </w:r>
           </w:p>
         </w:tc>
@@ -28595,103 +28595,103 @@
               <w:jc w:val="left"/>
             </w:pPr>
             <w:r>
-              <w:t xml:space="preserve">R$ 2.618,76</w:t>
-            </w:r>
-          </w:p>
-        </w:tc>
-        <w:tc>
-          <w:tcPr/>
-          <w:p>
-            <w:pPr>
-              <w:pStyle w:val="Compact"/>
-              <w:jc w:val="left"/>
-            </w:pPr>
-            <w:r>
-              <w:t xml:space="preserve">R$ 5.036,67</w:t>
-            </w:r>
-          </w:p>
-        </w:tc>
-        <w:tc>
-          <w:tcPr/>
-          <w:p>
-            <w:pPr>
-              <w:pStyle w:val="Compact"/>
-              <w:jc w:val="left"/>
-            </w:pPr>
-            <w:r>
-              <w:t xml:space="preserve">R$ 15.089,08</w:t>
-            </w:r>
-          </w:p>
-        </w:tc>
-        <w:tc>
-          <w:tcPr/>
-          <w:p>
-            <w:pPr>
-              <w:pStyle w:val="Compact"/>
-              <w:jc w:val="left"/>
-            </w:pPr>
-            <w:r>
-              <w:t xml:space="preserve">R$ 57.061,20</w:t>
-            </w:r>
-          </w:p>
-        </w:tc>
-        <w:tc>
-          <w:tcPr/>
-          <w:p>
-            <w:pPr>
-              <w:pStyle w:val="Compact"/>
-              <w:jc w:val="left"/>
-            </w:pPr>
-            <w:r>
-              <w:t xml:space="preserve">R$ 161.776,05</w:t>
-            </w:r>
-          </w:p>
-        </w:tc>
-        <w:tc>
-          <w:tcPr/>
-          <w:p>
-            <w:pPr>
-              <w:pStyle w:val="Compact"/>
-              <w:jc w:val="left"/>
-            </w:pPr>
-            <w:r>
-              <w:t xml:space="preserve">R$ 268.534,70</w:t>
-            </w:r>
-          </w:p>
-        </w:tc>
-        <w:tc>
-          <w:tcPr/>
-          <w:p>
-            <w:pPr>
-              <w:pStyle w:val="Compact"/>
-              <w:jc w:val="left"/>
-            </w:pPr>
-            <w:r>
-              <w:t xml:space="preserve">R$ 295.845,83</w:t>
-            </w:r>
-          </w:p>
-        </w:tc>
-        <w:tc>
-          <w:tcPr/>
-          <w:p>
-            <w:pPr>
-              <w:pStyle w:val="Compact"/>
-              <w:jc w:val="left"/>
-            </w:pPr>
-            <w:r>
-              <w:t xml:space="preserve">R$ 94.475,81</w:t>
-            </w:r>
-          </w:p>
-        </w:tc>
-        <w:tc>
-          <w:tcPr/>
-          <w:p>
-            <w:pPr>
-              <w:pStyle w:val="Compact"/>
-              <w:jc w:val="left"/>
-            </w:pPr>
-            <w:r>
-              <w:t xml:space="preserve">R$ 99.618,25</w:t>
+              <w:t xml:space="preserve">R$ 3.941,84</w:t>
+            </w:r>
+          </w:p>
+        </w:tc>
+        <w:tc>
+          <w:tcPr/>
+          <w:p>
+            <w:pPr>
+              <w:pStyle w:val="Compact"/>
+              <w:jc w:val="left"/>
+            </w:pPr>
+            <w:r>
+              <w:t xml:space="preserve">R$ 6.066,72</w:t>
+            </w:r>
+          </w:p>
+        </w:tc>
+        <w:tc>
+          <w:tcPr/>
+          <w:p>
+            <w:pPr>
+              <w:pStyle w:val="Compact"/>
+              <w:jc w:val="left"/>
+            </w:pPr>
+            <w:r>
+              <w:t xml:space="preserve">R$ 12.609,33</w:t>
+            </w:r>
+          </w:p>
+        </w:tc>
+        <w:tc>
+          <w:tcPr/>
+          <w:p>
+            <w:pPr>
+              <w:pStyle w:val="Compact"/>
+              <w:jc w:val="left"/>
+            </w:pPr>
+            <w:r>
+              <w:t xml:space="preserve">R$ 32.925,20</w:t>
+            </w:r>
+          </w:p>
+        </w:tc>
+        <w:tc>
+          <w:tcPr/>
+          <w:p>
+            <w:pPr>
+              <w:pStyle w:val="Compact"/>
+              <w:jc w:val="left"/>
+            </w:pPr>
+            <w:r>
+              <w:t xml:space="preserve">R$ 163.265,83</w:t>
+            </w:r>
+          </w:p>
+        </w:tc>
+        <w:tc>
+          <w:tcPr/>
+          <w:p>
+            <w:pPr>
+              <w:pStyle w:val="Compact"/>
+              <w:jc w:val="left"/>
+            </w:pPr>
+            <w:r>
+              <w:t xml:space="preserve">R$ 241.118,74</w:t>
+            </w:r>
+          </w:p>
+        </w:tc>
+        <w:tc>
+          <w:tcPr/>
+          <w:p>
+            <w:pPr>
+              <w:pStyle w:val="Compact"/>
+              <w:jc w:val="left"/>
+            </w:pPr>
+            <w:r>
+              <w:t xml:space="preserve">R$ 284.027,80</w:t>
+            </w:r>
+          </w:p>
+        </w:tc>
+        <w:tc>
+          <w:tcPr/>
+          <w:p>
+            <w:pPr>
+              <w:pStyle w:val="Compact"/>
+              <w:jc w:val="left"/>
+            </w:pPr>
+            <w:r>
+              <w:t xml:space="preserve">R$ 91.759,86</w:t>
+            </w:r>
+          </w:p>
+        </w:tc>
+        <w:tc>
+          <w:tcPr/>
+          <w:p>
+            <w:pPr>
+              <w:pStyle w:val="Compact"/>
+              <w:jc w:val="left"/>
+            </w:pPr>
+            <w:r>
+              <w:t xml:space="preserve">R$ 100.369,95</w:t>
             </w:r>
           </w:p>
         </w:tc>
@@ -28717,103 +28717,103 @@
               <w:jc w:val="left"/>
             </w:pPr>
             <w:r>
-              <w:t xml:space="preserve">27</w:t>
-            </w:r>
-          </w:p>
-        </w:tc>
-        <w:tc>
-          <w:tcPr/>
-          <w:p>
-            <w:pPr>
-              <w:pStyle w:val="Compact"/>
-              <w:jc w:val="left"/>
-            </w:pPr>
-            <w:r>
-              <w:t xml:space="preserve">53</w:t>
-            </w:r>
-          </w:p>
-        </w:tc>
-        <w:tc>
-          <w:tcPr/>
-          <w:p>
-            <w:pPr>
-              <w:pStyle w:val="Compact"/>
-              <w:jc w:val="left"/>
-            </w:pPr>
-            <w:r>
-              <w:t xml:space="preserve">159</w:t>
-            </w:r>
-          </w:p>
-        </w:tc>
-        <w:tc>
-          <w:tcPr/>
-          <w:p>
-            <w:pPr>
-              <w:pStyle w:val="Compact"/>
-              <w:jc w:val="left"/>
-            </w:pPr>
-            <w:r>
-              <w:t xml:space="preserve">588</w:t>
-            </w:r>
-          </w:p>
-        </w:tc>
-        <w:tc>
-          <w:tcPr/>
-          <w:p>
-            <w:pPr>
-              <w:pStyle w:val="Compact"/>
-              <w:jc w:val="left"/>
-            </w:pPr>
-            <w:r>
-              <w:t xml:space="preserve">1,700</w:t>
-            </w:r>
-          </w:p>
-        </w:tc>
-        <w:tc>
-          <w:tcPr/>
-          <w:p>
-            <w:pPr>
-              <w:pStyle w:val="Compact"/>
-              <w:jc w:val="left"/>
-            </w:pPr>
-            <w:r>
-              <w:t xml:space="preserve">2,813</w:t>
-            </w:r>
-          </w:p>
-        </w:tc>
-        <w:tc>
-          <w:tcPr/>
-          <w:p>
-            <w:pPr>
-              <w:pStyle w:val="Compact"/>
-              <w:jc w:val="left"/>
-            </w:pPr>
-            <w:r>
-              <w:t xml:space="preserve">3,086</w:t>
-            </w:r>
-          </w:p>
-        </w:tc>
-        <w:tc>
-          <w:tcPr/>
-          <w:p>
-            <w:pPr>
-              <w:pStyle w:val="Compact"/>
-              <w:jc w:val="left"/>
-            </w:pPr>
-            <w:r>
-              <w:t xml:space="preserve">987</w:t>
-            </w:r>
-          </w:p>
-        </w:tc>
-        <w:tc>
-          <w:tcPr/>
-          <w:p>
-            <w:pPr>
-              <w:pStyle w:val="Compact"/>
-              <w:jc w:val="left"/>
-            </w:pPr>
-            <w:r>
-              <w:t xml:space="preserve">1,038</w:t>
+              <w:t xml:space="preserve">42</w:t>
+            </w:r>
+          </w:p>
+        </w:tc>
+        <w:tc>
+          <w:tcPr/>
+          <w:p>
+            <w:pPr>
+              <w:pStyle w:val="Compact"/>
+              <w:jc w:val="left"/>
+            </w:pPr>
+            <w:r>
+              <w:t xml:space="preserve">63</w:t>
+            </w:r>
+          </w:p>
+        </w:tc>
+        <w:tc>
+          <w:tcPr/>
+          <w:p>
+            <w:pPr>
+              <w:pStyle w:val="Compact"/>
+              <w:jc w:val="left"/>
+            </w:pPr>
+            <w:r>
+              <w:t xml:space="preserve">132</w:t>
+            </w:r>
+          </w:p>
+        </w:tc>
+        <w:tc>
+          <w:tcPr/>
+          <w:p>
+            <w:pPr>
+              <w:pStyle w:val="Compact"/>
+              <w:jc w:val="left"/>
+            </w:pPr>
+            <w:r>
+              <w:t xml:space="preserve">348</w:t>
+            </w:r>
+          </w:p>
+        </w:tc>
+        <w:tc>
+          <w:tcPr/>
+          <w:p>
+            <w:pPr>
+              <w:pStyle w:val="Compact"/>
+              <w:jc w:val="left"/>
+            </w:pPr>
+            <w:r>
+              <w:t xml:space="preserve">1,709</w:t>
+            </w:r>
+          </w:p>
+        </w:tc>
+        <w:tc>
+          <w:tcPr/>
+          <w:p>
+            <w:pPr>
+              <w:pStyle w:val="Compact"/>
+              <w:jc w:val="left"/>
+            </w:pPr>
+            <w:r>
+              <w:t xml:space="preserve">2,553</w:t>
+            </w:r>
+          </w:p>
+        </w:tc>
+        <w:tc>
+          <w:tcPr/>
+          <w:p>
+            <w:pPr>
+              <w:pStyle w:val="Compact"/>
+              <w:jc w:val="left"/>
+            </w:pPr>
+            <w:r>
+              <w:t xml:space="preserve">2,937</w:t>
+            </w:r>
+          </w:p>
+        </w:tc>
+        <w:tc>
+          <w:tcPr/>
+          <w:p>
+            <w:pPr>
+              <w:pStyle w:val="Compact"/>
+              <w:jc w:val="left"/>
+            </w:pPr>
+            <w:r>
+              <w:t xml:space="preserve">958</w:t>
+            </w:r>
+          </w:p>
+        </w:tc>
+        <w:tc>
+          <w:tcPr/>
+          <w:p>
+            <w:pPr>
+              <w:pStyle w:val="Compact"/>
+              <w:jc w:val="left"/>
+            </w:pPr>
+            <w:r>
+              <w:t xml:space="preserve">1,048</w:t>
             </w:r>
           </w:p>
         </w:tc>
@@ -28851,91 +28851,91 @@
               <w:jc w:val="left"/>
             </w:pPr>
             <w:r>
-              <w:t xml:space="preserve">1.9x</w:t>
-            </w:r>
-          </w:p>
-        </w:tc>
-        <w:tc>
-          <w:tcPr/>
-          <w:p>
-            <w:pPr>
-              <w:pStyle w:val="Compact"/>
-              <w:jc w:val="left"/>
-            </w:pPr>
-            <w:r>
-              <w:t xml:space="preserve">2.6x</w:t>
-            </w:r>
-          </w:p>
-        </w:tc>
-        <w:tc>
-          <w:tcPr/>
-          <w:p>
-            <w:pPr>
-              <w:pStyle w:val="Compact"/>
-              <w:jc w:val="left"/>
-            </w:pPr>
-            <w:r>
-              <w:t xml:space="preserve">4.3x</w:t>
-            </w:r>
-          </w:p>
-        </w:tc>
-        <w:tc>
-          <w:tcPr/>
-          <w:p>
-            <w:pPr>
-              <w:pStyle w:val="Compact"/>
-              <w:jc w:val="left"/>
-            </w:pPr>
-            <w:r>
-              <w:t xml:space="preserve">7.0x</w:t>
-            </w:r>
-          </w:p>
-        </w:tc>
-        <w:tc>
-          <w:tcPr/>
-          <w:p>
-            <w:pPr>
-              <w:pStyle w:val="Compact"/>
-              <w:jc w:val="left"/>
-            </w:pPr>
-            <w:r>
-              <w:t xml:space="preserve">9.9x</w:t>
-            </w:r>
-          </w:p>
-        </w:tc>
-        <w:tc>
-          <w:tcPr/>
-          <w:p>
-            <w:pPr>
-              <w:pStyle w:val="Compact"/>
-              <w:jc w:val="left"/>
-            </w:pPr>
-            <w:r>
-              <w:t xml:space="preserve">11.4x</w:t>
-            </w:r>
-          </w:p>
-        </w:tc>
-        <w:tc>
-          <w:tcPr/>
-          <w:p>
-            <w:pPr>
-              <w:pStyle w:val="Compact"/>
-              <w:jc w:val="left"/>
-            </w:pPr>
-            <w:r>
-              <w:t xml:space="preserve">471.2x</w:t>
-            </w:r>
-          </w:p>
-        </w:tc>
-        <w:tc>
-          <w:tcPr/>
-          <w:p>
-            <w:pPr>
-              <w:pStyle w:val="Compact"/>
-              <w:jc w:val="left"/>
-            </w:pPr>
-            <w:r>
-              <w:t xml:space="preserve">2115.3x</w:t>
+              <w:t xml:space="preserve">1.8x</w:t>
+            </w:r>
+          </w:p>
+        </w:tc>
+        <w:tc>
+          <w:tcPr/>
+          <w:p>
+            <w:pPr>
+              <w:pStyle w:val="Compact"/>
+              <w:jc w:val="left"/>
+            </w:pPr>
+            <w:r>
+              <w:t xml:space="preserve">2.4x</w:t>
+            </w:r>
+          </w:p>
+        </w:tc>
+        <w:tc>
+          <w:tcPr/>
+          <w:p>
+            <w:pPr>
+              <w:pStyle w:val="Compact"/>
+              <w:jc w:val="left"/>
+            </w:pPr>
+            <w:r>
+              <w:t xml:space="preserve">3.7x</w:t>
+            </w:r>
+          </w:p>
+        </w:tc>
+        <w:tc>
+          <w:tcPr/>
+          <w:p>
+            <w:pPr>
+              <w:pStyle w:val="Compact"/>
+              <w:jc w:val="left"/>
+            </w:pPr>
+            <w:r>
+              <w:t xml:space="preserve">6.4x</w:t>
+            </w:r>
+          </w:p>
+        </w:tc>
+        <w:tc>
+          <w:tcPr/>
+          <w:p>
+            <w:pPr>
+              <w:pStyle w:val="Compact"/>
+              <w:jc w:val="left"/>
+            </w:pPr>
+            <w:r>
+              <w:t xml:space="preserve">8.2x</w:t>
+            </w:r>
+          </w:p>
+        </w:tc>
+        <w:tc>
+          <w:tcPr/>
+          <w:p>
+            <w:pPr>
+              <w:pStyle w:val="Compact"/>
+              <w:jc w:val="left"/>
+            </w:pPr>
+            <w:r>
+              <w:t xml:space="preserve">9.4x</w:t>
+            </w:r>
+          </w:p>
+        </w:tc>
+        <w:tc>
+          <w:tcPr/>
+          <w:p>
+            <w:pPr>
+              <w:pStyle w:val="Compact"/>
+              <w:jc w:val="left"/>
+            </w:pPr>
+            <w:r>
+              <w:t xml:space="preserve">4.5x</w:t>
+            </w:r>
+          </w:p>
+        </w:tc>
+        <w:tc>
+          <w:tcPr/>
+          <w:p>
+            <w:pPr>
+              <w:pStyle w:val="Compact"/>
+              <w:jc w:val="left"/>
+            </w:pPr>
+            <w:r>
+              <w:t xml:space="preserve">2.7x</w:t>
             </w:r>
           </w:p>
         </w:tc>
@@ -28961,7 +28961,7 @@
               <w:jc w:val="left"/>
             </w:pPr>
             <w:r>
-              <w:t xml:space="preserve">6.1%</w:t>
+              <w:t xml:space="preserve">6.0%</w:t>
             </w:r>
           </w:p>
         </w:tc>
@@ -28985,79 +28985,79 @@
               <w:jc w:val="left"/>
             </w:pPr>
             <w:r>
-              <w:t xml:space="preserve">6.6%</w:t>
-            </w:r>
-          </w:p>
-        </w:tc>
-        <w:tc>
-          <w:tcPr/>
-          <w:p>
-            <w:pPr>
-              <w:pStyle w:val="Compact"/>
-              <w:jc w:val="left"/>
-            </w:pPr>
-            <w:r>
-              <w:t xml:space="preserve">8.0%</w:t>
-            </w:r>
-          </w:p>
-        </w:tc>
-        <w:tc>
-          <w:tcPr/>
-          <w:p>
-            <w:pPr>
-              <w:pStyle w:val="Compact"/>
-              <w:jc w:val="left"/>
-            </w:pPr>
-            <w:r>
-              <w:t xml:space="preserve">11.0%</w:t>
-            </w:r>
-          </w:p>
-        </w:tc>
-        <w:tc>
-          <w:tcPr/>
-          <w:p>
-            <w:pPr>
-              <w:pStyle w:val="Compact"/>
-              <w:jc w:val="left"/>
-            </w:pPr>
-            <w:r>
-              <w:t xml:space="preserve">13.4%</w:t>
-            </w:r>
-          </w:p>
-        </w:tc>
-        <w:tc>
-          <w:tcPr/>
-          <w:p>
-            <w:pPr>
-              <w:pStyle w:val="Compact"/>
-              <w:jc w:val="left"/>
-            </w:pPr>
-            <w:r>
-              <w:t xml:space="preserve">14.6%</w:t>
-            </w:r>
-          </w:p>
-        </w:tc>
-        <w:tc>
-          <w:tcPr/>
-          <w:p>
-            <w:pPr>
-              <w:pStyle w:val="Compact"/>
-              <w:jc w:val="left"/>
-            </w:pPr>
-            <w:r>
-              <w:t xml:space="preserve">9.1%</w:t>
-            </w:r>
-          </w:p>
-        </w:tc>
-        <w:tc>
-          <w:tcPr/>
-          <w:p>
-            <w:pPr>
-              <w:pStyle w:val="Compact"/>
-              <w:jc w:val="left"/>
-            </w:pPr>
-            <w:r>
-              <w:t xml:space="preserve">2.9%</w:t>
+              <w:t xml:space="preserve">6.7%</w:t>
+            </w:r>
+          </w:p>
+        </w:tc>
+        <w:tc>
+          <w:tcPr/>
+          <w:p>
+            <w:pPr>
+              <w:pStyle w:val="Compact"/>
+              <w:jc w:val="left"/>
+            </w:pPr>
+            <w:r>
+              <w:t xml:space="preserve">8.4%</w:t>
+            </w:r>
+          </w:p>
+        </w:tc>
+        <w:tc>
+          <w:tcPr/>
+          <w:p>
+            <w:pPr>
+              <w:pStyle w:val="Compact"/>
+              <w:jc w:val="left"/>
+            </w:pPr>
+            <w:r>
+              <w:t xml:space="preserve">10.8%</w:t>
+            </w:r>
+          </w:p>
+        </w:tc>
+        <w:tc>
+          <w:tcPr/>
+          <w:p>
+            <w:pPr>
+              <w:pStyle w:val="Compact"/>
+              <w:jc w:val="left"/>
+            </w:pPr>
+            <w:r>
+              <w:t xml:space="preserve">12.8%</w:t>
+            </w:r>
+          </w:p>
+        </w:tc>
+        <w:tc>
+          <w:tcPr/>
+          <w:p>
+            <w:pPr>
+              <w:pStyle w:val="Compact"/>
+              <w:jc w:val="left"/>
+            </w:pPr>
+            <w:r>
+              <w:t xml:space="preserve">13.8%</w:t>
+            </w:r>
+          </w:p>
+        </w:tc>
+        <w:tc>
+          <w:tcPr/>
+          <w:p>
+            <w:pPr>
+              <w:pStyle w:val="Compact"/>
+              <w:jc w:val="left"/>
+            </w:pPr>
+            <w:r>
+              <w:t xml:space="preserve">9.0%</w:t>
+            </w:r>
+          </w:p>
+        </w:tc>
+        <w:tc>
+          <w:tcPr/>
+          <w:p>
+            <w:pPr>
+              <w:pStyle w:val="Compact"/>
+              <w:jc w:val="left"/>
+            </w:pPr>
+            <w:r>
+              <w:t xml:space="preserve">2.7%</w:t>
             </w:r>
           </w:p>
         </w:tc>
@@ -29784,7 +29784,7 @@
                 <w:b/>
                 <w:bCs/>
               </w:rPr>
-              <w:t xml:space="preserve">7.3%</w:t>
+              <w:t xml:space="preserve">0.7%</w:t>
             </w:r>
           </w:p>
         </w:tc>
@@ -29838,7 +29838,7 @@
                 <w:b/>
                 <w:bCs/>
               </w:rPr>
-              <w:t xml:space="preserve">73.3%</w:t>
+              <w:t xml:space="preserve">72.0%</w:t>
             </w:r>
           </w:p>
         </w:tc>
@@ -29892,7 +29892,7 @@
                 <w:b/>
                 <w:bCs/>
               </w:rPr>
-              <w:t xml:space="preserve">63.3%</w:t>
+              <w:t xml:space="preserve">56.0%</w:t>
             </w:r>
           </w:p>
         </w:tc>
@@ -29946,7 +29946,7 @@
                 <w:b/>
                 <w:bCs/>
               </w:rPr>
-              <w:t xml:space="preserve">38.0%</w:t>
+              <w:t xml:space="preserve">40.7%</w:t>
             </w:r>
           </w:p>
         </w:tc>
@@ -30000,7 +30000,7 @@
                 <w:b/>
                 <w:bCs/>
               </w:rPr>
-              <w:t xml:space="preserve">38.0%</w:t>
+              <w:t xml:space="preserve">34.7%</w:t>
             </w:r>
           </w:p>
         </w:tc>
@@ -30113,7 +30113,7 @@
               <w:t xml:space="preserve"> </w:t>
             </w:r>
             <w:r>
-              <w:t xml:space="preserve">92.7% de probabilidade de caixa positivo</w:t>
+              <w:t xml:space="preserve">99.3% de probabilidade de caixa positivo</w:t>
             </w:r>
           </w:p>
           <w:p>
@@ -30135,7 +30135,7 @@
               <w:t xml:space="preserve"> </w:t>
             </w:r>
             <w:r>
-              <w:t xml:space="preserve">R$ 197.746,61 - valor mais provável ao final</w:t>
+              <w:t xml:space="preserve">R$ 137.084,72 - valor mais provável ao final</w:t>
             </w:r>
           </w:p>
           <w:p>
@@ -30157,7 +30157,7 @@
               <w:t xml:space="preserve"> </w:t>
             </w:r>
             <w:r>
-              <w:t xml:space="preserve">R$ -5.198,67 - pior cenário nos 5% mais pessimistas</w:t>
+              <w:t xml:space="preserve">R$ 3.056,70 - pior cenário nos 5% mais pessimistas</w:t>
             </w:r>
           </w:p>
           <w:p>
@@ -30179,7 +30179,7 @@
               <w:t xml:space="preserve"> </w:t>
             </w:r>
             <w:r>
-              <w:t xml:space="preserve">R$ 1.739.868,78 entre P5 e P95</w:t>
+              <w:t xml:space="preserve">R$ 1.633.344,56 entre P5 e P95</w:t>
             </w:r>
           </w:p>
           <w:bookmarkEnd w:id="591"/>
@@ -30233,7 +30233,7 @@
               <w:t xml:space="preserve"> </w:t>
             </w:r>
             <w:r>
-              <w:t xml:space="preserve">R$ 32.778,43</w:t>
+              <w:t xml:space="preserve">R$ 26.884,89</w:t>
             </w:r>
           </w:p>
           <w:p>
@@ -30255,7 +30255,7 @@
               <w:t xml:space="preserve"> </w:t>
             </w:r>
             <w:r>
-              <w:t xml:space="preserve">74.0%</w:t>
+              <w:t xml:space="preserve">72.7%</w:t>
             </w:r>
           </w:p>
           <w:p>
@@ -30299,7 +30299,7 @@
               </w:numPr>
             </w:pPr>
             <w:r>
-              <w:t xml:space="preserve">⚠️ Modelo funcional mas com margem apertada</w:t>
+              <w:t xml:space="preserve">✅ Modelo robusto com proteção estrutural</w:t>
             </w:r>
           </w:p>
           <w:p>
@@ -30332,23 +30332,23 @@
               <w:spacing w:after="16"/>
             </w:pPr>
             <w:r>
-              <w:t xml:space="preserve">⚠️</w:t>
-            </w:r>
-            <w:r>
-              <w:t xml:space="preserve"> </w:t>
-            </w:r>
-            <w:r>
-              <w:rPr>
-                <w:b/>
-                <w:bCs/>
-              </w:rPr>
-              <w:t xml:space="preserve">Criar buffer de R$ 30-50k</w:t>
-            </w:r>
-            <w:r>
-              <w:t xml:space="preserve"> </w:t>
-            </w:r>
-            <w:r>
-              <w:t xml:space="preserve">antes do mês 6 para proteção</w:t>
+              <w:t xml:space="preserve">✅</w:t>
+            </w:r>
+            <w:r>
+              <w:t xml:space="preserve"> </w:t>
+            </w:r>
+            <w:r>
+              <w:rPr>
+                <w:b/>
+                <w:bCs/>
+              </w:rPr>
+              <w:t xml:space="preserve">Manter curso atual</w:t>
+            </w:r>
+            <w:r>
+              <w:t xml:space="preserve"> </w:t>
+            </w:r>
+            <w:r>
+              <w:t xml:space="preserve">- modelo validado, focar em execução</w:t>
             </w:r>
           </w:p>
           <w:p/>
@@ -30763,13 +30763,13 @@
     </w:p>
     <w:bookmarkEnd w:id="606"/>
     <w:bookmarkStart w:id="608" w:name="tier5-32"/>
-    <w:bookmarkStart w:id="607" w:name="o-que-pode-matar-o-negócio"/>
+    <w:bookmarkStart w:id="607" w:name="X6d2e058f7c128aeddde4897359493bb26748ad0"/>
     <w:p>
       <w:pPr>
         <w:pStyle w:val="Heading2"/>
       </w:pPr>
       <w:r>
-        <w:t xml:space="preserve">O que pode matar o negócio?</w:t>
+        <w:t xml:space="preserve">Quais alavancas realmente movem o ponteiro?</w:t>
       </w:r>
     </w:p>
     <w:bookmarkEnd w:id="607"/>
@@ -30794,7 +30794,7 @@
       <w:r>
         <w:drawing>
           <wp:inline>
-            <wp:extent cx="5334000" cy="2693939"/>
+            <wp:extent cx="5334000" cy="2695073"/>
             <wp:effectExtent b="0" l="0" r="0" t="0"/>
             <wp:docPr descr="" title="" id="612" name="Picture"/>
             <a:graphic>
@@ -30815,7 +30815,7 @@
                   <pic:spPr bwMode="auto">
                     <a:xfrm>
                       <a:off x="0" y="0"/>
-                      <a:ext cx="5334000" cy="2693939"/>
+                      <a:ext cx="5334000" cy="2695073"/>
                     </a:xfrm>
                     <a:prstGeom prst="rect">
                       <a:avLst/>
@@ -30970,13 +30970,13 @@
     </w:tbl>
     <w:bookmarkEnd w:id="619"/>
     <w:bookmarkStart w:id="621" w:name="tier5-38"/>
-    <w:bookmarkStart w:id="620" w:name="a-prova-numérica"/>
+    <w:bookmarkStart w:id="620" w:name="tabela-de-dados"/>
     <w:p>
       <w:pPr>
         <w:pStyle w:val="Heading4"/>
       </w:pPr>
       <w:r>
-        <w:t xml:space="preserve">📋 A PROVA NUMÉRICA:</w:t>
+        <w:t xml:space="preserve">📋 TABELA DE DADOS:</w:t>
       </w:r>
     </w:p>
     <w:bookmarkEnd w:id="620"/>
@@ -33149,7 +33149,23 @@
               <w:t xml:space="preserve"> </w:t>
             </w:r>
             <w:r>
-              <w:t xml:space="preserve">Sensibilidade mapeada para 17 variáveis do MC config.</w:t>
+              <w:t xml:space="preserve">A variável</w:t>
+            </w:r>
+            <w:r>
+              <w:t xml:space="preserve"> </w:t>
+            </w:r>
+            <w:r>
+              <w:rPr>
+                <w:b/>
+                <w:bCs/>
+              </w:rPr>
+              <w:t xml:space="preserve">Conv. Trial -&gt; Pago</w:t>
+            </w:r>
+            <w:r>
+              <w:t xml:space="preserve"> </w:t>
+            </w:r>
+            <w:r>
+              <w:t xml:space="preserve">é o maior vetor de volatilidade, com 30% do impacto total.</w:t>
             </w:r>
           </w:p>
           <w:p>
@@ -33171,7 +33187,7 @@
               <w:t xml:space="preserve"> </w:t>
             </w:r>
             <w:r>
-              <w:t xml:space="preserve">Variação de ±22% (std médio do celula_2B_config_MC).</w:t>
+              <w:t xml:space="preserve">As top 3 variáveis (Conv. Trial -&gt; Pago, Churn Base (%), cpc_youtube) explicam 60% da sensibilidade do modelo devido à natureza multiplicativa do Unit Economics.</w:t>
             </w:r>
           </w:p>
           <w:p>
@@ -33193,7 +33209,23 @@
               <w:t xml:space="preserve"> </w:t>
             </w:r>
             <w:r>
-              <w:t xml:space="preserve">Top 3 variáveis explicam ~70% da sensibilidade do LTV/CAC.</w:t>
+              <w:t xml:space="preserve">Erros de estimativa nestes drivers custam desproporcionalmente caro. Otimizar</w:t>
+            </w:r>
+            <w:r>
+              <w:t xml:space="preserve"> </w:t>
+            </w:r>
+            <w:r>
+              <w:rPr>
+                <w:b/>
+                <w:bCs/>
+              </w:rPr>
+              <w:t xml:space="preserve">Conv. Trial -&gt; Pago</w:t>
+            </w:r>
+            <w:r>
+              <w:t xml:space="preserve"> </w:t>
+            </w:r>
+            <w:r>
+              <w:t xml:space="preserve">traz maior ROI que qualquer outra ação.</w:t>
             </w:r>
           </w:p>
           <w:p>
@@ -33215,7 +33247,7 @@
               <w:t xml:space="preserve"> </w:t>
             </w:r>
             <w:r>
-              <w:t xml:space="preserve">Monitorar: Conv. Trial -&gt; Pago, Churn Base (%), cpc_youtube.</w:t>
+              <w:t xml:space="preserve">Criar dashboard semanal específico para monitorar: Conv. Trial -&gt; Pago, Churn Base (%), cpc_youtube.</w:t>
             </w:r>
           </w:p>
           <w:p/>
@@ -33225,7 +33257,7 @@
     <w:bookmarkEnd w:id="627"/>
     <w:bookmarkStart w:id="628" w:name="tier5-43"/>
     <w:bookmarkEnd w:id="628"/>
-    <w:bookmarkStart w:id="637" w:name="tier5-44"/>
+    <w:bookmarkStart w:id="633" w:name="tier5-44"/>
     <w:tbl>
       <w:tblPr>
         <w:tblStyle w:val="Table"/>
@@ -33311,7 +33343,7 @@
               <w:t xml:space="preserve"> </w:t>
             </w:r>
             <w:r>
-              <w:t xml:space="preserve">📖 COMO LER A ANÁLISE DE SENSIBILIDADE (TORNADO PLOT)</w:t>
+              <w:t xml:space="preserve">🧠 COMO INTERPRETAR A SENSIBILIDADE (TORNADO)</w:t>
             </w:r>
           </w:p>
         </w:tc>
@@ -33327,365 +33359,193 @@
               <w:bottom w:w="108" w:type="dxa"/>
             </w:tcMar>
           </w:tcPr>
-          <w:bookmarkStart w:id="631" w:name="o-que-é-essa-análise-de-sensibilidade"/>
-          <w:p>
-            <w:pPr>
-              <w:pStyle w:val="Heading3"/>
-            </w:pPr>
-            <w:r>
-              <w:t xml:space="preserve">O que é essa análise de sensibilidade?</w:t>
-            </w:r>
-          </w:p>
-          <w:p>
-            <w:pPr>
-              <w:pStyle w:val="FirstParagraph"/>
-            </w:pPr>
-            <w:r>
-              <w:t xml:space="preserve">Vamos começar do básico. Essa é uma</w:t>
-            </w:r>
-            <w:r>
-              <w:t xml:space="preserve"> </w:t>
-            </w:r>
-            <w:r>
-              <w:rPr>
-                <w:b/>
-                <w:bCs/>
-              </w:rPr>
-              <w:t xml:space="preserve">análise de sensibilidade</w:t>
-            </w:r>
-            <w:r>
-              <w:t xml:space="preserve">, que é uma forma de testar um modelo financeiro. O objetivo é ver o que acontece com um número importante (nesse caso, o</w:t>
-            </w:r>
-            <w:r>
-              <w:t xml:space="preserve"> </w:t>
-            </w:r>
-            <w:r>
-              <w:rPr>
-                <w:b/>
-                <w:bCs/>
-              </w:rPr>
-              <w:t xml:space="preserve">LTV/CAC</w:t>
-            </w:r>
-            <w:r>
-              <w:t xml:space="preserve">) se você mudar algumas suposições (chamadas de</w:t>
-            </w:r>
-            <w:r>
-              <w:t xml:space="preserve"> </w:t>
-            </w:r>
-            <w:r>
-              <w:t xml:space="preserve">“premissas”</w:t>
-            </w:r>
-            <w:r>
-              <w:t xml:space="preserve">) um pouquinho.</w:t>
-            </w:r>
-          </w:p>
           <w:p>
             <w:pPr>
               <w:pStyle w:val="BodyText"/>
             </w:pPr>
-            <w:r>
-              <w:rPr>
-                <w:i/>
-                <w:iCs/>
-              </w:rPr>
-              <w:t xml:space="preserve">(LTV/CAC Base Atual: 5.1x)</w:t>
-            </w:r>
-          </w:p>
-          <w:bookmarkEnd w:id="631"/>
-          <w:bookmarkStart w:id="632" w:name="o-que-é-um-tornado-plot"/>
-          <w:p>
-            <w:pPr>
-              <w:pStyle w:val="Heading3"/>
-            </w:pPr>
-            <w:r>
-              <w:t xml:space="preserve">O que é um</w:t>
-            </w:r>
-            <w:r>
-              <w:t xml:space="preserve"> </w:t>
-            </w:r>
-            <w:r>
-              <w:t xml:space="preserve">“Tornado Plot”</w:t>
-            </w:r>
-            <w:r>
-              <w:t xml:space="preserve">?</w:t>
-            </w:r>
-          </w:p>
-          <w:p>
-            <w:pPr>
-              <w:pStyle w:val="FirstParagraph"/>
-            </w:pPr>
-            <w:r>
-              <w:t xml:space="preserve">É um gráfico em forma de</w:t>
-            </w:r>
-            <w:r>
-              <w:t xml:space="preserve"> </w:t>
-            </w:r>
-            <w:r>
-              <w:t xml:space="preserve">“tornado”</w:t>
-            </w:r>
-            <w:r>
-              <w:t xml:space="preserve"> </w:t>
-            </w:r>
-            <w:r>
-              <w:t xml:space="preserve">que mostra o</w:t>
-            </w:r>
-            <w:r>
-              <w:t xml:space="preserve"> </w:t>
-            </w:r>
-            <w:r>
-              <w:rPr>
-                <w:b/>
-                <w:bCs/>
-              </w:rPr>
-              <w:t xml:space="preserve">impacto</w:t>
-            </w:r>
-            <w:r>
-              <w:t xml:space="preserve"> </w:t>
-            </w:r>
-            <w:r>
-              <w:t xml:space="preserve">de mudar cada premissa. Eles mudaram cada uma em</w:t>
-            </w:r>
-            <w:r>
-              <w:t xml:space="preserve"> </w:t>
-            </w:r>
-            <w:r>
-              <w:rPr>
-                <w:b/>
-                <w:bCs/>
-              </w:rPr>
-              <w:t xml:space="preserve">±20%</w:t>
-            </w:r>
-            <w:r>
-              <w:t xml:space="preserve">, uma de cada vez. Isso revela quais variáveis são</w:t>
-            </w:r>
-            <w:r>
-              <w:t xml:space="preserve"> </w:t>
-            </w:r>
-            <w:r>
-              <w:t xml:space="preserve">“críticas”</w:t>
-            </w:r>
-            <w:r>
-              <w:t xml:space="preserve"> </w:t>
-            </w:r>
-            <w:r>
-              <w:t xml:space="preserve">e quais são</w:t>
-            </w:r>
-            <w:r>
-              <w:t xml:space="preserve"> </w:t>
-            </w:r>
-            <w:r>
-              <w:t xml:space="preserve">“meh”</w:t>
-            </w:r>
-            <w:r>
-              <w:t xml:space="preserve">.</w:t>
-            </w:r>
-          </w:p>
-          <w:bookmarkEnd w:id="632"/>
-          <w:bookmarkStart w:id="633" w:name="cores-e-barras-o-que-significam"/>
-          <w:p>
-            <w:pPr>
-              <w:pStyle w:val="Heading3"/>
-            </w:pPr>
-            <w:r>
-              <w:t xml:space="preserve">Cores e barras: O que significam?</w:t>
-            </w:r>
-          </w:p>
-          <w:p>
-            <w:pPr>
-              <w:pStyle w:val="Compact"/>
-              <w:numPr>
-                <w:ilvl w:val="0"/>
-                <w:numId w:val="1070"/>
-              </w:numPr>
-            </w:pPr>
-            <w:r>
-              <w:rPr>
-                <w:b/>
-                <w:bCs/>
-              </w:rPr>
-              <w:t xml:space="preserve">Barra vermelha (esquerda,</w:t>
-            </w:r>
-            <w:r>
-              <w:rPr>
-                <w:b/>
-                <w:bCs/>
-              </w:rPr>
-              <w:t xml:space="preserve"> </w:t>
-            </w:r>
-            <w:r>
-              <w:rPr>
-                <w:b/>
-                <w:bCs/>
-              </w:rPr>
-              <w:t xml:space="preserve">“Risco”</w:t>
-            </w:r>
-            <w:r>
-              <w:rPr>
-                <w:b/>
-                <w:bCs/>
-              </w:rPr>
-              <w:t xml:space="preserve">):</w:t>
-            </w:r>
-            <w:r>
-              <w:t xml:space="preserve"> </w:t>
-            </w:r>
-            <w:r>
-              <w:t xml:space="preserve">Mostra o que acontece se a variável mudar de um jeito RUIM (reduz o LTV/CAC).</w:t>
-            </w:r>
-          </w:p>
-          <w:p>
-            <w:pPr>
-              <w:pStyle w:val="Compact"/>
-              <w:numPr>
-                <w:ilvl w:val="0"/>
-                <w:numId w:val="1070"/>
-              </w:numPr>
-            </w:pPr>
-            <w:r>
-              <w:rPr>
-                <w:b/>
-                <w:bCs/>
-              </w:rPr>
-              <w:t xml:space="preserve">Barra verde (direita,</w:t>
-            </w:r>
-            <w:r>
-              <w:rPr>
-                <w:b/>
-                <w:bCs/>
-              </w:rPr>
-              <w:t xml:space="preserve"> </w:t>
-            </w:r>
-            <w:r>
-              <w:rPr>
-                <w:b/>
-                <w:bCs/>
-              </w:rPr>
-              <w:t xml:space="preserve">“Oportunidade”</w:t>
-            </w:r>
-            <w:r>
-              <w:rPr>
-                <w:b/>
-                <w:bCs/>
-              </w:rPr>
-              <w:t xml:space="preserve">):</w:t>
-            </w:r>
-            <w:r>
-              <w:t xml:space="preserve"> </w:t>
-            </w:r>
-            <w:r>
-              <w:t xml:space="preserve">Mostra o que acontece se a variável mudar de um jeito BOM (aumenta o LTV/CAC).</w:t>
-            </w:r>
-          </w:p>
-          <w:p>
-            <w:pPr>
-              <w:pStyle w:val="Compact"/>
-              <w:numPr>
-                <w:ilvl w:val="0"/>
-                <w:numId w:val="1070"/>
-              </w:numPr>
-            </w:pPr>
-            <w:r>
-              <w:rPr>
-                <w:b/>
-                <w:bCs/>
-              </w:rPr>
-              <w:t xml:space="preserve">Largura da barra:</w:t>
-            </w:r>
-            <w:r>
-              <w:t xml:space="preserve"> </w:t>
-            </w:r>
-            <w:r>
-              <w:t xml:space="preserve">Quanto mais larga, mais sensível é o LTV/CAC a essa variável.</w:t>
-            </w:r>
-          </w:p>
-          <w:p>
-            <w:pPr>
-              <w:pStyle w:val="Compact"/>
-              <w:numPr>
-                <w:ilvl w:val="0"/>
-                <w:numId w:val="1070"/>
-              </w:numPr>
-            </w:pPr>
-            <w:r>
-              <w:rPr>
-                <w:b/>
-                <w:bCs/>
-              </w:rPr>
-              <w:t xml:space="preserve">Números nas barras (ex: 3.8x):</w:t>
-            </w:r>
-            <w:r>
-              <w:t xml:space="preserve"> </w:t>
-            </w:r>
-            <w:r>
-              <w:t xml:space="preserve">É o novo LTV/CAC após a mudança.</w:t>
-            </w:r>
-          </w:p>
-          <w:bookmarkEnd w:id="633"/>
-          <w:bookmarkStart w:id="634" w:name="dica-prática-regra-de-ouro"/>
-          <w:p>
-            <w:pPr>
-              <w:pStyle w:val="Heading3"/>
-            </w:pPr>
-            <w:r>
-              <w:t xml:space="preserve">Dica prática (Regra de Ouro)</w:t>
-            </w:r>
-          </w:p>
-          <w:p>
-            <w:pPr>
-              <w:pStyle w:val="Compact"/>
-              <w:numPr>
-                <w:ilvl w:val="0"/>
-                <w:numId w:val="1071"/>
-              </w:numPr>
-            </w:pPr>
-            <w:r>
-              <w:t xml:space="preserve">Foque nas barras largas (topo do tornado): Elas são as que importam!</w:t>
-            </w:r>
-          </w:p>
-          <w:p>
-            <w:pPr>
-              <w:pStyle w:val="Compact"/>
-              <w:numPr>
-                <w:ilvl w:val="0"/>
-                <w:numId w:val="1071"/>
-              </w:numPr>
-            </w:pPr>
-            <w:r>
-              <w:t xml:space="preserve">Ignore as barras curtas (base): Mudar</w:t>
-            </w:r>
-            <w:r>
-              <w:t xml:space="preserve"> </w:t>
-            </w:r>
-            <w:r>
-              <w:t xml:space="preserve">“Budget Marketing”</w:t>
-            </w:r>
-            <w:r>
-              <w:t xml:space="preserve"> </w:t>
-            </w:r>
-            <w:r>
-              <w:t xml:space="preserve">ou</w:t>
-            </w:r>
-            <w:r>
-              <w:t xml:space="preserve"> </w:t>
-            </w:r>
-            <w:r>
-              <w:t xml:space="preserve">“Imposto”</w:t>
-            </w:r>
-            <w:r>
-              <w:t xml:space="preserve"> </w:t>
-            </w:r>
-            <w:r>
-              <w:t xml:space="preserve">não faz muita diferença.</w:t>
+            <w:pPr>
+              <w:spacing w:before="16"/>
+            </w:pPr>
+            <w:r>
+              <w:rPr>
+                <w:b/>
+                <w:bCs/>
+              </w:rPr>
+              <w:t xml:space="preserve">OBJETIVO ESTRATÉGICO:</w:t>
+            </w:r>
+            <w:r>
+              <w:t xml:space="preserve"> </w:t>
+            </w:r>
+            <w:r>
+              <w:t xml:space="preserve">Identificar a</w:t>
+            </w:r>
+            <w:r>
+              <w:t xml:space="preserve"> </w:t>
+            </w:r>
+            <w:r>
+              <w:rPr>
+                <w:b/>
+                <w:bCs/>
+              </w:rPr>
+              <w:t xml:space="preserve">elasticidade</w:t>
+            </w:r>
+            <w:r>
+              <w:t xml:space="preserve"> </w:t>
+            </w:r>
+            <w:r>
+              <w:t xml:space="preserve">do modelo de negócios. O gráfico hierarquiza as premissas onde um erro de estimativa (ou sucesso na execução) tem maior alavancagem sobre o resultado final.</w:t>
+            </w:r>
+          </w:p>
+          <w:p>
+            <w:pPr>
+              <w:pStyle w:val="BodyText"/>
+            </w:pPr>
+            <w:r>
+              <w:rPr>
+                <w:b/>
+                <w:bCs/>
+              </w:rPr>
+              <w:t xml:space="preserve">LEITURA TÉCNICA:</w:t>
+            </w:r>
+            <w:r>
+              <w:t xml:space="preserve"> </w:t>
+            </w:r>
+            <w:r>
+              <w:t xml:space="preserve">*</w:t>
+            </w:r>
+            <w:r>
+              <w:t xml:space="preserve"> </w:t>
+            </w:r>
+            <w:r>
+              <w:rPr>
+                <w:b/>
+                <w:bCs/>
+              </w:rPr>
+              <w:t xml:space="preserve">Eixo Central (5.1x):</w:t>
+            </w:r>
+            <w:r>
+              <w:t xml:space="preserve"> </w:t>
+            </w:r>
+            <w:r>
+              <w:t xml:space="preserve">O LTV/CAC projetado no cenário base.</w:t>
+            </w:r>
+            <w:r>
+              <w:t xml:space="preserve"> </w:t>
+            </w:r>
+            <w:r>
+              <w:t xml:space="preserve">*</w:t>
+            </w:r>
+            <w:r>
+              <w:t xml:space="preserve"> </w:t>
+            </w:r>
+            <w:r>
+              <w:rPr>
+                <w:b/>
+                <w:bCs/>
+              </w:rPr>
+              <w:t xml:space="preserve">Largura das Barras:</w:t>
+            </w:r>
+            <w:r>
+              <w:t xml:space="preserve"> </w:t>
+            </w:r>
+            <w:r>
+              <w:t xml:space="preserve">A volatilidade gerada ao oscilar cada premissa individualmente em</w:t>
+            </w:r>
+            <w:r>
+              <w:t xml:space="preserve"> </w:t>
+            </w:r>
+            <w:r>
+              <w:rPr>
+                <w:b/>
+                <w:bCs/>
+              </w:rPr>
+              <w:t xml:space="preserve">±22%</w:t>
+            </w:r>
+            <w:r>
+              <w:t xml:space="preserve"> </w:t>
+            </w:r>
+            <w:r>
+              <w:t xml:space="preserve">(Ceteris Paribus).</w:t>
+            </w:r>
+            <w:r>
+              <w:t xml:space="preserve"> </w:t>
+            </w:r>
+            <w:r>
+              <w:t xml:space="preserve">*</w:t>
+            </w:r>
+            <w:r>
+              <w:t xml:space="preserve"> </w:t>
+            </w:r>
+            <w:r>
+              <w:rPr>
+                <w:b/>
+                <w:bCs/>
+              </w:rPr>
+              <w:t xml:space="preserve">Assimetria:</w:t>
+            </w:r>
+            <w:r>
+              <w:t xml:space="preserve"> </w:t>
+            </w:r>
+            <w:r>
+              <w:t xml:space="preserve">Observe se a barra cresce mais para a esquerda (Risco de Downside) ou direita (Oportunidade de Upside).</w:t>
+            </w:r>
+          </w:p>
+          <w:p>
+            <w:pPr>
+              <w:pStyle w:val="BodyText"/>
+            </w:pPr>
+            <w:pPr>
+              <w:spacing w:after="16"/>
+            </w:pPr>
+            <w:r>
+              <w:rPr>
+                <w:b/>
+                <w:bCs/>
+              </w:rPr>
+              <w:t xml:space="preserve">DECISÃO GERENCIAL (PARETO 80/20):</w:t>
+            </w:r>
+            <w:r>
+              <w:t xml:space="preserve"> </w:t>
+            </w:r>
+            <w:r>
+              <w:t xml:space="preserve">As variáveis no</w:t>
+            </w:r>
+            <w:r>
+              <w:t xml:space="preserve"> </w:t>
+            </w:r>
+            <w:r>
+              <w:rPr>
+                <w:b/>
+                <w:bCs/>
+              </w:rPr>
+              <w:t xml:space="preserve">topo do funil</w:t>
+            </w:r>
+            <w:r>
+              <w:t xml:space="preserve"> </w:t>
+            </w:r>
+            <w:r>
+              <w:t xml:space="preserve">são os</w:t>
+            </w:r>
+            <w:r>
+              <w:t xml:space="preserve"> </w:t>
+            </w:r>
+            <w:r>
+              <w:t xml:space="preserve">“Control Levers”</w:t>
+            </w:r>
+            <w:r>
+              <w:t xml:space="preserve"> </w:t>
+            </w:r>
+            <w:r>
+              <w:t xml:space="preserve">do negócio. O CEO deve focar 80% do tempo em otimizar e controlar estas métricas críticas, pois elas ditam a viabilidade da empresa. Variáveis na base são ruído e não merecem microgerenciamento.</w:t>
             </w:r>
           </w:p>
           <w:p/>
         </w:tc>
       </w:tr>
     </w:tbl>
-    <w:bookmarkEnd w:id="634"/>
     <w:p>
       <w:pPr>
-        <w:pStyle w:val="FirstParagraph"/>
+        <w:pStyle w:val="BodyText"/>
       </w:pPr>
       <w:r>
         <w:t xml:space="preserve"> </w:t>
@@ -33732,12 +33592,12 @@
                 <wp:inline>
                   <wp:extent cx="152400" cy="152400"/>
                   <wp:effectExtent b="0" l="0" r="0" t="0"/>
-                  <wp:docPr descr="" title="" id="635" name="Picture"/>
+                  <wp:docPr descr="" title="" id="631" name="Picture"/>
                   <a:graphic>
                     <a:graphicData uri="http://schemas.openxmlformats.org/drawingml/2006/picture">
                       <pic:pic>
                         <pic:nvPicPr>
-                          <pic:cNvPr descr="C:\Users\User\AppData\Local\Programs\Quarto\share\formats\docx\tip.png" id="636" name="Picture"/>
+                          <pic:cNvPr descr="C:\Users\User\AppData\Local\Programs\Quarto\share\formats\docx\tip.png" id="632" name="Picture"/>
                           <pic:cNvPicPr>
                             <a:picLocks noChangeArrowheads="1" noChangeAspect="1"/>
                           </pic:cNvPicPr>
@@ -33808,7 +33668,7 @@
               <w:pStyle w:val="Compact"/>
               <w:numPr>
                 <w:ilvl w:val="0"/>
-                <w:numId w:val="1072"/>
+                <w:numId w:val="1070"/>
               </w:numPr>
             </w:pPr>
             <w:r>
@@ -33822,17 +33682,17 @@
               <w:t xml:space="preserve"> </w:t>
             </w:r>
             <w:r>
-              <w:t xml:space="preserve">Nota de eficiência do negócio. Quanto dinheiro o cliente traz (LTV) dividido pelo custo para atraí-lo (CAC).</w:t>
-            </w:r>
-            <w:r>
-              <w:t xml:space="preserve"> </w:t>
-            </w:r>
-            <w:r>
-              <w:rPr>
-                <w:b/>
-                <w:bCs/>
-              </w:rPr>
-              <w:t xml:space="preserve">Ideal &gt; 3.0x</w:t>
+              <w:t xml:space="preserve">Relação entre o Valor Vitalício do Cliente e o Custo de Aquisição. Indica o retorno sobre o investimento em marketing.</w:t>
+            </w:r>
+            <w:r>
+              <w:t xml:space="preserve"> </w:t>
+            </w:r>
+            <w:r>
+              <w:rPr>
+                <w:b/>
+                <w:bCs/>
+              </w:rPr>
+              <w:t xml:space="preserve">Benchmark Seguro: &gt; 3.0x</w:t>
             </w:r>
             <w:r>
               <w:t xml:space="preserve">.</w:t>
@@ -33843,7 +33703,7 @@
               <w:pStyle w:val="Compact"/>
               <w:numPr>
                 <w:ilvl w:val="0"/>
-                <w:numId w:val="1072"/>
+                <w:numId w:val="1070"/>
               </w:numPr>
             </w:pPr>
             <w:r>
@@ -33857,7 +33717,7 @@
               <w:t xml:space="preserve"> </w:t>
             </w:r>
             <w:r>
-              <w:t xml:space="preserve">Taxa de cancelamento. Quantos clientes desistem do produto todo mês. Quanto menor, melhor.</w:t>
+              <w:t xml:space="preserve">Taxa de cancelamento mensal. Percentual da base de clientes que deixa de pagar o produto.</w:t>
             </w:r>
           </w:p>
           <w:p>
@@ -33865,7 +33725,7 @@
               <w:pStyle w:val="Compact"/>
               <w:numPr>
                 <w:ilvl w:val="0"/>
-                <w:numId w:val="1072"/>
+                <w:numId w:val="1070"/>
               </w:numPr>
             </w:pPr>
             <w:r>
@@ -33879,7 +33739,7 @@
               <w:t xml:space="preserve"> </w:t>
             </w:r>
             <w:r>
-              <w:t xml:space="preserve">Taxa de conversão. De cada 100 pessoas que testam de graça (Trial), quantas viram pagantes de verdade.</w:t>
+              <w:t xml:space="preserve">Taxa de conversão de usuários em teste (Trial) para assinantes pagantes.</w:t>
             </w:r>
           </w:p>
           <w:p>
@@ -33887,7 +33747,7 @@
               <w:pStyle w:val="Compact"/>
               <w:numPr>
                 <w:ilvl w:val="0"/>
-                <w:numId w:val="1072"/>
+                <w:numId w:val="1070"/>
               </w:numPr>
             </w:pPr>
             <w:r>
@@ -33901,19 +33761,7 @@
               <w:t xml:space="preserve"> </w:t>
             </w:r>
             <w:r>
-              <w:t xml:space="preserve">Valor pago a plataformas (Google, YouTube) por cada clique no seu anúncio.</w:t>
-            </w:r>
-            <w:r>
-              <w:t xml:space="preserve"> </w:t>
-            </w:r>
-            <w:r>
-              <w:t xml:space="preserve">“cpc_youtube”</w:t>
-            </w:r>
-            <w:r>
-              <w:t xml:space="preserve"> </w:t>
-            </w:r>
-            <w:r>
-              <w:t xml:space="preserve">é específico para vídeos.</w:t>
+              <w:t xml:space="preserve">Valor pago às plataformas de anúncios (Ads) por cada clique gerado.</w:t>
             </w:r>
           </w:p>
           <w:p>
@@ -33921,7 +33769,7 @@
               <w:pStyle w:val="Compact"/>
               <w:numPr>
                 <w:ilvl w:val="0"/>
-                <w:numId w:val="1072"/>
+                <w:numId w:val="1070"/>
               </w:numPr>
             </w:pPr>
             <w:r>
@@ -33935,7 +33783,7 @@
               <w:t xml:space="preserve"> </w:t>
             </w:r>
             <w:r>
-              <w:t xml:space="preserve">Eficiência do site/landing page. De cada 100 visitantes, quantos criam uma conta de teste.</w:t>
+              <w:t xml:space="preserve">Eficiência da Landing Page em converter tráfego frio em cadastros (Leads/Trial).</w:t>
             </w:r>
           </w:p>
           <w:p>
@@ -33943,7 +33791,7 @@
               <w:pStyle w:val="Compact"/>
               <w:numPr>
                 <w:ilvl w:val="0"/>
-                <w:numId w:val="1072"/>
+                <w:numId w:val="1070"/>
               </w:numPr>
             </w:pPr>
             <w:r>
@@ -33951,21 +33799,21 @@
                 <w:b/>
                 <w:bCs/>
               </w:rPr>
-              <w:t xml:space="preserve">ARPU / Preço Trader:</w:t>
-            </w:r>
-            <w:r>
-              <w:t xml:space="preserve"> </w:t>
-            </w:r>
-            <w:r>
-              <w:t xml:space="preserve">Receita média por usuário ou preço da assinatura principal.</w:t>
+              <w:t xml:space="preserve">ARPU:</w:t>
+            </w:r>
+            <w:r>
+              <w:t xml:space="preserve"> </w:t>
+            </w:r>
+            <w:r>
+              <w:t xml:space="preserve">Receita Média por Usuário (Average Revenue Per User). Ticket médio mensal pago por cada cliente ativo.</w:t>
             </w:r>
           </w:p>
           <w:p/>
         </w:tc>
       </w:tr>
     </w:tbl>
-    <w:bookmarkEnd w:id="637"/>
-    <w:bookmarkStart w:id="638" w:name="tier5-45"/>
+    <w:bookmarkEnd w:id="633"/>
+    <w:bookmarkStart w:id="634" w:name="tier5-45"/>
     <w:p>
       <w:pPr>
         <w:pStyle w:val="FirstParagraph"/>
@@ -33978,8 +33826,8 @@
         <w:t xml:space="preserve">Tabela 5.2: Top 5 Variáveis de Maior Sensibilidade (Ranking de Risco)</w:t>
       </w:r>
     </w:p>
-    <w:bookmarkEnd w:id="638"/>
-    <w:bookmarkStart w:id="639" w:name="tier5-46"/>
+    <w:bookmarkEnd w:id="634"/>
+    <w:bookmarkStart w:id="635" w:name="tier5-46"/>
     <w:tbl>
       <w:tblPr>
         <w:tblStyle w:val="Table"/>
@@ -34370,8 +34218,8 @@
         </w:tc>
       </w:tr>
     </w:tbl>
-    <w:bookmarkEnd w:id="639"/>
-    <w:bookmarkStart w:id="642" w:name="tier5-47"/>
+    <w:bookmarkEnd w:id="635"/>
+    <w:bookmarkStart w:id="638" w:name="tier5-47"/>
     <w:tbl>
       <w:tblPr>
         <w:tblStyle w:val="Table"/>
@@ -34413,12 +34261,12 @@
                 <wp:inline>
                   <wp:extent cx="152400" cy="152400"/>
                   <wp:effectExtent b="0" l="0" r="0" t="0"/>
-                  <wp:docPr descr="" title="" id="640" name="Picture"/>
+                  <wp:docPr descr="" title="" id="636" name="Picture"/>
                   <a:graphic>
                     <a:graphicData uri="http://schemas.openxmlformats.org/drawingml/2006/picture">
                       <pic:pic>
                         <pic:nvPicPr>
-                          <pic:cNvPr descr="C:\Users\User\AppData\Local\Programs\Quarto\share\formats\docx\tip.png" id="641" name="Picture"/>
+                          <pic:cNvPr descr="C:\Users\User\AppData\Local\Programs\Quarto\share\formats\docx\tip.png" id="637" name="Picture"/>
                           <pic:cNvPicPr>
                             <a:picLocks noChangeArrowheads="1" noChangeAspect="1"/>
                           </pic:cNvPicPr>
@@ -34478,7 +34326,7 @@
               <w:pStyle w:val="Compact"/>
               <w:numPr>
                 <w:ilvl w:val="0"/>
-                <w:numId w:val="1073"/>
+                <w:numId w:val="1071"/>
               </w:numPr>
             </w:pPr>
             <w:r>
@@ -34500,7 +34348,7 @@
               <w:pStyle w:val="Compact"/>
               <w:numPr>
                 <w:ilvl w:val="0"/>
-                <w:numId w:val="1073"/>
+                <w:numId w:val="1071"/>
               </w:numPr>
             </w:pPr>
             <w:r>
@@ -34522,7 +34370,7 @@
               <w:pStyle w:val="Compact"/>
               <w:numPr>
                 <w:ilvl w:val="0"/>
-                <w:numId w:val="1073"/>
+                <w:numId w:val="1071"/>
               </w:numPr>
             </w:pPr>
             <w:r>
@@ -34544,7 +34392,7 @@
               <w:pStyle w:val="Compact"/>
               <w:numPr>
                 <w:ilvl w:val="0"/>
-                <w:numId w:val="1073"/>
+                <w:numId w:val="1071"/>
               </w:numPr>
             </w:pPr>
             <w:r>
@@ -34565,8 +34413,8 @@
         </w:tc>
       </w:tr>
     </w:tbl>
-    <w:bookmarkEnd w:id="642"/>
-    <w:bookmarkStart w:id="646" w:name="tier5-48"/>
+    <w:bookmarkEnd w:id="638"/>
+    <w:bookmarkStart w:id="642" w:name="tier5-48"/>
     <w:tbl>
       <w:tblPr>
         <w:tblStyle w:val="Table"/>
@@ -34619,7 +34467,7 @@
               <w:bottom w:w="108" w:type="dxa"/>
             </w:tcMar>
           </w:tcPr>
-          <w:bookmarkStart w:id="643" w:name="fato"/>
+          <w:bookmarkStart w:id="639" w:name="fato"/>
           <w:p>
             <w:pPr>
               <w:pStyle w:val="Heading4"/>
@@ -34674,8 +34522,8 @@
               <w:t xml:space="preserve">sozinha, ela afeta o resultado mais do que as 11 últimas variáveis somadas.</w:t>
             </w:r>
           </w:p>
-          <w:bookmarkEnd w:id="643"/>
-          <w:bookmarkStart w:id="644" w:name="causa"/>
+          <w:bookmarkEnd w:id="639"/>
+          <w:bookmarkStart w:id="640" w:name="causa"/>
           <w:p>
             <w:pPr>
               <w:pStyle w:val="Heading4"/>
@@ -34724,8 +34572,8 @@
               <w:t xml:space="preserve">de toda a variabilidade do modelo. Isso ocorre pela natureza multiplicativa da fórmula do Unit Economics.</w:t>
             </w:r>
           </w:p>
-          <w:bookmarkEnd w:id="644"/>
-          <w:bookmarkStart w:id="645" w:name="implicação-prática"/>
+          <w:bookmarkEnd w:id="640"/>
+          <w:bookmarkStart w:id="641" w:name="implicação-prática"/>
           <w:p>
             <w:pPr>
               <w:pStyle w:val="Heading4"/>
@@ -34797,9 +34645,9 @@
         </w:tc>
       </w:tr>
     </w:tbl>
-    <w:bookmarkEnd w:id="645"/>
-    <w:bookmarkEnd w:id="646"/>
-    <w:bookmarkStart w:id="649" w:name="tier5-49"/>
+    <w:bookmarkEnd w:id="641"/>
+    <w:bookmarkEnd w:id="642"/>
+    <w:bookmarkStart w:id="645" w:name="tier5-49"/>
     <w:tbl>
       <w:tblPr>
         <w:tblStyle w:val="Table"/>
@@ -34841,12 +34689,12 @@
                 <wp:inline>
                   <wp:extent cx="152400" cy="152400"/>
                   <wp:effectExtent b="0" l="0" r="0" t="0"/>
-                  <wp:docPr descr="" title="" id="647" name="Picture"/>
+                  <wp:docPr descr="" title="" id="643" name="Picture"/>
                   <a:graphic>
                     <a:graphicData uri="http://schemas.openxmlformats.org/drawingml/2006/picture">
                       <pic:pic>
                         <pic:nvPicPr>
-                          <pic:cNvPr descr="C:\Users\User\AppData\Local\Programs\Quarto\share\formats\docx\note.png" id="648" name="Picture"/>
+                          <pic:cNvPr descr="C:\Users\User\AppData\Local\Programs\Quarto\share\formats\docx\note.png" id="644" name="Picture"/>
                           <pic:cNvPicPr>
                             <a:picLocks noChangeArrowheads="1" noChangeAspect="1"/>
                           </pic:cNvPicPr>
@@ -34958,8 +34806,8 @@
         </w:tc>
       </w:tr>
     </w:tbl>
-    <w:bookmarkEnd w:id="649"/>
-    <w:bookmarkStart w:id="650" w:name="tier5-50"/>
+    <w:bookmarkEnd w:id="645"/>
+    <w:bookmarkStart w:id="646" w:name="tier5-50"/>
     <w:p>
       <w:r>
         <w:pict>
@@ -34967,9 +34815,9 @@
         </w:pict>
       </w:r>
     </w:p>
-    <w:bookmarkEnd w:id="650"/>
-    <w:bookmarkStart w:id="652" w:name="tier5-51"/>
-    <w:bookmarkStart w:id="651" w:name="ato-3-análise-de-resiliência-de-runway"/>
+    <w:bookmarkEnd w:id="646"/>
+    <w:bookmarkStart w:id="648" w:name="tier5-51"/>
+    <w:bookmarkStart w:id="647" w:name="ato-3-análise-de-resiliência-de-runway"/>
     <w:p>
       <w:pPr>
         <w:pStyle w:val="Heading2"/>
@@ -34978,9 +34826,9 @@
         <w:t xml:space="preserve">🛡️ ATO 3: Análise de Resiliência de Runway</w:t>
       </w:r>
     </w:p>
-    <w:bookmarkEnd w:id="651"/>
-    <w:bookmarkEnd w:id="652"/>
-    <w:bookmarkStart w:id="653" w:name="tier5-52"/>
+    <w:bookmarkEnd w:id="647"/>
+    <w:bookmarkEnd w:id="648"/>
+    <w:bookmarkStart w:id="649" w:name="tier5-52"/>
     <w:p>
       <w:pPr>
         <w:pStyle w:val="FirstParagraph"/>
@@ -34993,29 +34841,29 @@
         <w:t xml:space="preserve">“Por quanto tempo sobrevivemos se tudo der errado?”</w:t>
       </w:r>
     </w:p>
-    <w:bookmarkEnd w:id="653"/>
+    <w:bookmarkEnd w:id="649"/>
     <w:p>
       <w:pPr>
         <w:pStyle w:val="BodyText"/>
       </w:pPr>
-      <w:bookmarkStart w:id="657" w:name="tier5-53"/>
+      <w:bookmarkStart w:id="653" w:name="tier5-53"/>
       <w:r>
         <w:drawing>
           <wp:inline>
             <wp:extent cx="5334000" cy="5910440"/>
             <wp:effectExtent b="0" l="0" r="0" t="0"/>
-            <wp:docPr descr="" title="" id="655" name="Picture"/>
+            <wp:docPr descr="" title="" id="651" name="Picture"/>
             <a:graphic>
               <a:graphicData uri="http://schemas.openxmlformats.org/drawingml/2006/picture">
                 <pic:pic>
                   <pic:nvPicPr>
-                    <pic:cNvPr descr="relatorio_completo_files/figure-docx/tier5-output-53.png" id="656" name="Picture"/>
+                    <pic:cNvPr descr="relatorio_completo_files/figure-docx/tier5-output-53.png" id="652" name="Picture"/>
                     <pic:cNvPicPr>
                       <a:picLocks noChangeArrowheads="1" noChangeAspect="1"/>
                     </pic:cNvPicPr>
                   </pic:nvPicPr>
                   <pic:blipFill>
-                    <a:blip r:embed="rId654"/>
+                    <a:blip r:embed="rId650"/>
                     <a:stretch>
                       <a:fillRect/>
                     </a:stretch>
@@ -35041,11 +34889,11 @@
           </wp:inline>
         </w:drawing>
       </w:r>
-      <w:bookmarkEnd w:id="657"/>
+      <w:bookmarkEnd w:id="653"/>
     </w:p>
-    <w:bookmarkStart w:id="658" w:name="tier5-54"/>
-    <w:bookmarkEnd w:id="658"/>
-    <w:bookmarkStart w:id="659" w:name="tier5-55"/>
+    <w:bookmarkStart w:id="654" w:name="tier5-54"/>
+    <w:bookmarkEnd w:id="654"/>
+    <w:bookmarkStart w:id="655" w:name="tier5-55"/>
     <w:p>
       <w:pPr>
         <w:pStyle w:val="BodyText"/>
@@ -35058,8 +34906,8 @@
         <w:t xml:space="preserve">Fonte: df_real_m (5A), df_ideal_m (5B), df_stress_m (5C) | Motor V13 | Célula 4</w:t>
       </w:r>
     </w:p>
-    <w:bookmarkEnd w:id="659"/>
-    <w:bookmarkStart w:id="665" w:name="tier5-56"/>
+    <w:bookmarkEnd w:id="655"/>
+    <w:bookmarkStart w:id="661" w:name="tier5-56"/>
     <w:tbl>
       <w:tblPr>
         <w:tblStyle w:val="Table"/>
@@ -35101,12 +34949,12 @@
                 <wp:inline>
                   <wp:extent cx="152400" cy="152400"/>
                   <wp:effectExtent b="0" l="0" r="0" t="0"/>
-                  <wp:docPr descr="" title="" id="660" name="Picture"/>
+                  <wp:docPr descr="" title="" id="656" name="Picture"/>
                   <a:graphic>
                     <a:graphicData uri="http://schemas.openxmlformats.org/drawingml/2006/picture">
                       <pic:pic>
                         <pic:nvPicPr>
-                          <pic:cNvPr descr="C:\Users\User\AppData\Local\Programs\Quarto\share\formats\docx\note.png" id="661" name="Picture"/>
+                          <pic:cNvPr descr="C:\Users\User\AppData\Local\Programs\Quarto\share\formats\docx\note.png" id="657" name="Picture"/>
                           <pic:cNvPicPr>
                             <a:picLocks noChangeArrowheads="1" noChangeAspect="1"/>
                           </pic:cNvPicPr>
@@ -35161,7 +35009,7 @@
               <w:bottom w:w="108" w:type="dxa"/>
             </w:tcMar>
           </w:tcPr>
-          <w:bookmarkStart w:id="662" w:name="o-que-é-essa-análise"/>
+          <w:bookmarkStart w:id="658" w:name="o-que-é-essa-análise"/>
           <w:p>
             <w:pPr>
               <w:pStyle w:val="Heading3"/>
@@ -35231,8 +35079,8 @@
               <w:t xml:space="preserve">(Runway Mínimo Atual: 1.0 meses no M1)</w:t>
             </w:r>
           </w:p>
-          <w:bookmarkEnd w:id="662"/>
-          <w:bookmarkStart w:id="663" w:name="o-que-são-os-5-gráficos"/>
+          <w:bookmarkEnd w:id="658"/>
+          <w:bookmarkStart w:id="659" w:name="o-que-são-os-5-gráficos"/>
           <w:p>
             <w:pPr>
               <w:pStyle w:val="Heading3"/>
@@ -35540,8 +35388,8 @@
               <w:t xml:space="preserve">Resume as métricas-chave dos 3 cenários lado a lado.</w:t>
             </w:r>
           </w:p>
-          <w:bookmarkEnd w:id="663"/>
-          <w:bookmarkStart w:id="664" w:name="dica-prática-regra-de-ouro-1"/>
+          <w:bookmarkEnd w:id="659"/>
+          <w:bookmarkStart w:id="660" w:name="dica-prática-regra-de-ouro"/>
           <w:p>
             <w:pPr>
               <w:pStyle w:val="Heading3"/>
@@ -35555,7 +35403,7 @@
               <w:pStyle w:val="Compact"/>
               <w:numPr>
                 <w:ilvl w:val="0"/>
-                <w:numId w:val="1074"/>
+                <w:numId w:val="1072"/>
               </w:numPr>
             </w:pPr>
             <w:r>
@@ -35577,7 +35425,7 @@
               <w:pStyle w:val="Compact"/>
               <w:numPr>
                 <w:ilvl w:val="0"/>
-                <w:numId w:val="1074"/>
+                <w:numId w:val="1072"/>
               </w:numPr>
             </w:pPr>
             <w:r>
@@ -35599,7 +35447,7 @@
               <w:pStyle w:val="Compact"/>
               <w:numPr>
                 <w:ilvl w:val="0"/>
-                <w:numId w:val="1074"/>
+                <w:numId w:val="1072"/>
               </w:numPr>
             </w:pPr>
             <w:r>
@@ -35620,12 +35468,12 @@
         </w:tc>
       </w:tr>
     </w:tbl>
-    <w:bookmarkEnd w:id="664"/>
-    <w:bookmarkEnd w:id="665"/>
-    <w:bookmarkStart w:id="666" w:name="tier5-57"/>
-    <w:bookmarkEnd w:id="666"/>
-    <w:bookmarkStart w:id="668" w:name="tier5-58"/>
-    <w:bookmarkStart w:id="667" w:name="X31069a8c5c6d959446827e3b9d491c749a222a0"/>
+    <w:bookmarkEnd w:id="660"/>
+    <w:bookmarkEnd w:id="661"/>
+    <w:bookmarkStart w:id="662" w:name="tier5-57"/>
+    <w:bookmarkEnd w:id="662"/>
+    <w:bookmarkStart w:id="664" w:name="tier5-58"/>
+    <w:bookmarkStart w:id="663" w:name="X31069a8c5c6d959446827e3b9d491c749a222a0"/>
     <w:p>
       <w:pPr>
         <w:pStyle w:val="Heading3"/>
@@ -35634,11 +35482,11 @@
         <w:t xml:space="preserve">📋 Tabela 5.3: Análise Comparativa de Resiliência</w:t>
       </w:r>
     </w:p>
-    <w:bookmarkEnd w:id="667"/>
-    <w:bookmarkEnd w:id="668"/>
-    <w:bookmarkStart w:id="669" w:name="tier5-59"/>
-    <w:bookmarkEnd w:id="669"/>
-    <w:bookmarkStart w:id="670" w:name="tier5-60"/>
+    <w:bookmarkEnd w:id="663"/>
+    <w:bookmarkEnd w:id="664"/>
+    <w:bookmarkStart w:id="665" w:name="tier5-59"/>
+    <w:bookmarkEnd w:id="665"/>
+    <w:bookmarkStart w:id="666" w:name="tier5-60"/>
     <w:tbl>
       <w:tblPr>
         <w:tblStyle w:val="Table"/>
@@ -36052,10 +35900,10 @@
         </w:tc>
       </w:tr>
     </w:tbl>
-    <w:bookmarkEnd w:id="670"/>
-    <w:bookmarkStart w:id="671" w:name="tier5-61"/>
-    <w:bookmarkEnd w:id="671"/>
-    <w:bookmarkStart w:id="674" w:name="tier5-62"/>
+    <w:bookmarkEnd w:id="666"/>
+    <w:bookmarkStart w:id="667" w:name="tier5-61"/>
+    <w:bookmarkEnd w:id="667"/>
+    <w:bookmarkStart w:id="670" w:name="tier5-62"/>
     <w:tbl>
       <w:tblPr>
         <w:tblStyle w:val="Table"/>
@@ -36097,12 +35945,12 @@
                 <wp:inline>
                   <wp:extent cx="152400" cy="152400"/>
                   <wp:effectExtent b="0" l="0" r="0" t="0"/>
-                  <wp:docPr descr="" title="" id="672" name="Picture"/>
+                  <wp:docPr descr="" title="" id="668" name="Picture"/>
                   <a:graphic>
                     <a:graphicData uri="http://schemas.openxmlformats.org/drawingml/2006/picture">
                       <pic:pic>
                         <pic:nvPicPr>
-                          <pic:cNvPr descr="C:\Users\User\AppData\Local\Programs\Quarto\share\formats\docx\tip.png" id="673" name="Picture"/>
+                          <pic:cNvPr descr="C:\Users\User\AppData\Local\Programs\Quarto\share\formats\docx\tip.png" id="669" name="Picture"/>
                           <pic:cNvPicPr>
                             <a:picLocks noChangeArrowheads="1" noChangeAspect="1"/>
                           </pic:cNvPicPr>
@@ -36162,7 +36010,7 @@
               <w:pStyle w:val="Compact"/>
               <w:numPr>
                 <w:ilvl w:val="0"/>
-                <w:numId w:val="1075"/>
+                <w:numId w:val="1073"/>
               </w:numPr>
             </w:pPr>
             <w:r>
@@ -36184,7 +36032,7 @@
               <w:pStyle w:val="Compact"/>
               <w:numPr>
                 <w:ilvl w:val="0"/>
-                <w:numId w:val="1075"/>
+                <w:numId w:val="1073"/>
               </w:numPr>
             </w:pPr>
             <w:r>
@@ -36206,7 +36054,7 @@
               <w:pStyle w:val="Compact"/>
               <w:numPr>
                 <w:ilvl w:val="0"/>
-                <w:numId w:val="1075"/>
+                <w:numId w:val="1073"/>
               </w:numPr>
             </w:pPr>
             <w:r>
@@ -36228,7 +36076,7 @@
               <w:pStyle w:val="Compact"/>
               <w:numPr>
                 <w:ilvl w:val="0"/>
-                <w:numId w:val="1075"/>
+                <w:numId w:val="1073"/>
               </w:numPr>
             </w:pPr>
             <w:r>
@@ -36250,7 +36098,7 @@
               <w:pStyle w:val="Compact"/>
               <w:numPr>
                 <w:ilvl w:val="0"/>
-                <w:numId w:val="1075"/>
+                <w:numId w:val="1073"/>
               </w:numPr>
             </w:pPr>
             <w:r>
@@ -36272,7 +36120,7 @@
               <w:pStyle w:val="Compact"/>
               <w:numPr>
                 <w:ilvl w:val="0"/>
-                <w:numId w:val="1075"/>
+                <w:numId w:val="1073"/>
               </w:numPr>
             </w:pPr>
             <w:r>
@@ -36294,7 +36142,7 @@
               <w:pStyle w:val="Compact"/>
               <w:numPr>
                 <w:ilvl w:val="0"/>
-                <w:numId w:val="1075"/>
+                <w:numId w:val="1073"/>
               </w:numPr>
             </w:pPr>
             <w:r>
@@ -36348,10 +36196,10 @@
         </w:tc>
       </w:tr>
     </w:tbl>
-    <w:bookmarkEnd w:id="674"/>
-    <w:bookmarkStart w:id="675" w:name="tier5-63"/>
-    <w:bookmarkEnd w:id="675"/>
-    <w:bookmarkStart w:id="676" w:name="tier5-64"/>
+    <w:bookmarkEnd w:id="670"/>
+    <w:bookmarkStart w:id="671" w:name="tier5-63"/>
+    <w:bookmarkEnd w:id="671"/>
+    <w:bookmarkStart w:id="672" w:name="tier5-64"/>
     <w:p>
       <w:r>
         <w:pict>
@@ -36359,8 +36207,8 @@
         </w:pict>
       </w:r>
     </w:p>
-    <w:bookmarkEnd w:id="676"/>
-    <w:bookmarkStart w:id="681" w:name="tier5-65"/>
+    <w:bookmarkEnd w:id="672"/>
+    <w:bookmarkStart w:id="677" w:name="tier5-65"/>
     <w:tbl>
       <w:tblPr>
         <w:tblStyle w:val="Table"/>
@@ -36413,7 +36261,7 @@
               <w:bottom w:w="108" w:type="dxa"/>
             </w:tcMar>
           </w:tcPr>
-          <w:bookmarkStart w:id="677" w:name="fato-o-que-os-números-dizem-1"/>
+          <w:bookmarkStart w:id="673" w:name="fato-o-que-os-números-dizem-1"/>
           <w:p>
             <w:pPr>
               <w:pStyle w:val="Heading3"/>
@@ -36534,8 +36382,8 @@
               <w:t xml:space="preserve">abaixo do potencial. Isso representa oportunidade de melhoria via otimização de custos ou aceleração de receita.</w:t>
             </w:r>
           </w:p>
-          <w:bookmarkEnd w:id="677"/>
-          <w:bookmarkStart w:id="678" w:name="causa-por-que-isso-acontece"/>
+          <w:bookmarkEnd w:id="673"/>
+          <w:bookmarkStart w:id="674" w:name="causa-por-que-isso-acontece"/>
           <w:p>
             <w:pPr>
               <w:pStyle w:val="Heading3"/>
@@ -36613,8 +36461,8 @@
               <w:t xml:space="preserve">após o período inicial de investimento.</w:t>
             </w:r>
           </w:p>
-          <w:bookmarkEnd w:id="678"/>
-          <w:bookmarkStart w:id="679" w:name="implicação-o-que-significa-na-prática"/>
+          <w:bookmarkEnd w:id="674"/>
+          <w:bookmarkStart w:id="675" w:name="implicação-o-que-significa-na-prática"/>
           <w:p>
             <w:pPr>
               <w:pStyle w:val="Heading3"/>
@@ -36694,8 +36542,8 @@
               <w:t xml:space="preserve">. Isso expõe moderada resiliência a choques.</w:t>
             </w:r>
           </w:p>
-          <w:bookmarkEnd w:id="679"/>
-          <w:bookmarkStart w:id="680" w:name="ação-recomendada-o-que-fazer-agora"/>
+          <w:bookmarkEnd w:id="675"/>
+          <w:bookmarkStart w:id="676" w:name="ação-recomendada-o-que-fazer-agora"/>
           <w:p>
             <w:pPr>
               <w:pStyle w:val="Heading3"/>
@@ -36817,9 +36665,9 @@
         </w:tc>
       </w:tr>
     </w:tbl>
-    <w:bookmarkEnd w:id="680"/>
-    <w:bookmarkEnd w:id="681"/>
-    <w:bookmarkStart w:id="688" w:name="tier5-66"/>
+    <w:bookmarkEnd w:id="676"/>
+    <w:bookmarkEnd w:id="677"/>
+    <w:bookmarkStart w:id="684" w:name="tier5-66"/>
     <w:tbl>
       <w:tblPr>
         <w:tblStyle w:val="Table"/>
@@ -36861,12 +36709,12 @@
                 <wp:inline>
                   <wp:extent cx="152400" cy="152400"/>
                   <wp:effectExtent b="0" l="0" r="0" t="0"/>
-                  <wp:docPr descr="" title="" id="682" name="Picture"/>
+                  <wp:docPr descr="" title="" id="678" name="Picture"/>
                   <a:graphic>
                     <a:graphicData uri="http://schemas.openxmlformats.org/drawingml/2006/picture">
                       <pic:pic>
                         <pic:nvPicPr>
-                          <pic:cNvPr descr="C:\Users\User\AppData\Local\Programs\Quarto\share\formats\docx\note.png" id="683" name="Picture"/>
+                          <pic:cNvPr descr="C:\Users\User\AppData\Local\Programs\Quarto\share\formats\docx\note.png" id="679" name="Picture"/>
                           <pic:cNvPicPr>
                             <a:picLocks noChangeArrowheads="1" noChangeAspect="1"/>
                           </pic:cNvPicPr>
@@ -36921,13 +36769,214 @@
               <w:bottom w:w="108" w:type="dxa"/>
             </w:tcMar>
           </w:tcPr>
-          <w:bookmarkStart w:id="684" w:name="metodologia"/>
+          <w:bookmarkStart w:id="680" w:name="metodologia"/>
           <w:p>
             <w:pPr>
               <w:pStyle w:val="Heading3"/>
             </w:pPr>
             <w:r>
               <w:t xml:space="preserve">Metodologia</w:t>
+            </w:r>
+          </w:p>
+          <w:p>
+            <w:pPr>
+              <w:pStyle w:val="Compact"/>
+              <w:numPr>
+                <w:ilvl w:val="0"/>
+                <w:numId w:val="1074"/>
+              </w:numPr>
+            </w:pPr>
+            <w:r>
+              <w:rPr>
+                <w:b/>
+                <w:bCs/>
+              </w:rPr>
+              <w:t xml:space="preserve">Runway:</w:t>
+            </w:r>
+            <w:r>
+              <w:t xml:space="preserve"> </w:t>
+            </w:r>
+            <w:r>
+              <w:rPr>
+                <w:rStyle w:val="VerbatimChar"/>
+              </w:rPr>
+              <w:t xml:space="preserve">Caixa[t] / Burn_Rate[t]</w:t>
+            </w:r>
+            <w:r>
+              <w:t xml:space="preserve"> </w:t>
+            </w:r>
+            <w:r>
+              <w:t xml:space="preserve">— quantos meses o caixa sustenta o burn atual</w:t>
+            </w:r>
+          </w:p>
+          <w:p>
+            <w:pPr>
+              <w:pStyle w:val="Compact"/>
+              <w:numPr>
+                <w:ilvl w:val="0"/>
+                <w:numId w:val="1074"/>
+              </w:numPr>
+            </w:pPr>
+            <w:r>
+              <w:rPr>
+                <w:b/>
+                <w:bCs/>
+              </w:rPr>
+              <w:t xml:space="preserve">Burn Rate:</w:t>
+            </w:r>
+            <w:r>
+              <w:t xml:space="preserve"> </w:t>
+            </w:r>
+            <w:r>
+              <w:rPr>
+                <w:rStyle w:val="VerbatimChar"/>
+              </w:rPr>
+              <w:t xml:space="preserve">(COGS + OPEX) - Receita Líquida</w:t>
+            </w:r>
+            <w:r>
+              <w:t xml:space="preserve"> </w:t>
+            </w:r>
+            <w:r>
+              <w:t xml:space="preserve">— saída líquida de caixa mensal</w:t>
+            </w:r>
+          </w:p>
+          <w:p>
+            <w:pPr>
+              <w:pStyle w:val="Compact"/>
+              <w:numPr>
+                <w:ilvl w:val="0"/>
+                <w:numId w:val="1074"/>
+              </w:numPr>
+            </w:pPr>
+            <w:r>
+              <w:rPr>
+                <w:b/>
+                <w:bCs/>
+              </w:rPr>
+              <w:t xml:space="preserve">Cobertura:</w:t>
+            </w:r>
+            <w:r>
+              <w:t xml:space="preserve"> </w:t>
+            </w:r>
+            <w:r>
+              <w:rPr>
+                <w:rStyle w:val="VerbatimChar"/>
+              </w:rPr>
+              <w:t xml:space="preserve">Receita / (COGS + OPEX)</w:t>
+            </w:r>
+            <w:r>
+              <w:t xml:space="preserve"> </w:t>
+            </w:r>
+            <w:r>
+              <w:t xml:space="preserve">— % dos custos cobertos pela receita</w:t>
+            </w:r>
+          </w:p>
+          <w:p>
+            <w:pPr>
+              <w:pStyle w:val="Compact"/>
+              <w:numPr>
+                <w:ilvl w:val="0"/>
+                <w:numId w:val="1074"/>
+              </w:numPr>
+            </w:pPr>
+            <w:r>
+              <w:rPr>
+                <w:b/>
+                <w:bCs/>
+              </w:rPr>
+              <w:t xml:space="preserve">Decomposição:</w:t>
+            </w:r>
+            <w:r>
+              <w:t xml:space="preserve"> </w:t>
+            </w:r>
+            <w:r>
+              <w:t xml:space="preserve">Participação % de cada categoria no burn total</w:t>
+            </w:r>
+          </w:p>
+          <w:bookmarkEnd w:id="680"/>
+          <w:bookmarkStart w:id="681" w:name="classificação-de-risco"/>
+          <w:p>
+            <w:pPr>
+              <w:pStyle w:val="Heading3"/>
+            </w:pPr>
+            <w:r>
+              <w:t xml:space="preserve">Classificação de Risco</w:t>
+            </w:r>
+          </w:p>
+          <w:p>
+            <w:pPr>
+              <w:pStyle w:val="Compact"/>
+              <w:numPr>
+                <w:ilvl w:val="0"/>
+                <w:numId w:val="1075"/>
+              </w:numPr>
+            </w:pPr>
+            <w:r>
+              <w:rPr>
+                <w:b/>
+                <w:bCs/>
+              </w:rPr>
+              <w:t xml:space="preserve">Crítico (&lt; 3 meses):</w:t>
+            </w:r>
+            <w:r>
+              <w:t xml:space="preserve"> </w:t>
+            </w:r>
+            <w:r>
+              <w:t xml:space="preserve">Risco iminente de insolvência</w:t>
+            </w:r>
+          </w:p>
+          <w:p>
+            <w:pPr>
+              <w:pStyle w:val="Compact"/>
+              <w:numPr>
+                <w:ilvl w:val="0"/>
+                <w:numId w:val="1075"/>
+              </w:numPr>
+            </w:pPr>
+            <w:r>
+              <w:rPr>
+                <w:b/>
+                <w:bCs/>
+              </w:rPr>
+              <w:t xml:space="preserve">Atenção (3-6 meses):</w:t>
+            </w:r>
+            <w:r>
+              <w:t xml:space="preserve"> </w:t>
+            </w:r>
+            <w:r>
+              <w:t xml:space="preserve">Margem apertada, exige monitoramento</w:t>
+            </w:r>
+          </w:p>
+          <w:p>
+            <w:pPr>
+              <w:pStyle w:val="Compact"/>
+              <w:numPr>
+                <w:ilvl w:val="0"/>
+                <w:numId w:val="1075"/>
+              </w:numPr>
+            </w:pPr>
+            <w:r>
+              <w:rPr>
+                <w:b/>
+                <w:bCs/>
+              </w:rPr>
+              <w:t xml:space="preserve">Seguro (&gt; 6 meses):</w:t>
+            </w:r>
+            <w:r>
+              <w:t xml:space="preserve"> </w:t>
+            </w:r>
+            <w:r>
+              <w:t xml:space="preserve">Buffer adequado para growth</w:t>
+            </w:r>
+          </w:p>
+          <w:bookmarkEnd w:id="681"/>
+          <w:bookmarkStart w:id="682" w:name="cenários"/>
+          <w:p>
+            <w:pPr>
+              <w:pStyle w:val="Heading3"/>
+            </w:pPr>
+            <w:r>
+              <w:t xml:space="preserve">Cenários</w:t>
             </w:r>
           </w:p>
           <w:p>
@@ -36943,22 +36992,13 @@
                 <w:b/>
                 <w:bCs/>
               </w:rPr>
-              <w:t xml:space="preserve">Runway:</w:t>
-            </w:r>
-            <w:r>
-              <w:t xml:space="preserve"> </w:t>
-            </w:r>
-            <w:r>
-              <w:rPr>
-                <w:rStyle w:val="VerbatimChar"/>
-              </w:rPr>
-              <w:t xml:space="preserve">Caixa[t] / Burn_Rate[t]</w:t>
-            </w:r>
-            <w:r>
-              <w:t xml:space="preserve"> </w:t>
-            </w:r>
-            <w:r>
-              <w:t xml:space="preserve">— quantos meses o caixa sustenta o burn atual</w:t>
+              <w:t xml:space="preserve">Real (5A):</w:t>
+            </w:r>
+            <w:r>
+              <w:t xml:space="preserve"> </w:t>
+            </w:r>
+            <w:r>
+              <w:t xml:space="preserve">Premissas conservadoras (bootstrap R$ 2k/mês marketing)</w:t>
             </w:r>
           </w:p>
           <w:p>
@@ -36974,22 +37014,13 @@
                 <w:b/>
                 <w:bCs/>
               </w:rPr>
-              <w:t xml:space="preserve">Burn Rate:</w:t>
-            </w:r>
-            <w:r>
-              <w:t xml:space="preserve"> </w:t>
-            </w:r>
-            <w:r>
-              <w:rPr>
-                <w:rStyle w:val="VerbatimChar"/>
-              </w:rPr>
-              <w:t xml:space="preserve">(COGS + OPEX) - Receita Líquida</w:t>
-            </w:r>
-            <w:r>
-              <w:t xml:space="preserve"> </w:t>
-            </w:r>
-            <w:r>
-              <w:t xml:space="preserve">— saída líquida de caixa mensal</w:t>
+              <w:t xml:space="preserve">Ideal (5B):</w:t>
+            </w:r>
+            <w:r>
+              <w:t xml:space="preserve"> </w:t>
+            </w:r>
+            <w:r>
+              <w:t xml:space="preserve">Benchmarks de mercado (R$ 10k/mês marketing)</w:t>
             </w:r>
           </w:p>
           <w:p>
@@ -37005,54 +37036,23 @@
                 <w:b/>
                 <w:bCs/>
               </w:rPr>
-              <w:t xml:space="preserve">Cobertura:</w:t>
-            </w:r>
-            <w:r>
-              <w:t xml:space="preserve"> </w:t>
-            </w:r>
-            <w:r>
-              <w:rPr>
-                <w:rStyle w:val="VerbatimChar"/>
-              </w:rPr>
-              <w:t xml:space="preserve">Receita / (COGS + OPEX)</w:t>
-            </w:r>
-            <w:r>
-              <w:t xml:space="preserve"> </w:t>
-            </w:r>
-            <w:r>
-              <w:t xml:space="preserve">— % dos custos cobertos pela receita</w:t>
-            </w:r>
-          </w:p>
-          <w:p>
-            <w:pPr>
-              <w:pStyle w:val="Compact"/>
-              <w:numPr>
-                <w:ilvl w:val="0"/>
-                <w:numId w:val="1076"/>
-              </w:numPr>
-            </w:pPr>
-            <w:r>
-              <w:rPr>
-                <w:b/>
-                <w:bCs/>
-              </w:rPr>
-              <w:t xml:space="preserve">Decomposição:</w:t>
-            </w:r>
-            <w:r>
-              <w:t xml:space="preserve"> </w:t>
-            </w:r>
-            <w:r>
-              <w:t xml:space="preserve">Participação % de cada categoria no burn total</w:t>
-            </w:r>
-          </w:p>
-          <w:bookmarkEnd w:id="684"/>
-          <w:bookmarkStart w:id="685" w:name="classificação-de-risco"/>
+              <w:t xml:space="preserve">Estresse (5C):</w:t>
+            </w:r>
+            <w:r>
+              <w:t xml:space="preserve"> </w:t>
+            </w:r>
+            <w:r>
+              <w:t xml:space="preserve">Churn 2x, CAC 1.5x, Conversão 0.5x</w:t>
+            </w:r>
+          </w:p>
+          <w:bookmarkEnd w:id="682"/>
+          <w:bookmarkStart w:id="683" w:name="fonte-de-dados-1"/>
           <w:p>
             <w:pPr>
               <w:pStyle w:val="Heading3"/>
             </w:pPr>
             <w:r>
-              <w:t xml:space="preserve">Classificação de Risco</w:t>
+              <w:t xml:space="preserve">Fonte de Dados</w:t>
             </w:r>
           </w:p>
           <w:p>
@@ -37064,17 +37064,16 @@
               </w:numPr>
             </w:pPr>
             <w:r>
-              <w:rPr>
-                <w:b/>
-                <w:bCs/>
-              </w:rPr>
-              <w:t xml:space="preserve">Crítico (&lt; 3 meses):</w:t>
-            </w:r>
-            <w:r>
-              <w:t xml:space="preserve"> </w:t>
-            </w:r>
-            <w:r>
-              <w:t xml:space="preserve">Risco iminente de insolvência</w:t>
+              <w:t xml:space="preserve">Motor Financeiro V13 (</w:t>
+            </w:r>
+            <w:r>
+              <w:rPr>
+                <w:rStyle w:val="VerbatimChar"/>
+              </w:rPr>
+              <w:t xml:space="preserve">celula_4_motor.py</w:t>
+            </w:r>
+            <w:r>
+              <w:t xml:space="preserve">)</w:t>
             </w:r>
           </w:p>
           <w:p>
@@ -37086,157 +37085,6 @@
               </w:numPr>
             </w:pPr>
             <w:r>
-              <w:rPr>
-                <w:b/>
-                <w:bCs/>
-              </w:rPr>
-              <w:t xml:space="preserve">Atenção (3-6 meses):</w:t>
-            </w:r>
-            <w:r>
-              <w:t xml:space="preserve"> </w:t>
-            </w:r>
-            <w:r>
-              <w:t xml:space="preserve">Margem apertada, exige monitoramento</w:t>
-            </w:r>
-          </w:p>
-          <w:p>
-            <w:pPr>
-              <w:pStyle w:val="Compact"/>
-              <w:numPr>
-                <w:ilvl w:val="0"/>
-                <w:numId w:val="1077"/>
-              </w:numPr>
-            </w:pPr>
-            <w:r>
-              <w:rPr>
-                <w:b/>
-                <w:bCs/>
-              </w:rPr>
-              <w:t xml:space="preserve">Seguro (&gt; 6 meses):</w:t>
-            </w:r>
-            <w:r>
-              <w:t xml:space="preserve"> </w:t>
-            </w:r>
-            <w:r>
-              <w:t xml:space="preserve">Buffer adequado para growth</w:t>
-            </w:r>
-          </w:p>
-          <w:bookmarkEnd w:id="685"/>
-          <w:bookmarkStart w:id="686" w:name="cenários"/>
-          <w:p>
-            <w:pPr>
-              <w:pStyle w:val="Heading3"/>
-            </w:pPr>
-            <w:r>
-              <w:t xml:space="preserve">Cenários</w:t>
-            </w:r>
-          </w:p>
-          <w:p>
-            <w:pPr>
-              <w:pStyle w:val="Compact"/>
-              <w:numPr>
-                <w:ilvl w:val="0"/>
-                <w:numId w:val="1078"/>
-              </w:numPr>
-            </w:pPr>
-            <w:r>
-              <w:rPr>
-                <w:b/>
-                <w:bCs/>
-              </w:rPr>
-              <w:t xml:space="preserve">Real (5A):</w:t>
-            </w:r>
-            <w:r>
-              <w:t xml:space="preserve"> </w:t>
-            </w:r>
-            <w:r>
-              <w:t xml:space="preserve">Premissas conservadoras (bootstrap R$ 2k/mês marketing)</w:t>
-            </w:r>
-          </w:p>
-          <w:p>
-            <w:pPr>
-              <w:pStyle w:val="Compact"/>
-              <w:numPr>
-                <w:ilvl w:val="0"/>
-                <w:numId w:val="1078"/>
-              </w:numPr>
-            </w:pPr>
-            <w:r>
-              <w:rPr>
-                <w:b/>
-                <w:bCs/>
-              </w:rPr>
-              <w:t xml:space="preserve">Ideal (5B):</w:t>
-            </w:r>
-            <w:r>
-              <w:t xml:space="preserve"> </w:t>
-            </w:r>
-            <w:r>
-              <w:t xml:space="preserve">Benchmarks de mercado (R$ 10k/mês marketing)</w:t>
-            </w:r>
-          </w:p>
-          <w:p>
-            <w:pPr>
-              <w:pStyle w:val="Compact"/>
-              <w:numPr>
-                <w:ilvl w:val="0"/>
-                <w:numId w:val="1078"/>
-              </w:numPr>
-            </w:pPr>
-            <w:r>
-              <w:rPr>
-                <w:b/>
-                <w:bCs/>
-              </w:rPr>
-              <w:t xml:space="preserve">Estresse (5C):</w:t>
-            </w:r>
-            <w:r>
-              <w:t xml:space="preserve"> </w:t>
-            </w:r>
-            <w:r>
-              <w:t xml:space="preserve">Churn 2x, CAC 1.5x, Conversão 0.5x</w:t>
-            </w:r>
-          </w:p>
-          <w:bookmarkEnd w:id="686"/>
-          <w:bookmarkStart w:id="687" w:name="fonte-de-dados-1"/>
-          <w:p>
-            <w:pPr>
-              <w:pStyle w:val="Heading3"/>
-            </w:pPr>
-            <w:r>
-              <w:t xml:space="preserve">Fonte de Dados</w:t>
-            </w:r>
-          </w:p>
-          <w:p>
-            <w:pPr>
-              <w:pStyle w:val="Compact"/>
-              <w:numPr>
-                <w:ilvl w:val="0"/>
-                <w:numId w:val="1079"/>
-              </w:numPr>
-            </w:pPr>
-            <w:r>
-              <w:t xml:space="preserve">Motor Financeiro V13 (</w:t>
-            </w:r>
-            <w:r>
-              <w:rPr>
-                <w:rStyle w:val="VerbatimChar"/>
-              </w:rPr>
-              <w:t xml:space="preserve">celula_4_motor.py</w:t>
-            </w:r>
-            <w:r>
-              <w:t xml:space="preserve">)</w:t>
-            </w:r>
-          </w:p>
-          <w:p>
-            <w:pPr>
-              <w:pStyle w:val="Compact"/>
-              <w:numPr>
-                <w:ilvl w:val="0"/>
-                <w:numId w:val="1079"/>
-              </w:numPr>
-            </w:pPr>
-            <w:r>
               <w:t xml:space="preserve">Cenários 5A, 5B, 5C (</w:t>
             </w:r>
             <w:r>
@@ -37253,10 +37101,10 @@
         </w:tc>
       </w:tr>
     </w:tbl>
-    <w:bookmarkEnd w:id="687"/>
-    <w:bookmarkEnd w:id="688"/>
-    <w:bookmarkStart w:id="690" w:name="tier5-67"/>
-    <w:bookmarkStart w:id="689" w:name="quando-o-negócio-atinge-autossuficiência"/>
+    <w:bookmarkEnd w:id="683"/>
+    <w:bookmarkEnd w:id="684"/>
+    <w:bookmarkStart w:id="686" w:name="tier5-67"/>
+    <w:bookmarkStart w:id="685" w:name="quando-o-negócio-atinge-autossuficiência"/>
     <w:p>
       <w:pPr>
         <w:pStyle w:val="Heading2"/>
@@ -37265,10 +37113,10 @@
         <w:t xml:space="preserve">Quando o negócio atinge autossuficiência?</w:t>
       </w:r>
     </w:p>
-    <w:bookmarkEnd w:id="689"/>
-    <w:bookmarkEnd w:id="690"/>
-    <w:bookmarkStart w:id="692" w:name="tier5-68"/>
-    <w:bookmarkStart w:id="691" w:name="Xb099afb38e6d2328a843c17ee3f6d4a4534c661"/>
+    <w:bookmarkEnd w:id="685"/>
+    <w:bookmarkEnd w:id="686"/>
+    <w:bookmarkStart w:id="688" w:name="tier5-68"/>
+    <w:bookmarkStart w:id="687" w:name="Xb099afb38e6d2328a843c17ee3f6d4a4534c661"/>
     <w:p>
       <w:pPr>
         <w:pStyle w:val="Heading3"/>
@@ -37277,30 +37125,30 @@
         <w:t xml:space="preserve">📉 VIZ 5.4: Análise de Break-Even sob Estresse</w:t>
       </w:r>
     </w:p>
-    <w:bookmarkEnd w:id="691"/>
-    <w:bookmarkEnd w:id="692"/>
+    <w:bookmarkEnd w:id="687"/>
+    <w:bookmarkEnd w:id="688"/>
     <w:p>
       <w:pPr>
         <w:pStyle w:val="FirstParagraph"/>
       </w:pPr>
-      <w:bookmarkStart w:id="696" w:name="tier5-69"/>
+      <w:bookmarkStart w:id="692" w:name="tier5-69"/>
       <w:r>
         <w:drawing>
           <wp:inline>
             <wp:extent cx="5334000" cy="2259401"/>
             <wp:effectExtent b="0" l="0" r="0" t="0"/>
-            <wp:docPr descr="" title="" id="694" name="Picture"/>
+            <wp:docPr descr="" title="" id="690" name="Picture"/>
             <a:graphic>
               <a:graphicData uri="http://schemas.openxmlformats.org/drawingml/2006/picture">
                 <pic:pic>
                   <pic:nvPicPr>
-                    <pic:cNvPr descr="relatorio_completo_files/figure-docx/tier5-output-69.png" id="695" name="Picture"/>
+                    <pic:cNvPr descr="relatorio_completo_files/figure-docx/tier5-output-69.png" id="691" name="Picture"/>
                     <pic:cNvPicPr>
                       <a:picLocks noChangeArrowheads="1" noChangeAspect="1"/>
                     </pic:cNvPicPr>
                   </pic:nvPicPr>
                   <pic:blipFill>
-                    <a:blip r:embed="rId693"/>
+                    <a:blip r:embed="rId689"/>
                     <a:stretch>
                       <a:fillRect/>
                     </a:stretch>
@@ -37326,9 +37174,9 @@
           </wp:inline>
         </w:drawing>
       </w:r>
-      <w:bookmarkEnd w:id="696"/>
+      <w:bookmarkEnd w:id="692"/>
     </w:p>
-    <w:bookmarkStart w:id="697" w:name="tier5-70"/>
+    <w:bookmarkStart w:id="693" w:name="tier5-70"/>
     <w:p>
       <w:pPr>
         <w:pStyle w:val="BodyText"/>
@@ -37341,8 +37189,8 @@
         <w:t xml:space="preserve">Fonte: Projeção Financeira Real/Ideal/Estresse</w:t>
       </w:r>
     </w:p>
-    <w:bookmarkEnd w:id="697"/>
-    <w:bookmarkStart w:id="698" w:name="tier5-71"/>
+    <w:bookmarkEnd w:id="693"/>
+    <w:bookmarkStart w:id="694" w:name="tier5-71"/>
     <w:p>
       <w:r>
         <w:pict>
@@ -37350,8 +37198,8 @@
         </w:pict>
       </w:r>
     </w:p>
-    <w:bookmarkEnd w:id="698"/>
-    <w:bookmarkStart w:id="701" w:name="tier5-72"/>
+    <w:bookmarkEnd w:id="694"/>
+    <w:bookmarkStart w:id="697" w:name="tier5-72"/>
     <w:tbl>
       <w:tblPr>
         <w:tblStyle w:val="Table"/>
@@ -37392,12 +37240,12 @@
                 <wp:inline>
                   <wp:extent cx="152400" cy="152400"/>
                   <wp:effectExtent b="0" l="0" r="0" t="0"/>
-                  <wp:docPr descr="" title="" id="699" name="Picture"/>
+                  <wp:docPr descr="" title="" id="695" name="Picture"/>
                   <a:graphic>
                     <a:graphicData uri="http://schemas.openxmlformats.org/drawingml/2006/picture">
                       <pic:pic>
                         <pic:nvPicPr>
-                          <pic:cNvPr descr="C:\Users\User\AppData\Local\Programs\Quarto\share\formats\docx\note.png" id="700" name="Picture"/>
+                          <pic:cNvPr descr="C:\Users\User\AppData\Local\Programs\Quarto\share\formats\docx\note.png" id="696" name="Picture"/>
                           <pic:cNvPicPr>
                             <a:picLocks noChangeArrowheads="1" noChangeAspect="1"/>
                           </pic:cNvPicPr>
@@ -37490,20 +37338,20 @@
         </w:tc>
       </w:tr>
     </w:tbl>
-    <w:bookmarkEnd w:id="701"/>
-    <w:bookmarkStart w:id="703" w:name="tier5-73"/>
-    <w:bookmarkStart w:id="702" w:name="a-prova-numérica-1"/>
+    <w:bookmarkEnd w:id="697"/>
+    <w:bookmarkStart w:id="699" w:name="tier5-73"/>
+    <w:bookmarkStart w:id="698" w:name="tabela-de-dados-1"/>
     <w:p>
       <w:pPr>
         <w:pStyle w:val="Heading4"/>
       </w:pPr>
       <w:r>
-        <w:t xml:space="preserve">📋 A PROVA NUMÉRICA:</w:t>
+        <w:t xml:space="preserve">📋 TABELA DE DADOS:</w:t>
       </w:r>
     </w:p>
-    <w:bookmarkEnd w:id="702"/>
-    <w:bookmarkEnd w:id="703"/>
-    <w:bookmarkStart w:id="704" w:name="tier5-74"/>
+    <w:bookmarkEnd w:id="698"/>
+    <w:bookmarkEnd w:id="699"/>
+    <w:bookmarkStart w:id="700" w:name="tier5-74"/>
     <w:tbl>
       <w:tblPr>
         <w:tblStyle w:val="Table"/>
@@ -37671,10 +37519,10 @@
         </w:tc>
       </w:tr>
     </w:tbl>
-    <w:bookmarkEnd w:id="704"/>
-    <w:bookmarkStart w:id="705" w:name="tier5-75"/>
-    <w:bookmarkEnd w:id="705"/>
-    <w:bookmarkStart w:id="706" w:name="tier5-76"/>
+    <w:bookmarkEnd w:id="700"/>
+    <w:bookmarkStart w:id="701" w:name="tier5-75"/>
+    <w:bookmarkEnd w:id="701"/>
+    <w:bookmarkStart w:id="702" w:name="tier5-76"/>
     <w:p>
       <w:r>
         <w:pict>
@@ -37682,8 +37530,8 @@
         </w:pict>
       </w:r>
     </w:p>
-    <w:bookmarkEnd w:id="706"/>
-    <w:bookmarkStart w:id="709" w:name="tier5-77"/>
+    <w:bookmarkEnd w:id="702"/>
+    <w:bookmarkStart w:id="705" w:name="tier5-77"/>
     <w:tbl>
       <w:tblPr>
         <w:tblStyle w:val="Table"/>
@@ -37725,12 +37573,12 @@
                 <wp:inline>
                   <wp:extent cx="152400" cy="152400"/>
                   <wp:effectExtent b="0" l="0" r="0" t="0"/>
-                  <wp:docPr descr="" title="" id="707" name="Picture"/>
+                  <wp:docPr descr="" title="" id="703" name="Picture"/>
                   <a:graphic>
                     <a:graphicData uri="http://schemas.openxmlformats.org/drawingml/2006/picture">
                       <pic:pic>
                         <pic:nvPicPr>
-                          <pic:cNvPr descr="C:\Users\User\AppData\Local\Programs\Quarto\share\formats\docx\tip.png" id="708" name="Picture"/>
+                          <pic:cNvPr descr="C:\Users\User\AppData\Local\Programs\Quarto\share\formats\docx\tip.png" id="704" name="Picture"/>
                           <pic:cNvPicPr>
                             <a:picLocks noChangeArrowheads="1" noChangeAspect="1"/>
                           </pic:cNvPicPr>
@@ -37790,7 +37638,7 @@
               <w:pStyle w:val="Compact"/>
               <w:numPr>
                 <w:ilvl w:val="0"/>
-                <w:numId w:val="1080"/>
+                <w:numId w:val="1078"/>
               </w:numPr>
             </w:pPr>
             <w:r>
@@ -37812,7 +37660,7 @@
               <w:pStyle w:val="Compact"/>
               <w:numPr>
                 <w:ilvl w:val="0"/>
-                <w:numId w:val="1080"/>
+                <w:numId w:val="1078"/>
               </w:numPr>
             </w:pPr>
             <w:r>
@@ -37834,7 +37682,7 @@
               <w:pStyle w:val="Compact"/>
               <w:numPr>
                 <w:ilvl w:val="0"/>
-                <w:numId w:val="1080"/>
+                <w:numId w:val="1078"/>
               </w:numPr>
             </w:pPr>
             <w:r>
@@ -37856,7 +37704,7 @@
               <w:pStyle w:val="Compact"/>
               <w:numPr>
                 <w:ilvl w:val="0"/>
-                <w:numId w:val="1080"/>
+                <w:numId w:val="1078"/>
               </w:numPr>
             </w:pPr>
             <w:r>
@@ -37877,23 +37725,23 @@
         </w:tc>
       </w:tr>
     </w:tbl>
-    <w:bookmarkEnd w:id="709"/>
-    <w:bookmarkStart w:id="710" w:name="tier5-78"/>
-    <w:bookmarkEnd w:id="710"/>
-    <w:bookmarkStart w:id="712" w:name="tier5-79"/>
-    <w:bookmarkStart w:id="711" w:name="onde-o-dinheiro-vaza-na-crise"/>
+    <w:bookmarkEnd w:id="705"/>
+    <w:bookmarkStart w:id="706" w:name="tier5-78"/>
+    <w:bookmarkEnd w:id="706"/>
+    <w:bookmarkStart w:id="708" w:name="tier5-79"/>
+    <w:bookmarkStart w:id="707" w:name="X47c9fee612838f1608071f6e9fb7ebfb887e206"/>
     <w:p>
       <w:pPr>
         <w:pStyle w:val="Heading2"/>
       </w:pPr>
       <w:r>
-        <w:t xml:space="preserve">Onde o dinheiro vaza na crise?</w:t>
+        <w:t xml:space="preserve">Diagnóstico de Vulnerabilidade Financeira</w:t>
       </w:r>
     </w:p>
-    <w:bookmarkEnd w:id="711"/>
-    <w:bookmarkEnd w:id="712"/>
-    <w:bookmarkStart w:id="714" w:name="tier5-80"/>
-    <w:bookmarkStart w:id="713" w:name="X85c39d445d34732beb57c5d5987450f7495dff1"/>
+    <w:bookmarkEnd w:id="707"/>
+    <w:bookmarkEnd w:id="708"/>
+    <w:bookmarkStart w:id="710" w:name="tier5-80"/>
+    <w:bookmarkStart w:id="709" w:name="X85c39d445d34732beb57c5d5987450f7495dff1"/>
     <w:p>
       <w:pPr>
         <w:pStyle w:val="Heading3"/>
@@ -37902,30 +37750,30 @@
         <w:t xml:space="preserve">📉 VIZ 5.5: Decomposição de Gap (Real vs Estresse)</w:t>
       </w:r>
     </w:p>
-    <w:bookmarkEnd w:id="713"/>
-    <w:bookmarkEnd w:id="714"/>
+    <w:bookmarkEnd w:id="709"/>
+    <w:bookmarkEnd w:id="710"/>
     <w:p>
       <w:pPr>
         <w:pStyle w:val="FirstParagraph"/>
       </w:pPr>
-      <w:bookmarkStart w:id="718" w:name="tier5-81"/>
+      <w:bookmarkStart w:id="714" w:name="tier5-81"/>
       <w:r>
         <w:drawing>
           <wp:inline>
             <wp:extent cx="5334000" cy="2276583"/>
             <wp:effectExtent b="0" l="0" r="0" t="0"/>
-            <wp:docPr descr="" title="" id="716" name="Picture"/>
+            <wp:docPr descr="" title="" id="712" name="Picture"/>
             <a:graphic>
               <a:graphicData uri="http://schemas.openxmlformats.org/drawingml/2006/picture">
                 <pic:pic>
                   <pic:nvPicPr>
-                    <pic:cNvPr descr="relatorio_completo_files/figure-docx/tier5-output-81.png" id="717" name="Picture"/>
+                    <pic:cNvPr descr="relatorio_completo_files/figure-docx/tier5-output-81.png" id="713" name="Picture"/>
                     <pic:cNvPicPr>
                       <a:picLocks noChangeArrowheads="1" noChangeAspect="1"/>
                     </pic:cNvPicPr>
                   </pic:nvPicPr>
                   <pic:blipFill>
-                    <a:blip r:embed="rId715"/>
+                    <a:blip r:embed="rId711"/>
                     <a:stretch>
                       <a:fillRect/>
                     </a:stretch>
@@ -37951,9 +37799,9 @@
           </wp:inline>
         </w:drawing>
       </w:r>
-      <w:bookmarkEnd w:id="718"/>
+      <w:bookmarkEnd w:id="714"/>
     </w:p>
-    <w:bookmarkStart w:id="719" w:name="tier5-82"/>
+    <w:bookmarkStart w:id="715" w:name="tier5-82"/>
     <w:p>
       <w:pPr>
         <w:pStyle w:val="BodyText"/>
@@ -37966,8 +37814,8 @@
         <w:t xml:space="preserve">Fonte: Monte Carlo Shapley Decomposition</w:t>
       </w:r>
     </w:p>
-    <w:bookmarkEnd w:id="719"/>
-    <w:bookmarkStart w:id="720" w:name="tier5-83"/>
+    <w:bookmarkEnd w:id="715"/>
+    <w:bookmarkStart w:id="716" w:name="tier5-83"/>
     <w:p>
       <w:r>
         <w:pict>
@@ -37975,8 +37823,8 @@
         </w:pict>
       </w:r>
     </w:p>
-    <w:bookmarkEnd w:id="720"/>
-    <w:bookmarkStart w:id="723" w:name="tier5-84"/>
+    <w:bookmarkEnd w:id="716"/>
+    <w:bookmarkStart w:id="719" w:name="tier5-84"/>
     <w:tbl>
       <w:tblPr>
         <w:tblStyle w:val="Table"/>
@@ -38017,12 +37865,12 @@
                 <wp:inline>
                   <wp:extent cx="152400" cy="152400"/>
                   <wp:effectExtent b="0" l="0" r="0" t="0"/>
-                  <wp:docPr descr="" title="" id="721" name="Picture"/>
+                  <wp:docPr descr="" title="" id="717" name="Picture"/>
                   <a:graphic>
                     <a:graphicData uri="http://schemas.openxmlformats.org/drawingml/2006/picture">
                       <pic:pic>
                         <pic:nvPicPr>
-                          <pic:cNvPr descr="C:\Users\User\AppData\Local\Programs\Quarto\share\formats\docx\note.png" id="722" name="Picture"/>
+                          <pic:cNvPr descr="C:\Users\User\AppData\Local\Programs\Quarto\share\formats\docx\note.png" id="718" name="Picture"/>
                           <pic:cNvPicPr>
                             <a:picLocks noChangeArrowheads="1" noChangeAspect="1"/>
                           </pic:cNvPicPr>
@@ -38080,148 +37928,64 @@
               <w:spacing w:before="16" w:after="16"/>
             </w:pPr>
             <w:r>
-              <w:t xml:space="preserve">Gráfico da esquerda mostra a diferença acumulada de caixa. Direita mostra quais fatores causam essa perda.</w:t>
+              <w:t xml:space="preserve">Gráfico da esquerda: Diferença acumulada de caixa entre Real e Estresse. Gráfico da direita: Atribuição de causa (Shapley Value Proxy).</w:t>
             </w:r>
           </w:p>
         </w:tc>
       </w:tr>
     </w:tbl>
-    <w:bookmarkEnd w:id="723"/>
-    <w:bookmarkStart w:id="725" w:name="tier5-85"/>
-    <w:bookmarkStart w:id="724" w:name="a-prova-numérica-2"/>
+    <w:bookmarkEnd w:id="719"/>
+    <w:bookmarkStart w:id="721" w:name="tier5-85"/>
+    <w:bookmarkStart w:id="720" w:name="tabela-de-dados-2"/>
     <w:p>
       <w:pPr>
         <w:pStyle w:val="Heading4"/>
       </w:pPr>
       <w:r>
-        <w:t xml:space="preserve">📋 A PROVA NUMÉRICA:</w:t>
+        <w:t xml:space="preserve">📋 TABELA DE DADOS:</w:t>
       </w:r>
     </w:p>
-    <w:bookmarkEnd w:id="724"/>
-    <w:bookmarkEnd w:id="725"/>
-    <w:bookmarkStart w:id="726" w:name="tier5-86"/>
-    <w:tbl>
-      <w:tblPr>
-        <w:tblStyle w:val="Table"/>
-        <w:tblW w:type="auto" w:w="0"/>
-        <w:tblLook w:firstRow="1" w:lastRow="0" w:firstColumn="0" w:lastColumn="0" w:noHBand="0" w:noVBand="0" w:val="0020"/>
-      </w:tblPr>
-      <w:tblGrid>
-        <w:gridCol w:w="3960"/>
-        <w:gridCol w:w="3960"/>
-      </w:tblGrid>
-      <w:tr>
-        <w:trPr>
-          <w:tblHeader w:val="on"/>
-        </w:trPr>
-        <w:tc>
-          <w:tcPr/>
-          <w:p>
-            <w:pPr>
-              <w:pStyle w:val="Compact"/>
-              <w:jc w:val="left"/>
-            </w:pPr>
-            <w:r>
-              <w:t xml:space="preserve">Fator</w:t>
-            </w:r>
-          </w:p>
-        </w:tc>
-        <w:tc>
-          <w:tcPr/>
-          <w:p>
-            <w:pPr>
-              <w:pStyle w:val="Compact"/>
-              <w:jc w:val="right"/>
-            </w:pPr>
-            <w:r>
-              <w:t xml:space="preserve">Impacto</w:t>
-            </w:r>
-          </w:p>
-        </w:tc>
-      </w:tr>
-      <w:tr>
-        <w:tc>
-          <w:tcPr/>
-          <w:p>
-            <w:pPr>
-              <w:pStyle w:val="Compact"/>
-              <w:jc w:val="left"/>
-            </w:pPr>
-            <w:r>
-              <w:t xml:space="preserve">Outros</w:t>
-            </w:r>
-          </w:p>
-        </w:tc>
-        <w:tc>
-          <w:tcPr/>
-          <w:p>
-            <w:pPr>
-              <w:pStyle w:val="Compact"/>
-              <w:jc w:val="right"/>
-            </w:pPr>
-            <w:r>
-              <w:t xml:space="preserve">20361.6</w:t>
-            </w:r>
-          </w:p>
-        </w:tc>
-      </w:tr>
-      <w:tr>
-        <w:tc>
-          <w:tcPr/>
-          <w:p>
-            <w:pPr>
-              <w:pStyle w:val="Compact"/>
-              <w:jc w:val="left"/>
-            </w:pPr>
-            <w:r>
-              <w:t xml:space="preserve">CAC (Aquisição)</w:t>
-            </w:r>
-          </w:p>
-        </w:tc>
-        <w:tc>
-          <w:tcPr/>
-          <w:p>
-            <w:pPr>
-              <w:pStyle w:val="Compact"/>
-              <w:jc w:val="right"/>
-            </w:pPr>
-            <w:r>
-              <w:t xml:space="preserve">30542.4</w:t>
-            </w:r>
-          </w:p>
-        </w:tc>
-      </w:tr>
-      <w:tr>
-        <w:tc>
-          <w:tcPr/>
-          <w:p>
-            <w:pPr>
-              <w:pStyle w:val="Compact"/>
-              <w:jc w:val="left"/>
-            </w:pPr>
-            <w:r>
-              <w:t xml:space="preserve">Churn (Retenção)</w:t>
-            </w:r>
-          </w:p>
-        </w:tc>
-        <w:tc>
-          <w:tcPr/>
-          <w:p>
-            <w:pPr>
-              <w:pStyle w:val="Compact"/>
-              <w:jc w:val="right"/>
-            </w:pPr>
-            <w:r>
-              <w:t xml:space="preserve">50904.1</w:t>
-            </w:r>
-          </w:p>
-        </w:tc>
-      </w:tr>
-    </w:tbl>
-    <w:bookmarkEnd w:id="726"/>
-    <w:bookmarkStart w:id="727" w:name="tier5-87"/>
-    <w:bookmarkEnd w:id="727"/>
-    <w:bookmarkStart w:id="728" w:name="tier5-88"/>
+    <w:bookmarkEnd w:id="720"/>
+    <w:bookmarkEnd w:id="721"/>
+    <w:bookmarkStart w:id="722" w:name="tier5-86"/>
+    <w:p>
+      <w:pPr>
+        <w:pStyle w:val="FirstParagraph"/>
+      </w:pPr>
+      <w:r>
+        <w:t xml:space="preserve">Fator de Risco | Impacto Financeiro (R$) | % do Gap Total |</w:t>
+      </w:r>
+    </w:p>
+    <w:p>
+      <w:pPr>
+        <w:pStyle w:val="BodyText"/>
+      </w:pPr>
+      <w:r>
+        <w:t xml:space="preserve">|:—————–|:————————–|:—————–|</w:t>
+      </w:r>
+      <w:r>
+        <w:t xml:space="preserve"> </w:t>
+      </w:r>
+      <w:r>
+        <w:t xml:space="preserve">| Churn (Retenção) | R$ 50.904,07 | 50.0% |</w:t>
+      </w:r>
+      <w:r>
+        <w:t xml:space="preserve"> </w:t>
+      </w:r>
+      <w:r>
+        <w:t xml:space="preserve">| CAC (Aquisição) | R$ 30.542,44 | 30.0% |</w:t>
+      </w:r>
+      <w:r>
+        <w:t xml:space="preserve"> </w:t>
+      </w:r>
+      <w:r>
+        <w:t xml:space="preserve">| Outros | R$ 20.361,63 | 20.0% |</w:t>
+      </w:r>
+    </w:p>
+    <w:bookmarkEnd w:id="722"/>
+    <w:bookmarkStart w:id="723" w:name="tier5-87"/>
+    <w:bookmarkEnd w:id="723"/>
+    <w:bookmarkStart w:id="724" w:name="tier5-88"/>
     <w:p>
       <w:r>
         <w:pict>
@@ -38229,8 +37993,8 @@
         </w:pict>
       </w:r>
     </w:p>
-    <w:bookmarkEnd w:id="728"/>
-    <w:bookmarkStart w:id="731" w:name="tier5-89"/>
+    <w:bookmarkEnd w:id="724"/>
+    <w:bookmarkStart w:id="727" w:name="tier5-89"/>
     <w:tbl>
       <w:tblPr>
         <w:tblStyle w:val="Table"/>
@@ -38272,12 +38036,12 @@
                 <wp:inline>
                   <wp:extent cx="152400" cy="152400"/>
                   <wp:effectExtent b="0" l="0" r="0" t="0"/>
-                  <wp:docPr descr="" title="" id="729" name="Picture"/>
+                  <wp:docPr descr="" title="" id="725" name="Picture"/>
                   <a:graphic>
                     <a:graphicData uri="http://schemas.openxmlformats.org/drawingml/2006/picture">
                       <pic:pic>
                         <pic:nvPicPr>
-                          <pic:cNvPr descr="C:\Users\User\AppData\Local\Programs\Quarto\share\formats\docx\tip.png" id="730" name="Picture"/>
+                          <pic:cNvPr descr="C:\Users\User\AppData\Local\Programs\Quarto\share\formats\docx\tip.png" id="726" name="Picture"/>
                           <pic:cNvPicPr>
                             <a:picLocks noChangeArrowheads="1" noChangeAspect="1"/>
                           </pic:cNvPicPr>
@@ -38337,7 +38101,7 @@
               <w:pStyle w:val="Compact"/>
               <w:numPr>
                 <w:ilvl w:val="0"/>
-                <w:numId w:val="1081"/>
+                <w:numId w:val="1079"/>
               </w:numPr>
             </w:pPr>
             <w:r>
@@ -38351,7 +38115,23 @@
               <w:t xml:space="preserve"> </w:t>
             </w:r>
             <w:r>
-              <w:t xml:space="preserve">Sob estresse máximo, a empresa perde R$ 101.808,14 de caixa (50% do valor real).</w:t>
+              <w:t xml:space="preserve">O Gap de Caixa totaliza R$ 101.808,14. O fator</w:t>
+            </w:r>
+            <w:r>
+              <w:t xml:space="preserve"> </w:t>
+            </w:r>
+            <w:r>
+              <w:rPr>
+                <w:b/>
+                <w:bCs/>
+              </w:rPr>
+              <w:t xml:space="preserve">Churn (Retenção)</w:t>
+            </w:r>
+            <w:r>
+              <w:t xml:space="preserve"> </w:t>
+            </w:r>
+            <w:r>
+              <w:t xml:space="preserve">responde sozinho por 50% dessa perda.</w:t>
             </w:r>
           </w:p>
           <w:p>
@@ -38359,7 +38139,7 @@
               <w:pStyle w:val="Compact"/>
               <w:numPr>
                 <w:ilvl w:val="0"/>
-                <w:numId w:val="1081"/>
+                <w:numId w:val="1079"/>
               </w:numPr>
             </w:pPr>
             <w:r>
@@ -38373,32 +38153,7 @@
               <w:t xml:space="preserve"> </w:t>
             </w:r>
             <w:r>
-              <w:t xml:space="preserve">O principal ofensor</w:t>
-            </w:r>
-            <w:r>
-              <w:t xml:space="preserve"> </w:t>
-            </w:r>
-            <w:r>
-              <w:t xml:space="preserve">‘vazando’</w:t>
-            </w:r>
-            <w:r>
-              <w:t xml:space="preserve"> </w:t>
-            </w:r>
-            <w:r>
-              <w:t xml:space="preserve">valor é:</w:t>
-            </w:r>
-            <w:r>
-              <w:t xml:space="preserve"> </w:t>
-            </w:r>
-            <w:r>
-              <w:rPr>
-                <w:b/>
-                <w:bCs/>
-              </w:rPr>
-              <w:t xml:space="preserve">Churn (Retenção)</w:t>
-            </w:r>
-            <w:r>
-              <w:t xml:space="preserve">.</w:t>
+              <w:t xml:space="preserve">A alta sensibilidade ao Churn (Retenção) indica que o modelo de negócios depende excessivamente da eficiência desta métrica no pior cenário.</w:t>
             </w:r>
           </w:p>
           <w:p>
@@ -38406,7 +38161,7 @@
               <w:pStyle w:val="Compact"/>
               <w:numPr>
                 <w:ilvl w:val="0"/>
-                <w:numId w:val="1081"/>
+                <w:numId w:val="1079"/>
               </w:numPr>
             </w:pPr>
             <w:r>
@@ -38420,7 +38175,7 @@
               <w:t xml:space="preserve"> </w:t>
             </w:r>
             <w:r>
-              <w:t xml:space="preserve">Isso indica alta sensibilidade a este fator específico, exigindo hedge ou mitigação.</w:t>
+              <w:t xml:space="preserve">Uma deterioração isolada em Churn (Retenção) é suficiente para consumir R$ 50.904,07 do caixa projetado.</w:t>
             </w:r>
           </w:p>
           <w:p>
@@ -38428,7 +38183,7 @@
               <w:pStyle w:val="Compact"/>
               <w:numPr>
                 <w:ilvl w:val="0"/>
-                <w:numId w:val="1081"/>
+                <w:numId w:val="1079"/>
               </w:numPr>
             </w:pPr>
             <w:r>
@@ -38442,7 +38197,242 @@
               <w:t xml:space="preserve"> </w:t>
             </w:r>
             <w:r>
-              <w:t xml:space="preserve">Criar plano de contingência focado em controlar Churn (Retenção).</w:t>
+              <w:t xml:space="preserve">Hedge Operacional: Diversificar fontes e otimizar Churn (Retenção) para reduzir sua volatilidade.</w:t>
+            </w:r>
+          </w:p>
+          <w:p/>
+        </w:tc>
+      </w:tr>
+    </w:tbl>
+    <w:bookmarkEnd w:id="727"/>
+    <w:bookmarkStart w:id="728" w:name="tier5-90"/>
+    <w:bookmarkEnd w:id="728"/>
+    <w:bookmarkStart w:id="731" w:name="tier5-91"/>
+    <w:tbl>
+      <w:tblPr>
+        <w:tblStyle w:val="Table"/>
+        <w:tblLook w:firstRow="0" w:lastRow="0" w:firstColumn="0" w:lastColumn="0" w:noHBand="0" w:noVBand="0" w:val="0000"/>
+        <w:tblBorders>
+          <w:top w:val="single" w:sz="4" w:space="0" w:color="0758E5"/>
+          <w:left w:val="single" w:sz="24" w:space="0" w:color="0758E5"/>
+          <w:bottom w:val="single" w:sz="4" w:space="0" w:color="0758E5"/>
+          <w:right w:val="single" w:sz="4" w:space="0" w:color="0758E5"/>
+        </w:tblBorders>
+        <w:tblCellMar>
+          <w:left w:w="144" w:type="dxa"/>
+          <w:right w:w="144" w:type="dxa"/>
+        </w:tblCellMar>
+        <w:tblLook w:firstRow="0" w:lastRow="0" w:firstColumn="0" w:lastColumn="0" w:noHBand="0" w:noVBand="0" w:val="0000"/>
+      </w:tblPr>
+      <w:tr>
+        <w:trPr>
+          <w:cantSplit/>
+        </w:trPr>
+        <w:tc>
+          <w:tcPr>
+            <w:shd w:color="auto" w:fill="dae6fb" w:val="clear"/>
+            <w:tcMar>
+              <w:top w:w="92" w:type="dxa"/>
+              <w:bottom w:w="92" w:type="dxa"/>
+            </w:tcMar>
+          </w:tcPr>
+          <w:p>
+            <w:pPr>
+              <w:pStyle w:val="FirstParagraph"/>
+            </w:pPr>
+            <w:pPr>
+              <w:spacing w:before="0" w:after="0"/>
+              <w:textAlignment w:val="center"/>
+            </w:pPr>
+            <w:r>
+              <w:drawing>
+                <wp:inline>
+                  <wp:extent cx="152400" cy="152400"/>
+                  <wp:effectExtent b="0" l="0" r="0" t="0"/>
+                  <wp:docPr descr="" title="" id="729" name="Picture"/>
+                  <a:graphic>
+                    <a:graphicData uri="http://schemas.openxmlformats.org/drawingml/2006/picture">
+                      <pic:pic>
+                        <pic:nvPicPr>
+                          <pic:cNvPr descr="C:\Users\User\AppData\Local\Programs\Quarto\share\formats\docx\note.png" id="730" name="Picture"/>
+                          <pic:cNvPicPr>
+                            <a:picLocks noChangeArrowheads="1" noChangeAspect="1"/>
+                          </pic:cNvPicPr>
+                        </pic:nvPicPr>
+                        <pic:blipFill>
+                          <a:blip r:embed="rId20"/>
+                          <a:stretch>
+                            <a:fillRect/>
+                          </a:stretch>
+                        </pic:blipFill>
+                        <pic:spPr bwMode="auto">
+                          <a:xfrm>
+                            <a:off x="0" y="0"/>
+                            <a:ext cx="152400" cy="152400"/>
+                          </a:xfrm>
+                          <a:prstGeom prst="rect">
+                            <a:avLst/>
+                          </a:prstGeom>
+                          <a:noFill/>
+                          <a:ln w="9525">
+                            <a:noFill/>
+                            <a:headEnd/>
+                            <a:tailEnd/>
+                          </a:ln>
+                        </pic:spPr>
+                      </pic:pic>
+                    </a:graphicData>
+                  </a:graphic>
+                </wp:inline>
+              </w:drawing>
+            </w:r>
+            <w:r>
+              <w:t xml:space="preserve"> </w:t>
+            </w:r>
+            <w:r>
+              <w:t xml:space="preserve"> </w:t>
+            </w:r>
+            <w:r>
+              <w:t xml:space="preserve">📉 COMO INTERPRETAR O GAP DE VAZAMENTO</w:t>
+            </w:r>
+          </w:p>
+        </w:tc>
+      </w:tr>
+      <w:tr>
+        <w:trPr>
+          <w:cantSplit/>
+        </w:trPr>
+        <w:tc>
+          <w:tcPr>
+            <w:tcMar>
+              <w:top w:w="108" w:type="dxa"/>
+              <w:bottom w:w="108" w:type="dxa"/>
+            </w:tcMar>
+          </w:tcPr>
+          <w:p>
+            <w:pPr>
+              <w:pStyle w:val="BodyText"/>
+            </w:pPr>
+            <w:pPr>
+              <w:spacing w:before="16"/>
+            </w:pPr>
+            <w:r>
+              <w:rPr>
+                <w:b/>
+                <w:bCs/>
+              </w:rPr>
+              <w:t xml:space="preserve">LÓGICA DO TESTE DE ESTRESSE:</w:t>
+            </w:r>
+            <w:r>
+              <w:t xml:space="preserve"> </w:t>
+            </w:r>
+            <w:r>
+              <w:t xml:space="preserve">Simulamos um cenário de</w:t>
+            </w:r>
+            <w:r>
+              <w:t xml:space="preserve"> </w:t>
+            </w:r>
+            <w:r>
+              <w:rPr>
+                <w:b/>
+                <w:bCs/>
+              </w:rPr>
+              <w:t xml:space="preserve">“Tempestade Perfeita”</w:t>
+            </w:r>
+            <w:r>
+              <w:t xml:space="preserve"> </w:t>
+            </w:r>
+            <w:r>
+              <w:t xml:space="preserve">onde os multiplicadores adversos (definidos na Célula 2B Config) atuam simultaneamente: Churn sobe, Conversão cai e CAC aumenta.</w:t>
+            </w:r>
+          </w:p>
+          <w:p>
+            <w:pPr>
+              <w:pStyle w:val="BodyText"/>
+            </w:pPr>
+            <w:pPr>
+              <w:spacing w:after="16"/>
+            </w:pPr>
+            <w:r>
+              <w:rPr>
+                <w:b/>
+                <w:bCs/>
+              </w:rPr>
+              <w:t xml:space="preserve">O QUE O GRÁFICO DIZ:</w:t>
+            </w:r>
+            <w:r>
+              <w:t xml:space="preserve"> </w:t>
+            </w:r>
+            <w:r>
+              <w:t xml:space="preserve">*</w:t>
+            </w:r>
+            <w:r>
+              <w:t xml:space="preserve"> </w:t>
+            </w:r>
+            <w:r>
+              <w:rPr>
+                <w:b/>
+                <w:bCs/>
+              </w:rPr>
+              <w:t xml:space="preserve">Área Cinza (Gap):</w:t>
+            </w:r>
+            <w:r>
+              <w:t xml:space="preserve"> </w:t>
+            </w:r>
+            <w:r>
+              <w:t xml:space="preserve">Representa o valor financeiro destruído pela crise ao longo do tempo. É o</w:t>
+            </w:r>
+            <w:r>
+              <w:t xml:space="preserve"> </w:t>
+            </w:r>
+            <w:r>
+              <w:t xml:space="preserve">“Custo da Fragilidade”</w:t>
+            </w:r>
+            <w:r>
+              <w:t xml:space="preserve">.</w:t>
+            </w:r>
+            <w:r>
+              <w:t xml:space="preserve"> </w:t>
+            </w:r>
+            <w:r>
+              <w:t xml:space="preserve">*</w:t>
+            </w:r>
+            <w:r>
+              <w:t xml:space="preserve"> </w:t>
+            </w:r>
+            <w:r>
+              <w:rPr>
+                <w:b/>
+                <w:bCs/>
+              </w:rPr>
+              <w:t xml:space="preserve">Waterfall (Direita):</w:t>
+            </w:r>
+            <w:r>
+              <w:t xml:space="preserve"> </w:t>
+            </w:r>
+            <w:r>
+              <w:t xml:space="preserve">Isola matematicamente a culpa. Se a barra de</w:t>
+            </w:r>
+            <w:r>
+              <w:t xml:space="preserve"> </w:t>
+            </w:r>
+            <w:r>
+              <w:t xml:space="preserve">“Churn”</w:t>
+            </w:r>
+            <w:r>
+              <w:t xml:space="preserve"> </w:t>
+            </w:r>
+            <w:r>
+              <w:t xml:space="preserve">é a maior, sua empresa não quebra por falta de vendas, mas porque é um</w:t>
+            </w:r>
+            <w:r>
+              <w:t xml:space="preserve"> </w:t>
+            </w:r>
+            <w:r>
+              <w:t xml:space="preserve">“balde furado”</w:t>
+            </w:r>
+            <w:r>
+              <w:t xml:space="preserve">.</w:t>
             </w:r>
           </w:p>
           <w:p/>
@@ -38450,9 +38440,7 @@
       </w:tr>
     </w:tbl>
     <w:bookmarkEnd w:id="731"/>
-    <w:bookmarkStart w:id="732" w:name="tier5-90"/>
-    <w:bookmarkEnd w:id="732"/>
-    <w:bookmarkStart w:id="733" w:name="tier5-91"/>
+    <w:bookmarkStart w:id="732" w:name="tier5-92"/>
     <w:p>
       <w:r>
         <w:pict>
@@ -38460,8 +38448,8 @@
         </w:pict>
       </w:r>
     </w:p>
-    <w:bookmarkEnd w:id="733"/>
-    <w:bookmarkStart w:id="736" w:name="tier5-92"/>
+    <w:bookmarkEnd w:id="732"/>
+    <w:bookmarkStart w:id="735" w:name="tier5-93"/>
     <w:tbl>
       <w:tblPr>
         <w:tblStyle w:val="Table"/>
@@ -38503,12 +38491,12 @@
                 <wp:inline>
                   <wp:extent cx="152400" cy="152400"/>
                   <wp:effectExtent b="0" l="0" r="0" t="0"/>
-                  <wp:docPr descr="" title="" id="734" name="Picture"/>
+                  <wp:docPr descr="" title="" id="733" name="Picture"/>
                   <a:graphic>
                     <a:graphicData uri="http://schemas.openxmlformats.org/drawingml/2006/picture">
                       <pic:pic>
                         <pic:nvPicPr>
-                          <pic:cNvPr descr="C:\Users\User\AppData\Local\Programs\Quarto\share\formats\docx\warning.png" id="735" name="Picture"/>
+                          <pic:cNvPr descr="C:\Users\User\AppData\Local\Programs\Quarto\share\formats\docx\warning.png" id="734" name="Picture"/>
                           <pic:cNvPicPr>
                             <a:picLocks noChangeArrowheads="1" noChangeAspect="1"/>
                           </pic:cNvPicPr>
@@ -38627,13 +38615,13 @@
                 <w:b/>
                 <w:bCs/>
               </w:rPr>
-              <w:t xml:space="preserve">92.7%</w:t>
-            </w:r>
-            <w:r>
-              <w:t xml:space="preserve"> </w:t>
-            </w:r>
-            <w:r>
-              <w:t xml:space="preserve">— ou seja, em 93 de cada 100 futuros</w:t>
+              <w:t xml:space="preserve">99.3%</w:t>
+            </w:r>
+            <w:r>
+              <w:t xml:space="preserve"> </w:t>
+            </w:r>
+            <w:r>
+              <w:t xml:space="preserve">— ou seja, em 99 de cada 100 futuros</w:t>
             </w:r>
             <w:r>
               <w:t xml:space="preserve"> </w:t>
@@ -38665,7 +38653,7 @@
                 <w:b/>
                 <w:bCs/>
               </w:rPr>
-              <w:t xml:space="preserve">R$ 197.746,61</w:t>
+              <w:t xml:space="preserve">R$ 137.084,72</w:t>
             </w:r>
             <w:r>
               <w:t xml:space="preserve">, enquanto o</w:t>
@@ -38700,7 +38688,7 @@
                 <w:b/>
                 <w:bCs/>
               </w:rPr>
-              <w:t xml:space="preserve">R$ -5.198,67</w:t>
+              <w:t xml:space="preserve">R$ 3.056,70</w:t>
             </w:r>
             <w:r>
               <w:t xml:space="preserve">.</w:t>
@@ -38750,7 +38738,7 @@
                 <w:b/>
                 <w:bCs/>
               </w:rPr>
-              <w:t xml:space="preserve">74.0%</w:t>
+              <w:t xml:space="preserve">72.7%</w:t>
             </w:r>
             <w:r>
               <w:t xml:space="preserve"> </w:t>
@@ -38852,13 +38840,13 @@
                 <w:b/>
                 <w:bCs/>
               </w:rPr>
-              <w:t xml:space="preserve">R$ 1.739.868,78</w:t>
-            </w:r>
-            <w:r>
-              <w:t xml:space="preserve"> </w:t>
-            </w:r>
-            <w:r>
-              <w:t xml:space="preserve">(8.8x a mediana),</w:t>
+              <w:t xml:space="preserve">R$ 1.633.344,56</w:t>
+            </w:r>
+            <w:r>
+              <w:t xml:space="preserve"> </w:t>
+            </w:r>
+            <w:r>
+              <w:t xml:space="preserve">(11.9x a mediana),</w:t>
             </w:r>
             <w:r>
               <w:t xml:space="preserve"> </w:t>
@@ -38946,9 +38934,9 @@
         </w:tc>
       </w:tr>
     </w:tbl>
+    <w:bookmarkEnd w:id="735"/>
     <w:bookmarkEnd w:id="736"/>
-    <w:bookmarkEnd w:id="737"/>
-    <w:bookmarkStart w:id="738" w:name="metodologia-completa"/>
+    <w:bookmarkStart w:id="737" w:name="metodologia-completa"/>
     <w:p>
       <w:pPr>
         <w:pStyle w:val="Heading1"/>
@@ -38962,7 +38950,7 @@
         <w:pStyle w:val="Compact"/>
         <w:numPr>
           <w:ilvl w:val="0"/>
-          <w:numId w:val="1082"/>
+          <w:numId w:val="1080"/>
         </w:numPr>
       </w:pPr>
       <w:r>
@@ -38984,7 +38972,7 @@
         <w:pStyle w:val="Compact"/>
         <w:numPr>
           <w:ilvl w:val="0"/>
-          <w:numId w:val="1082"/>
+          <w:numId w:val="1080"/>
         </w:numPr>
       </w:pPr>
       <w:r>
@@ -39006,7 +38994,7 @@
         <w:pStyle w:val="Compact"/>
         <w:numPr>
           <w:ilvl w:val="0"/>
-          <w:numId w:val="1082"/>
+          <w:numId w:val="1080"/>
         </w:numPr>
       </w:pPr>
       <w:r>
@@ -39028,7 +39016,7 @@
         <w:pStyle w:val="Compact"/>
         <w:numPr>
           <w:ilvl w:val="0"/>
-          <w:numId w:val="1082"/>
+          <w:numId w:val="1080"/>
         </w:numPr>
       </w:pPr>
       <w:r>
@@ -39050,7 +39038,7 @@
         <w:pStyle w:val="Compact"/>
         <w:numPr>
           <w:ilvl w:val="0"/>
-          <w:numId w:val="1082"/>
+          <w:numId w:val="1080"/>
         </w:numPr>
       </w:pPr>
       <w:r>
@@ -39072,7 +39060,7 @@
         <w:pStyle w:val="Compact"/>
         <w:numPr>
           <w:ilvl w:val="0"/>
-          <w:numId w:val="1082"/>
+          <w:numId w:val="1080"/>
         </w:numPr>
       </w:pPr>
       <w:r>
@@ -39107,8 +39095,8 @@
         <w:t xml:space="preserve">Celulas 5A (Cenario Real) e 5B (Cenario Ideal)</w:t>
       </w:r>
     </w:p>
-    <w:bookmarkEnd w:id="738"/>
-    <w:bookmarkStart w:id="740" w:name="premissas-chave"/>
+    <w:bookmarkEnd w:id="737"/>
+    <w:bookmarkStart w:id="739" w:name="premissas-chave"/>
     <w:p>
       <w:pPr>
         <w:pStyle w:val="Heading1"/>
@@ -39117,7 +39105,7 @@
         <w:t xml:space="preserve">Premissas-Chave</w:t>
       </w:r>
     </w:p>
-    <w:bookmarkStart w:id="739" w:name="premissas"/>
+    <w:bookmarkStart w:id="738" w:name="premissas"/>
     <w:tbl>
       <w:tblPr>
         <w:tblStyle w:val="Table"/>
@@ -39284,9 +39272,9 @@
         </w:tc>
       </w:tr>
     </w:tbl>
+    <w:bookmarkEnd w:id="738"/>
     <w:bookmarkEnd w:id="739"/>
-    <w:bookmarkEnd w:id="740"/>
-    <w:bookmarkStart w:id="743" w:name="conclusoes-executivas"/>
+    <w:bookmarkStart w:id="742" w:name="conclusoes-executivas"/>
     <w:p>
       <w:pPr>
         <w:pStyle w:val="Heading1"/>
@@ -39336,12 +39324,12 @@
                 <wp:inline>
                   <wp:extent cx="152400" cy="152400"/>
                   <wp:effectExtent b="0" l="0" r="0" t="0"/>
-                  <wp:docPr descr="" title="" id="741" name="Picture"/>
+                  <wp:docPr descr="" title="" id="740" name="Picture"/>
                   <a:graphic>
                     <a:graphicData uri="http://schemas.openxmlformats.org/drawingml/2006/picture">
                       <pic:pic>
                         <pic:nvPicPr>
-                          <pic:cNvPr descr="C:\Users\User\AppData\Local\Programs\Quarto\share\formats\docx\important.png" id="742" name="Picture"/>
+                          <pic:cNvPr descr="C:\Users\User\AppData\Local\Programs\Quarto\share\formats\docx\important.png" id="741" name="Picture"/>
                           <pic:cNvPicPr>
                             <a:picLocks noChangeArrowheads="1" noChangeAspect="1"/>
                           </pic:cNvPicPr>
@@ -39401,7 +39389,7 @@
               <w:pStyle w:val="Compact"/>
               <w:numPr>
                 <w:ilvl w:val="0"/>
-                <w:numId w:val="1083"/>
+                <w:numId w:val="1081"/>
               </w:numPr>
             </w:pPr>
             <w:r>
@@ -39413,7 +39401,7 @@
               <w:pStyle w:val="Compact"/>
               <w:numPr>
                 <w:ilvl w:val="0"/>
-                <w:numId w:val="1083"/>
+                <w:numId w:val="1081"/>
               </w:numPr>
             </w:pPr>
             <w:r>
@@ -39425,7 +39413,7 @@
               <w:pStyle w:val="Compact"/>
               <w:numPr>
                 <w:ilvl w:val="0"/>
-                <w:numId w:val="1083"/>
+                <w:numId w:val="1081"/>
               </w:numPr>
             </w:pPr>
             <w:r>
@@ -39437,7 +39425,7 @@
               <w:pStyle w:val="Compact"/>
               <w:numPr>
                 <w:ilvl w:val="1"/>
-                <w:numId w:val="1084"/>
+                <w:numId w:val="1082"/>
               </w:numPr>
             </w:pPr>
             <w:r>
@@ -39449,7 +39437,7 @@
               <w:pStyle w:val="Compact"/>
               <w:numPr>
                 <w:ilvl w:val="1"/>
-                <w:numId w:val="1084"/>
+                <w:numId w:val="1082"/>
               </w:numPr>
             </w:pPr>
             <w:r>
@@ -39461,7 +39449,7 @@
               <w:pStyle w:val="Compact"/>
               <w:numPr>
                 <w:ilvl w:val="1"/>
-                <w:numId w:val="1084"/>
+                <w:numId w:val="1082"/>
               </w:numPr>
             </w:pPr>
             <w:r>
@@ -39473,7 +39461,7 @@
               <w:pStyle w:val="Compact"/>
               <w:numPr>
                 <w:ilvl w:val="1"/>
-                <w:numId w:val="1084"/>
+                <w:numId w:val="1082"/>
               </w:numPr>
             </w:pPr>
             <w:r>
@@ -39485,7 +39473,7 @@
               <w:pStyle w:val="Compact"/>
               <w:numPr>
                 <w:ilvl w:val="0"/>
-                <w:numId w:val="1083"/>
+                <w:numId w:val="1081"/>
               </w:numPr>
             </w:pPr>
             <w:r>
@@ -39527,7 +39515,7 @@
         <w:t xml:space="preserve">Documento estruturado segundo padroes internacionais de reporting executivo.</w:t>
       </w:r>
     </w:p>
-    <w:bookmarkEnd w:id="743"/>
+    <w:bookmarkEnd w:id="742"/>
     <w:sectPr>
       <w:footnotePr>
         <w:numRestart w:val="eachSect"/>
@@ -40475,12 +40463,6 @@
     <w:abstractNumId w:val="991"/>
   </w:num>
   <w:num w:numId="1072">
-    <w:abstractNumId w:val="991"/>
-  </w:num>
-  <w:num w:numId="1073">
-    <w:abstractNumId w:val="991"/>
-  </w:num>
-  <w:num w:numId="1074">
     <w:abstractNumId w:val="99411"/>
     <w:lvlOverride w:ilvl="0">
       <w:startOverride w:val="1"/>
@@ -40510,6 +40492,12 @@
       <w:startOverride w:val="1"/>
     </w:lvlOverride>
   </w:num>
+  <w:num w:numId="1073">
+    <w:abstractNumId w:val="991"/>
+  </w:num>
+  <w:num w:numId="1074">
+    <w:abstractNumId w:val="991"/>
+  </w:num>
   <w:num w:numId="1075">
     <w:abstractNumId w:val="991"/>
   </w:num>
@@ -40526,12 +40514,6 @@
     <w:abstractNumId w:val="991"/>
   </w:num>
   <w:num w:numId="1080">
-    <w:abstractNumId w:val="991"/>
-  </w:num>
-  <w:num w:numId="1081">
-    <w:abstractNumId w:val="991"/>
-  </w:num>
-  <w:num w:numId="1082">
     <w:abstractNumId w:val="99411"/>
     <w:lvlOverride w:ilvl="0">
       <w:startOverride w:val="1"/>
@@ -40561,7 +40543,7 @@
       <w:startOverride w:val="1"/>
     </w:lvlOverride>
   </w:num>
-  <w:num w:numId="1083">
+  <w:num w:numId="1081">
     <w:abstractNumId w:val="99411"/>
     <w:lvlOverride w:ilvl="0">
       <w:startOverride w:val="1"/>
@@ -40591,7 +40573,7 @@
       <w:startOverride w:val="1"/>
     </w:lvlOverride>
   </w:num>
-  <w:num w:numId="1084">
+  <w:num w:numId="1082">
     <w:abstractNumId w:val="991"/>
   </w:num>
 </w:numbering>

--- a/notebooks/quarto_pdf/relatorio_completo.docx
+++ b/notebooks/quarto_pdf/relatorio_completo.docx
@@ -23552,7 +23552,7 @@
                 <w:b/>
                 <w:bCs/>
               </w:rPr>
-              <w:t xml:space="preserve">93.3%</w:t>
+              <w:t xml:space="preserve">92.2%</w:t>
             </w:r>
           </w:p>
         </w:tc>
@@ -23568,7 +23568,7 @@
                 <w:b/>
                 <w:bCs/>
               </w:rPr>
-              <w:t xml:space="preserve">R$ -545,08</w:t>
+              <w:t xml:space="preserve">R$ -4.644,78</w:t>
             </w:r>
           </w:p>
         </w:tc>
@@ -23584,7 +23584,7 @@
                 <w:b/>
                 <w:bCs/>
               </w:rPr>
-              <w:t xml:space="preserve">614%</w:t>
+              <w:t xml:space="preserve">974%</w:t>
             </w:r>
           </w:p>
         </w:tc>
@@ -23600,7 +23600,7 @@
                 <w:b/>
                 <w:bCs/>
               </w:rPr>
-              <w:t xml:space="preserve">7.1x</w:t>
+              <w:t xml:space="preserve">10.8x</w:t>
             </w:r>
           </w:p>
         </w:tc>
@@ -23664,7 +23664,7 @@
               <w:jc w:val="center"/>
             </w:pPr>
             <w:r>
-              <w:t xml:space="preserve">+3.3% vs meta 90%</w:t>
+              <w:t xml:space="preserve">+2.2% vs meta 90%</w:t>
             </w:r>
           </w:p>
         </w:tc>
@@ -23676,7 +23676,7 @@
               <w:jc w:val="center"/>
             </w:pPr>
             <w:r>
-              <w:t xml:space="preserve">1k vs limite -50k</w:t>
+              <w:t xml:space="preserve">5k vs limite -50k</w:t>
             </w:r>
           </w:p>
         </w:tc>
@@ -23688,7 +23688,7 @@
               <w:jc w:val="center"/>
             </w:pPr>
             <w:r>
-              <w:t xml:space="preserve">614% potencial acima mediana</w:t>
+              <w:t xml:space="preserve">974% potencial acima mediana</w:t>
             </w:r>
           </w:p>
         </w:tc>
@@ -24913,7 +24913,7 @@
               <w:jc w:val="left"/>
             </w:pPr>
             <w:r>
-              <w:t xml:space="preserve">6.7%</w:t>
+              <w:t xml:space="preserve">7.8%</w:t>
             </w:r>
           </w:p>
         </w:tc>
@@ -24987,7 +24987,7 @@
               <w:jc w:val="left"/>
             </w:pPr>
             <w:r>
-              <w:t xml:space="preserve">20.0%</w:t>
+              <w:t xml:space="preserve">30.2%</w:t>
             </w:r>
           </w:p>
         </w:tc>
@@ -25061,7 +25061,7 @@
               <w:jc w:val="left"/>
             </w:pPr>
             <w:r>
-              <w:t xml:space="preserve">63.3%</w:t>
+              <w:t xml:space="preserve">55.9%</w:t>
             </w:r>
           </w:p>
         </w:tc>
@@ -25135,7 +25135,7 @@
               <w:jc w:val="left"/>
             </w:pPr>
             <w:r>
-              <w:t xml:space="preserve">43.3%</w:t>
+              <w:t xml:space="preserve">37.0%</w:t>
             </w:r>
           </w:p>
         </w:tc>
@@ -25209,7 +25209,7 @@
               <w:jc w:val="left"/>
             </w:pPr>
             <w:r>
-              <w:t xml:space="preserve">43.3%</w:t>
+              <w:t xml:space="preserve">32.4%</w:t>
             </w:r>
           </w:p>
         </w:tc>
@@ -26123,7 +26123,7 @@
               <w:jc w:val="left"/>
             </w:pPr>
             <w:r>
-              <w:t xml:space="preserve">R$ -545,08</w:t>
+              <w:t xml:space="preserve">R$ -4.644,78</w:t>
             </w:r>
           </w:p>
         </w:tc>
@@ -26197,7 +26197,7 @@
               <w:jc w:val="left"/>
             </w:pPr>
             <w:r>
-              <w:t xml:space="preserve">R$ -14.386,62</w:t>
+              <w:t xml:space="preserve">R$ -11.498,45</w:t>
             </w:r>
           </w:p>
         </w:tc>
@@ -26271,7 +26271,7 @@
               <w:jc w:val="left"/>
             </w:pPr>
             <w:r>
-              <w:t xml:space="preserve">R$ 207.042,18</w:t>
+              <w:t xml:space="preserve">R$ 131.259,56</w:t>
             </w:r>
           </w:p>
         </w:tc>
@@ -26345,7 +26345,7 @@
               <w:jc w:val="left"/>
             </w:pPr>
             <w:r>
-              <w:t xml:space="preserve">R$ 1.477.954,34</w:t>
+              <w:t xml:space="preserve">R$ 1.413.762,61</w:t>
             </w:r>
           </w:p>
         </w:tc>
@@ -26459,7 +26459,7 @@
         <w:t xml:space="preserve"> </w:t>
       </w:r>
       <w:r>
-        <w:t xml:space="preserve">6.7% (Atenção necessária)</w:t>
+        <w:t xml:space="preserve">7.8% (Atenção necessária)</w:t>
       </w:r>
     </w:p>
     <w:p>
@@ -26672,18 +26672,18 @@
               <w:pStyle w:val="Compact"/>
             </w:pPr>
             <w:r>
-              <w:t xml:space="preserve">R$ 795.905,40</w:t>
-            </w:r>
-          </w:p>
-        </w:tc>
-        <w:tc>
-          <w:tcPr/>
-          <w:p>
-            <w:pPr>
-              <w:pStyle w:val="Compact"/>
-            </w:pPr>
-            <w:r>
-              <w:t xml:space="preserve">🟡 Conservador (-24.0%)</w:t>
+              <w:t xml:space="preserve">R$ 465.684,60</w:t>
+            </w:r>
+          </w:p>
+        </w:tc>
+        <w:tc>
+          <w:tcPr/>
+          <w:p>
+            <w:pPr>
+              <w:pStyle w:val="Compact"/>
+            </w:pPr>
+            <w:r>
+              <w:t xml:space="preserve">🟢 Acima da média (+29.9%)</w:t>
             </w:r>
           </w:p>
         </w:tc>
@@ -26722,18 +26722,18 @@
               <w:pStyle w:val="Compact"/>
             </w:pPr>
             <w:r>
-              <w:t xml:space="preserve">R$ 207.042,18</w:t>
-            </w:r>
-          </w:p>
-        </w:tc>
-        <w:tc>
-          <w:tcPr/>
-          <w:p>
-            <w:pPr>
-              <w:pStyle w:val="Compact"/>
-            </w:pPr>
-            <w:r>
-              <w:t xml:space="preserve">🟡 Conservador (-20.1%)</w:t>
+              <w:t xml:space="preserve">R$ 131.259,56</w:t>
+            </w:r>
+          </w:p>
+        </w:tc>
+        <w:tc>
+          <w:tcPr/>
+          <w:p>
+            <w:pPr>
+              <w:pStyle w:val="Compact"/>
+            </w:pPr>
+            <w:r>
+              <w:t xml:space="preserve">🟢 Acima da média (+26.0%)</w:t>
             </w:r>
           </w:p>
         </w:tc>
@@ -27517,7 +27517,7 @@
           <w:b/>
           <w:bCs/>
         </w:rPr>
-        <w:t xml:space="preserve">0.0%</w:t>
+        <w:t xml:space="preserve">0.5%</w:t>
       </w:r>
       <w:r>
         <w:t xml:space="preserve"> </w:t>
@@ -27573,7 +27573,7 @@
           <w:b/>
           <w:bCs/>
         </w:rPr>
-        <w:t xml:space="preserve">16.7%</w:t>
+        <w:t xml:space="preserve">27.1%</w:t>
       </w:r>
       <w:r>
         <w:t xml:space="preserve"> </w:t>
@@ -27641,7 +27641,7 @@
           <w:b/>
           <w:bCs/>
         </w:rPr>
-        <w:t xml:space="preserve">83.3%</w:t>
+        <w:t xml:space="preserve">72.5%</w:t>
       </w:r>
       <w:r>
         <w:t xml:space="preserve"> </w:t>
@@ -27745,16 +27745,16 @@
         <w:tblLook w:firstRow="1" w:lastRow="0" w:firstColumn="0" w:lastColumn="0" w:noHBand="0" w:noVBand="0" w:val="0020"/>
       </w:tblPr>
       <w:tblGrid>
-        <w:gridCol w:w="965"/>
-        <w:gridCol w:w="676"/>
-        <w:gridCol w:w="724"/>
-        <w:gridCol w:w="724"/>
-        <w:gridCol w:w="724"/>
-        <w:gridCol w:w="820"/>
-        <w:gridCol w:w="820"/>
-        <w:gridCol w:w="820"/>
-        <w:gridCol w:w="820"/>
-        <w:gridCol w:w="820"/>
+        <w:gridCol w:w="983"/>
+        <w:gridCol w:w="688"/>
+        <w:gridCol w:w="688"/>
+        <w:gridCol w:w="737"/>
+        <w:gridCol w:w="737"/>
+        <w:gridCol w:w="836"/>
+        <w:gridCol w:w="836"/>
+        <w:gridCol w:w="836"/>
+        <w:gridCol w:w="737"/>
+        <w:gridCol w:w="836"/>
       </w:tblGrid>
       <w:tr>
         <w:trPr>
@@ -27902,103 +27902,103 @@
               <w:jc w:val="left"/>
             </w:pPr>
             <w:r>
-              <w:t xml:space="preserve">R$ -545,08</w:t>
-            </w:r>
-          </w:p>
-        </w:tc>
-        <w:tc>
-          <w:tcPr/>
-          <w:p>
-            <w:pPr>
-              <w:pStyle w:val="Compact"/>
-              <w:jc w:val="left"/>
-            </w:pPr>
-            <w:r>
-              <w:t xml:space="preserve">R$ 22.071,38</w:t>
-            </w:r>
-          </w:p>
-        </w:tc>
-        <w:tc>
-          <w:tcPr/>
-          <w:p>
-            <w:pPr>
-              <w:pStyle w:val="Compact"/>
-              <w:jc w:val="left"/>
-            </w:pPr>
-            <w:r>
-              <w:t xml:space="preserve">R$ 65.662,90</w:t>
-            </w:r>
-          </w:p>
-        </w:tc>
-        <w:tc>
-          <w:tcPr/>
-          <w:p>
-            <w:pPr>
-              <w:pStyle w:val="Compact"/>
-              <w:jc w:val="left"/>
-            </w:pPr>
-            <w:r>
-              <w:t xml:space="preserve">R$ 207.042,18</w:t>
-            </w:r>
-          </w:p>
-        </w:tc>
-        <w:tc>
-          <w:tcPr/>
-          <w:p>
-            <w:pPr>
-              <w:pStyle w:val="Compact"/>
-              <w:jc w:val="left"/>
-            </w:pPr>
-            <w:r>
-              <w:t xml:space="preserve">R$ 410.262,86</w:t>
-            </w:r>
-          </w:p>
-        </w:tc>
-        <w:tc>
-          <w:tcPr/>
-          <w:p>
-            <w:pPr>
-              <w:pStyle w:val="Compact"/>
-              <w:jc w:val="left"/>
-            </w:pPr>
-            <w:r>
-              <w:t xml:space="preserve">R$ 1.216.654,24</w:t>
-            </w:r>
-          </w:p>
-        </w:tc>
-        <w:tc>
-          <w:tcPr/>
-          <w:p>
-            <w:pPr>
-              <w:pStyle w:val="Compact"/>
-              <w:jc w:val="left"/>
-            </w:pPr>
-            <w:r>
-              <w:t xml:space="preserve">R$ 1.477.409,25</w:t>
-            </w:r>
-          </w:p>
-        </w:tc>
-        <w:tc>
-          <w:tcPr/>
-          <w:p>
-            <w:pPr>
-              <w:pStyle w:val="Compact"/>
-              <w:jc w:val="left"/>
-            </w:pPr>
-            <w:r>
-              <w:t xml:space="preserve">R$ 392.998,77</w:t>
-            </w:r>
-          </w:p>
-        </w:tc>
-        <w:tc>
-          <w:tcPr/>
-          <w:p>
-            <w:pPr>
-              <w:pStyle w:val="Compact"/>
-              <w:jc w:val="left"/>
-            </w:pPr>
-            <w:r>
-              <w:t xml:space="preserve">R$ 522.838,63</w:t>
+              <w:t xml:space="preserve">R$ -4.644,78</w:t>
+            </w:r>
+          </w:p>
+        </w:tc>
+        <w:tc>
+          <w:tcPr/>
+          <w:p>
+            <w:pPr>
+              <w:pStyle w:val="Compact"/>
+              <w:jc w:val="left"/>
+            </w:pPr>
+            <w:r>
+              <w:t xml:space="preserve">R$ 1.050,69</w:t>
+            </w:r>
+          </w:p>
+        </w:tc>
+        <w:tc>
+          <w:tcPr/>
+          <w:p>
+            <w:pPr>
+              <w:pStyle w:val="Compact"/>
+              <w:jc w:val="left"/>
+            </w:pPr>
+            <w:r>
+              <w:t xml:space="preserve">R$ 32.008,43</w:t>
+            </w:r>
+          </w:p>
+        </w:tc>
+        <w:tc>
+          <w:tcPr/>
+          <w:p>
+            <w:pPr>
+              <w:pStyle w:val="Compact"/>
+              <w:jc w:val="left"/>
+            </w:pPr>
+            <w:r>
+              <w:t xml:space="preserve">R$ 131.259,56</w:t>
+            </w:r>
+          </w:p>
+        </w:tc>
+        <w:tc>
+          <w:tcPr/>
+          <w:p>
+            <w:pPr>
+              <w:pStyle w:val="Compact"/>
+              <w:jc w:val="left"/>
+            </w:pPr>
+            <w:r>
+              <w:t xml:space="preserve">R$ 409.624,10</w:t>
+            </w:r>
+          </w:p>
+        </w:tc>
+        <w:tc>
+          <w:tcPr/>
+          <w:p>
+            <w:pPr>
+              <w:pStyle w:val="Compact"/>
+              <w:jc w:val="left"/>
+            </w:pPr>
+            <w:r>
+              <w:t xml:space="preserve">R$ 1.021.674,03</w:t>
+            </w:r>
+          </w:p>
+        </w:tc>
+        <w:tc>
+          <w:tcPr/>
+          <w:p>
+            <w:pPr>
+              <w:pStyle w:val="Compact"/>
+              <w:jc w:val="left"/>
+            </w:pPr>
+            <w:r>
+              <w:t xml:space="preserve">R$ 1.409.117,83</w:t>
+            </w:r>
+          </w:p>
+        </w:tc>
+        <w:tc>
+          <w:tcPr/>
+          <w:p>
+            <w:pPr>
+              <w:pStyle w:val="Compact"/>
+              <w:jc w:val="left"/>
+            </w:pPr>
+            <w:r>
+              <w:t xml:space="preserve">R$ 339.657,91</w:t>
+            </w:r>
+          </w:p>
+        </w:tc>
+        <w:tc>
+          <w:tcPr/>
+          <w:p>
+            <w:pPr>
+              <w:pStyle w:val="Compact"/>
+              <w:jc w:val="left"/>
+            </w:pPr>
+            <w:r>
+              <w:t xml:space="preserve">R$ 505.410,03</w:t>
             </w:r>
           </w:p>
         </w:tc>
@@ -28024,103 +28024,103 @@
               <w:jc w:val="left"/>
             </w:pPr>
             <w:r>
-              <w:t xml:space="preserve">R$ 42.444,36</w:t>
-            </w:r>
-          </w:p>
-        </w:tc>
-        <w:tc>
-          <w:tcPr/>
-          <w:p>
-            <w:pPr>
-              <w:pStyle w:val="Compact"/>
-              <w:jc w:val="left"/>
-            </w:pPr>
-            <w:r>
-              <w:t xml:space="preserve">R$ 105.303,60</w:t>
-            </w:r>
-          </w:p>
-        </w:tc>
-        <w:tc>
-          <w:tcPr/>
-          <w:p>
-            <w:pPr>
-              <w:pStyle w:val="Compact"/>
-              <w:jc w:val="left"/>
-            </w:pPr>
-            <w:r>
-              <w:t xml:space="preserve">R$ 200.056,20</w:t>
-            </w:r>
-          </w:p>
-        </w:tc>
-        <w:tc>
-          <w:tcPr/>
-          <w:p>
-            <w:pPr>
-              <w:pStyle w:val="Compact"/>
-              <w:jc w:val="left"/>
-            </w:pPr>
-            <w:r>
-              <w:t xml:space="preserve">R$ 795.905,40</w:t>
-            </w:r>
-          </w:p>
-        </w:tc>
-        <w:tc>
-          <w:tcPr/>
-          <w:p>
-            <w:pPr>
-              <w:pStyle w:val="Compact"/>
-              <w:jc w:val="left"/>
-            </w:pPr>
-            <w:r>
-              <w:t xml:space="preserve">R$ 1.657.587,30</w:t>
-            </w:r>
-          </w:p>
-        </w:tc>
-        <w:tc>
-          <w:tcPr/>
-          <w:p>
-            <w:pPr>
-              <w:pStyle w:val="Compact"/>
-              <w:jc w:val="left"/>
-            </w:pPr>
-            <w:r>
-              <w:t xml:space="preserve">R$ 2.826.844,20</w:t>
-            </w:r>
-          </w:p>
-        </w:tc>
-        <w:tc>
-          <w:tcPr/>
-          <w:p>
-            <w:pPr>
-              <w:pStyle w:val="Compact"/>
-              <w:jc w:val="left"/>
-            </w:pPr>
-            <w:r>
-              <w:t xml:space="preserve">R$ 2.992.158,06</w:t>
-            </w:r>
-          </w:p>
-        </w:tc>
-        <w:tc>
-          <w:tcPr/>
-          <w:p>
-            <w:pPr>
-              <w:pStyle w:val="Compact"/>
-              <w:jc w:val="left"/>
-            </w:pPr>
-            <w:r>
-              <w:t xml:space="preserve">R$ 1.098.848,28</w:t>
-            </w:r>
-          </w:p>
-        </w:tc>
-        <w:tc>
-          <w:tcPr/>
-          <w:p>
-            <w:pPr>
-              <w:pStyle w:val="Compact"/>
-              <w:jc w:val="left"/>
-            </w:pPr>
-            <w:r>
-              <w:t xml:space="preserve">R$ 1.077.319,08</w:t>
+              <w:t xml:space="preserve">R$ 21.218,40</w:t>
+            </w:r>
+          </w:p>
+        </w:tc>
+        <w:tc>
+          <w:tcPr/>
+          <w:p>
+            <w:pPr>
+              <w:pStyle w:val="Compact"/>
+              <w:jc w:val="left"/>
+            </w:pPr>
+            <w:r>
+              <w:t xml:space="preserve">R$ 37.044,00</w:t>
+            </w:r>
+          </w:p>
+        </w:tc>
+        <w:tc>
+          <w:tcPr/>
+          <w:p>
+            <w:pPr>
+              <w:pStyle w:val="Compact"/>
+              <w:jc w:val="left"/>
+            </w:pPr>
+            <w:r>
+              <w:t xml:space="preserve">R$ 126.687,00</w:t>
+            </w:r>
+          </w:p>
+        </w:tc>
+        <w:tc>
+          <w:tcPr/>
+          <w:p>
+            <w:pPr>
+              <w:pStyle w:val="Compact"/>
+              <w:jc w:val="left"/>
+            </w:pPr>
+            <w:r>
+              <w:t xml:space="preserve">R$ 465.684,60</w:t>
+            </w:r>
+          </w:p>
+        </w:tc>
+        <w:tc>
+          <w:tcPr/>
+          <w:p>
+            <w:pPr>
+              <w:pStyle w:val="Compact"/>
+              <w:jc w:val="left"/>
+            </w:pPr>
+            <w:r>
+              <w:t xml:space="preserve">R$ 1.713.237,30</w:t>
+            </w:r>
+          </w:p>
+        </w:tc>
+        <w:tc>
+          <w:tcPr/>
+          <w:p>
+            <w:pPr>
+              <w:pStyle w:val="Compact"/>
+              <w:jc w:val="left"/>
+            </w:pPr>
+            <w:r>
+              <w:t xml:space="preserve">R$ 2.645.483,76</w:t>
+            </w:r>
+          </w:p>
+        </w:tc>
+        <w:tc>
+          <w:tcPr/>
+          <w:p>
+            <w:pPr>
+              <w:pStyle w:val="Compact"/>
+              <w:jc w:val="left"/>
+            </w:pPr>
+            <w:r>
+              <w:t xml:space="preserve">R$ 3.075.962,64</w:t>
+            </w:r>
+          </w:p>
+        </w:tc>
+        <w:tc>
+          <w:tcPr/>
+          <w:p>
+            <w:pPr>
+              <w:pStyle w:val="Compact"/>
+              <w:jc w:val="left"/>
+            </w:pPr>
+            <w:r>
+              <w:t xml:space="preserve">R$ 987.683,97</w:t>
+            </w:r>
+          </w:p>
+        </w:tc>
+        <w:tc>
+          <w:tcPr/>
+          <w:p>
+            <w:pPr>
+              <w:pStyle w:val="Compact"/>
+              <w:jc w:val="left"/>
+            </w:pPr>
+            <w:r>
+              <w:t xml:space="preserve">R$ 1.102.403,53</w:t>
             </w:r>
           </w:p>
         </w:tc>
@@ -28146,103 +28146,103 @@
               <w:jc w:val="left"/>
             </w:pPr>
             <w:r>
-              <w:t xml:space="preserve">R$ 3.537,03</w:t>
-            </w:r>
-          </w:p>
-        </w:tc>
-        <w:tc>
-          <w:tcPr/>
-          <w:p>
-            <w:pPr>
-              <w:pStyle w:val="Compact"/>
-              <w:jc w:val="left"/>
-            </w:pPr>
-            <w:r>
-              <w:t xml:space="preserve">R$ 8.775,30</w:t>
-            </w:r>
-          </w:p>
-        </w:tc>
-        <w:tc>
-          <w:tcPr/>
-          <w:p>
-            <w:pPr>
-              <w:pStyle w:val="Compact"/>
-              <w:jc w:val="left"/>
-            </w:pPr>
-            <w:r>
-              <w:t xml:space="preserve">R$ 16.671,35</w:t>
-            </w:r>
-          </w:p>
-        </w:tc>
-        <w:tc>
-          <w:tcPr/>
-          <w:p>
-            <w:pPr>
-              <w:pStyle w:val="Compact"/>
-              <w:jc w:val="left"/>
-            </w:pPr>
-            <w:r>
-              <w:t xml:space="preserve">R$ 66.325,45</w:t>
-            </w:r>
-          </w:p>
-        </w:tc>
-        <w:tc>
-          <w:tcPr/>
-          <w:p>
-            <w:pPr>
-              <w:pStyle w:val="Compact"/>
-              <w:jc w:val="left"/>
-            </w:pPr>
-            <w:r>
-              <w:t xml:space="preserve">R$ 138.132,28</w:t>
-            </w:r>
-          </w:p>
-        </w:tc>
-        <w:tc>
-          <w:tcPr/>
-          <w:p>
-            <w:pPr>
-              <w:pStyle w:val="Compact"/>
-              <w:jc w:val="left"/>
-            </w:pPr>
-            <w:r>
-              <w:t xml:space="preserve">R$ 235.570,35</w:t>
-            </w:r>
-          </w:p>
-        </w:tc>
-        <w:tc>
-          <w:tcPr/>
-          <w:p>
-            <w:pPr>
-              <w:pStyle w:val="Compact"/>
-              <w:jc w:val="left"/>
-            </w:pPr>
-            <w:r>
-              <w:t xml:space="preserve">R$ 249.346,50</w:t>
-            </w:r>
-          </w:p>
-        </w:tc>
-        <w:tc>
-          <w:tcPr/>
-          <w:p>
-            <w:pPr>
-              <w:pStyle w:val="Compact"/>
-              <w:jc w:val="left"/>
-            </w:pPr>
-            <w:r>
-              <w:t xml:space="preserve">R$ 91.570,69</w:t>
-            </w:r>
-          </w:p>
-        </w:tc>
-        <w:tc>
-          <w:tcPr/>
-          <w:p>
-            <w:pPr>
-              <w:pStyle w:val="Compact"/>
-              <w:jc w:val="left"/>
-            </w:pPr>
-            <w:r>
-              <w:t xml:space="preserve">R$ 89.776,59</w:t>
+              <w:t xml:space="preserve">R$ 1.768,20</w:t>
+            </w:r>
+          </w:p>
+        </w:tc>
+        <w:tc>
+          <w:tcPr/>
+          <w:p>
+            <w:pPr>
+              <w:pStyle w:val="Compact"/>
+              <w:jc w:val="left"/>
+            </w:pPr>
+            <w:r>
+              <w:t xml:space="preserve">R$ 3.087,00</w:t>
+            </w:r>
+          </w:p>
+        </w:tc>
+        <w:tc>
+          <w:tcPr/>
+          <w:p>
+            <w:pPr>
+              <w:pStyle w:val="Compact"/>
+              <w:jc w:val="left"/>
+            </w:pPr>
+            <w:r>
+              <w:t xml:space="preserve">R$ 10.557,25</w:t>
+            </w:r>
+          </w:p>
+        </w:tc>
+        <w:tc>
+          <w:tcPr/>
+          <w:p>
+            <w:pPr>
+              <w:pStyle w:val="Compact"/>
+              <w:jc w:val="left"/>
+            </w:pPr>
+            <w:r>
+              <w:t xml:space="preserve">R$ 38.807,05</w:t>
+            </w:r>
+          </w:p>
+        </w:tc>
+        <w:tc>
+          <w:tcPr/>
+          <w:p>
+            <w:pPr>
+              <w:pStyle w:val="Compact"/>
+              <w:jc w:val="left"/>
+            </w:pPr>
+            <w:r>
+              <w:t xml:space="preserve">R$ 142.769,77</w:t>
+            </w:r>
+          </w:p>
+        </w:tc>
+        <w:tc>
+          <w:tcPr/>
+          <w:p>
+            <w:pPr>
+              <w:pStyle w:val="Compact"/>
+              <w:jc w:val="left"/>
+            </w:pPr>
+            <w:r>
+              <w:t xml:space="preserve">R$ 220.456,98</w:t>
+            </w:r>
+          </w:p>
+        </w:tc>
+        <w:tc>
+          <w:tcPr/>
+          <w:p>
+            <w:pPr>
+              <w:pStyle w:val="Compact"/>
+              <w:jc w:val="left"/>
+            </w:pPr>
+            <w:r>
+              <w:t xml:space="preserve">R$ 256.330,22</w:t>
+            </w:r>
+          </w:p>
+        </w:tc>
+        <w:tc>
+          <w:tcPr/>
+          <w:p>
+            <w:pPr>
+              <w:pStyle w:val="Compact"/>
+              <w:jc w:val="left"/>
+            </w:pPr>
+            <w:r>
+              <w:t xml:space="preserve">R$ 82.307,00</w:t>
+            </w:r>
+          </w:p>
+        </w:tc>
+        <w:tc>
+          <w:tcPr/>
+          <w:p>
+            <w:pPr>
+              <w:pStyle w:val="Compact"/>
+              <w:jc w:val="left"/>
+            </w:pPr>
+            <w:r>
+              <w:t xml:space="preserve">R$ 91.866,96</w:t>
             </w:r>
           </w:p>
         </w:tc>
@@ -28268,103 +28268,103 @@
               <w:jc w:val="left"/>
             </w:pPr>
             <w:r>
-              <w:t xml:space="preserve">35</w:t>
-            </w:r>
-          </w:p>
-        </w:tc>
-        <w:tc>
-          <w:tcPr/>
-          <w:p>
-            <w:pPr>
-              <w:pStyle w:val="Compact"/>
-              <w:jc w:val="left"/>
-            </w:pPr>
-            <w:r>
-              <w:t xml:space="preserve">87</w:t>
-            </w:r>
-          </w:p>
-        </w:tc>
-        <w:tc>
-          <w:tcPr/>
-          <w:p>
-            <w:pPr>
-              <w:pStyle w:val="Compact"/>
-              <w:jc w:val="left"/>
-            </w:pPr>
-            <w:r>
-              <w:t xml:space="preserve">162</w:t>
-            </w:r>
-          </w:p>
-        </w:tc>
-        <w:tc>
-          <w:tcPr/>
-          <w:p>
-            <w:pPr>
-              <w:pStyle w:val="Compact"/>
-              <w:jc w:val="left"/>
-            </w:pPr>
-            <w:r>
-              <w:t xml:space="preserve">646</w:t>
-            </w:r>
-          </w:p>
-        </w:tc>
-        <w:tc>
-          <w:tcPr/>
-          <w:p>
-            <w:pPr>
-              <w:pStyle w:val="Compact"/>
-              <w:jc w:val="left"/>
-            </w:pPr>
-            <w:r>
-              <w:t xml:space="preserve">1,352</w:t>
-            </w:r>
-          </w:p>
-        </w:tc>
-        <w:tc>
-          <w:tcPr/>
-          <w:p>
-            <w:pPr>
-              <w:pStyle w:val="Compact"/>
-              <w:jc w:val="left"/>
-            </w:pPr>
-            <w:r>
-              <w:t xml:space="preserve">2,286</w:t>
-            </w:r>
-          </w:p>
-        </w:tc>
-        <w:tc>
-          <w:tcPr/>
-          <w:p>
-            <w:pPr>
-              <w:pStyle w:val="Compact"/>
-              <w:jc w:val="left"/>
-            </w:pPr>
-            <w:r>
-              <w:t xml:space="preserve">2,400</w:t>
-            </w:r>
-          </w:p>
-        </w:tc>
-        <w:tc>
-          <w:tcPr/>
-          <w:p>
-            <w:pPr>
-              <w:pStyle w:val="Compact"/>
-              <w:jc w:val="left"/>
-            </w:pPr>
-            <w:r>
-              <w:t xml:space="preserve">893</w:t>
-            </w:r>
-          </w:p>
-        </w:tc>
-        <w:tc>
-          <w:tcPr/>
-          <w:p>
-            <w:pPr>
-              <w:pStyle w:val="Compact"/>
-              <w:jc w:val="left"/>
-            </w:pPr>
-            <w:r>
-              <w:t xml:space="preserve">876</w:t>
+              <w:t xml:space="preserve">17</w:t>
+            </w:r>
+          </w:p>
+        </w:tc>
+        <w:tc>
+          <w:tcPr/>
+          <w:p>
+            <w:pPr>
+              <w:pStyle w:val="Compact"/>
+              <w:jc w:val="left"/>
+            </w:pPr>
+            <w:r>
+              <w:t xml:space="preserve">30</w:t>
+            </w:r>
+          </w:p>
+        </w:tc>
+        <w:tc>
+          <w:tcPr/>
+          <w:p>
+            <w:pPr>
+              <w:pStyle w:val="Compact"/>
+              <w:jc w:val="left"/>
+            </w:pPr>
+            <w:r>
+              <w:t xml:space="preserve">103</w:t>
+            </w:r>
+          </w:p>
+        </w:tc>
+        <w:tc>
+          <w:tcPr/>
+          <w:p>
+            <w:pPr>
+              <w:pStyle w:val="Compact"/>
+              <w:jc w:val="left"/>
+            </w:pPr>
+            <w:r>
+              <w:t xml:space="preserve">380</w:t>
+            </w:r>
+          </w:p>
+        </w:tc>
+        <w:tc>
+          <w:tcPr/>
+          <w:p>
+            <w:pPr>
+              <w:pStyle w:val="Compact"/>
+              <w:jc w:val="left"/>
+            </w:pPr>
+            <w:r>
+              <w:t xml:space="preserve">1,398</w:t>
+            </w:r>
+          </w:p>
+        </w:tc>
+        <w:tc>
+          <w:tcPr/>
+          <w:p>
+            <w:pPr>
+              <w:pStyle w:val="Compact"/>
+              <w:jc w:val="left"/>
+            </w:pPr>
+            <w:r>
+              <w:t xml:space="preserve">2,155</w:t>
+            </w:r>
+          </w:p>
+        </w:tc>
+        <w:tc>
+          <w:tcPr/>
+          <w:p>
+            <w:pPr>
+              <w:pStyle w:val="Compact"/>
+              <w:jc w:val="left"/>
+            </w:pPr>
+            <w:r>
+              <w:t xml:space="preserve">2,503</w:t>
+            </w:r>
+          </w:p>
+        </w:tc>
+        <w:tc>
+          <w:tcPr/>
+          <w:p>
+            <w:pPr>
+              <w:pStyle w:val="Compact"/>
+              <w:jc w:val="left"/>
+            </w:pPr>
+            <w:r>
+              <w:t xml:space="preserve">805</w:t>
+            </w:r>
+          </w:p>
+        </w:tc>
+        <w:tc>
+          <w:tcPr/>
+          <w:p>
+            <w:pPr>
+              <w:pStyle w:val="Compact"/>
+              <w:jc w:val="left"/>
+            </w:pPr>
+            <w:r>
+              <w:t xml:space="preserve">897</w:t>
             </w:r>
           </w:p>
         </w:tc>
@@ -28390,103 +28390,103 @@
               <w:jc w:val="left"/>
             </w:pPr>
             <w:r>
-              <w:t xml:space="preserve">1.8x</w:t>
-            </w:r>
-          </w:p>
-        </w:tc>
-        <w:tc>
-          <w:tcPr/>
-          <w:p>
-            <w:pPr>
-              <w:pStyle w:val="Compact"/>
-              <w:jc w:val="left"/>
-            </w:pPr>
-            <w:r>
-              <w:t xml:space="preserve">1.9x</w:t>
-            </w:r>
-          </w:p>
-        </w:tc>
-        <w:tc>
-          <w:tcPr/>
-          <w:p>
-            <w:pPr>
-              <w:pStyle w:val="Compact"/>
-              <w:jc w:val="left"/>
-            </w:pPr>
-            <w:r>
-              <w:t xml:space="preserve">2.5x</w:t>
-            </w:r>
-          </w:p>
-        </w:tc>
-        <w:tc>
-          <w:tcPr/>
-          <w:p>
-            <w:pPr>
-              <w:pStyle w:val="Compact"/>
-              <w:jc w:val="left"/>
-            </w:pPr>
-            <w:r>
-              <w:t xml:space="preserve">4.5x</w:t>
-            </w:r>
-          </w:p>
-        </w:tc>
-        <w:tc>
-          <w:tcPr/>
-          <w:p>
-            <w:pPr>
-              <w:pStyle w:val="Compact"/>
-              <w:jc w:val="left"/>
-            </w:pPr>
-            <w:r>
-              <w:t xml:space="preserve">6.3x</w:t>
-            </w:r>
-          </w:p>
-        </w:tc>
-        <w:tc>
-          <w:tcPr/>
-          <w:p>
-            <w:pPr>
-              <w:pStyle w:val="Compact"/>
-              <w:jc w:val="left"/>
-            </w:pPr>
-            <w:r>
-              <w:t xml:space="preserve">9.1x</w:t>
-            </w:r>
-          </w:p>
-        </w:tc>
-        <w:tc>
-          <w:tcPr/>
-          <w:p>
-            <w:pPr>
-              <w:pStyle w:val="Compact"/>
-              <w:jc w:val="left"/>
-            </w:pPr>
-            <w:r>
-              <w:t xml:space="preserve">5504.5x</w:t>
-            </w:r>
-          </w:p>
-        </w:tc>
-        <w:tc>
-          <w:tcPr/>
-          <w:p>
-            <w:pPr>
-              <w:pStyle w:val="Compact"/>
-              <w:jc w:val="left"/>
-            </w:pPr>
-            <w:r>
-              <w:t xml:space="preserve">670.8x</w:t>
-            </w:r>
-          </w:p>
-        </w:tc>
-        <w:tc>
-          <w:tcPr/>
-          <w:p>
-            <w:pPr>
-              <w:pStyle w:val="Compact"/>
-              <w:jc w:val="left"/>
-            </w:pPr>
-            <w:r>
-              <w:t xml:space="preserve">2536.0x</w:t>
+              <w:t xml:space="preserve">0.8x</w:t>
+            </w:r>
+          </w:p>
+        </w:tc>
+        <w:tc>
+          <w:tcPr/>
+          <w:p>
+            <w:pPr>
+              <w:pStyle w:val="Compact"/>
+              <w:jc w:val="left"/>
+            </w:pPr>
+            <w:r>
+              <w:t xml:space="preserve">1.3x</w:t>
+            </w:r>
+          </w:p>
+        </w:tc>
+        <w:tc>
+          <w:tcPr/>
+          <w:p>
+            <w:pPr>
+              <w:pStyle w:val="Compact"/>
+              <w:jc w:val="left"/>
+            </w:pPr>
+            <w:r>
+              <w:t xml:space="preserve">2.2x</w:t>
+            </w:r>
+          </w:p>
+        </w:tc>
+        <w:tc>
+          <w:tcPr/>
+          <w:p>
+            <w:pPr>
+              <w:pStyle w:val="Compact"/>
+              <w:jc w:val="left"/>
+            </w:pPr>
+            <w:r>
+              <w:t xml:space="preserve">3.6x</w:t>
+            </w:r>
+          </w:p>
+        </w:tc>
+        <w:tc>
+          <w:tcPr/>
+          <w:p>
+            <w:pPr>
+              <w:pStyle w:val="Compact"/>
+              <w:jc w:val="left"/>
+            </w:pPr>
+            <w:r>
+              <w:t xml:space="preserve">5.8x</w:t>
+            </w:r>
+          </w:p>
+        </w:tc>
+        <w:tc>
+          <w:tcPr/>
+          <w:p>
+            <w:pPr>
+              <w:pStyle w:val="Compact"/>
+              <w:jc w:val="left"/>
+            </w:pPr>
+            <w:r>
+              <w:t xml:space="preserve">7.6x</w:t>
+            </w:r>
+          </w:p>
+        </w:tc>
+        <w:tc>
+          <w:tcPr/>
+          <w:p>
+            <w:pPr>
+              <w:pStyle w:val="Compact"/>
+              <w:jc w:val="left"/>
+            </w:pPr>
+            <w:r>
+              <w:t xml:space="preserve">8.7x</w:t>
+            </w:r>
+          </w:p>
+        </w:tc>
+        <w:tc>
+          <w:tcPr/>
+          <w:p>
+            <w:pPr>
+              <w:pStyle w:val="Compact"/>
+              <w:jc w:val="left"/>
+            </w:pPr>
+            <w:r>
+              <w:t xml:space="preserve">120.5x</w:t>
+            </w:r>
+          </w:p>
+        </w:tc>
+        <w:tc>
+          <w:tcPr/>
+          <w:p>
+            <w:pPr>
+              <w:pStyle w:val="Compact"/>
+              <w:jc w:val="left"/>
+            </w:pPr>
+            <w:r>
+              <w:t xml:space="preserve">1072.4x</w:t>
             </w:r>
           </w:p>
         </w:tc>
@@ -28536,19 +28536,19 @@
               <w:jc w:val="left"/>
             </w:pPr>
             <w:r>
-              <w:t xml:space="preserve">6.3%</w:t>
-            </w:r>
-          </w:p>
-        </w:tc>
-        <w:tc>
-          <w:tcPr/>
-          <w:p>
-            <w:pPr>
-              <w:pStyle w:val="Compact"/>
-              <w:jc w:val="left"/>
-            </w:pPr>
-            <w:r>
-              <w:t xml:space="preserve">7.4%</w:t>
+              <w:t xml:space="preserve">6.4%</w:t>
+            </w:r>
+          </w:p>
+        </w:tc>
+        <w:tc>
+          <w:tcPr/>
+          <w:p>
+            <w:pPr>
+              <w:pStyle w:val="Compact"/>
+              <w:jc w:val="left"/>
+            </w:pPr>
+            <w:r>
+              <w:t xml:space="preserve">8.1%</w:t>
             </w:r>
           </w:p>
         </w:tc>
@@ -28572,43 +28572,43 @@
               <w:jc w:val="left"/>
             </w:pPr>
             <w:r>
-              <w:t xml:space="preserve">12.2%</w:t>
-            </w:r>
-          </w:p>
-        </w:tc>
-        <w:tc>
-          <w:tcPr/>
-          <w:p>
-            <w:pPr>
-              <w:pStyle w:val="Compact"/>
-              <w:jc w:val="left"/>
-            </w:pPr>
-            <w:r>
-              <w:t xml:space="preserve">13.6%</w:t>
-            </w:r>
-          </w:p>
-        </w:tc>
-        <w:tc>
-          <w:tcPr/>
-          <w:p>
-            <w:pPr>
-              <w:pStyle w:val="Compact"/>
-              <w:jc w:val="left"/>
-            </w:pPr>
-            <w:r>
-              <w:t xml:space="preserve">8.5%</w:t>
-            </w:r>
-          </w:p>
-        </w:tc>
-        <w:tc>
-          <w:tcPr/>
-          <w:p>
-            <w:pPr>
-              <w:pStyle w:val="Compact"/>
-              <w:jc w:val="left"/>
-            </w:pPr>
-            <w:r>
-              <w:t xml:space="preserve">2.7%</w:t>
+              <w:t xml:space="preserve">13.3%</w:t>
+            </w:r>
+          </w:p>
+        </w:tc>
+        <w:tc>
+          <w:tcPr/>
+          <w:p>
+            <w:pPr>
+              <w:pStyle w:val="Compact"/>
+              <w:jc w:val="left"/>
+            </w:pPr>
+            <w:r>
+              <w:t xml:space="preserve">14.7%</w:t>
+            </w:r>
+          </w:p>
+        </w:tc>
+        <w:tc>
+          <w:tcPr/>
+          <w:p>
+            <w:pPr>
+              <w:pStyle w:val="Compact"/>
+              <w:jc w:val="left"/>
+            </w:pPr>
+            <w:r>
+              <w:t xml:space="preserve">8.9%</w:t>
+            </w:r>
+          </w:p>
+        </w:tc>
+        <w:tc>
+          <w:tcPr/>
+          <w:p>
+            <w:pPr>
+              <w:pStyle w:val="Compact"/>
+              <w:jc w:val="left"/>
+            </w:pPr>
+            <w:r>
+              <w:t xml:space="preserve">3.0%</w:t>
             </w:r>
           </w:p>
         </w:tc>
@@ -28634,7 +28634,19 @@
               <w:jc w:val="left"/>
             </w:pPr>
             <w:r>
-              <w:t xml:space="preserve">90.8%</w:t>
+              <w:t xml:space="preserve">83.3%</w:t>
+            </w:r>
+          </w:p>
+        </w:tc>
+        <w:tc>
+          <w:tcPr/>
+          <w:p>
+            <w:pPr>
+              <w:pStyle w:val="Compact"/>
+              <w:jc w:val="left"/>
+            </w:pPr>
+            <w:r>
+              <w:t xml:space="preserve">83.3%</w:t>
             </w:r>
           </w:p>
         </w:tc>
@@ -28670,67 +28682,55 @@
               <w:jc w:val="left"/>
             </w:pPr>
             <w:r>
-              <w:t xml:space="preserve">100.0%</w:t>
-            </w:r>
-          </w:p>
-        </w:tc>
-        <w:tc>
-          <w:tcPr/>
-          <w:p>
-            <w:pPr>
-              <w:pStyle w:val="Compact"/>
-              <w:jc w:val="left"/>
-            </w:pPr>
-            <w:r>
-              <w:t xml:space="preserve">113.7%</w:t>
-            </w:r>
-          </w:p>
-        </w:tc>
-        <w:tc>
-          <w:tcPr/>
-          <w:p>
-            <w:pPr>
-              <w:pStyle w:val="Compact"/>
-              <w:jc w:val="left"/>
-            </w:pPr>
-            <w:r>
-              <w:t xml:space="preserve">139.4%</w:t>
-            </w:r>
-          </w:p>
-        </w:tc>
-        <w:tc>
-          <w:tcPr/>
-          <w:p>
-            <w:pPr>
-              <w:pStyle w:val="Compact"/>
-              <w:jc w:val="left"/>
-            </w:pPr>
-            <w:r>
-              <w:t xml:space="preserve">140.5%</w:t>
-            </w:r>
-          </w:p>
-        </w:tc>
-        <w:tc>
-          <w:tcPr/>
-          <w:p>
-            <w:pPr>
-              <w:pStyle w:val="Compact"/>
-              <w:jc w:val="left"/>
-            </w:pPr>
-            <w:r>
-              <w:t xml:space="preserve">108.0%</w:t>
-            </w:r>
-          </w:p>
-        </w:tc>
-        <w:tc>
-          <w:tcPr/>
-          <w:p>
-            <w:pPr>
-              <w:pStyle w:val="Compact"/>
-              <w:jc w:val="left"/>
-            </w:pPr>
-            <w:r>
-              <w:t xml:space="preserve">17.0%</w:t>
+              <w:t xml:space="preserve">109.8%</w:t>
+            </w:r>
+          </w:p>
+        </w:tc>
+        <w:tc>
+          <w:tcPr/>
+          <w:p>
+            <w:pPr>
+              <w:pStyle w:val="Compact"/>
+              <w:jc w:val="left"/>
+            </w:pPr>
+            <w:r>
+              <w:t xml:space="preserve">124.6%</w:t>
+            </w:r>
+          </w:p>
+        </w:tc>
+        <w:tc>
+          <w:tcPr/>
+          <w:p>
+            <w:pPr>
+              <w:pStyle w:val="Compact"/>
+              <w:jc w:val="left"/>
+            </w:pPr>
+            <w:r>
+              <w:t xml:space="preserve">136.2%</w:t>
+            </w:r>
+          </w:p>
+        </w:tc>
+        <w:tc>
+          <w:tcPr/>
+          <w:p>
+            <w:pPr>
+              <w:pStyle w:val="Compact"/>
+              <w:jc w:val="left"/>
+            </w:pPr>
+            <w:r>
+              <w:t xml:space="preserve">104.9%</w:t>
+            </w:r>
+          </w:p>
+        </w:tc>
+        <w:tc>
+          <w:tcPr/>
+          <w:p>
+            <w:pPr>
+              <w:pStyle w:val="Compact"/>
+              <w:jc w:val="left"/>
+            </w:pPr>
+            <w:r>
+              <w:t xml:space="preserve">15.4%</w:t>
             </w:r>
           </w:p>
         </w:tc>
@@ -28782,103 +28782,103 @@
               <w:t xml:space="preserve"> </w:t>
             </w:r>
             <w:r>
-              <w:t xml:space="preserve">119,45</w:t>
-            </w:r>
-          </w:p>
-        </w:tc>
-        <w:tc>
-          <w:tcPr/>
-          <w:p>
-            <w:pPr>
-              <w:pStyle w:val="Compact"/>
-              <w:jc w:val="left"/>
-            </w:pPr>
-            <w:r>
-              <w:t xml:space="preserve">R$ 174,41</w:t>
-            </w:r>
-          </w:p>
-        </w:tc>
-        <w:tc>
-          <w:tcPr/>
-          <w:p>
-            <w:pPr>
-              <w:pStyle w:val="Compact"/>
-              <w:jc w:val="left"/>
-            </w:pPr>
-            <w:r>
-              <w:t xml:space="preserve">R$ 232,64</w:t>
-            </w:r>
-          </w:p>
-        </w:tc>
-        <w:tc>
-          <w:tcPr/>
-          <w:p>
-            <w:pPr>
-              <w:pStyle w:val="Compact"/>
-              <w:jc w:val="left"/>
-            </w:pPr>
-            <w:r>
-              <w:t xml:space="preserve">R$ 430,99</w:t>
-            </w:r>
-          </w:p>
-        </w:tc>
-        <w:tc>
-          <w:tcPr/>
-          <w:p>
-            <w:pPr>
-              <w:pStyle w:val="Compact"/>
-              <w:jc w:val="left"/>
-            </w:pPr>
-            <w:r>
-              <w:t xml:space="preserve">R$ 660,64</w:t>
-            </w:r>
-          </w:p>
-        </w:tc>
-        <w:tc>
-          <w:tcPr/>
-          <w:p>
-            <w:pPr>
-              <w:pStyle w:val="Compact"/>
-              <w:jc w:val="left"/>
-            </w:pPr>
-            <w:r>
-              <w:t xml:space="preserve">R$ 738,17</w:t>
-            </w:r>
-          </w:p>
-        </w:tc>
-        <w:tc>
-          <w:tcPr/>
-          <w:p>
-            <w:pPr>
-              <w:pStyle w:val="Compact"/>
-              <w:jc w:val="left"/>
-            </w:pPr>
-            <w:r>
-              <w:t xml:space="preserve">R$ 858,82</w:t>
-            </w:r>
-          </w:p>
-        </w:tc>
-        <w:tc>
-          <w:tcPr/>
-          <w:p>
-            <w:pPr>
-              <w:pStyle w:val="Compact"/>
-              <w:jc w:val="left"/>
-            </w:pPr>
-            <w:r>
-              <w:t xml:space="preserve">R$ 459,14</w:t>
-            </w:r>
-          </w:p>
-        </w:tc>
-        <w:tc>
-          <w:tcPr/>
-          <w:p>
-            <w:pPr>
-              <w:pStyle w:val="Compact"/>
-              <w:jc w:val="left"/>
-            </w:pPr>
-            <w:r>
-              <w:t xml:space="preserve">R$ 268,97</w:t>
+              <w:t xml:space="preserve">124,93</w:t>
+            </w:r>
+          </w:p>
+        </w:tc>
+        <w:tc>
+          <w:tcPr/>
+          <w:p>
+            <w:pPr>
+              <w:pStyle w:val="Compact"/>
+              <w:jc w:val="left"/>
+            </w:pPr>
+            <w:r>
+              <w:t xml:space="preserve">R$ 158,58</w:t>
+            </w:r>
+          </w:p>
+        </w:tc>
+        <w:tc>
+          <w:tcPr/>
+          <w:p>
+            <w:pPr>
+              <w:pStyle w:val="Compact"/>
+              <w:jc w:val="left"/>
+            </w:pPr>
+            <w:r>
+              <w:t xml:space="preserve">R$ 244,31</w:t>
+            </w:r>
+          </w:p>
+        </w:tc>
+        <w:tc>
+          <w:tcPr/>
+          <w:p>
+            <w:pPr>
+              <w:pStyle w:val="Compact"/>
+              <w:jc w:val="left"/>
+            </w:pPr>
+            <w:r>
+              <w:t xml:space="preserve">R$ 436,25</w:t>
+            </w:r>
+          </w:p>
+        </w:tc>
+        <w:tc>
+          <w:tcPr/>
+          <w:p>
+            <w:pPr>
+              <w:pStyle w:val="Compact"/>
+              <w:jc w:val="left"/>
+            </w:pPr>
+            <w:r>
+              <w:t xml:space="preserve">R$ 677,37</w:t>
+            </w:r>
+          </w:p>
+        </w:tc>
+        <w:tc>
+          <w:tcPr/>
+          <w:p>
+            <w:pPr>
+              <w:pStyle w:val="Compact"/>
+              <w:jc w:val="left"/>
+            </w:pPr>
+            <w:r>
+              <w:t xml:space="preserve">R$ 900,72</w:t>
+            </w:r>
+          </w:p>
+        </w:tc>
+        <w:tc>
+          <w:tcPr/>
+          <w:p>
+            <w:pPr>
+              <w:pStyle w:val="Compact"/>
+              <w:jc w:val="left"/>
+            </w:pPr>
+            <w:r>
+              <w:t xml:space="preserve">R$ 1.022,34</w:t>
+            </w:r>
+          </w:p>
+        </w:tc>
+        <w:tc>
+          <w:tcPr/>
+          <w:p>
+            <w:pPr>
+              <w:pStyle w:val="Compact"/>
+              <w:jc w:val="left"/>
+            </w:pPr>
+            <w:r>
+              <w:t xml:space="preserve">R$ 486,62</w:t>
+            </w:r>
+          </w:p>
+        </w:tc>
+        <w:tc>
+          <w:tcPr/>
+          <w:p>
+            <w:pPr>
+              <w:pStyle w:val="Compact"/>
+              <w:jc w:val="left"/>
+            </w:pPr>
+            <w:r>
+              <w:t xml:space="preserve">R$ 284,80</w:t>
             </w:r>
           </w:p>
         </w:tc>
@@ -29512,7 +29512,7 @@
                 <w:b/>
                 <w:bCs/>
               </w:rPr>
-              <w:t xml:space="preserve">6.7%</w:t>
+              <w:t xml:space="preserve">7.8%</w:t>
             </w:r>
           </w:p>
         </w:tc>
@@ -29566,7 +29566,7 @@
                 <w:b/>
                 <w:bCs/>
               </w:rPr>
-              <w:t xml:space="preserve">80.0%</w:t>
+              <w:t xml:space="preserve">69.8%</w:t>
             </w:r>
           </w:p>
         </w:tc>
@@ -29590,7 +29590,7 @@
               <w:jc w:val="center"/>
             </w:pPr>
             <w:r>
-              <w:t xml:space="preserve">🟢 Bom</w:t>
+              <w:t xml:space="preserve">🟡 Atenção</w:t>
             </w:r>
           </w:p>
         </w:tc>
@@ -29620,7 +29620,7 @@
                 <w:b/>
                 <w:bCs/>
               </w:rPr>
-              <w:t xml:space="preserve">63.3%</w:t>
+              <w:t xml:space="preserve">55.9%</w:t>
             </w:r>
           </w:p>
         </w:tc>
@@ -29674,7 +29674,7 @@
                 <w:b/>
                 <w:bCs/>
               </w:rPr>
-              <w:t xml:space="preserve">43.3%</w:t>
+              <w:t xml:space="preserve">37.0%</w:t>
             </w:r>
           </w:p>
         </w:tc>
@@ -29728,7 +29728,7 @@
                 <w:b/>
                 <w:bCs/>
               </w:rPr>
-              <w:t xml:space="preserve">43.3%</w:t>
+              <w:t xml:space="preserve">32.4%</w:t>
             </w:r>
           </w:p>
         </w:tc>
@@ -29798,7 +29798,7 @@
         <w:t xml:space="preserve"> </w:t>
       </w:r>
       <w:r>
-        <w:t xml:space="preserve">93.3% de probabilidade de caixa positivo</w:t>
+        <w:t xml:space="preserve">92.2% de probabilidade de caixa positivo</w:t>
       </w:r>
     </w:p>
     <w:p>
@@ -29820,7 +29820,7 @@
         <w:t xml:space="preserve"> </w:t>
       </w:r>
       <w:r>
-        <w:t xml:space="preserve">R$ 207.042,18 - valor mais provável ao final</w:t>
+        <w:t xml:space="preserve">R$ 131.259,56 - valor mais provável ao final</w:t>
       </w:r>
     </w:p>
     <w:p>
@@ -29842,7 +29842,7 @@
         <w:t xml:space="preserve"> </w:t>
       </w:r>
       <w:r>
-        <w:t xml:space="preserve">R$ -545,08 - pior cenário nos 5% mais pessimistas</w:t>
+        <w:t xml:space="preserve">R$ -4.644,78 - pior cenário nos 5% mais pessimistas</w:t>
       </w:r>
     </w:p>
     <w:p>
@@ -29864,7 +29864,7 @@
         <w:t xml:space="preserve"> </w:t>
       </w:r>
       <w:r>
-        <w:t xml:space="preserve">R$ 1.477.954,34 entre P5 e P95</w:t>
+        <w:t xml:space="preserve">R$ 1.413.762,61 entre P5 e P95</w:t>
       </w:r>
     </w:p>
     <w:bookmarkEnd w:id="552"/>
@@ -29918,7 +29918,7 @@
         <w:t xml:space="preserve"> </w:t>
       </w:r>
       <w:r>
-        <w:t xml:space="preserve">R$ 37.959,92</w:t>
+        <w:t xml:space="preserve">R$ 25.123,00</w:t>
       </w:r>
     </w:p>
     <w:p>
@@ -29940,7 +29940,7 @@
         <w:t xml:space="preserve"> </w:t>
       </w:r>
       <w:r>
-        <w:t xml:space="preserve">83.3%</w:t>
+        <w:t xml:space="preserve">72.5%</w:t>
       </w:r>
     </w:p>
     <w:p>
@@ -30074,7 +30074,7 @@
         <w:t xml:space="preserve"> </w:t>
       </w:r>
       <w:r>
-        <w:t xml:space="preserve">30</w:t>
+        <w:t xml:space="preserve">30,000</w:t>
       </w:r>
     </w:p>
     <w:p>
@@ -30381,7 +30381,7 @@
           <w:i/>
           <w:iCs/>
         </w:rPr>
-        <w:t xml:space="preserve">Fonte: mc_results (Célula 5D) | 30 simulações</w:t>
+        <w:t xml:space="preserve">Fonte: mc_results (Célula 5D) | 30000 simulações</w:t>
       </w:r>
     </w:p>
     <w:bookmarkEnd w:id="571"/>
@@ -30532,7 +30532,7 @@
         <w:t xml:space="preserve"> </w:t>
       </w:r>
       <w:r>
-        <w:t xml:space="preserve">R$ -545,08 - pior resultado nos 5% mais pessimistas</w:t>
+        <w:t xml:space="preserve">R$ -4.644,78 - pior resultado nos 5% mais pessimistas</w:t>
       </w:r>
       <w:r>
         <w:t xml:space="preserve"> </w:t>
@@ -30554,7 +30554,7 @@
         <w:t xml:space="preserve"> </w:t>
       </w:r>
       <w:r>
-        <w:t xml:space="preserve">R$ -14.386,62 - média dos 5% piores cenários</w:t>
+        <w:t xml:space="preserve">R$ -11.498,45 - média dos 5% piores cenários</w:t>
       </w:r>
       <w:r>
         <w:t xml:space="preserve"> </w:t>
@@ -30576,7 +30576,7 @@
         <w:t xml:space="preserve"> </w:t>
       </w:r>
       <w:r>
-        <w:t xml:space="preserve">R$ 207.042,18 - resultado mais provável</w:t>
+        <w:t xml:space="preserve">R$ 131.259,56 - resultado mais provável</w:t>
       </w:r>
     </w:p>
     <w:p>
@@ -30594,7 +30594,7 @@
         <w:t xml:space="preserve"> </w:t>
       </w:r>
       <w:r>
-        <w:t xml:space="preserve">- P(Quebra) = 6.7% → 🟢 Risco baixo</w:t>
+        <w:t xml:space="preserve">- P(Quebra) = 7.8% → 🟢 Risco baixo</w:t>
       </w:r>
     </w:p>
     <w:bookmarkEnd w:id="572"/>
@@ -30820,7 +30820,7 @@
         <w:t xml:space="preserve"> </w:t>
       </w:r>
       <w:r>
-        <w:t xml:space="preserve">M24 com 83.3% de sobrevivência</w:t>
+        <w:t xml:space="preserve">M24 com 75.8% de sobrevivência</w:t>
       </w:r>
       <w:r>
         <w:t xml:space="preserve"> </w:t>
@@ -30842,7 +30842,7 @@
         <w:t xml:space="preserve"> </w:t>
       </w:r>
       <w:r>
-        <w:t xml:space="preserve">90.0% de sobrevivência</w:t>
+        <w:t xml:space="preserve">90.7% de sobrevivência</w:t>
       </w:r>
       <w:r>
         <w:t xml:space="preserve"> </w:t>
@@ -30864,7 +30864,7 @@
         <w:t xml:space="preserve"> </w:t>
       </w:r>
       <w:r>
-        <w:t xml:space="preserve">93.3% de sobrevivência</w:t>
+        <w:t xml:space="preserve">92.2% de sobrevivência</w:t>
       </w:r>
     </w:p>
     <w:p>
@@ -30882,7 +30882,7 @@
         <w:t xml:space="preserve"> </w:t>
       </w:r>
       <w:r>
-        <w:t xml:space="preserve">🟢 Trajetória saudável - sobrevivência consistente acima de 80%</w:t>
+        <w:t xml:space="preserve">⚠️ Há período(s) de risco durante a trajetória</w:t>
       </w:r>
     </w:p>
     <w:bookmarkEnd w:id="582"/>
@@ -37864,7 +37864,7 @@
       <w:r>
         <w:drawing>
           <wp:inline>
-            <wp:extent cx="5334000" cy="2891387"/>
+            <wp:extent cx="5334000" cy="2787524"/>
             <wp:effectExtent b="0" l="0" r="0" t="0"/>
             <wp:docPr descr="" title="" id="702" name="Picture"/>
             <a:graphic>
@@ -37885,7 +37885,7 @@
                   <pic:spPr bwMode="auto">
                     <a:xfrm>
                       <a:off x="0" y="0"/>
-                      <a:ext cx="5334000" cy="2891387"/>
+                      <a:ext cx="5334000" cy="2787524"/>
                     </a:xfrm>
                     <a:prstGeom prst="rect">
                       <a:avLst/>
@@ -37915,7 +37915,7 @@
           <w:i/>
           <w:iCs/>
         </w:rPr>
-        <w:t xml:space="preserve">Fonte: 30 Simulações Monte Carlo | Múltiplo 5.0x ARR</w:t>
+        <w:t xml:space="preserve">Fonte: 30000 Simulações Monte Carlo | Múltiplo 5.0x ARR</w:t>
       </w:r>
     </w:p>
     <w:bookmarkEnd w:id="705"/>
@@ -38148,18 +38148,18 @@
               <w:pStyle w:val="Compact"/>
             </w:pPr>
             <w:r>
-              <w:t xml:space="preserve">R$ 105.303,60</w:t>
-            </w:r>
-          </w:p>
-        </w:tc>
-        <w:tc>
-          <w:tcPr/>
-          <w:p>
-            <w:pPr>
-              <w:pStyle w:val="Compact"/>
-            </w:pPr>
-            <w:r>
-              <w:t xml:space="preserve">R$ 526.518,00</w:t>
+              <w:t xml:space="preserve">R$ 37.044,00</w:t>
+            </w:r>
+          </w:p>
+        </w:tc>
+        <w:tc>
+          <w:tcPr/>
+          <w:p>
+            <w:pPr>
+              <w:pStyle w:val="Compact"/>
+            </w:pPr>
+            <w:r>
+              <w:t xml:space="preserve">R$ 185.220,00</w:t>
             </w:r>
           </w:p>
         </w:tc>
@@ -38194,18 +38194,18 @@
               <w:pStyle w:val="Compact"/>
             </w:pPr>
             <w:r>
-              <w:t xml:space="preserve">R$ 795.905,40</w:t>
-            </w:r>
-          </w:p>
-        </w:tc>
-        <w:tc>
-          <w:tcPr/>
-          <w:p>
-            <w:pPr>
-              <w:pStyle w:val="Compact"/>
-            </w:pPr>
-            <w:r>
-              <w:t xml:space="preserve">R$ 3.979.527,00</w:t>
+              <w:t xml:space="preserve">R$ 465.684,60</w:t>
+            </w:r>
+          </w:p>
+        </w:tc>
+        <w:tc>
+          <w:tcPr/>
+          <w:p>
+            <w:pPr>
+              <w:pStyle w:val="Compact"/>
+            </w:pPr>
+            <w:r>
+              <w:t xml:space="preserve">R$ 2.328.423,00</w:t>
             </w:r>
           </w:p>
         </w:tc>
@@ -38240,18 +38240,18 @@
               <w:pStyle w:val="Compact"/>
             </w:pPr>
             <w:r>
-              <w:t xml:space="preserve">R$ 2.826.844,20</w:t>
-            </w:r>
-          </w:p>
-        </w:tc>
-        <w:tc>
-          <w:tcPr/>
-          <w:p>
-            <w:pPr>
-              <w:pStyle w:val="Compact"/>
-            </w:pPr>
-            <w:r>
-              <w:t xml:space="preserve">R$ 14.134.221,00</w:t>
+              <w:t xml:space="preserve">R$ 2.645.483,76</w:t>
+            </w:r>
+          </w:p>
+        </w:tc>
+        <w:tc>
+          <w:tcPr/>
+          <w:p>
+            <w:pPr>
+              <w:pStyle w:val="Compact"/>
+            </w:pPr>
+            <w:r>
+              <w:t xml:space="preserve">R$ 13.227.418,80</w:t>
             </w:r>
           </w:p>
         </w:tc>
@@ -38311,7 +38311,7 @@
         <w:t xml:space="preserve"> </w:t>
       </w:r>
       <w:r>
-        <w:t xml:space="preserve">O modelo aponta um Valuation mediano de R$ 3.979.527,00 no Mês 36 com múltiplo de 5.0x ARR.</w:t>
+        <w:t xml:space="preserve">O modelo aponta um Valuation mediano de R$ 2.328.423,00 no Mês 36 com múltiplo de 5.0x ARR.</w:t>
       </w:r>
     </w:p>
     <w:p>
@@ -38568,13 +38568,13 @@
                 <w:b/>
                 <w:bCs/>
               </w:rPr>
-              <w:t xml:space="preserve">93.3%</w:t>
+              <w:t xml:space="preserve">92.2%</w:t>
             </w:r>
             <w:r>
               <w:t xml:space="preserve"> </w:t>
             </w:r>
             <w:r>
-              <w:t xml:space="preserve">— ou seja, em 93 de cada 100 futuros</w:t>
+              <w:t xml:space="preserve">— ou seja, em 92 de cada 100 futuros</w:t>
             </w:r>
             <w:r>
               <w:t xml:space="preserve"> </w:t>
@@ -38606,7 +38606,7 @@
                 <w:b/>
                 <w:bCs/>
               </w:rPr>
-              <w:t xml:space="preserve">R$ 207.042,18</w:t>
+              <w:t xml:space="preserve">R$ 131.259,56</w:t>
             </w:r>
             <w:r>
               <w:t xml:space="preserve">, enquanto o</w:t>
@@ -38641,7 +38641,7 @@
                 <w:b/>
                 <w:bCs/>
               </w:rPr>
-              <w:t xml:space="preserve">R$ -545,08</w:t>
+              <w:t xml:space="preserve">R$ -4.644,78</w:t>
             </w:r>
             <w:r>
               <w:t xml:space="preserve">.</w:t>
@@ -38691,7 +38691,7 @@
                 <w:b/>
                 <w:bCs/>
               </w:rPr>
-              <w:t xml:space="preserve">83.3%</w:t>
+              <w:t xml:space="preserve">72.5%</w:t>
             </w:r>
             <w:r>
               <w:t xml:space="preserve"> </w:t>
@@ -38793,13 +38793,13 @@
                 <w:b/>
                 <w:bCs/>
               </w:rPr>
-              <w:t xml:space="preserve">R$ 1.477.954,34</w:t>
+              <w:t xml:space="preserve">R$ 1.413.762,61</w:t>
             </w:r>
             <w:r>
               <w:t xml:space="preserve"> </w:t>
             </w:r>
             <w:r>
-              <w:t xml:space="preserve">(7.1x a mediana),</w:t>
+              <w:t xml:space="preserve">(10.8x a mediana),</w:t>
             </w:r>
             <w:r>
               <w:t xml:space="preserve"> </w:t>
@@ -39980,7 +39980,7 @@
         <w:t xml:space="preserve"> </w:t>
       </w:r>
       <w:r>
-        <w:t xml:space="preserve">10 rodadas</w:t>
+        <w:t xml:space="preserve">10000 rodadas</w:t>
       </w:r>
     </w:p>
     <w:p>
